--- a/docs/URD_EventTick.docx
+++ b/docs/URD_EventTick.docx
@@ -2784,6 +2784,126 @@
       </w:r>
     </w:p>
     <w:p>
+      <w:pPr/>
+      <w:r>
+        <w:t>US-03: Tìm kiếm &amp; Lọc Danh sách Sự kiện</w:t>
+      </w:r>
+    </w:p>
+    <w:p>
+      <w:pPr>
+        <w:pStyle w:val="ListBullet"/>
+      </w:pPr>
+      <w:r>
+        <w:t>User Story: Là người tham dự, tôi muốn tìm kiếm sự kiện theo từ khóa (tiêu đề, địa điểm) và lọc theo danh mục hoặc khoảng thời gian để nhanh chóng tìm thấy sự kiện mong muốn.</w:t>
+      </w:r>
+    </w:p>
+    <w:p>
+      <w:pPr>
+        <w:pStyle w:val="ListBullet"/>
+      </w:pPr>
+      <w:r>
+        <w:t>Độ ưu tiên: Must Have</w:t>
+      </w:r>
+    </w:p>
+    <w:p>
+      <w:pPr>
+        <w:pStyle w:val="ListBullet"/>
+      </w:pPr>
+      <w:r>
+        <w:t>Tiêu chí nghiệm thu (Acceptance Criteria):</w:t>
+      </w:r>
+    </w:p>
+    <w:p>
+      <w:pPr>
+        <w:pStyle w:val="ListBullet"/>
+      </w:pPr>
+      <w:r>
+        <w:t>*Given*: Người tham dự ở trang chủ hoặc trang danh sách sự kiện.</w:t>
+      </w:r>
+    </w:p>
+    <w:p>
+      <w:pPr>
+        <w:pStyle w:val="ListBullet"/>
+      </w:pPr>
+      <w:r>
+        <w:t>*When*: Nhập từ khóa tìm kiếm (tiêu đề hoặc địa điểm) và chọn danh mục sự kiện.</w:t>
+      </w:r>
+    </w:p>
+    <w:p>
+      <w:pPr>
+        <w:pStyle w:val="ListBullet"/>
+      </w:pPr>
+      <w:r>
+        <w:t>*Then*: Hệ thống trả về danh sách các sự kiện đang mở bán (trạng thái APPROVED/PUBLISHED) khớp với tiêu chí, hỗ trợ phân trang chuẩn page và limit.</w:t>
+      </w:r>
+    </w:p>
+    <w:p>
+      <w:pPr/>
+      <w:r>
+        <w:t>______________________________________________________________________</w:t>
+      </w:r>
+    </w:p>
+    <w:p>
+      <w:pPr/>
+      <w:r>
+        <w:t>US-04: Xem Chi tiết Sự kiện &amp; Tồn kho Hạng vé</w:t>
+      </w:r>
+    </w:p>
+    <w:p>
+      <w:pPr>
+        <w:pStyle w:val="ListBullet"/>
+      </w:pPr>
+      <w:r>
+        <w:t>User Story: Là người tham dự, tôi muốn xem trang chi tiết sự kiện bao gồm banner, lịch trình, địa điểm và danh sách các hạng vé kèm số lượng vé còn lại để quyết định đặt vé.</w:t>
+      </w:r>
+    </w:p>
+    <w:p>
+      <w:pPr>
+        <w:pStyle w:val="ListBullet"/>
+      </w:pPr>
+      <w:r>
+        <w:t>Độ ưu tiên: Must Have</w:t>
+      </w:r>
+    </w:p>
+    <w:p>
+      <w:pPr>
+        <w:pStyle w:val="ListBullet"/>
+      </w:pPr>
+      <w:r>
+        <w:t>Tiêu chí nghiệm thu (Acceptance Criteria):</w:t>
+      </w:r>
+    </w:p>
+    <w:p>
+      <w:pPr>
+        <w:pStyle w:val="ListBullet"/>
+      </w:pPr>
+      <w:r>
+        <w:t>*Given*: Người tham dự bấm chọn một sự kiện từ danh sách.</w:t>
+      </w:r>
+    </w:p>
+    <w:p>
+      <w:pPr>
+        <w:pStyle w:val="ListBullet"/>
+      </w:pPr>
+      <w:r>
+        <w:t>*When*: Trang chi tiết sự kiện tải thành công (GET /events/{id}).</w:t>
+      </w:r>
+    </w:p>
+    <w:p>
+      <w:pPr>
+        <w:pStyle w:val="ListBullet"/>
+      </w:pPr>
+      <w:r>
+        <w:t>*Then*: Hiển thị đầy đủ thông tin: Tên sự kiện, thời gian, địa điểm, ban tổ chức; các hạng vé (Standard, VIP) hiển thị rõ giá bán và số lượng vé còn lại; hạng vé hết chỗ hiển thị nhãn "Hết vé" và vô hiệu hóa nút đặt vé.</w:t>
+      </w:r>
+    </w:p>
+    <w:p>
+      <w:pPr/>
+      <w:r>
+        <w:t>______________________________________________________________________</w:t>
+      </w:r>
+    </w:p>
+    <w:p>
       <w:pPr>
         <w:spacing w:before="120" w:after="40"/>
       </w:pPr>
@@ -3151,6 +3271,186 @@
       </w:r>
     </w:p>
     <w:p>
+      <w:pPr/>
+      <w:r>
+        <w:t>US-06: Áp dụng Mã Giảm Giá (Voucher)</w:t>
+      </w:r>
+    </w:p>
+    <w:p>
+      <w:pPr>
+        <w:pStyle w:val="ListBullet"/>
+      </w:pPr>
+      <w:r>
+        <w:t>User Story: Là người tham dự, tôi muốn nhập mã voucher giảm giá tại bước thanh toán để được giảm trừ trực tiếp vào tổng tiền đơn hàng.</w:t>
+      </w:r>
+    </w:p>
+    <w:p>
+      <w:pPr>
+        <w:pStyle w:val="ListBullet"/>
+      </w:pPr>
+      <w:r>
+        <w:t>Độ ưu tiên: Should Have</w:t>
+      </w:r>
+    </w:p>
+    <w:p>
+      <w:pPr>
+        <w:pStyle w:val="ListBullet"/>
+      </w:pPr>
+      <w:r>
+        <w:t>Tiêu chí nghiệm thu (Acceptance Criteria):</w:t>
+      </w:r>
+    </w:p>
+    <w:p>
+      <w:pPr>
+        <w:pStyle w:val="ListBullet"/>
+      </w:pPr>
+      <w:r>
+        <w:t>*Given*: Người tham dự ở màn hình đặt vé với đơn hàng đạt giá trị tối thiểu của voucher (min_order_value).</w:t>
+      </w:r>
+    </w:p>
+    <w:p>
+      <w:pPr>
+        <w:pStyle w:val="ListBullet"/>
+      </w:pPr>
+      <w:r>
+        <w:t>*When*: Nhập mã voucher hợp lệ (ví dụ: SUMMER2026) và bấm "Áp dụng".</w:t>
+      </w:r>
+    </w:p>
+    <w:p>
+      <w:pPr>
+        <w:pStyle w:val="ListBullet"/>
+      </w:pPr>
+      <w:r>
+        <w:t>*Then*: Hệ thống tính toán số tiền giảm (theo % hoặc số tiền cố định), áp dụng giới hạn giảm tối đa (max_discount_cap nếu có), trừ số lần sử dụng của voucher và cập nhật lại số tiền thanh toán thực tế (final_amount).</w:t>
+      </w:r>
+    </w:p>
+    <w:p>
+      <w:pPr/>
+      <w:r>
+        <w:t>______________________________________________________________________</w:t>
+      </w:r>
+    </w:p>
+    <w:p>
+      <w:pPr/>
+      <w:r>
+        <w:t>US-07: Xem Vé Cá Nhân &amp; Lấy Mã QR E-Ticket</w:t>
+      </w:r>
+    </w:p>
+    <w:p>
+      <w:pPr>
+        <w:pStyle w:val="ListBullet"/>
+      </w:pPr>
+      <w:r>
+        <w:t>User Story: Là người tham dự đã mua vé, tôi muốn xem lại danh sách vé của mình kèm mã vé độc nhất và mã QR động để xuất trình khi đến cổng soát vé.</w:t>
+      </w:r>
+    </w:p>
+    <w:p>
+      <w:pPr>
+        <w:pStyle w:val="ListBullet"/>
+      </w:pPr>
+      <w:r>
+        <w:t>Độ ưu tiên: Must Have</w:t>
+      </w:r>
+    </w:p>
+    <w:p>
+      <w:pPr>
+        <w:pStyle w:val="ListBullet"/>
+      </w:pPr>
+      <w:r>
+        <w:t>Tiêu chí nghiệm thu (Acceptance Criteria):</w:t>
+      </w:r>
+    </w:p>
+    <w:p>
+      <w:pPr>
+        <w:pStyle w:val="ListBullet"/>
+      </w:pPr>
+      <w:r>
+        <w:t>*Given*: Người dùng đã đăng nhập và truy cập trang "Vé của tôi" (/my-tickets).</w:t>
+      </w:r>
+    </w:p>
+    <w:p>
+      <w:pPr>
+        <w:pStyle w:val="ListBullet"/>
+      </w:pPr>
+      <w:r>
+        <w:t>*When*: Hệ thống tải danh sách vé cá nhân.</w:t>
+      </w:r>
+    </w:p>
+    <w:p>
+      <w:pPr>
+        <w:pStyle w:val="ListBullet"/>
+      </w:pPr>
+      <w:r>
+        <w:t>*Then*: Hiển thị danh sách vé được nhóm theo sự kiện, mỗi vé có mã định danh duy nhất (TCK-XXXX-YYYY), mã QR Code dạng Base64, trạng thái vé (VALID, CHECKED_IN, CANCELLED), thời gian đặt và thông tin hạng vé.</w:t>
+      </w:r>
+    </w:p>
+    <w:p>
+      <w:pPr/>
+      <w:r>
+        <w:t>______________________________________________________________________</w:t>
+      </w:r>
+    </w:p>
+    <w:p>
+      <w:pPr/>
+      <w:r>
+        <w:t>US-08: Yêu cầu Hủy Vé &amp; Hoàn Tiền Ví</w:t>
+      </w:r>
+    </w:p>
+    <w:p>
+      <w:pPr>
+        <w:pStyle w:val="ListBullet"/>
+      </w:pPr>
+      <w:r>
+        <w:t>User Story: Là người tham dự, tôi muốn có thể yêu cầu hủy vé đã mua trước khi sự kiện diễn ra theo chính sách hoàn tiền để nhận lại tiền vào ví tài khoản.</w:t>
+      </w:r>
+    </w:p>
+    <w:p>
+      <w:pPr>
+        <w:pStyle w:val="ListBullet"/>
+      </w:pPr>
+      <w:r>
+        <w:t>Độ ưu tiên: Should Have</w:t>
+      </w:r>
+    </w:p>
+    <w:p>
+      <w:pPr>
+        <w:pStyle w:val="ListBullet"/>
+      </w:pPr>
+      <w:r>
+        <w:t>Tiêu chí nghiệm thu (Acceptance Criteria):</w:t>
+      </w:r>
+    </w:p>
+    <w:p>
+      <w:pPr>
+        <w:pStyle w:val="ListBullet"/>
+      </w:pPr>
+      <w:r>
+        <w:t>*Given*: Người dùng có vé ở trạng thái VALID và thời gian hiện tại cách thời điểm bắt đầu sự kiện &gt;= 24 giờ.</w:t>
+      </w:r>
+    </w:p>
+    <w:p>
+      <w:pPr>
+        <w:pStyle w:val="ListBullet"/>
+      </w:pPr>
+      <w:r>
+        <w:t>*When*: Người dùng bấm "Yêu cầu hủy vé" trên giao diện Vé của tôi.</w:t>
+      </w:r>
+    </w:p>
+    <w:p>
+      <w:pPr>
+        <w:pStyle w:val="ListBullet"/>
+      </w:pPr>
+      <w:r>
+        <w:t>*Then*: Hệ thống xác thực mốc thời gian: Hủy trước &gt;= 48 giờ hoàn 100%, hủy từ 24 đến &lt; 48 giờ chịu phí phạt 30% (hoàn 70% vào ví); chuyển trạng thái vé thành CANCELLED, hoàn lại tồn kho cho hạng vé (+1 available_quantity), và chặn hủy nếu thời gian cách sự kiện &lt; 24 giờ.</w:t>
+      </w:r>
+    </w:p>
+    <w:p>
+      <w:pPr/>
+      <w:r>
+        <w:t>______________________________________________________________________</w:t>
+      </w:r>
+    </w:p>
+    <w:p>
       <w:pPr>
         <w:spacing w:before="160" w:after="60"/>
       </w:pPr>
@@ -3384,6 +3684,66 @@
       </w:r>
     </w:p>
     <w:p>
+      <w:pPr/>
+      <w:r>
+        <w:t>US-10: Cấu hình Phân Hạng Vé Sự Kiện</w:t>
+      </w:r>
+    </w:p>
+    <w:p>
+      <w:pPr>
+        <w:pStyle w:val="ListBullet"/>
+      </w:pPr>
+      <w:r>
+        <w:t>User Story: Là ban tổ chức, tôi muốn tạo nhiều hạng vé khác nhau cho sự kiện (ví dụ: Standard, VIP, Early Bird) với mức giá và số lượng tương ứng để đa dạng hóa phân khúc khách hàng.</w:t>
+      </w:r>
+    </w:p>
+    <w:p>
+      <w:pPr>
+        <w:pStyle w:val="ListBullet"/>
+      </w:pPr>
+      <w:r>
+        <w:t>Độ ưu tiên: Must Have</w:t>
+      </w:r>
+    </w:p>
+    <w:p>
+      <w:pPr>
+        <w:pStyle w:val="ListBullet"/>
+      </w:pPr>
+      <w:r>
+        <w:t>Tiêu chí nghiệm thu (Acceptance Criteria):</w:t>
+      </w:r>
+    </w:p>
+    <w:p>
+      <w:pPr>
+        <w:pStyle w:val="ListBullet"/>
+      </w:pPr>
+      <w:r>
+        <w:t>*Given*: Ban tổ chức đang quản lý sự kiện của mình ở trạng thái PENDING hoặc APPROVED (chưa có vé nào được bán ra).</w:t>
+      </w:r>
+    </w:p>
+    <w:p>
+      <w:pPr>
+        <w:pStyle w:val="ListBullet"/>
+      </w:pPr>
+      <w:r>
+        <w:t>*When*: Nhập tên hạng vé, số lượng phát hành ban đầu (total_quantity &gt; 0), giá vé (price &gt;= 0) và bấm "Thêm hạng vé".</w:t>
+      </w:r>
+    </w:p>
+    <w:p>
+      <w:pPr>
+        <w:pStyle w:val="ListBullet"/>
+      </w:pPr>
+      <w:r>
+        <w:t>*Then*: Hạng vé được lưu vào cơ sở dữ liệu với available_quantity = total_quantity, tự động hiển thị trên trang chi tiết sự kiện cho người mua lựa chọn.</w:t>
+      </w:r>
+    </w:p>
+    <w:p>
+      <w:pPr/>
+      <w:r>
+        <w:t>______________________________________________________________________</w:t>
+      </w:r>
+    </w:p>
+    <w:p>
       <w:pPr>
         <w:spacing w:before="120" w:after="40"/>
       </w:pPr>
@@ -4829,29 +5189,7 @@
         <w:ind w:left="360"/>
       </w:pPr>
       <w:r>
-        <w:rPr>
-          <w:rFonts w:ascii="Arial" w:hAnsi="Arial"/>
-          <w:b/>
-          <w:sz w:val="21"/>
-        </w:rPr>
-        <w:t xml:space="preserve">1. </w:t>
-      </w:r>
-      <w:r>
-        <w:rPr>
-          <w:rFonts w:ascii="Arial" w:hAnsi="Arial"/>
-          <w:b/>
-          <w:color w:val="333333"/>
-          <w:sz w:val="22"/>
-        </w:rPr>
-        <w:t>Khả năng sử dụng &amp; Thẩm mỹ (Usability &amp; Aesthetics)</w:t>
-      </w:r>
-      <w:r>
-        <w:rPr>
-          <w:rFonts w:ascii="Arial" w:hAnsi="Arial"/>
-          <w:color w:val="333333"/>
-          <w:sz w:val="22"/>
-        </w:rPr>
-        <w:t>: Giao diện Ambient Aurora Mesh hiện đại, hỗ trợ chuyển đổi mượt mà giữa chế độ Sáng và Tối (Dual Theme). Mọi thông báo lỗi hiển thị bằng tiếng Việt thân thiện, rõ ràng.</w:t>
+        <w:t>1. Khả năng sử dụng &amp; Thẩm mỹ (Usability &amp; Aesthetics): Giao diện Dark Modern Mesh hiện đại, tối ưu cho sự kiện âm nhạc &amp; nghệ thuật sân khấu, hiển thị trực quan và tương thích responsive trên mọi thiết bị. Mọi thông báo hiển thị bằng tiếng Việt thân thiện, rõ ràng.</w:t>
       </w:r>
     </w:p>
     <w:p>

--- a/docs/URD_EventTick.docx
+++ b/docs/URD_EventTick.docx
@@ -105,21 +105,7 @@
         <w:spacing w:before="20" w:after="20" w:line="276" w:lineRule="auto"/>
       </w:pPr>
       <w:r>
-        <w:rPr>
-          <w:rFonts w:ascii="Arial" w:hAnsi="Arial"/>
-          <w:b/>
-          <w:color w:val="333333"/>
-          <w:sz w:val="22"/>
-        </w:rPr>
-        <w:t>Tác giả (Chủ hệ thống)</w:t>
-      </w:r>
-      <w:r>
-        <w:rPr>
-          <w:rFonts w:ascii="Arial" w:hAnsi="Arial"/>
-          <w:color w:val="333333"/>
-          <w:sz w:val="22"/>
-        </w:rPr>
-        <w:t>: Sinh viên A</w:t>
+        <w:t>Tác giả (Chủ hệ thống): Lại Thị Thanh Xuân – 23110309</w:t>
       </w:r>
     </w:p>
     <w:p>
@@ -143,6 +129,14 @@
           <w:sz w:val="22"/>
         </w:rPr>
         <w:t>: iTick - Modern Event &amp; Conference Ticketing Platform</w:t>
+      </w:r>
+    </w:p>
+    <w:p>
+      <w:pPr/>
+      <w:r>
+        <w:t>Link Triển khai Cloud (Deploy): https://itick-platform.onrender.com/ | Mã nguồn GitHub: https://github.com/DYouth572/itick-platform</w:t>
+        <w:br/>
+        <w:t>Thư mục tài liệu Google Drive: https://drive.google.com/drive/folders/1K9Mq0RubxVY5YOycdWN-DqwUO4dmS-kc?usp=sharing</w:t>
       </w:r>
     </w:p>
     <w:p>

--- a/docs/URD_EventTick.docx
+++ b/docs/URD_EventTick.docx
@@ -4,507 +4,595 @@
   <w:body>
     <w:p>
       <w:pPr>
-        <w:spacing w:before="280" w:after="120"/>
+        <w:spacing w:before="280" w:after="120" w:line="324" w:lineRule="auto"/>
+        <w:jc w:val="center"/>
       </w:pPr>
       <w:r>
         <w:rPr>
-          <w:rFonts w:ascii="Arial" w:hAnsi="Arial"/>
+          <w:rFonts w:ascii="Times New Roman" w:hAnsi="Times New Roman" w:cs="Times New Roman" w:eastAsia="Times New Roman"/>
           <w:b/>
-          <w:color w:val="0F2942"/>
-          <w:sz w:val="36"/>
+          <w:i w:val="0"/>
+          <w:color w:val="000000"/>
+          <w:sz w:val="32"/>
         </w:rPr>
         <w:t>TÀI LIỆU YÊU CẦU NGƯỜI DÙNG (URD - USER REQUIREMENTS DOCUMENT)</w:t>
       </w:r>
     </w:p>
     <w:p>
       <w:pPr>
-        <w:spacing w:before="240" w:after="80"/>
+        <w:spacing w:before="240" w:after="100" w:line="324" w:lineRule="auto"/>
+        <w:jc w:val="center"/>
       </w:pPr>
       <w:r>
         <w:rPr>
-          <w:rFonts w:ascii="Arial" w:hAnsi="Arial"/>
+          <w:rFonts w:ascii="Times New Roman" w:hAnsi="Times New Roman" w:cs="Times New Roman" w:eastAsia="Times New Roman"/>
           <w:b/>
-          <w:color w:val="1E3A8A"/>
-          <w:sz w:val="28"/>
+          <w:i w:val="0"/>
+          <w:color w:val="000000"/>
+          <w:sz w:val="30"/>
         </w:rPr>
         <w:t>DỰ ÁN: NỀN TẢNG ĐĂNG KÝ &amp; BÁN VÉ SỰ KIỆN TRỰC TUYẾN (iTick)</w:t>
       </w:r>
     </w:p>
     <w:p>
       <w:pPr>
-        <w:pStyle w:val="ListBullet"/>
-        <w:spacing w:before="20" w:after="20" w:line="276" w:lineRule="auto"/>
+        <w:spacing w:before="0" w:after="100" w:line="324" w:lineRule="auto"/>
+        <w:jc w:val="left"/>
       </w:pPr>
       <w:r>
         <w:rPr>
-          <w:rFonts w:ascii="Arial" w:hAnsi="Arial"/>
+          <w:rFonts w:ascii="Times New Roman" w:hAnsi="Times New Roman" w:cs="Times New Roman" w:eastAsia="Times New Roman"/>
           <w:b/>
-          <w:color w:val="333333"/>
-          <w:sz w:val="22"/>
+          <w:i w:val="0"/>
+          <w:color w:val="000000"/>
+          <w:sz w:val="26"/>
         </w:rPr>
-        <w:t>Môn học</w:t>
+        <w:t xml:space="preserve">Môn học: </w:t>
       </w:r>
       <w:r>
         <w:rPr>
-          <w:rFonts w:ascii="Arial" w:hAnsi="Arial"/>
-          <w:color w:val="333333"/>
-          <w:sz w:val="22"/>
+          <w:rFonts w:ascii="Times New Roman" w:hAnsi="Times New Roman" w:cs="Times New Roman" w:eastAsia="Times New Roman"/>
+          <w:b w:val="0"/>
+          <w:i w:val="0"/>
+          <w:color w:val="000000"/>
+          <w:sz w:val="26"/>
         </w:rPr>
-        <w:t>: Đánh giá hiệu năng / Kiểm thử phần mềm</w:t>
+        <w:t>Đánh giá hiệu năng / Kiểm thử phần mềm</w:t>
       </w:r>
     </w:p>
     <w:p>
       <w:pPr>
-        <w:pStyle w:val="ListBullet"/>
-        <w:spacing w:before="20" w:after="20" w:line="276" w:lineRule="auto"/>
+        <w:spacing w:before="0" w:after="100" w:line="324" w:lineRule="auto"/>
+        <w:jc w:val="left"/>
       </w:pPr>
       <w:r>
         <w:rPr>
-          <w:rFonts w:ascii="Arial" w:hAnsi="Arial"/>
+          <w:rFonts w:ascii="Times New Roman" w:hAnsi="Times New Roman" w:cs="Times New Roman" w:eastAsia="Times New Roman"/>
           <w:b/>
-          <w:color w:val="333333"/>
-          <w:sz w:val="22"/>
+          <w:i w:val="0"/>
+          <w:color w:val="000000"/>
+          <w:sz w:val="26"/>
         </w:rPr>
-        <w:t>Mã tài liệu</w:t>
+        <w:t xml:space="preserve">Mã tài liệu: </w:t>
       </w:r>
       <w:r>
         <w:rPr>
-          <w:rFonts w:ascii="Arial" w:hAnsi="Arial"/>
-          <w:color w:val="333333"/>
-          <w:sz w:val="22"/>
+          <w:rFonts w:ascii="Times New Roman" w:hAnsi="Times New Roman" w:cs="Times New Roman" w:eastAsia="Times New Roman"/>
+          <w:b w:val="0"/>
+          <w:i w:val="0"/>
+          <w:color w:val="000000"/>
+          <w:sz w:val="26"/>
         </w:rPr>
-        <w:t>: URD-ITICK-V1.2</w:t>
+        <w:t>URD-ITICK-V1.2</w:t>
       </w:r>
     </w:p>
     <w:p>
       <w:pPr>
-        <w:pStyle w:val="ListBullet"/>
-        <w:spacing w:before="20" w:after="20" w:line="276" w:lineRule="auto"/>
+        <w:spacing w:before="0" w:after="100" w:line="324" w:lineRule="auto"/>
+        <w:jc w:val="left"/>
       </w:pPr>
       <w:r>
         <w:rPr>
-          <w:rFonts w:ascii="Arial" w:hAnsi="Arial"/>
+          <w:rFonts w:ascii="Times New Roman" w:hAnsi="Times New Roman" w:cs="Times New Roman" w:eastAsia="Times New Roman"/>
           <w:b/>
-          <w:color w:val="333333"/>
-          <w:sz w:val="22"/>
+          <w:i w:val="0"/>
+          <w:color w:val="000000"/>
+          <w:sz w:val="26"/>
         </w:rPr>
-        <w:t>Phiên bản</w:t>
+        <w:t xml:space="preserve">Phiên bản: </w:t>
       </w:r>
       <w:r>
         <w:rPr>
-          <w:rFonts w:ascii="Arial" w:hAnsi="Arial"/>
-          <w:color w:val="333333"/>
-          <w:sz w:val="22"/>
+          <w:rFonts w:ascii="Times New Roman" w:hAnsi="Times New Roman" w:cs="Times New Roman" w:eastAsia="Times New Roman"/>
+          <w:b w:val="0"/>
+          <w:i w:val="0"/>
+          <w:color w:val="000000"/>
+          <w:sz w:val="26"/>
         </w:rPr>
-        <w:t>: 1.2 (Đồng bộ Thương hiệu iTick, Cơ chế Thương mại Phí sàn 5%, Phê duyệt Tự động &amp; Cổng Superadmin Toàn quyền)</w:t>
+        <w:t>1.2 (Đồng bộ Thương hiệu iTick, Cơ chế Thương mại Phí sàn 5%, Phê duyệt Tự động &amp; Cổng Superadmin Toàn quyền)</w:t>
       </w:r>
     </w:p>
     <w:p>
       <w:pPr>
-        <w:pStyle w:val="ListBullet"/>
-        <w:spacing w:before="20" w:after="20" w:line="276" w:lineRule="auto"/>
+        <w:spacing w:before="0" w:after="100" w:line="324" w:lineRule="auto"/>
+        <w:jc w:val="left"/>
       </w:pPr>
       <w:r>
-        <w:t>Tác giả (Chủ hệ thống): Lại Thị Thanh Xuân – 23110309</w:t>
+        <w:rPr>
+          <w:rFonts w:ascii="Times New Roman" w:hAnsi="Times New Roman" w:cs="Times New Roman" w:eastAsia="Times New Roman"/>
+          <w:b/>
+          <w:i w:val="0"/>
+          <w:color w:val="000000"/>
+          <w:sz w:val="26"/>
+        </w:rPr>
+        <w:t xml:space="preserve">Tác giả (Chủ hệ thống): </w:t>
+      </w:r>
+      <w:r>
+        <w:rPr>
+          <w:rFonts w:ascii="Times New Roman" w:hAnsi="Times New Roman" w:cs="Times New Roman" w:eastAsia="Times New Roman"/>
+          <w:b w:val="0"/>
+          <w:i w:val="0"/>
+          <w:color w:val="000000"/>
+          <w:sz w:val="26"/>
+        </w:rPr>
+        <w:t>Lại Thị Thanh Xuân – 23110309</w:t>
       </w:r>
     </w:p>
     <w:p>
       <w:pPr>
-        <w:pStyle w:val="ListBullet"/>
-        <w:spacing w:before="20" w:after="20" w:line="276" w:lineRule="auto"/>
+        <w:spacing w:before="0" w:after="100" w:line="324" w:lineRule="auto"/>
+        <w:jc w:val="left"/>
       </w:pPr>
       <w:r>
         <w:rPr>
-          <w:rFonts w:ascii="Arial" w:hAnsi="Arial"/>
+          <w:rFonts w:ascii="Times New Roman" w:hAnsi="Times New Roman" w:cs="Times New Roman" w:eastAsia="Times New Roman"/>
           <w:b/>
-          <w:color w:val="333333"/>
-          <w:sz w:val="22"/>
+          <w:i w:val="0"/>
+          <w:color w:val="000000"/>
+          <w:sz w:val="26"/>
         </w:rPr>
-        <w:t>Hệ thống</w:t>
+        <w:t xml:space="preserve">Hệ thống: </w:t>
       </w:r>
       <w:r>
         <w:rPr>
-          <w:rFonts w:ascii="Arial" w:hAnsi="Arial"/>
-          <w:color w:val="333333"/>
-          <w:sz w:val="22"/>
+          <w:rFonts w:ascii="Times New Roman" w:hAnsi="Times New Roman" w:cs="Times New Roman" w:eastAsia="Times New Roman"/>
+          <w:b w:val="0"/>
+          <w:i w:val="0"/>
+          <w:color w:val="000000"/>
+          <w:sz w:val="26"/>
         </w:rPr>
-        <w:t>: iTick - Modern Event &amp; Conference Ticketing Platform</w:t>
+        <w:t>iTick - Modern Event &amp; Conference Ticketing Platform</w:t>
       </w:r>
     </w:p>
     <w:p>
-      <w:pPr/>
+      <w:pPr>
+        <w:spacing w:before="0" w:after="100" w:line="324" w:lineRule="auto"/>
+        <w:jc w:val="left"/>
+      </w:pPr>
       <w:r>
-        <w:t>Link Triển khai Cloud (Deploy): https://itick-platform.onrender.com/ | Mã nguồn GitHub: https://github.com/DYouth572/itick-platform</w:t>
-        <w:br/>
-        <w:t>Thư mục tài liệu Google Drive: https://drive.google.com/drive/folders/1K9Mq0RubxVY5YOycdWN-DqwUO4dmS-kc?usp=sharing</w:t>
+        <w:rPr>
+          <w:rFonts w:ascii="Times New Roman" w:hAnsi="Times New Roman" w:cs="Times New Roman" w:eastAsia="Times New Roman"/>
+          <w:b/>
+          <w:i w:val="0"/>
+          <w:color w:val="000000"/>
+          <w:sz w:val="26"/>
+        </w:rPr>
+        <w:t xml:space="preserve">Link Triển khai Cloud (Deploy): </w:t>
+      </w:r>
+      <w:r>
+        <w:rPr>
+          <w:rFonts w:ascii="Times New Roman" w:hAnsi="Times New Roman" w:cs="Times New Roman" w:eastAsia="Times New Roman"/>
+          <w:b w:val="0"/>
+          <w:i w:val="0"/>
+          <w:color w:val="000000"/>
+          <w:sz w:val="26"/>
+        </w:rPr>
+        <w:t>https://itick-platform.onrender.com/ | Mã nguồn GitHub: https://github.com/DYouth572/itick-platform</w:t>
       </w:r>
     </w:p>
     <w:p>
       <w:pPr>
-        <w:pStyle w:val="ListBullet"/>
-        <w:spacing w:before="20" w:after="20" w:line="276" w:lineRule="auto"/>
+        <w:spacing w:before="0" w:after="100" w:line="324" w:lineRule="auto"/>
+        <w:jc w:val="left"/>
       </w:pPr>
       <w:r>
         <w:rPr>
-          <w:rFonts w:ascii="Arial" w:hAnsi="Arial"/>
+          <w:rFonts w:ascii="Times New Roman" w:hAnsi="Times New Roman" w:cs="Times New Roman" w:eastAsia="Times New Roman"/>
           <w:b/>
-          <w:color w:val="333333"/>
-          <w:sz w:val="22"/>
+          <w:i w:val="0"/>
+          <w:color w:val="000000"/>
+          <w:sz w:val="26"/>
         </w:rPr>
-        <w:t>Đối tượng bàn giao kiểm thử</w:t>
+        <w:t xml:space="preserve">Thư mục tài liệu Google Drive: </w:t>
       </w:r>
       <w:r>
         <w:rPr>
-          <w:rFonts w:ascii="Arial" w:hAnsi="Arial"/>
-          <w:color w:val="333333"/>
-          <w:sz w:val="22"/>
+          <w:rFonts w:ascii="Times New Roman" w:hAnsi="Times New Roman" w:cs="Times New Roman" w:eastAsia="Times New Roman"/>
+          <w:b w:val="0"/>
+          <w:i w:val="0"/>
+          <w:color w:val="000000"/>
+          <w:sz w:val="26"/>
         </w:rPr>
-        <w:t>: Sinh viên B (Tester)</w:t>
+        <w:t>https://drive.google.com/drive/folders/1K9Mq0RubxVY5YOycdWN-DqwUO4dmS-kc?usp=sharing</w:t>
       </w:r>
     </w:p>
     <w:p>
       <w:pPr>
-        <w:spacing w:before="120" w:after="120"/>
+        <w:spacing w:before="0" w:after="100" w:line="324" w:lineRule="auto"/>
+        <w:jc w:val="left"/>
       </w:pPr>
       <w:r>
         <w:rPr>
-          <w:color w:val="CBD5E1"/>
-          <w:sz w:val="16"/>
+          <w:rFonts w:ascii="Times New Roman" w:hAnsi="Times New Roman" w:cs="Times New Roman" w:eastAsia="Times New Roman"/>
+          <w:b/>
+          <w:i w:val="0"/>
+          <w:color w:val="000000"/>
+          <w:sz w:val="26"/>
         </w:rPr>
-        <w:t>_______________________________________________________________________________</w:t>
+        <w:t xml:space="preserve">Đối tượng bàn giao kiểm thử: </w:t>
+      </w:r>
+      <w:r>
+        <w:rPr>
+          <w:rFonts w:ascii="Times New Roman" w:hAnsi="Times New Roman" w:cs="Times New Roman" w:eastAsia="Times New Roman"/>
+          <w:b w:val="0"/>
+          <w:i w:val="0"/>
+          <w:color w:val="000000"/>
+          <w:sz w:val="26"/>
+        </w:rPr>
+        <w:t>Sinh viên B (Tester)</w:t>
       </w:r>
     </w:p>
     <w:p>
       <w:pPr>
-        <w:spacing w:before="240" w:after="80"/>
+        <w:spacing w:before="0" w:after="100" w:line="324" w:lineRule="auto"/>
+        <w:jc w:val="center"/>
       </w:pPr>
       <w:r>
         <w:rPr>
-          <w:rFonts w:ascii="Arial" w:hAnsi="Arial"/>
+          <w:rFonts w:ascii="Times New Roman" w:hAnsi="Times New Roman" w:cs="Times New Roman" w:eastAsia="Times New Roman"/>
+          <w:b w:val="0"/>
+          <w:i w:val="0"/>
+          <w:color w:val="000000"/>
+          <w:sz w:val="26"/>
+        </w:rPr>
+        <w:t>———————————————————————————————————————————————————————</w:t>
+      </w:r>
+    </w:p>
+    <w:p>
+      <w:pPr>
+        <w:spacing w:before="240" w:after="100" w:line="324" w:lineRule="auto"/>
+        <w:jc w:val="left"/>
+      </w:pPr>
+      <w:r>
+        <w:rPr>
+          <w:rFonts w:ascii="Times New Roman" w:hAnsi="Times New Roman" w:cs="Times New Roman" w:eastAsia="Times New Roman"/>
           <w:b/>
-          <w:color w:val="1E3A8A"/>
-          <w:sz w:val="28"/>
+          <w:i w:val="0"/>
+          <w:color w:val="000000"/>
+          <w:sz w:val="30"/>
         </w:rPr>
         <w:t>1. Bối cảnh, Mục tiêu &amp; Phạm vi (Context, Objectives &amp; Scope)</w:t>
       </w:r>
     </w:p>
     <w:p>
       <w:pPr>
-        <w:spacing w:before="160" w:after="60"/>
+        <w:spacing w:before="200" w:after="80" w:line="324" w:lineRule="auto"/>
+        <w:jc w:val="left"/>
       </w:pPr>
       <w:r>
         <w:rPr>
-          <w:rFonts w:ascii="Arial" w:hAnsi="Arial"/>
+          <w:rFonts w:ascii="Times New Roman" w:hAnsi="Times New Roman" w:cs="Times New Roman" w:eastAsia="Times New Roman"/>
           <w:b/>
-          <w:color w:val="0F766E"/>
-          <w:sz w:val="24"/>
+          <w:i w:val="0"/>
+          <w:color w:val="000000"/>
+          <w:sz w:val="28"/>
         </w:rPr>
         <w:t>1.1. Bối cảnh dự án (Context)</w:t>
       </w:r>
     </w:p>
     <w:p>
       <w:pPr>
-        <w:spacing w:before="40" w:after="60" w:line="276" w:lineRule="auto"/>
+        <w:spacing w:before="0" w:after="100" w:line="324" w:lineRule="auto"/>
+        <w:jc w:val="left"/>
       </w:pPr>
       <w:r>
         <w:rPr>
-          <w:rFonts w:ascii="Arial" w:hAnsi="Arial"/>
-          <w:color w:val="333333"/>
-          <w:sz w:val="22"/>
+          <w:rFonts w:ascii="Times New Roman" w:hAnsi="Times New Roman" w:cs="Times New Roman" w:eastAsia="Times New Roman"/>
+          <w:b w:val="0"/>
+          <w:i w:val="0"/>
+          <w:color w:val="000000"/>
+          <w:sz w:val="26"/>
         </w:rPr>
-        <w:t xml:space="preserve">Trong thời đại chuyển đổi số, nhu cầu tham dự các hội thảo công nghệ, sự kiện âm nhạc, workshop kỹ năng và hội nghị chuyên môn tăng trưởng mạnh mẽ. Nền tảng </w:t>
-      </w:r>
-      <w:r>
-        <w:rPr>
-          <w:rFonts w:ascii="Arial" w:hAnsi="Arial"/>
-          <w:b/>
-          <w:color w:val="333333"/>
-          <w:sz w:val="22"/>
-        </w:rPr>
-        <w:t>iTick</w:t>
-      </w:r>
-      <w:r>
-        <w:rPr>
-          <w:rFonts w:ascii="Arial" w:hAnsi="Arial"/>
-          <w:color w:val="333333"/>
-          <w:sz w:val="22"/>
-        </w:rPr>
-        <w:t xml:space="preserve"> được phát triển nhằm cung cấp một giải pháp web hiện đại, chuẩn RESTful API, cho phép:</w:t>
+        <w:t>Trong thời đại chuyển đổi số, nhu cầu tham dự các hội thảo công nghệ, sự kiện âm nhạc, workshop kỹ năng và hội nghị chuyên môn tăng trưởng mạnh mẽ. Nền tảng iTick được phát triển nhằm cung cấp một giải pháp web hiện đại, chuẩn RESTful API, cho phép:</w:t>
       </w:r>
     </w:p>
     <w:p>
       <w:pPr>
-        <w:spacing w:before="20" w:after="20" w:line="276" w:lineRule="auto"/>
-        <w:ind w:left="360"/>
+        <w:pStyle w:val="ListBullet"/>
+        <w:spacing w:before="0" w:after="80" w:line="324" w:lineRule="auto"/>
+        <w:jc w:val="left"/>
       </w:pPr>
       <w:r>
         <w:rPr>
-          <w:rFonts w:ascii="Arial" w:hAnsi="Arial"/>
+          <w:rFonts w:ascii="Times New Roman" w:hAnsi="Times New Roman" w:cs="Times New Roman" w:eastAsia="Times New Roman"/>
           <w:b/>
-          <w:sz w:val="21"/>
+          <w:i w:val="0"/>
+          <w:color w:val="000000"/>
+          <w:sz w:val="26"/>
         </w:rPr>
         <w:t xml:space="preserve">1. </w:t>
       </w:r>
       <w:r>
         <w:rPr>
-          <w:rFonts w:ascii="Arial" w:hAnsi="Arial"/>
-          <w:color w:val="333333"/>
-          <w:sz w:val="22"/>
+          <w:rFonts w:ascii="Times New Roman" w:hAnsi="Times New Roman" w:cs="Times New Roman" w:eastAsia="Times New Roman"/>
+          <w:b w:val="0"/>
+          <w:i w:val="0"/>
+          <w:color w:val="000000"/>
+          <w:sz w:val="26"/>
         </w:rPr>
         <w:t>Ban tổ chức dễ dàng khởi tạo sự kiện, mở bán vé nhiều phân hạng và tự động kích hoạt công khai mở bán (Auto-Approval).</w:t>
       </w:r>
     </w:p>
     <w:p>
       <w:pPr>
-        <w:spacing w:before="20" w:after="20" w:line="276" w:lineRule="auto"/>
-        <w:ind w:left="360"/>
+        <w:pStyle w:val="ListBullet"/>
+        <w:spacing w:before="0" w:after="80" w:line="324" w:lineRule="auto"/>
+        <w:jc w:val="left"/>
       </w:pPr>
       <w:r>
         <w:rPr>
-          <w:rFonts w:ascii="Arial" w:hAnsi="Arial"/>
+          <w:rFonts w:ascii="Times New Roman" w:hAnsi="Times New Roman" w:cs="Times New Roman" w:eastAsia="Times New Roman"/>
           <w:b/>
-          <w:sz w:val="21"/>
+          <w:i w:val="0"/>
+          <w:color w:val="000000"/>
+          <w:sz w:val="26"/>
         </w:rPr>
         <w:t xml:space="preserve">2. </w:t>
       </w:r>
       <w:r>
         <w:rPr>
-          <w:rFonts w:ascii="Arial" w:hAnsi="Arial"/>
-          <w:color w:val="333333"/>
-          <w:sz w:val="22"/>
+          <w:rFonts w:ascii="Times New Roman" w:hAnsi="Times New Roman" w:cs="Times New Roman" w:eastAsia="Times New Roman"/>
+          <w:b w:val="0"/>
+          <w:i w:val="0"/>
+          <w:color w:val="000000"/>
+          <w:sz w:val="26"/>
         </w:rPr>
         <w:t>Tích hợp cơ chế thương mại dịch vụ nền tảng minh bạch: Trích thu phí dịch vụ sàn hợp lý (mặc định 5%) để duy trì hạ tầng, đồng thời tự động phân bổ doanh thu thuần vào ví Ban tổ chức.</w:t>
       </w:r>
     </w:p>
     <w:p>
       <w:pPr>
-        <w:spacing w:before="20" w:after="20" w:line="276" w:lineRule="auto"/>
-        <w:ind w:left="360"/>
+        <w:pStyle w:val="ListBullet"/>
+        <w:spacing w:before="0" w:after="80" w:line="324" w:lineRule="auto"/>
+        <w:jc w:val="left"/>
       </w:pPr>
       <w:r>
         <w:rPr>
-          <w:rFonts w:ascii="Arial" w:hAnsi="Arial"/>
+          <w:rFonts w:ascii="Times New Roman" w:hAnsi="Times New Roman" w:cs="Times New Roman" w:eastAsia="Times New Roman"/>
           <w:b/>
-          <w:sz w:val="21"/>
+          <w:i w:val="0"/>
+          <w:color w:val="000000"/>
+          <w:sz w:val="26"/>
         </w:rPr>
         <w:t xml:space="preserve">3. </w:t>
       </w:r>
       <w:r>
         <w:rPr>
-          <w:rFonts w:ascii="Arial" w:hAnsi="Arial"/>
-          <w:color w:val="333333"/>
-          <w:sz w:val="22"/>
+          <w:rFonts w:ascii="Times New Roman" w:hAnsi="Times New Roman" w:cs="Times New Roman" w:eastAsia="Times New Roman"/>
+          <w:b w:val="0"/>
+          <w:i w:val="0"/>
+          <w:color w:val="000000"/>
+          <w:sz w:val="26"/>
         </w:rPr>
         <w:t>Cung cấp cổng Quản trị Tối cao (Superadmin Control Center) toàn quyền giám sát người dùng, sự kiện, đơn hàng, kiểm soát đối soát dòng tiền và xử lý hoàn tiền khẩn cấp.</w:t>
       </w:r>
     </w:p>
     <w:p>
       <w:pPr>
-        <w:spacing w:before="20" w:after="20" w:line="276" w:lineRule="auto"/>
-        <w:ind w:left="360"/>
+        <w:pStyle w:val="ListBullet"/>
+        <w:spacing w:before="0" w:after="80" w:line="324" w:lineRule="auto"/>
+        <w:jc w:val="left"/>
       </w:pPr>
       <w:r>
         <w:rPr>
-          <w:rFonts w:ascii="Arial" w:hAnsi="Arial"/>
+          <w:rFonts w:ascii="Times New Roman" w:hAnsi="Times New Roman" w:cs="Times New Roman" w:eastAsia="Times New Roman"/>
           <w:b/>
-          <w:sz w:val="21"/>
+          <w:i w:val="0"/>
+          <w:color w:val="000000"/>
+          <w:sz w:val="26"/>
         </w:rPr>
         <w:t xml:space="preserve">4. </w:t>
       </w:r>
       <w:r>
         <w:rPr>
-          <w:rFonts w:ascii="Arial" w:hAnsi="Arial"/>
-          <w:color w:val="333333"/>
-          <w:sz w:val="22"/>
+          <w:rFonts w:ascii="Times New Roman" w:hAnsi="Times New Roman" w:cs="Times New Roman" w:eastAsia="Times New Roman"/>
+          <w:b w:val="0"/>
+          <w:i w:val="0"/>
+          <w:color w:val="000000"/>
+          <w:sz w:val="26"/>
         </w:rPr>
         <w:t>Đảm bảo môi trường hoàn hảo cho môn học Kiểm thử phần mềm: Cài cắm các bài toán bẫy lỗi kinh điển (Làm tròn số tiền VND, Cạnh tranh tài nguyên Race Condition, Boundary Testing vé 0đ, Voucher đối soát).</w:t>
       </w:r>
     </w:p>
     <w:p>
       <w:pPr>
-        <w:spacing w:before="160" w:after="60"/>
+        <w:spacing w:before="200" w:after="80" w:line="324" w:lineRule="auto"/>
+        <w:jc w:val="left"/>
       </w:pPr>
       <w:r>
         <w:rPr>
-          <w:rFonts w:ascii="Arial" w:hAnsi="Arial"/>
+          <w:rFonts w:ascii="Times New Roman" w:hAnsi="Times New Roman" w:cs="Times New Roman" w:eastAsia="Times New Roman"/>
           <w:b/>
-          <w:color w:val="0F766E"/>
-          <w:sz w:val="24"/>
+          <w:i w:val="0"/>
+          <w:color w:val="000000"/>
+          <w:sz w:val="28"/>
         </w:rPr>
         <w:t>1.2. Mục tiêu dự án (Objectives)</w:t>
       </w:r>
     </w:p>
     <w:p>
       <w:pPr>
-        <w:spacing w:before="20" w:after="20" w:line="276" w:lineRule="auto"/>
-        <w:ind w:left="360"/>
+        <w:pStyle w:val="ListBullet"/>
+        <w:spacing w:before="0" w:after="80" w:line="324" w:lineRule="auto"/>
+        <w:jc w:val="left"/>
       </w:pPr>
       <w:r>
         <w:rPr>
-          <w:rFonts w:ascii="Arial" w:hAnsi="Arial"/>
+          <w:rFonts w:ascii="Times New Roman" w:hAnsi="Times New Roman" w:cs="Times New Roman" w:eastAsia="Times New Roman"/>
           <w:b/>
-          <w:sz w:val="21"/>
+          <w:i w:val="0"/>
+          <w:color w:val="000000"/>
+          <w:sz w:val="26"/>
         </w:rPr>
-        <w:t xml:space="preserve">1. </w:t>
+        <w:t xml:space="preserve">1. Đối với người tham dự: </w:t>
       </w:r>
       <w:r>
         <w:rPr>
-          <w:rFonts w:ascii="Arial" w:hAnsi="Arial"/>
+          <w:rFonts w:ascii="Times New Roman" w:hAnsi="Times New Roman" w:cs="Times New Roman" w:eastAsia="Times New Roman"/>
+          <w:b w:val="0"/>
+          <w:i w:val="0"/>
+          <w:color w:val="000000"/>
+          <w:sz w:val="26"/>
+        </w:rPr>
+        <w:t>Tra cứu sự kiện dễ dàng, đặt mua vé an toàn, nhận mã vé điện tử tức thì và hỗ trợ hủy vé minh bạch theo chính sách thời gian.</w:t>
+      </w:r>
+    </w:p>
+    <w:p>
+      <w:pPr>
+        <w:pStyle w:val="ListBullet"/>
+        <w:spacing w:before="0" w:after="80" w:line="324" w:lineRule="auto"/>
+        <w:jc w:val="left"/>
+      </w:pPr>
+      <w:r>
+        <w:rPr>
+          <w:rFonts w:ascii="Times New Roman" w:hAnsi="Times New Roman" w:cs="Times New Roman" w:eastAsia="Times New Roman"/>
           <w:b/>
-          <w:color w:val="333333"/>
-          <w:sz w:val="22"/>
+          <w:i w:val="0"/>
+          <w:color w:val="000000"/>
+          <w:sz w:val="26"/>
         </w:rPr>
-        <w:t>Đối với người tham dự</w:t>
+        <w:t xml:space="preserve">2. Đối với ban tổ chức: </w:t>
       </w:r>
       <w:r>
         <w:rPr>
-          <w:rFonts w:ascii="Arial" w:hAnsi="Arial"/>
-          <w:color w:val="333333"/>
-          <w:sz w:val="22"/>
+          <w:rFonts w:ascii="Times New Roman" w:hAnsi="Times New Roman" w:cs="Times New Roman" w:eastAsia="Times New Roman"/>
+          <w:b w:val="0"/>
+          <w:i w:val="0"/>
+          <w:color w:val="000000"/>
+          <w:sz w:val="26"/>
         </w:rPr>
-        <w:t>: Tra cứu sự kiện dễ dàng, đặt mua vé an toàn, nhận mã vé điện tử tức thì và hỗ trợ hủy vé minh bạch theo chính sách thời gian.</w:t>
+        <w:t>Tự chủ khởi tạo sự kiện mở bán ngay lập tức (không bị ách tắc chờ duyệt), theo dõi doanh thu thực nhận vào ví điện tử sau khi trừ phí sàn minh bạch.</w:t>
       </w:r>
     </w:p>
     <w:p>
       <w:pPr>
-        <w:spacing w:before="20" w:after="20" w:line="276" w:lineRule="auto"/>
-        <w:ind w:left="360"/>
+        <w:pStyle w:val="ListBullet"/>
+        <w:spacing w:before="0" w:after="80" w:line="324" w:lineRule="auto"/>
+        <w:jc w:val="left"/>
       </w:pPr>
       <w:r>
         <w:rPr>
-          <w:rFonts w:ascii="Arial" w:hAnsi="Arial"/>
+          <w:rFonts w:ascii="Times New Roman" w:hAnsi="Times New Roman" w:cs="Times New Roman" w:eastAsia="Times New Roman"/>
           <w:b/>
-          <w:sz w:val="21"/>
+          <w:i w:val="0"/>
+          <w:color w:val="000000"/>
+          <w:sz w:val="26"/>
         </w:rPr>
-        <w:t xml:space="preserve">2. </w:t>
+        <w:t xml:space="preserve">3. Đối với Quản trị viên (Superadmin): </w:t>
       </w:r>
       <w:r>
         <w:rPr>
-          <w:rFonts w:ascii="Arial" w:hAnsi="Arial"/>
+          <w:rFonts w:ascii="Times New Roman" w:hAnsi="Times New Roman" w:cs="Times New Roman" w:eastAsia="Times New Roman"/>
+          <w:b w:val="0"/>
+          <w:i w:val="0"/>
+          <w:color w:val="000000"/>
+          <w:sz w:val="26"/>
+        </w:rPr>
+        <w:t>Nắm toàn quyền quản trị người dùng, phân quyền (RBAC), kiểm duyệt sự kiện, hủy đơn hoàn tiền khẩn cấp và cấu hình tỷ lệ phí sàn linh hoạt.</w:t>
+      </w:r>
+    </w:p>
+    <w:p>
+      <w:pPr>
+        <w:pStyle w:val="ListBullet"/>
+        <w:spacing w:before="0" w:after="80" w:line="324" w:lineRule="auto"/>
+        <w:jc w:val="left"/>
+      </w:pPr>
+      <w:r>
+        <w:rPr>
+          <w:rFonts w:ascii="Times New Roman" w:hAnsi="Times New Roman" w:cs="Times New Roman" w:eastAsia="Times New Roman"/>
           <w:b/>
-          <w:color w:val="333333"/>
-          <w:sz w:val="22"/>
+          <w:i w:val="0"/>
+          <w:color w:val="000000"/>
+          <w:sz w:val="26"/>
         </w:rPr>
-        <w:t>Đối với ban tổ chức</w:t>
+        <w:t xml:space="preserve">4. Đối với môn học Kiểm thử &amp; Đánh giá hiệu năng: </w:t>
       </w:r>
       <w:r>
         <w:rPr>
-          <w:rFonts w:ascii="Arial" w:hAnsi="Arial"/>
-          <w:color w:val="333333"/>
-          <w:sz w:val="22"/>
+          <w:rFonts w:ascii="Times New Roman" w:hAnsi="Times New Roman" w:cs="Times New Roman" w:eastAsia="Times New Roman"/>
+          <w:b w:val="0"/>
+          <w:i w:val="0"/>
+          <w:color w:val="000000"/>
+          <w:sz w:val="26"/>
         </w:rPr>
-        <w:t>: Tự chủ khởi tạo sự kiện mở bán ngay lập tức (không bị ách tắc chờ duyệt), theo dõi doanh thu thực nhận vào ví điện tử sau khi trừ phí sàn minh bạch.</w:t>
+        <w:t>Cung cấp ứng dụng có 39 API Endpoints (44 Operations) chuẩn mực, hỗ trợ đo kiểm tải cao điểm (JMeter) và kiểm thử tự động toàn diện.</w:t>
       </w:r>
     </w:p>
     <w:p>
       <w:pPr>
-        <w:spacing w:before="20" w:after="20" w:line="276" w:lineRule="auto"/>
-        <w:ind w:left="360"/>
+        <w:spacing w:before="200" w:after="80" w:line="324" w:lineRule="auto"/>
+        <w:jc w:val="left"/>
       </w:pPr>
       <w:r>
         <w:rPr>
-          <w:rFonts w:ascii="Arial" w:hAnsi="Arial"/>
+          <w:rFonts w:ascii="Times New Roman" w:hAnsi="Times New Roman" w:cs="Times New Roman" w:eastAsia="Times New Roman"/>
           <w:b/>
-          <w:sz w:val="21"/>
-        </w:rPr>
-        <w:t xml:space="preserve">3. </w:t>
-      </w:r>
-      <w:r>
-        <w:rPr>
-          <w:rFonts w:ascii="Arial" w:hAnsi="Arial"/>
-          <w:b/>
-          <w:color w:val="333333"/>
-          <w:sz w:val="22"/>
-        </w:rPr>
-        <w:t>Đối với Quản trị viên (Superadmin)</w:t>
-      </w:r>
-      <w:r>
-        <w:rPr>
-          <w:rFonts w:ascii="Arial" w:hAnsi="Arial"/>
-          <w:color w:val="333333"/>
-          <w:sz w:val="22"/>
-        </w:rPr>
-        <w:t>: Nắm toàn quyền quản trị người dùng, phân quyền (RBAC), kiểm duyệt sự kiện, hủy đơn hoàn tiền khẩn cấp và cấu hình tỷ lệ phí sàn linh hoạt.</w:t>
-      </w:r>
-    </w:p>
-    <w:p>
-      <w:pPr>
-        <w:spacing w:before="20" w:after="20" w:line="276" w:lineRule="auto"/>
-        <w:ind w:left="360"/>
-      </w:pPr>
-      <w:r>
-        <w:rPr>
-          <w:rFonts w:ascii="Arial" w:hAnsi="Arial"/>
-          <w:b/>
-          <w:sz w:val="21"/>
-        </w:rPr>
-        <w:t xml:space="preserve">4. </w:t>
-      </w:r>
-      <w:r>
-        <w:rPr>
-          <w:rFonts w:ascii="Arial" w:hAnsi="Arial"/>
-          <w:b/>
-          <w:color w:val="333333"/>
-          <w:sz w:val="22"/>
-        </w:rPr>
-        <w:t>Đối với môn học Kiểm thử &amp; Đánh giá hiệu năng</w:t>
-      </w:r>
-      <w:r>
-        <w:rPr>
-          <w:rFonts w:ascii="Arial" w:hAnsi="Arial"/>
-          <w:color w:val="333333"/>
-          <w:sz w:val="22"/>
-        </w:rPr>
-        <w:t>: Cung cấp ứng dụng có 37 API Endpoints chuẩn mực, hỗ trợ đo kiểm tải cao điểm (JMeter) và kiểm thử tự động toàn diện (20/20 Test Cases PASSED).</w:t>
-      </w:r>
-    </w:p>
-    <w:p>
-      <w:pPr>
-        <w:spacing w:before="160" w:after="60"/>
-      </w:pPr>
-      <w:r>
-        <w:rPr>
-          <w:rFonts w:ascii="Arial" w:hAnsi="Arial"/>
-          <w:b/>
-          <w:color w:val="0F766E"/>
-          <w:sz w:val="24"/>
+          <w:i w:val="0"/>
+          <w:color w:val="000000"/>
+          <w:sz w:val="28"/>
         </w:rPr>
         <w:t>1.3. Phạm vi hệ thống (Scope)</w:t>
       </w:r>
     </w:p>
     <w:p>
       <w:pPr>
-        <w:pStyle w:val="ListBullet"/>
-        <w:spacing w:before="20" w:after="20" w:line="276" w:lineRule="auto"/>
+        <w:spacing w:before="0" w:after="100" w:line="324" w:lineRule="auto"/>
+        <w:jc w:val="left"/>
       </w:pPr>
       <w:r>
         <w:rPr>
-          <w:rFonts w:ascii="Arial" w:hAnsi="Arial"/>
+          <w:rFonts w:ascii="Times New Roman" w:hAnsi="Times New Roman" w:cs="Times New Roman" w:eastAsia="Times New Roman"/>
           <w:b/>
-          <w:color w:val="333333"/>
-          <w:sz w:val="22"/>
+          <w:i w:val="0"/>
+          <w:color w:val="000000"/>
+          <w:sz w:val="26"/>
         </w:rPr>
-        <w:t>Trong phạm vi (In-Scope)</w:t>
+        <w:t xml:space="preserve">• </w:t>
       </w:r>
       <w:r>
         <w:rPr>
-          <w:rFonts w:ascii="Arial" w:hAnsi="Arial"/>
-          <w:color w:val="333333"/>
-          <w:sz w:val="22"/>
+          <w:rFonts w:ascii="Times New Roman" w:hAnsi="Times New Roman" w:cs="Times New Roman" w:eastAsia="Times New Roman"/>
+          <w:b w:val="0"/>
+          <w:i w:val="0"/>
+          <w:color w:val="000000"/>
+          <w:sz w:val="26"/>
         </w:rPr>
-        <w:t>:</w:t>
+        <w:t>Trong phạm vi (In-Scope):</w:t>
       </w:r>
     </w:p>
     <w:p>
       <w:pPr>
         <w:pStyle w:val="ListBullet"/>
-        <w:spacing w:before="20" w:after="20" w:line="276" w:lineRule="auto"/>
+        <w:spacing w:before="0" w:after="80" w:line="324" w:lineRule="auto"/>
+        <w:jc w:val="left"/>
       </w:pPr>
       <w:r>
         <w:rPr>
-          <w:rFonts w:ascii="Arial" w:hAnsi="Arial"/>
-          <w:color w:val="333333"/>
-          <w:sz w:val="22"/>
+          <w:rFonts w:ascii="Times New Roman" w:hAnsi="Times New Roman" w:cs="Times New Roman" w:eastAsia="Times New Roman"/>
+          <w:b w:val="0"/>
+          <w:i w:val="0"/>
+          <w:color w:val="000000"/>
+          <w:sz w:val="26"/>
         </w:rPr>
         <w:t>Quản trị tài khoản và phân quyền người dùng (Khách vãng lai, Người tham dự, Ban tổ chức, Quản trị viên).</w:t>
       </w:r>
@@ -512,13 +600,16 @@
     <w:p>
       <w:pPr>
         <w:pStyle w:val="ListBullet"/>
-        <w:spacing w:before="20" w:after="20" w:line="276" w:lineRule="auto"/>
+        <w:spacing w:before="0" w:after="80" w:line="324" w:lineRule="auto"/>
+        <w:jc w:val="left"/>
       </w:pPr>
       <w:r>
         <w:rPr>
-          <w:rFonts w:ascii="Arial" w:hAnsi="Arial"/>
-          <w:color w:val="333333"/>
-          <w:sz w:val="22"/>
+          <w:rFonts w:ascii="Times New Roman" w:hAnsi="Times New Roman" w:cs="Times New Roman" w:eastAsia="Times New Roman"/>
+          <w:b w:val="0"/>
+          <w:i w:val="0"/>
+          <w:color w:val="000000"/>
+          <w:sz w:val="26"/>
         </w:rPr>
         <w:t>Khám phá, tìm kiếm và lọc sự kiện theo từ khóa, danh mục.</w:t>
       </w:r>
@@ -526,13 +617,16 @@
     <w:p>
       <w:pPr>
         <w:pStyle w:val="ListBullet"/>
-        <w:spacing w:before="20" w:after="20" w:line="276" w:lineRule="auto"/>
+        <w:spacing w:before="0" w:after="80" w:line="324" w:lineRule="auto"/>
+        <w:jc w:val="left"/>
       </w:pPr>
       <w:r>
         <w:rPr>
-          <w:rFonts w:ascii="Arial" w:hAnsi="Arial"/>
-          <w:color w:val="333333"/>
-          <w:sz w:val="22"/>
+          <w:rFonts w:ascii="Times New Roman" w:hAnsi="Times New Roman" w:cs="Times New Roman" w:eastAsia="Times New Roman"/>
+          <w:b w:val="0"/>
+          <w:i w:val="0"/>
+          <w:color w:val="000000"/>
+          <w:sz w:val="26"/>
         </w:rPr>
         <w:t>Đặt vé, kiểm tra tồn kho theo thời gian thực, áp dụng mã voucher giảm giá, tích hợp kép thanh toán Ví nội bộ và PayOS VietQR.</w:t>
       </w:r>
@@ -540,13 +634,16 @@
     <w:p>
       <w:pPr>
         <w:pStyle w:val="ListBullet"/>
-        <w:spacing w:before="20" w:after="20" w:line="276" w:lineRule="auto"/>
+        <w:spacing w:before="0" w:after="80" w:line="324" w:lineRule="auto"/>
+        <w:jc w:val="left"/>
       </w:pPr>
       <w:r>
         <w:rPr>
-          <w:rFonts w:ascii="Arial" w:hAnsi="Arial"/>
-          <w:color w:val="333333"/>
-          <w:sz w:val="22"/>
+          <w:rFonts w:ascii="Times New Roman" w:hAnsi="Times New Roman" w:cs="Times New Roman" w:eastAsia="Times New Roman"/>
+          <w:b w:val="0"/>
+          <w:i w:val="0"/>
+          <w:color w:val="000000"/>
+          <w:sz w:val="26"/>
         </w:rPr>
         <w:t>Cơ chế thương mại &amp; phí sàn: Tự động trích 5% phí dịch vụ, tính toán làm tròn chuẩn tiền tệ VND, chuyển doanh thu thuần về ví BTC.</w:t>
       </w:r>
@@ -554,13 +651,16 @@
     <w:p>
       <w:pPr>
         <w:pStyle w:val="ListBullet"/>
-        <w:spacing w:before="20" w:after="20" w:line="276" w:lineRule="auto"/>
+        <w:spacing w:before="0" w:after="80" w:line="324" w:lineRule="auto"/>
+        <w:jc w:val="left"/>
       </w:pPr>
       <w:r>
         <w:rPr>
-          <w:rFonts w:ascii="Arial" w:hAnsi="Arial"/>
-          <w:color w:val="333333"/>
-          <w:sz w:val="22"/>
+          <w:rFonts w:ascii="Times New Roman" w:hAnsi="Times New Roman" w:cs="Times New Roman" w:eastAsia="Times New Roman"/>
+          <w:b w:val="0"/>
+          <w:i w:val="0"/>
+          <w:color w:val="000000"/>
+          <w:sz w:val="26"/>
         </w:rPr>
         <w:t>Quản lý vé cá nhân, xuất mã vé điện tử QR/Alpha-code để check-in tại cổng.</w:t>
       </w:r>
@@ -568,50 +668,59 @@
     <w:p>
       <w:pPr>
         <w:pStyle w:val="ListBullet"/>
-        <w:spacing w:before="20" w:after="20" w:line="276" w:lineRule="auto"/>
+        <w:spacing w:before="0" w:after="80" w:line="324" w:lineRule="auto"/>
+        <w:jc w:val="left"/>
       </w:pPr>
       <w:r>
         <w:rPr>
-          <w:rFonts w:ascii="Arial" w:hAnsi="Arial"/>
-          <w:color w:val="333333"/>
-          <w:sz w:val="22"/>
+          <w:rFonts w:ascii="Times New Roman" w:hAnsi="Times New Roman" w:cs="Times New Roman" w:eastAsia="Times New Roman"/>
+          <w:b w:val="0"/>
+          <w:i w:val="0"/>
+          <w:color w:val="000000"/>
+          <w:sz w:val="26"/>
         </w:rPr>
         <w:t>Cổng Quản trị Superadmin Toàn quyền (5 Tab): Thống kê &amp; Phí sàn, Người dùng &amp; Phân quyền, Sự kiện, Đơn hàng &amp; Vé, Cấu hình Hệ thống.</w:t>
       </w:r>
     </w:p>
     <w:p>
       <w:pPr>
-        <w:pStyle w:val="ListBullet"/>
-        <w:spacing w:before="20" w:after="20" w:line="276" w:lineRule="auto"/>
+        <w:spacing w:before="0" w:after="100" w:line="324" w:lineRule="auto"/>
+        <w:jc w:val="left"/>
       </w:pPr>
       <w:r>
         <w:rPr>
-          <w:rFonts w:ascii="Arial" w:hAnsi="Arial"/>
+          <w:rFonts w:ascii="Times New Roman" w:hAnsi="Times New Roman" w:cs="Times New Roman" w:eastAsia="Times New Roman"/>
           <w:b/>
-          <w:color w:val="333333"/>
-          <w:sz w:val="22"/>
+          <w:i w:val="0"/>
+          <w:color w:val="000000"/>
+          <w:sz w:val="26"/>
         </w:rPr>
-        <w:t>Ngoài phạm vi (Out-of-Scope)</w:t>
+        <w:t xml:space="preserve">• </w:t>
       </w:r>
       <w:r>
         <w:rPr>
-          <w:rFonts w:ascii="Arial" w:hAnsi="Arial"/>
-          <w:color w:val="333333"/>
-          <w:sz w:val="22"/>
+          <w:rFonts w:ascii="Times New Roman" w:hAnsi="Times New Roman" w:cs="Times New Roman" w:eastAsia="Times New Roman"/>
+          <w:b w:val="0"/>
+          <w:i w:val="0"/>
+          <w:color w:val="000000"/>
+          <w:sz w:val="26"/>
         </w:rPr>
-        <w:t>:</w:t>
+        <w:t>Ngoài phạm vi (Out-of-Scope):</w:t>
       </w:r>
     </w:p>
     <w:p>
       <w:pPr>
         <w:pStyle w:val="ListBullet"/>
-        <w:spacing w:before="20" w:after="20" w:line="276" w:lineRule="auto"/>
+        <w:spacing w:before="0" w:after="80" w:line="324" w:lineRule="auto"/>
+        <w:jc w:val="left"/>
       </w:pPr>
       <w:r>
         <w:rPr>
-          <w:rFonts w:ascii="Arial" w:hAnsi="Arial"/>
-          <w:color w:val="333333"/>
-          <w:sz w:val="22"/>
+          <w:rFonts w:ascii="Times New Roman" w:hAnsi="Times New Roman" w:cs="Times New Roman" w:eastAsia="Times New Roman"/>
+          <w:b w:val="0"/>
+          <w:i w:val="0"/>
+          <w:color w:val="000000"/>
+          <w:sz w:val="26"/>
         </w:rPr>
         <w:t>Tích hợp cổng thanh toán quốc tế Visa/Mastercard trực tiếp (sử dụng VietQR PayOS nội địa và ví nội bộ để kiểm thử cô lập).</w:t>
       </w:r>
@@ -619,88 +728,50 @@
     <w:p>
       <w:pPr>
         <w:pStyle w:val="ListBullet"/>
-        <w:spacing w:before="20" w:after="20" w:line="276" w:lineRule="auto"/>
+        <w:spacing w:before="0" w:after="80" w:line="324" w:lineRule="auto"/>
+        <w:jc w:val="left"/>
       </w:pPr>
       <w:r>
         <w:rPr>
-          <w:rFonts w:ascii="Arial" w:hAnsi="Arial"/>
-          <w:color w:val="333333"/>
-          <w:sz w:val="22"/>
+          <w:rFonts w:ascii="Times New Roman" w:hAnsi="Times New Roman" w:cs="Times New Roman" w:eastAsia="Times New Roman"/>
+          <w:b w:val="0"/>
+          <w:i w:val="0"/>
+          <w:color w:val="000000"/>
+          <w:sz w:val="26"/>
         </w:rPr>
         <w:t>Gửi SMS Brandname vật lý – hiển thị trực tiếp mã xác thực trên giao diện web.</w:t>
       </w:r>
     </w:p>
     <w:p>
       <w:pPr>
-        <w:spacing w:before="120" w:after="120"/>
+        <w:spacing w:before="240" w:after="100" w:line="324" w:lineRule="auto"/>
+        <w:jc w:val="left"/>
       </w:pPr>
       <w:r>
         <w:rPr>
-          <w:color w:val="CBD5E1"/>
-          <w:sz w:val="16"/>
-        </w:rPr>
-        <w:t>_______________________________________________________________________________</w:t>
-      </w:r>
-    </w:p>
-    <w:p>
-      <w:pPr>
-        <w:spacing w:before="240" w:after="80"/>
-      </w:pPr>
-      <w:r>
-        <w:rPr>
-          <w:rFonts w:ascii="Arial" w:hAnsi="Arial"/>
+          <w:rFonts w:ascii="Times New Roman" w:hAnsi="Times New Roman" w:cs="Times New Roman" w:eastAsia="Times New Roman"/>
           <w:b/>
-          <w:color w:val="1E3A8A"/>
-          <w:sz w:val="28"/>
+          <w:i w:val="0"/>
+          <w:color w:val="000000"/>
+          <w:sz w:val="30"/>
         </w:rPr>
         <w:t>2. Các Vai trò Người dùng &amp; Nhu cầu (User Roles &amp; Needs)</w:t>
       </w:r>
     </w:p>
     <w:p>
       <w:pPr>
-        <w:spacing w:before="40" w:after="60" w:line="276" w:lineRule="auto"/>
+        <w:spacing w:before="0" w:after="100" w:line="324" w:lineRule="auto"/>
+        <w:jc w:val="left"/>
       </w:pPr>
       <w:r>
         <w:rPr>
-          <w:rFonts w:ascii="Arial" w:hAnsi="Arial"/>
-          <w:color w:val="333333"/>
-          <w:sz w:val="22"/>
+          <w:rFonts w:ascii="Times New Roman" w:hAnsi="Times New Roman" w:cs="Times New Roman" w:eastAsia="Times New Roman"/>
+          <w:b w:val="0"/>
+          <w:i w:val="0"/>
+          <w:color w:val="000000"/>
+          <w:sz w:val="26"/>
         </w:rPr>
-        <w:t xml:space="preserve">Hệ thống định nghĩa </w:t>
-      </w:r>
-      <w:r>
-        <w:rPr>
-          <w:rFonts w:ascii="Arial" w:hAnsi="Arial"/>
-          <w:b/>
-          <w:color w:val="333333"/>
-          <w:sz w:val="22"/>
-        </w:rPr>
-        <w:t>3 vai trò người dùng chính</w:t>
-      </w:r>
-      <w:r>
-        <w:rPr>
-          <w:rFonts w:ascii="Arial" w:hAnsi="Arial"/>
-          <w:color w:val="333333"/>
-          <w:sz w:val="22"/>
-        </w:rPr>
-        <w:t xml:space="preserve"> và </w:t>
-      </w:r>
-      <w:r>
-        <w:rPr>
-          <w:rFonts w:ascii="Arial" w:hAnsi="Arial"/>
-          <w:b/>
-          <w:color w:val="333333"/>
-          <w:sz w:val="22"/>
-        </w:rPr>
-        <w:t>1 vai trò khách vãng lai</w:t>
-      </w:r>
-      <w:r>
-        <w:rPr>
-          <w:rFonts w:ascii="Arial" w:hAnsi="Arial"/>
-          <w:color w:val="333333"/>
-          <w:sz w:val="22"/>
-        </w:rPr>
-        <w:t>:</w:t>
+        <w:t>Hệ thống định nghĩa 3 vai trò người dùng chính và 1 vai trò khách vãng lai:</w:t>
       </w:r>
     </w:p>
     <w:tbl>
@@ -708,43 +779,46 @@
         <w:tblW w:type="auto" w:w="0"/>
         <w:jc w:val="center"/>
         <w:tblLook w:firstColumn="1" w:firstRow="1" w:lastColumn="0" w:lastRow="0" w:noHBand="0" w:noVBand="1" w:val="04A0"/>
-        <w:tblBorders>
-          <w:top w:val="single" w:sz="4" w:space="0" w:color="CBD5E1"/>
-          <w:bottom w:val="single" w:sz="4" w:space="0" w:color="CBD5E1"/>
-          <w:left w:val="single" w:sz="4" w:space="0" w:color="CBD5E1"/>
-          <w:right w:val="single" w:sz="4" w:space="0" w:color="CBD5E1"/>
-          <w:insideH w:val="single" w:sz="4" w:space="0" w:color="CBD5E1"/>
-          <w:insideV w:val="single" w:sz="4" w:space="0" w:color="CBD5E1"/>
-        </w:tblBorders>
       </w:tblPr>
       <w:tblGrid>
-        <w:gridCol w:w="3120"/>
-        <w:gridCol w:w="3120"/>
-        <w:gridCol w:w="3120"/>
+        <w:gridCol w:w="3118"/>
+        <w:gridCol w:w="3118"/>
+        <w:gridCol w:w="3118"/>
       </w:tblGrid>
       <w:tr>
+        <w:trPr>
+          <w:tblHeader/>
+          <w:cantSplit/>
+        </w:trPr>
         <w:tc>
           <w:tcPr>
-            <w:tcW w:type="dxa" w:w="3120"/>
-            <w:shd w:fill="1E3A8A"/>
+            <w:tcW w:type="dxa" w:w="2160"/>
+            <w:shd w:fill="F2F2F2"/>
+            <w:tcBorders>
+              <w:top w:val="single" w:sz="4" w:space="0" w:color="CCCCCC"/>
+              <w:bottom w:val="single" w:sz="4" w:space="0" w:color="CCCCCC"/>
+              <w:left w:val="single" w:sz="4" w:space="0" w:color="CCCCCC"/>
+              <w:right w:val="single" w:sz="4" w:space="0" w:color="CCCCCC"/>
+            </w:tcBorders>
             <w:tcMar>
-              <w:top w:w="100" w:type="dxa"/>
-              <w:bottom w:w="100" w:type="dxa"/>
-              <w:left w:w="140" w:type="dxa"/>
-              <w:right w:w="140" w:type="dxa"/>
+              <w:top w:w="120" w:type="dxa"/>
+              <w:bottom w:w="120" w:type="dxa"/>
+              <w:left w:w="160" w:type="dxa"/>
+              <w:right w:w="160" w:type="dxa"/>
             </w:tcMar>
-            <w:vAlign w:val="center"/>
           </w:tcPr>
           <w:p>
             <w:pPr>
               <w:spacing w:before="40" w:after="40" w:line="276" w:lineRule="auto"/>
+              <w:jc w:val="center"/>
             </w:pPr>
             <w:r>
               <w:rPr>
-                <w:rFonts w:ascii="Arial" w:hAnsi="Arial"/>
+                <w:rFonts w:ascii="Times New Roman" w:hAnsi="Times New Roman" w:cs="Times New Roman" w:eastAsia="Times New Roman"/>
                 <w:b/>
-                <w:color w:val="FFFFFF"/>
-                <w:sz w:val="19"/>
+                <w:i w:val="0"/>
+                <w:color w:val="000000"/>
+                <w:sz w:val="24"/>
               </w:rPr>
               <w:t>Vai trò</w:t>
             </w:r>
@@ -752,26 +826,33 @@
         </w:tc>
         <w:tc>
           <w:tcPr>
-            <w:tcW w:type="dxa" w:w="3120"/>
-            <w:shd w:fill="1E3A8A"/>
+            <w:tcW w:type="dxa" w:w="2880"/>
+            <w:shd w:fill="F2F2F2"/>
+            <w:tcBorders>
+              <w:top w:val="single" w:sz="4" w:space="0" w:color="CCCCCC"/>
+              <w:bottom w:val="single" w:sz="4" w:space="0" w:color="CCCCCC"/>
+              <w:left w:val="single" w:sz="4" w:space="0" w:color="CCCCCC"/>
+              <w:right w:val="single" w:sz="4" w:space="0" w:color="CCCCCC"/>
+            </w:tcBorders>
             <w:tcMar>
-              <w:top w:w="100" w:type="dxa"/>
-              <w:bottom w:w="100" w:type="dxa"/>
-              <w:left w:w="140" w:type="dxa"/>
-              <w:right w:w="140" w:type="dxa"/>
+              <w:top w:w="120" w:type="dxa"/>
+              <w:bottom w:w="120" w:type="dxa"/>
+              <w:left w:w="160" w:type="dxa"/>
+              <w:right w:w="160" w:type="dxa"/>
             </w:tcMar>
-            <w:vAlign w:val="center"/>
           </w:tcPr>
           <w:p>
             <w:pPr>
               <w:spacing w:before="40" w:after="40" w:line="276" w:lineRule="auto"/>
+              <w:jc w:val="left"/>
             </w:pPr>
             <w:r>
               <w:rPr>
-                <w:rFonts w:ascii="Arial" w:hAnsi="Arial"/>
+                <w:rFonts w:ascii="Times New Roman" w:hAnsi="Times New Roman" w:cs="Times New Roman" w:eastAsia="Times New Roman"/>
                 <w:b/>
-                <w:color w:val="FFFFFF"/>
-                <w:sz w:val="19"/>
+                <w:i w:val="0"/>
+                <w:color w:val="000000"/>
+                <w:sz w:val="24"/>
               </w:rPr>
               <w:t>Mô tả đặc điểm</w:t>
             </w:r>
@@ -779,26 +860,33 @@
         </w:tc>
         <w:tc>
           <w:tcPr>
-            <w:tcW w:type="dxa" w:w="3120"/>
-            <w:shd w:fill="1E3A8A"/>
+            <w:tcW w:type="dxa" w:w="4608"/>
+            <w:shd w:fill="F2F2F2"/>
+            <w:tcBorders>
+              <w:top w:val="single" w:sz="4" w:space="0" w:color="CCCCCC"/>
+              <w:bottom w:val="single" w:sz="4" w:space="0" w:color="CCCCCC"/>
+              <w:left w:val="single" w:sz="4" w:space="0" w:color="CCCCCC"/>
+              <w:right w:val="single" w:sz="4" w:space="0" w:color="CCCCCC"/>
+            </w:tcBorders>
             <w:tcMar>
-              <w:top w:w="100" w:type="dxa"/>
-              <w:bottom w:w="100" w:type="dxa"/>
-              <w:left w:w="140" w:type="dxa"/>
-              <w:right w:w="140" w:type="dxa"/>
+              <w:top w:w="120" w:type="dxa"/>
+              <w:bottom w:w="120" w:type="dxa"/>
+              <w:left w:w="160" w:type="dxa"/>
+              <w:right w:w="160" w:type="dxa"/>
             </w:tcMar>
-            <w:vAlign w:val="center"/>
           </w:tcPr>
           <w:p>
             <w:pPr>
               <w:spacing w:before="40" w:after="40" w:line="276" w:lineRule="auto"/>
+              <w:jc w:val="left"/>
             </w:pPr>
             <w:r>
               <w:rPr>
-                <w:rFonts w:ascii="Arial" w:hAnsi="Arial"/>
+                <w:rFonts w:ascii="Times New Roman" w:hAnsi="Times New Roman" w:cs="Times New Roman" w:eastAsia="Times New Roman"/>
                 <w:b/>
-                <w:color w:val="FFFFFF"/>
-                <w:sz w:val="19"/>
+                <w:i w:val="0"/>
+                <w:color w:val="000000"/>
+                <w:sz w:val="24"/>
               </w:rPr>
               <w:t>Nhu cầu chính (Core Needs)</w:t>
             </w:r>
@@ -806,28 +894,37 @@
         </w:tc>
       </w:tr>
       <w:tr>
+        <w:trPr>
+          <w:cantSplit/>
+        </w:trPr>
         <w:tc>
           <w:tcPr>
-            <w:tcW w:type="dxa" w:w="3120"/>
-            <w:shd w:fill="F8FAFC"/>
+            <w:tcW w:type="dxa" w:w="2160"/>
+            <w:tcBorders>
+              <w:top w:val="single" w:sz="4" w:space="0" w:color="CCCCCC"/>
+              <w:bottom w:val="single" w:sz="4" w:space="0" w:color="CCCCCC"/>
+              <w:left w:val="single" w:sz="4" w:space="0" w:color="CCCCCC"/>
+              <w:right w:val="single" w:sz="4" w:space="0" w:color="CCCCCC"/>
+            </w:tcBorders>
             <w:tcMar>
-              <w:top w:w="100" w:type="dxa"/>
-              <w:bottom w:w="100" w:type="dxa"/>
-              <w:left w:w="140" w:type="dxa"/>
-              <w:right w:w="140" w:type="dxa"/>
+              <w:top w:w="120" w:type="dxa"/>
+              <w:bottom w:w="120" w:type="dxa"/>
+              <w:left w:w="160" w:type="dxa"/>
+              <w:right w:w="160" w:type="dxa"/>
             </w:tcMar>
-            <w:vAlign w:val="center"/>
           </w:tcPr>
           <w:p>
             <w:pPr>
               <w:spacing w:before="40" w:after="40" w:line="276" w:lineRule="auto"/>
+              <w:jc w:val="center"/>
             </w:pPr>
             <w:r>
               <w:rPr>
-                <w:rFonts w:ascii="Arial" w:hAnsi="Arial"/>
-                <w:b/>
-                <w:color w:val="1E293B"/>
-                <w:sz w:val="19"/>
+                <w:rFonts w:ascii="Times New Roman" w:hAnsi="Times New Roman" w:cs="Times New Roman" w:eastAsia="Times New Roman"/>
+                <w:b w:val="0"/>
+                <w:i w:val="0"/>
+                <w:color w:val="000000"/>
+                <w:sz w:val="24"/>
               </w:rPr>
               <w:t>1. Khách tham dự (Attendee)</w:t>
             </w:r>
@@ -835,25 +932,32 @@
         </w:tc>
         <w:tc>
           <w:tcPr>
-            <w:tcW w:type="dxa" w:w="3120"/>
-            <w:shd w:fill="F8FAFC"/>
+            <w:tcW w:type="dxa" w:w="2880"/>
+            <w:tcBorders>
+              <w:top w:val="single" w:sz="4" w:space="0" w:color="CCCCCC"/>
+              <w:bottom w:val="single" w:sz="4" w:space="0" w:color="CCCCCC"/>
+              <w:left w:val="single" w:sz="4" w:space="0" w:color="CCCCCC"/>
+              <w:right w:val="single" w:sz="4" w:space="0" w:color="CCCCCC"/>
+            </w:tcBorders>
             <w:tcMar>
-              <w:top w:w="100" w:type="dxa"/>
-              <w:bottom w:w="100" w:type="dxa"/>
-              <w:left w:w="140" w:type="dxa"/>
-              <w:right w:w="140" w:type="dxa"/>
+              <w:top w:w="120" w:type="dxa"/>
+              <w:bottom w:w="120" w:type="dxa"/>
+              <w:left w:w="160" w:type="dxa"/>
+              <w:right w:w="160" w:type="dxa"/>
             </w:tcMar>
-            <w:vAlign w:val="center"/>
           </w:tcPr>
           <w:p>
             <w:pPr>
               <w:spacing w:before="40" w:after="40" w:line="276" w:lineRule="auto"/>
+              <w:jc w:val="left"/>
             </w:pPr>
             <w:r>
               <w:rPr>
-                <w:rFonts w:ascii="Arial" w:hAnsi="Arial"/>
-                <w:color w:val="1E293B"/>
-                <w:sz w:val="19"/>
+                <w:rFonts w:ascii="Times New Roman" w:hAnsi="Times New Roman" w:cs="Times New Roman" w:eastAsia="Times New Roman"/>
+                <w:b w:val="0"/>
+                <w:i w:val="0"/>
+                <w:color w:val="000000"/>
+                <w:sz w:val="24"/>
               </w:rPr>
               <w:t>Cá nhân tìm kiếm, đăng ký và tham gia các sự kiện, hội thảo.</w:t>
             </w:r>
@@ -861,25 +965,32 @@
         </w:tc>
         <w:tc>
           <w:tcPr>
-            <w:tcW w:type="dxa" w:w="3120"/>
-            <w:shd w:fill="F8FAFC"/>
+            <w:tcW w:type="dxa" w:w="4608"/>
+            <w:tcBorders>
+              <w:top w:val="single" w:sz="4" w:space="0" w:color="CCCCCC"/>
+              <w:bottom w:val="single" w:sz="4" w:space="0" w:color="CCCCCC"/>
+              <w:left w:val="single" w:sz="4" w:space="0" w:color="CCCCCC"/>
+              <w:right w:val="single" w:sz="4" w:space="0" w:color="CCCCCC"/>
+            </w:tcBorders>
             <w:tcMar>
-              <w:top w:w="100" w:type="dxa"/>
-              <w:bottom w:w="100" w:type="dxa"/>
-              <w:left w:w="140" w:type="dxa"/>
-              <w:right w:w="140" w:type="dxa"/>
+              <w:top w:w="120" w:type="dxa"/>
+              <w:bottom w:w="120" w:type="dxa"/>
+              <w:left w:w="160" w:type="dxa"/>
+              <w:right w:w="160" w:type="dxa"/>
             </w:tcMar>
-            <w:vAlign w:val="center"/>
           </w:tcPr>
           <w:p>
             <w:pPr>
               <w:spacing w:before="40" w:after="40" w:line="276" w:lineRule="auto"/>
+              <w:jc w:val="left"/>
             </w:pPr>
             <w:r>
               <w:rPr>
-                <w:rFonts w:ascii="Arial" w:hAnsi="Arial"/>
-                <w:color w:val="1E293B"/>
-                <w:sz w:val="19"/>
+                <w:rFonts w:ascii="Times New Roman" w:hAnsi="Times New Roman" w:cs="Times New Roman" w:eastAsia="Times New Roman"/>
+                <w:b w:val="0"/>
+                <w:i w:val="0"/>
+                <w:color w:val="000000"/>
+                <w:sz w:val="24"/>
               </w:rPr>
               <w:t>• Tìm kiếm nhanh sự kiện theo sở thích, địa điểm.</w:t>
               <w:br/>
@@ -895,28 +1006,37 @@
         </w:tc>
       </w:tr>
       <w:tr>
+        <w:trPr>
+          <w:cantSplit/>
+        </w:trPr>
         <w:tc>
           <w:tcPr>
-            <w:tcW w:type="dxa" w:w="3120"/>
-            <w:shd w:fill="FFFFFF"/>
+            <w:tcW w:type="dxa" w:w="2160"/>
+            <w:tcBorders>
+              <w:top w:val="single" w:sz="4" w:space="0" w:color="CCCCCC"/>
+              <w:bottom w:val="single" w:sz="4" w:space="0" w:color="CCCCCC"/>
+              <w:left w:val="single" w:sz="4" w:space="0" w:color="CCCCCC"/>
+              <w:right w:val="single" w:sz="4" w:space="0" w:color="CCCCCC"/>
+            </w:tcBorders>
             <w:tcMar>
-              <w:top w:w="100" w:type="dxa"/>
-              <w:bottom w:w="100" w:type="dxa"/>
-              <w:left w:w="140" w:type="dxa"/>
-              <w:right w:w="140" w:type="dxa"/>
+              <w:top w:w="120" w:type="dxa"/>
+              <w:bottom w:w="120" w:type="dxa"/>
+              <w:left w:w="160" w:type="dxa"/>
+              <w:right w:w="160" w:type="dxa"/>
             </w:tcMar>
-            <w:vAlign w:val="center"/>
           </w:tcPr>
           <w:p>
             <w:pPr>
               <w:spacing w:before="40" w:after="40" w:line="276" w:lineRule="auto"/>
+              <w:jc w:val="center"/>
             </w:pPr>
             <w:r>
               <w:rPr>
-                <w:rFonts w:ascii="Arial" w:hAnsi="Arial"/>
-                <w:b/>
-                <w:color w:val="1E293B"/>
-                <w:sz w:val="19"/>
+                <w:rFonts w:ascii="Times New Roman" w:hAnsi="Times New Roman" w:cs="Times New Roman" w:eastAsia="Times New Roman"/>
+                <w:b w:val="0"/>
+                <w:i w:val="0"/>
+                <w:color w:val="000000"/>
+                <w:sz w:val="24"/>
               </w:rPr>
               <w:t>2. Ban tổ chức (Organizer)</w:t>
             </w:r>
@@ -924,25 +1044,32 @@
         </w:tc>
         <w:tc>
           <w:tcPr>
-            <w:tcW w:type="dxa" w:w="3120"/>
-            <w:shd w:fill="FFFFFF"/>
+            <w:tcW w:type="dxa" w:w="2880"/>
+            <w:tcBorders>
+              <w:top w:val="single" w:sz="4" w:space="0" w:color="CCCCCC"/>
+              <w:bottom w:val="single" w:sz="4" w:space="0" w:color="CCCCCC"/>
+              <w:left w:val="single" w:sz="4" w:space="0" w:color="CCCCCC"/>
+              <w:right w:val="single" w:sz="4" w:space="0" w:color="CCCCCC"/>
+            </w:tcBorders>
             <w:tcMar>
-              <w:top w:w="100" w:type="dxa"/>
-              <w:bottom w:w="100" w:type="dxa"/>
-              <w:left w:w="140" w:type="dxa"/>
-              <w:right w:w="140" w:type="dxa"/>
+              <w:top w:w="120" w:type="dxa"/>
+              <w:bottom w:w="120" w:type="dxa"/>
+              <w:left w:w="160" w:type="dxa"/>
+              <w:right w:w="160" w:type="dxa"/>
             </w:tcMar>
-            <w:vAlign w:val="center"/>
           </w:tcPr>
           <w:p>
             <w:pPr>
               <w:spacing w:before="40" w:after="40" w:line="276" w:lineRule="auto"/>
+              <w:jc w:val="left"/>
             </w:pPr>
             <w:r>
               <w:rPr>
-                <w:rFonts w:ascii="Arial" w:hAnsi="Arial"/>
-                <w:color w:val="1E293B"/>
-                <w:sz w:val="19"/>
+                <w:rFonts w:ascii="Times New Roman" w:hAnsi="Times New Roman" w:cs="Times New Roman" w:eastAsia="Times New Roman"/>
+                <w:b w:val="0"/>
+                <w:i w:val="0"/>
+                <w:color w:val="000000"/>
+                <w:sz w:val="24"/>
               </w:rPr>
               <w:t>Đơn vị, cá nhân tổ chức hội thảo, sự kiện.</w:t>
             </w:r>
@@ -950,25 +1077,32 @@
         </w:tc>
         <w:tc>
           <w:tcPr>
-            <w:tcW w:type="dxa" w:w="3120"/>
-            <w:shd w:fill="FFFFFF"/>
+            <w:tcW w:type="dxa" w:w="4608"/>
+            <w:tcBorders>
+              <w:top w:val="single" w:sz="4" w:space="0" w:color="CCCCCC"/>
+              <w:bottom w:val="single" w:sz="4" w:space="0" w:color="CCCCCC"/>
+              <w:left w:val="single" w:sz="4" w:space="0" w:color="CCCCCC"/>
+              <w:right w:val="single" w:sz="4" w:space="0" w:color="CCCCCC"/>
+            </w:tcBorders>
             <w:tcMar>
-              <w:top w:w="100" w:type="dxa"/>
-              <w:bottom w:w="100" w:type="dxa"/>
-              <w:left w:w="140" w:type="dxa"/>
-              <w:right w:w="140" w:type="dxa"/>
+              <w:top w:w="120" w:type="dxa"/>
+              <w:bottom w:w="120" w:type="dxa"/>
+              <w:left w:w="160" w:type="dxa"/>
+              <w:right w:w="160" w:type="dxa"/>
             </w:tcMar>
-            <w:vAlign w:val="center"/>
           </w:tcPr>
           <w:p>
             <w:pPr>
               <w:spacing w:before="40" w:after="40" w:line="276" w:lineRule="auto"/>
+              <w:jc w:val="left"/>
             </w:pPr>
             <w:r>
               <w:rPr>
-                <w:rFonts w:ascii="Arial" w:hAnsi="Arial"/>
-                <w:color w:val="1E293B"/>
-                <w:sz w:val="19"/>
+                <w:rFonts w:ascii="Times New Roman" w:hAnsi="Times New Roman" w:cs="Times New Roman" w:eastAsia="Times New Roman"/>
+                <w:b w:val="0"/>
+                <w:i w:val="0"/>
+                <w:color w:val="000000"/>
+                <w:sz w:val="24"/>
               </w:rPr>
               <w:t>• Tạo sự kiện và mở bán tức thì nhờ cơ chế Tự động phê duyệt (Auto-Approval).</w:t>
               <w:br/>
@@ -984,28 +1118,37 @@
         </w:tc>
       </w:tr>
       <w:tr>
+        <w:trPr>
+          <w:cantSplit/>
+        </w:trPr>
         <w:tc>
           <w:tcPr>
-            <w:tcW w:type="dxa" w:w="3120"/>
-            <w:shd w:fill="F8FAFC"/>
+            <w:tcW w:type="dxa" w:w="2160"/>
+            <w:tcBorders>
+              <w:top w:val="single" w:sz="4" w:space="0" w:color="CCCCCC"/>
+              <w:bottom w:val="single" w:sz="4" w:space="0" w:color="CCCCCC"/>
+              <w:left w:val="single" w:sz="4" w:space="0" w:color="CCCCCC"/>
+              <w:right w:val="single" w:sz="4" w:space="0" w:color="CCCCCC"/>
+            </w:tcBorders>
             <w:tcMar>
-              <w:top w:w="100" w:type="dxa"/>
-              <w:bottom w:w="100" w:type="dxa"/>
-              <w:left w:w="140" w:type="dxa"/>
-              <w:right w:w="140" w:type="dxa"/>
+              <w:top w:w="120" w:type="dxa"/>
+              <w:bottom w:w="120" w:type="dxa"/>
+              <w:left w:w="160" w:type="dxa"/>
+              <w:right w:w="160" w:type="dxa"/>
             </w:tcMar>
-            <w:vAlign w:val="center"/>
           </w:tcPr>
           <w:p>
             <w:pPr>
               <w:spacing w:before="40" w:after="40" w:line="276" w:lineRule="auto"/>
+              <w:jc w:val="center"/>
             </w:pPr>
             <w:r>
               <w:rPr>
-                <w:rFonts w:ascii="Arial" w:hAnsi="Arial"/>
-                <w:b/>
-                <w:color w:val="1E293B"/>
-                <w:sz w:val="19"/>
+                <w:rFonts w:ascii="Times New Roman" w:hAnsi="Times New Roman" w:cs="Times New Roman" w:eastAsia="Times New Roman"/>
+                <w:b w:val="0"/>
+                <w:i w:val="0"/>
+                <w:color w:val="000000"/>
+                <w:sz w:val="24"/>
               </w:rPr>
               <w:t>3. Quản trị viên (Superadmin)</w:t>
             </w:r>
@@ -1013,25 +1156,32 @@
         </w:tc>
         <w:tc>
           <w:tcPr>
-            <w:tcW w:type="dxa" w:w="3120"/>
-            <w:shd w:fill="F8FAFC"/>
+            <w:tcW w:type="dxa" w:w="2880"/>
+            <w:tcBorders>
+              <w:top w:val="single" w:sz="4" w:space="0" w:color="CCCCCC"/>
+              <w:bottom w:val="single" w:sz="4" w:space="0" w:color="CCCCCC"/>
+              <w:left w:val="single" w:sz="4" w:space="0" w:color="CCCCCC"/>
+              <w:right w:val="single" w:sz="4" w:space="0" w:color="CCCCCC"/>
+            </w:tcBorders>
             <w:tcMar>
-              <w:top w:w="100" w:type="dxa"/>
-              <w:bottom w:w="100" w:type="dxa"/>
-              <w:left w:w="140" w:type="dxa"/>
-              <w:right w:w="140" w:type="dxa"/>
+              <w:top w:w="120" w:type="dxa"/>
+              <w:bottom w:w="120" w:type="dxa"/>
+              <w:left w:w="160" w:type="dxa"/>
+              <w:right w:w="160" w:type="dxa"/>
             </w:tcMar>
-            <w:vAlign w:val="center"/>
           </w:tcPr>
           <w:p>
             <w:pPr>
               <w:spacing w:before="40" w:after="40" w:line="276" w:lineRule="auto"/>
+              <w:jc w:val="left"/>
             </w:pPr>
             <w:r>
               <w:rPr>
-                <w:rFonts w:ascii="Arial" w:hAnsi="Arial"/>
-                <w:color w:val="1E293B"/>
-                <w:sz w:val="19"/>
+                <w:rFonts w:ascii="Times New Roman" w:hAnsi="Times New Roman" w:cs="Times New Roman" w:eastAsia="Times New Roman"/>
+                <w:b w:val="0"/>
+                <w:i w:val="0"/>
+                <w:color w:val="000000"/>
+                <w:sz w:val="24"/>
               </w:rPr>
               <w:t>Người quản trị tối cao, nắm toàn quyền điều hành hệ thống iTick.</w:t>
             </w:r>
@@ -1039,67 +1189,40 @@
         </w:tc>
         <w:tc>
           <w:tcPr>
-            <w:tcW w:type="dxa" w:w="3120"/>
-            <w:shd w:fill="F8FAFC"/>
+            <w:tcW w:type="dxa" w:w="4608"/>
+            <w:tcBorders>
+              <w:top w:val="single" w:sz="4" w:space="0" w:color="CCCCCC"/>
+              <w:bottom w:val="single" w:sz="4" w:space="0" w:color="CCCCCC"/>
+              <w:left w:val="single" w:sz="4" w:space="0" w:color="CCCCCC"/>
+              <w:right w:val="single" w:sz="4" w:space="0" w:color="CCCCCC"/>
+            </w:tcBorders>
             <w:tcMar>
-              <w:top w:w="100" w:type="dxa"/>
-              <w:bottom w:w="100" w:type="dxa"/>
-              <w:left w:w="140" w:type="dxa"/>
-              <w:right w:w="140" w:type="dxa"/>
+              <w:top w:w="120" w:type="dxa"/>
+              <w:bottom w:w="120" w:type="dxa"/>
+              <w:left w:w="160" w:type="dxa"/>
+              <w:right w:w="160" w:type="dxa"/>
             </w:tcMar>
-            <w:vAlign w:val="center"/>
           </w:tcPr>
           <w:p>
             <w:pPr>
               <w:spacing w:before="40" w:after="40" w:line="276" w:lineRule="auto"/>
+              <w:jc w:val="left"/>
             </w:pPr>
             <w:r>
               <w:rPr>
-                <w:rFonts w:ascii="Arial" w:hAnsi="Arial"/>
-                <w:color w:val="1E293B"/>
-                <w:sz w:val="19"/>
+                <w:rFonts w:ascii="Times New Roman" w:hAnsi="Times New Roman" w:cs="Times New Roman" w:eastAsia="Times New Roman"/>
+                <w:b w:val="0"/>
+                <w:i w:val="0"/>
+                <w:color w:val="000000"/>
+                <w:sz w:val="24"/>
               </w:rPr>
               <w:t>• Toàn quyền quản trị tài khoản người dùng và nâng/hạ vai trò (RBAC).</w:t>
               <w:br/>
               <w:t>• Giám sát toàn bộ sự kiện toàn sàn, ẩn/hiện hoặc xóa sự kiện vi phạm.</w:t>
               <w:br/>
-              <w:t xml:space="preserve">• Quản trị đơn hàng toàn sàn, thực hiện </w:t>
-            </w:r>
-            <w:r>
-              <w:rPr>
-                <w:rFonts w:ascii="Arial" w:hAnsi="Arial"/>
-                <w:b/>
-                <w:color w:val="1E293B"/>
-                <w:sz w:val="19"/>
-              </w:rPr>
-              <w:t>Hủy đơn khẩn cấp &amp; Hoàn 100% tiền</w:t>
-            </w:r>
-            <w:r>
-              <w:rPr>
-                <w:rFonts w:ascii="Arial" w:hAnsi="Arial"/>
-                <w:color w:val="1E293B"/>
-                <w:sz w:val="19"/>
-              </w:rPr>
-              <w:t xml:space="preserve"> cho khách khi có tranh chấp (tự động thu hồi số dư từ ví BTC).</w:t>
+              <w:t>• Quản trị đơn hàng toàn sàn, thực hiện Hủy đơn khẩn cấp &amp; Hoàn 100% tiền cho khách khi có tranh chấp (tự động thu hồi số dư từ ví BTC).</w:t>
               <w:br/>
-              <w:t>• Cấu hình tỷ lệ phần trăm phí sàn linh hoạt (</w:t>
-            </w:r>
-            <w:r>
-              <w:rPr>
-                <w:rFonts w:ascii="Consolas" w:hAnsi="Consolas"/>
-                <w:b/>
-                <w:color w:val="800000"/>
-                <w:sz w:val="18"/>
-              </w:rPr>
-              <w:t>platform_fee_rate</w:t>
-            </w:r>
-            <w:r>
-              <w:rPr>
-                <w:rFonts w:ascii="Arial" w:hAnsi="Arial"/>
-                <w:color w:val="1E293B"/>
-                <w:sz w:val="19"/>
-              </w:rPr>
-              <w:t>).</w:t>
+              <w:t>• Cấu hình tỷ lệ phần trăm phí sàn linh hoạt (platform_fee_rate).</w:t>
               <w:br/>
               <w:t>• Báo cáo tổng thể doanh thu, phí sàn, chi trả BTC với độ lệch đối soát bằng 0đ.</w:t>
             </w:r>
@@ -1107,28 +1230,37 @@
         </w:tc>
       </w:tr>
       <w:tr>
+        <w:trPr>
+          <w:cantSplit/>
+        </w:trPr>
         <w:tc>
           <w:tcPr>
-            <w:tcW w:type="dxa" w:w="3120"/>
-            <w:shd w:fill="FFFFFF"/>
+            <w:tcW w:type="dxa" w:w="2160"/>
+            <w:tcBorders>
+              <w:top w:val="single" w:sz="4" w:space="0" w:color="CCCCCC"/>
+              <w:bottom w:val="single" w:sz="4" w:space="0" w:color="CCCCCC"/>
+              <w:left w:val="single" w:sz="4" w:space="0" w:color="CCCCCC"/>
+              <w:right w:val="single" w:sz="4" w:space="0" w:color="CCCCCC"/>
+            </w:tcBorders>
             <w:tcMar>
-              <w:top w:w="100" w:type="dxa"/>
-              <w:bottom w:w="100" w:type="dxa"/>
-              <w:left w:w="140" w:type="dxa"/>
-              <w:right w:w="140" w:type="dxa"/>
+              <w:top w:w="120" w:type="dxa"/>
+              <w:bottom w:w="120" w:type="dxa"/>
+              <w:left w:w="160" w:type="dxa"/>
+              <w:right w:w="160" w:type="dxa"/>
             </w:tcMar>
-            <w:vAlign w:val="center"/>
           </w:tcPr>
           <w:p>
             <w:pPr>
               <w:spacing w:before="40" w:after="40" w:line="276" w:lineRule="auto"/>
+              <w:jc w:val="center"/>
             </w:pPr>
             <w:r>
               <w:rPr>
-                <w:rFonts w:ascii="Arial" w:hAnsi="Arial"/>
-                <w:b/>
-                <w:color w:val="1E293B"/>
-                <w:sz w:val="19"/>
+                <w:rFonts w:ascii="Times New Roman" w:hAnsi="Times New Roman" w:cs="Times New Roman" w:eastAsia="Times New Roman"/>
+                <w:b w:val="0"/>
+                <w:i w:val="0"/>
+                <w:color w:val="000000"/>
+                <w:sz w:val="24"/>
               </w:rPr>
               <w:t>Khách vãng lai (Guest)</w:t>
             </w:r>
@@ -1136,25 +1268,32 @@
         </w:tc>
         <w:tc>
           <w:tcPr>
-            <w:tcW w:type="dxa" w:w="3120"/>
-            <w:shd w:fill="FFFFFF"/>
+            <w:tcW w:type="dxa" w:w="2880"/>
+            <w:tcBorders>
+              <w:top w:val="single" w:sz="4" w:space="0" w:color="CCCCCC"/>
+              <w:bottom w:val="single" w:sz="4" w:space="0" w:color="CCCCCC"/>
+              <w:left w:val="single" w:sz="4" w:space="0" w:color="CCCCCC"/>
+              <w:right w:val="single" w:sz="4" w:space="0" w:color="CCCCCC"/>
+            </w:tcBorders>
             <w:tcMar>
-              <w:top w:w="100" w:type="dxa"/>
-              <w:bottom w:w="100" w:type="dxa"/>
-              <w:left w:w="140" w:type="dxa"/>
-              <w:right w:w="140" w:type="dxa"/>
+              <w:top w:w="120" w:type="dxa"/>
+              <w:bottom w:w="120" w:type="dxa"/>
+              <w:left w:w="160" w:type="dxa"/>
+              <w:right w:w="160" w:type="dxa"/>
             </w:tcMar>
-            <w:vAlign w:val="center"/>
           </w:tcPr>
           <w:p>
             <w:pPr>
               <w:spacing w:before="40" w:after="40" w:line="276" w:lineRule="auto"/>
+              <w:jc w:val="left"/>
             </w:pPr>
             <w:r>
               <w:rPr>
-                <w:rFonts w:ascii="Arial" w:hAnsi="Arial"/>
-                <w:color w:val="1E293B"/>
-                <w:sz w:val="19"/>
+                <w:rFonts w:ascii="Times New Roman" w:hAnsi="Times New Roman" w:cs="Times New Roman" w:eastAsia="Times New Roman"/>
+                <w:b w:val="0"/>
+                <w:i w:val="0"/>
+                <w:color w:val="000000"/>
+                <w:sz w:val="24"/>
               </w:rPr>
               <w:t>Người dùng chưa đăng nhập vào hệ thống.</w:t>
             </w:r>
@@ -1162,25 +1301,32 @@
         </w:tc>
         <w:tc>
           <w:tcPr>
-            <w:tcW w:type="dxa" w:w="3120"/>
-            <w:shd w:fill="FFFFFF"/>
+            <w:tcW w:type="dxa" w:w="4608"/>
+            <w:tcBorders>
+              <w:top w:val="single" w:sz="4" w:space="0" w:color="CCCCCC"/>
+              <w:bottom w:val="single" w:sz="4" w:space="0" w:color="CCCCCC"/>
+              <w:left w:val="single" w:sz="4" w:space="0" w:color="CCCCCC"/>
+              <w:right w:val="single" w:sz="4" w:space="0" w:color="CCCCCC"/>
+            </w:tcBorders>
             <w:tcMar>
-              <w:top w:w="100" w:type="dxa"/>
-              <w:bottom w:w="100" w:type="dxa"/>
-              <w:left w:w="140" w:type="dxa"/>
-              <w:right w:w="140" w:type="dxa"/>
+              <w:top w:w="120" w:type="dxa"/>
+              <w:bottom w:w="120" w:type="dxa"/>
+              <w:left w:w="160" w:type="dxa"/>
+              <w:right w:w="160" w:type="dxa"/>
             </w:tcMar>
-            <w:vAlign w:val="center"/>
           </w:tcPr>
           <w:p>
             <w:pPr>
               <w:spacing w:before="40" w:after="40" w:line="276" w:lineRule="auto"/>
+              <w:jc w:val="left"/>
             </w:pPr>
             <w:r>
               <w:rPr>
-                <w:rFonts w:ascii="Arial" w:hAnsi="Arial"/>
-                <w:color w:val="1E293B"/>
-                <w:sz w:val="19"/>
+                <w:rFonts w:ascii="Times New Roman" w:hAnsi="Times New Roman" w:cs="Times New Roman" w:eastAsia="Times New Roman"/>
+                <w:b w:val="0"/>
+                <w:i w:val="0"/>
+                <w:color w:val="000000"/>
+                <w:sz w:val="24"/>
               </w:rPr>
               <w:t>• Xem danh sách sự kiện công khai, đọc chi tiết chương trình, xem bảng giá vé trước khi đăng ký tài khoản.</w:t>
             </w:r>
@@ -1190,165 +1336,159 @@
     </w:tbl>
     <w:p>
       <w:pPr>
-        <w:spacing w:after="80"/>
+        <w:spacing w:before="0" w:after="120" w:line="324" w:lineRule="auto"/>
+        <w:jc w:val="left"/>
       </w:pPr>
     </w:p>
     <w:p>
       <w:pPr>
-        <w:spacing w:before="120" w:after="120"/>
+        <w:spacing w:before="240" w:after="100" w:line="324" w:lineRule="auto"/>
+        <w:jc w:val="left"/>
       </w:pPr>
       <w:r>
         <w:rPr>
-          <w:color w:val="CBD5E1"/>
-          <w:sz w:val="16"/>
-        </w:rPr>
-        <w:t>_______________________________________________________________________________</w:t>
-      </w:r>
-    </w:p>
-    <w:p>
-      <w:pPr>
-        <w:spacing w:before="240" w:after="80"/>
-      </w:pPr>
-      <w:r>
-        <w:rPr>
-          <w:rFonts w:ascii="Arial" w:hAnsi="Arial"/>
+          <w:rFonts w:ascii="Times New Roman" w:hAnsi="Times New Roman" w:cs="Times New Roman" w:eastAsia="Times New Roman"/>
           <w:b/>
-          <w:color w:val="1E3A8A"/>
-          <w:sz w:val="28"/>
+          <w:i w:val="0"/>
+          <w:color w:val="000000"/>
+          <w:sz w:val="30"/>
         </w:rPr>
         <w:t>3. Các Luồng Nghiệp vụ Trọng Yếu (User Business Flows)</w:t>
       </w:r>
     </w:p>
     <w:p>
       <w:pPr>
-        <w:spacing w:before="160" w:after="60"/>
+        <w:spacing w:before="200" w:after="80" w:line="324" w:lineRule="auto"/>
+        <w:jc w:val="left"/>
       </w:pPr>
       <w:r>
         <w:rPr>
-          <w:rFonts w:ascii="Arial" w:hAnsi="Arial"/>
+          <w:rFonts w:ascii="Times New Roman" w:hAnsi="Times New Roman" w:cs="Times New Roman" w:eastAsia="Times New Roman"/>
           <w:b/>
-          <w:color w:val="0F766E"/>
-          <w:sz w:val="24"/>
+          <w:i w:val="0"/>
+          <w:color w:val="000000"/>
+          <w:sz w:val="28"/>
         </w:rPr>
         <w:t>FLOW-01: Khám phá Sự kiện, Đặt mua Vé, Tính Phí Sàn &amp; Phân Bổ Doanh Thu</w:t>
       </w:r>
     </w:p>
     <w:p>
       <w:pPr>
-        <w:spacing w:before="120" w:after="40"/>
+        <w:spacing w:before="0" w:after="100" w:line="324" w:lineRule="auto"/>
+        <w:jc w:val="left"/>
       </w:pPr>
       <w:r>
         <w:rPr>
-          <w:rFonts w:ascii="Arial" w:hAnsi="Arial"/>
+          <w:rFonts w:ascii="Times New Roman" w:hAnsi="Times New Roman" w:cs="Times New Roman" w:eastAsia="Times New Roman"/>
           <w:b/>
-          <w:color w:val="334155"/>
-          <w:sz w:val="22"/>
+          <w:i w:val="0"/>
+          <w:color w:val="000000"/>
+          <w:sz w:val="26"/>
         </w:rPr>
-        <w:t>1. Mô tả chi tiết nghiệp vụ từ góc nhìn người dùng</w:t>
+        <w:t xml:space="preserve">• </w:t>
+      </w:r>
+      <w:r>
+        <w:rPr>
+          <w:rFonts w:ascii="Times New Roman" w:hAnsi="Times New Roman" w:cs="Times New Roman" w:eastAsia="Times New Roman"/>
+          <w:b w:val="0"/>
+          <w:i w:val="0"/>
+          <w:color w:val="000000"/>
+          <w:sz w:val="26"/>
+        </w:rPr>
+        <w:t>Điểm bắt đầu: Người dùng mở trang chủ iTick, tìm kiếm và chọn sự kiện yêu thích.</w:t>
       </w:r>
     </w:p>
     <w:p>
       <w:pPr>
-        <w:pStyle w:val="ListBullet"/>
-        <w:spacing w:before="20" w:after="20" w:line="276" w:lineRule="auto"/>
+        <w:spacing w:before="0" w:after="100" w:line="324" w:lineRule="auto"/>
+        <w:jc w:val="left"/>
       </w:pPr>
       <w:r>
         <w:rPr>
-          <w:rFonts w:ascii="Arial" w:hAnsi="Arial"/>
+          <w:rFonts w:ascii="Times New Roman" w:hAnsi="Times New Roman" w:cs="Times New Roman" w:eastAsia="Times New Roman"/>
           <w:b/>
-          <w:color w:val="333333"/>
-          <w:sz w:val="22"/>
+          <w:i w:val="0"/>
+          <w:color w:val="000000"/>
+          <w:sz w:val="26"/>
         </w:rPr>
-        <w:t>Điểm bắt đầu</w:t>
+        <w:t xml:space="preserve">• </w:t>
       </w:r>
       <w:r>
         <w:rPr>
-          <w:rFonts w:ascii="Arial" w:hAnsi="Arial"/>
-          <w:color w:val="333333"/>
-          <w:sz w:val="22"/>
+          <w:rFonts w:ascii="Times New Roman" w:hAnsi="Times New Roman" w:cs="Times New Roman" w:eastAsia="Times New Roman"/>
+          <w:b w:val="0"/>
+          <w:i w:val="0"/>
+          <w:color w:val="000000"/>
+          <w:sz w:val="26"/>
         </w:rPr>
-        <w:t>: Người dùng mở trang chủ iTick, tìm kiếm và chọn sự kiện yêu thích.</w:t>
+        <w:t>Bước 1 - Chọn vé &amp; Số lượng: Người dùng chọn hạng vé và số lượng (1 - 5 vé).</w:t>
       </w:r>
     </w:p>
     <w:p>
       <w:pPr>
-        <w:pStyle w:val="ListBullet"/>
-        <w:spacing w:before="20" w:after="20" w:line="276" w:lineRule="auto"/>
+        <w:spacing w:before="0" w:after="100" w:line="324" w:lineRule="auto"/>
+        <w:jc w:val="left"/>
       </w:pPr>
       <w:r>
         <w:rPr>
-          <w:rFonts w:ascii="Arial" w:hAnsi="Arial"/>
+          <w:rFonts w:ascii="Times New Roman" w:hAnsi="Times New Roman" w:cs="Times New Roman" w:eastAsia="Times New Roman"/>
           <w:b/>
-          <w:color w:val="333333"/>
-          <w:sz w:val="22"/>
+          <w:i w:val="0"/>
+          <w:color w:val="000000"/>
+          <w:sz w:val="26"/>
         </w:rPr>
-        <w:t>Bước 1 - Chọn vé &amp; Số lượng</w:t>
+        <w:t xml:space="preserve">• </w:t>
       </w:r>
       <w:r>
         <w:rPr>
-          <w:rFonts w:ascii="Arial" w:hAnsi="Arial"/>
-          <w:color w:val="333333"/>
-          <w:sz w:val="22"/>
+          <w:rFonts w:ascii="Times New Roman" w:hAnsi="Times New Roman" w:cs="Times New Roman" w:eastAsia="Times New Roman"/>
+          <w:b w:val="0"/>
+          <w:i w:val="0"/>
+          <w:color w:val="000000"/>
+          <w:sz w:val="26"/>
         </w:rPr>
-        <w:t>: Người dùng chọn hạng vé và số lượng (1 - 5 vé).</w:t>
+        <w:t>Bước 2 - Áp dụng Voucher (nếu có): Nhập mã giảm giá. Hệ thống thẩm định điều kiện và tính chiết khấu hợp lệ.</w:t>
       </w:r>
     </w:p>
     <w:p>
       <w:pPr>
-        <w:pStyle w:val="ListBullet"/>
-        <w:spacing w:before="20" w:after="20" w:line="276" w:lineRule="auto"/>
+        <w:spacing w:before="0" w:after="100" w:line="324" w:lineRule="auto"/>
+        <w:jc w:val="left"/>
       </w:pPr>
       <w:r>
         <w:rPr>
-          <w:rFonts w:ascii="Arial" w:hAnsi="Arial"/>
+          <w:rFonts w:ascii="Times New Roman" w:hAnsi="Times New Roman" w:cs="Times New Roman" w:eastAsia="Times New Roman"/>
           <w:b/>
-          <w:color w:val="333333"/>
-          <w:sz w:val="22"/>
+          <w:i w:val="0"/>
+          <w:color w:val="000000"/>
+          <w:sz w:val="26"/>
         </w:rPr>
-        <w:t>Bước 2 - Áp dụng Voucher (nếu có)</w:t>
+        <w:t xml:space="preserve">• </w:t>
       </w:r>
       <w:r>
         <w:rPr>
-          <w:rFonts w:ascii="Arial" w:hAnsi="Arial"/>
-          <w:color w:val="333333"/>
-          <w:sz w:val="22"/>
+          <w:rFonts w:ascii="Times New Roman" w:hAnsi="Times New Roman" w:cs="Times New Roman" w:eastAsia="Times New Roman"/>
+          <w:b w:val="0"/>
+          <w:i w:val="0"/>
+          <w:color w:val="000000"/>
+          <w:sz w:val="26"/>
         </w:rPr>
-        <w:t>: Nhập mã giảm giá. Hệ thống thẩm định điều kiện và tính chiết khấu hợp lệ.</w:t>
+        <w:t>Bước 3 - Xác nhận Thanh toán &amp; Phân bổ Dòng tiền:</w:t>
       </w:r>
     </w:p>
     <w:p>
       <w:pPr>
         <w:pStyle w:val="ListBullet"/>
-        <w:spacing w:before="20" w:after="20" w:line="276" w:lineRule="auto"/>
+        <w:spacing w:before="0" w:after="80" w:line="324" w:lineRule="auto"/>
+        <w:jc w:val="left"/>
       </w:pPr>
       <w:r>
         <w:rPr>
-          <w:rFonts w:ascii="Arial" w:hAnsi="Arial"/>
-          <w:b/>
-          <w:color w:val="333333"/>
-          <w:sz w:val="22"/>
-        </w:rPr>
-        <w:t>Bước 3 - Xác nhận Thanh toán &amp; Phân bổ Dòng tiền</w:t>
-      </w:r>
-      <w:r>
-        <w:rPr>
-          <w:rFonts w:ascii="Arial" w:hAnsi="Arial"/>
-          <w:color w:val="333333"/>
-          <w:sz w:val="22"/>
-        </w:rPr>
-        <w:t>:</w:t>
-      </w:r>
-    </w:p>
-    <w:p>
-      <w:pPr>
-        <w:pStyle w:val="ListBullet"/>
-        <w:spacing w:before="20" w:after="20" w:line="276" w:lineRule="auto"/>
-      </w:pPr>
-      <w:r>
-        <w:rPr>
-          <w:rFonts w:ascii="Arial" w:hAnsi="Arial"/>
-          <w:color w:val="333333"/>
-          <w:sz w:val="22"/>
+          <w:rFonts w:ascii="Times New Roman" w:hAnsi="Times New Roman" w:cs="Times New Roman" w:eastAsia="Times New Roman"/>
+          <w:b w:val="0"/>
+          <w:i w:val="0"/>
+          <w:color w:val="000000"/>
+          <w:sz w:val="26"/>
         </w:rPr>
         <w:t>Người dùng chọn phương thức thanh toán: Ví nội bộ hoặc Quét mã VietQR qua PayOS.</w:t>
       </w:r>
@@ -1356,3901 +1496,1769 @@
     <w:p>
       <w:pPr>
         <w:pStyle w:val="ListBullet"/>
-        <w:spacing w:before="20" w:after="20" w:line="276" w:lineRule="auto"/>
+        <w:spacing w:before="0" w:after="80" w:line="324" w:lineRule="auto"/>
+        <w:jc w:val="left"/>
       </w:pPr>
       <w:r>
         <w:rPr>
-          <w:rFonts w:ascii="Arial" w:hAnsi="Arial"/>
-          <w:color w:val="333333"/>
-          <w:sz w:val="22"/>
+          <w:rFonts w:ascii="Times New Roman" w:hAnsi="Times New Roman" w:cs="Times New Roman" w:eastAsia="Times New Roman"/>
+          <w:b w:val="0"/>
+          <w:i w:val="0"/>
+          <w:color w:val="000000"/>
+          <w:sz w:val="26"/>
         </w:rPr>
         <w:t>Khi đơn hàng hoàn tất, hệ thống kích hoạt tự động cơ chế thương mại:</w:t>
       </w:r>
     </w:p>
     <w:p>
       <w:pPr>
-        <w:pStyle w:val="ListBullet"/>
-        <w:spacing w:before="20" w:after="20" w:line="276" w:lineRule="auto"/>
+        <w:spacing w:before="0" w:after="100" w:line="324" w:lineRule="auto"/>
+        <w:jc w:val="left"/>
       </w:pPr>
       <w:r>
         <w:rPr>
-          <w:rFonts w:ascii="Arial" w:hAnsi="Arial"/>
+          <w:rFonts w:ascii="Times New Roman" w:hAnsi="Times New Roman" w:cs="Times New Roman" w:eastAsia="Times New Roman"/>
           <w:b/>
-          <w:color w:val="333333"/>
-          <w:sz w:val="22"/>
+          <w:i w:val="0"/>
+          <w:color w:val="000000"/>
+          <w:sz w:val="26"/>
         </w:rPr>
-        <w:t>Phí dịch vụ nền tảng iTick (5%)</w:t>
+        <w:t xml:space="preserve">+ </w:t>
       </w:r>
       <w:r>
         <w:rPr>
-          <w:rFonts w:ascii="Arial" w:hAnsi="Arial"/>
-          <w:color w:val="333333"/>
-          <w:sz w:val="22"/>
+          <w:rFonts w:ascii="Times New Roman" w:hAnsi="Times New Roman" w:cs="Times New Roman" w:eastAsia="Times New Roman"/>
+          <w:b w:val="0"/>
+          <w:i w:val="0"/>
+          <w:color w:val="000000"/>
+          <w:sz w:val="26"/>
         </w:rPr>
-        <w:t>: $\text{platform\_fee} = \text{round}(\text{final\_amount} \times 5\%)$ được ghi nhận vào doanh thu sàn.</w:t>
+        <w:t>Phí dịch vụ nền tảng iTick (5%):</w:t>
       </w:r>
     </w:p>
     <w:p>
       <w:pPr>
-        <w:pStyle w:val="ListBullet"/>
-        <w:spacing w:before="20" w:after="20" w:line="276" w:lineRule="auto"/>
-      </w:pPr>
+        <w:spacing w:before="100" w:after="140" w:line="324" w:lineRule="auto"/>
+        <w:jc w:val="center"/>
+      </w:pPr>
+      <m:oMath xmlns:mml="http://www.w3.org/1998/Math/MathML">
+        <m:r>
+          <m:rPr>
+            <m:nor/>
+          </m:rPr>
+          <m:t>platform_fee</m:t>
+        </m:r>
+        <m:r>
+          <m:t>=</m:t>
+        </m:r>
+        <m:r>
+          <m:rPr>
+            <m:nor/>
+          </m:rPr>
+          <m:t>round</m:t>
+        </m:r>
+        <m:r>
+          <m:t>(</m:t>
+        </m:r>
+        <m:f>
+          <m:fPr>
+            <m:type m:val="bar"/>
+          </m:fPr>
+          <m:num>
+            <m:r>
+              <m:rPr>
+                <m:nor/>
+              </m:rPr>
+              <m:t>final_amount</m:t>
+            </m:r>
+            <m:r>
+              <m:t>×</m:t>
+            </m:r>
+            <m:r>
+              <m:rPr>
+                <m:nor/>
+              </m:rPr>
+              <m:t>platform_fee_rate</m:t>
+            </m:r>
+          </m:num>
+          <m:den>
+            <m:r>
+              <m:t>100</m:t>
+            </m:r>
+          </m:den>
+        </m:f>
+        <m:r>
+          <m:t>)</m:t>
+        </m:r>
+      </m:oMath>
       <w:r>
         <w:rPr>
-          <w:rFonts w:ascii="Arial" w:hAnsi="Arial"/>
+          <w:rFonts w:ascii="Times New Roman" w:hAnsi="Times New Roman" w:cs="Times New Roman" w:eastAsia="Times New Roman"/>
+          <w:b w:val="0"/>
+          <w:i/>
+          <w:color w:val="000000"/>
+          <w:sz w:val="24"/>
+        </w:rPr>
+        <w:t xml:space="preserve">    (Công thức Phí sàn)</w:t>
+      </w:r>
+    </w:p>
+    <w:p>
+      <w:pPr>
+        <w:spacing w:before="0" w:after="100" w:line="324" w:lineRule="auto"/>
+        <w:jc w:val="left"/>
+      </w:pPr>
+      <w:r>
+        <w:rPr>
+          <w:rFonts w:ascii="Times New Roman" w:hAnsi="Times New Roman" w:cs="Times New Roman" w:eastAsia="Times New Roman"/>
           <w:b/>
-          <w:color w:val="333333"/>
-          <w:sz w:val="22"/>
+          <w:i w:val="0"/>
+          <w:color w:val="000000"/>
+          <w:sz w:val="26"/>
         </w:rPr>
-        <w:t>Doanh thu thuần của Ban tổ chức</w:t>
+        <w:t xml:space="preserve">+ </w:t>
       </w:r>
       <w:r>
         <w:rPr>
-          <w:rFonts w:ascii="Arial" w:hAnsi="Arial"/>
-          <w:color w:val="333333"/>
-          <w:sz w:val="22"/>
+          <w:rFonts w:ascii="Times New Roman" w:hAnsi="Times New Roman" w:cs="Times New Roman" w:eastAsia="Times New Roman"/>
+          <w:b w:val="0"/>
+          <w:i w:val="0"/>
+          <w:color w:val="000000"/>
+          <w:sz w:val="26"/>
         </w:rPr>
-        <w:t>: $\text{organizer\_amount} = \text{final\_amount} - \text{platform\_fee}$ được tự động ghi có vào số dư ví của Organizer.</w:t>
+        <w:t>Doanh thu thuần của Ban tổ chức:</w:t>
       </w:r>
     </w:p>
     <w:p>
       <w:pPr>
-        <w:pStyle w:val="ListBullet"/>
-        <w:spacing w:before="20" w:after="20" w:line="276" w:lineRule="auto"/>
-      </w:pPr>
+        <w:spacing w:before="100" w:after="140" w:line="324" w:lineRule="auto"/>
+        <w:jc w:val="center"/>
+      </w:pPr>
+      <m:oMath xmlns:mml="http://www.w3.org/1998/Math/MathML">
+        <m:r>
+          <m:rPr>
+            <m:nor/>
+          </m:rPr>
+          <m:t>organizer_amount</m:t>
+        </m:r>
+        <m:r>
+          <m:t>=</m:t>
+        </m:r>
+        <m:r>
+          <m:rPr>
+            <m:nor/>
+          </m:rPr>
+          <m:t>final_amount</m:t>
+        </m:r>
+        <m:r>
+          <m:t>−</m:t>
+        </m:r>
+        <m:r>
+          <m:rPr>
+            <m:nor/>
+          </m:rPr>
+          <m:t>platform_fee</m:t>
+        </m:r>
+      </m:oMath>
       <w:r>
         <w:rPr>
-          <w:rFonts w:ascii="Arial" w:hAnsi="Arial"/>
-          <w:color w:val="333333"/>
-          <w:sz w:val="22"/>
+          <w:rFonts w:ascii="Times New Roman" w:hAnsi="Times New Roman" w:cs="Times New Roman" w:eastAsia="Times New Roman"/>
+          <w:b w:val="0"/>
+          <w:i/>
+          <w:color w:val="000000"/>
+          <w:sz w:val="24"/>
+        </w:rPr>
+        <w:t xml:space="preserve">    (Công thức Doanh thu BTC)</w:t>
+      </w:r>
+    </w:p>
+    <w:p>
+      <w:pPr>
+        <w:pStyle w:val="ListBullet"/>
+        <w:spacing w:before="0" w:after="80" w:line="324" w:lineRule="auto"/>
+        <w:jc w:val="left"/>
+      </w:pPr>
+      <w:r>
+        <w:rPr>
+          <w:rFonts w:ascii="Times New Roman" w:hAnsi="Times New Roman" w:cs="Times New Roman" w:eastAsia="Times New Roman"/>
+          <w:b w:val="0"/>
+          <w:i w:val="0"/>
+          <w:color w:val="000000"/>
+          <w:sz w:val="26"/>
         </w:rPr>
         <w:t>Trừ tồn kho vé tức thì, cấp mã vé điện tử định danh cho khách hàng.</w:t>
       </w:r>
     </w:p>
     <w:p>
       <w:pPr>
-        <w:spacing w:before="120" w:after="40"/>
+        <w:spacing w:before="200" w:after="80" w:line="324" w:lineRule="auto"/>
+        <w:jc w:val="left"/>
       </w:pPr>
       <w:r>
         <w:rPr>
-          <w:rFonts w:ascii="Arial" w:hAnsi="Arial"/>
+          <w:rFonts w:ascii="Times New Roman" w:hAnsi="Times New Roman" w:cs="Times New Roman" w:eastAsia="Times New Roman"/>
           <w:b/>
-          <w:color w:val="334155"/>
-          <w:sz w:val="22"/>
-        </w:rPr>
-        <w:t>2. Sơ đồ Flow nghiệp vụ (User Flow Diagram)</w:t>
-      </w:r>
-    </w:p>
-    <w:p>
-      <w:pPr>
-        <w:spacing w:before="40" w:after="60" w:line="276" w:lineRule="auto"/>
-      </w:pPr>
-      <w:r>
-        <w:rPr>
-          <w:rFonts w:ascii="Consolas" w:hAnsi="Consolas"/>
-          <w:b/>
-          <w:color w:val="800000"/>
-          <w:sz w:val="21"/>
-        </w:rPr>
-      </w:r>
-      <w:r>
-        <w:rPr>
-          <w:rFonts w:ascii="Arial" w:hAnsi="Arial"/>
-          <w:color w:val="333333"/>
-          <w:sz w:val="22"/>
-        </w:rPr>
-        <w:t>`mermaid</w:t>
-      </w:r>
-    </w:p>
-    <w:p>
-      <w:pPr>
-        <w:spacing w:before="40" w:after="60" w:line="276" w:lineRule="auto"/>
-      </w:pPr>
-      <w:r>
-        <w:rPr>
-          <w:rFonts w:ascii="Arial" w:hAnsi="Arial"/>
-          <w:color w:val="333333"/>
-          <w:sz w:val="22"/>
-        </w:rPr>
-        <w:t>flowchart TD</w:t>
-      </w:r>
-    </w:p>
-    <w:p>
-      <w:pPr>
-        <w:spacing w:before="40" w:after="60" w:line="276" w:lineRule="auto"/>
-      </w:pPr>
-      <w:r>
-        <w:rPr>
-          <w:rFonts w:ascii="Arial" w:hAnsi="Arial"/>
-          <w:color w:val="333333"/>
-          <w:sz w:val="22"/>
-        </w:rPr>
-        <w:t>Start(["Khách mở Trang chủ iTick"]) --&gt; Search["Tìm kiếm &amp; Chọn sự kiện"]</w:t>
-      </w:r>
-    </w:p>
-    <w:p>
-      <w:pPr>
-        <w:spacing w:before="40" w:after="60" w:line="276" w:lineRule="auto"/>
-      </w:pPr>
-      <w:r>
-        <w:rPr>
-          <w:rFonts w:ascii="Arial" w:hAnsi="Arial"/>
-          <w:color w:val="333333"/>
-          <w:sz w:val="22"/>
-        </w:rPr>
-        <w:t>Search --&gt; ViewDetail["Xem chi tiết &amp; Chọn hạng vé (1-5 vé)"]</w:t>
-      </w:r>
-    </w:p>
-    <w:p>
-      <w:pPr>
-        <w:spacing w:before="40" w:after="60" w:line="276" w:lineRule="auto"/>
-      </w:pPr>
-      <w:r>
-        <w:rPr>
-          <w:rFonts w:ascii="Arial" w:hAnsi="Arial"/>
-          <w:color w:val="333333"/>
-          <w:sz w:val="22"/>
-        </w:rPr>
-        <w:t>ViewDetail --&gt; CheckLogin{"Đã đăng nhập tài khoản?"}</w:t>
-      </w:r>
-    </w:p>
-    <w:p>
-      <w:pPr>
-        <w:spacing w:before="40" w:after="60" w:line="276" w:lineRule="auto"/>
-      </w:pPr>
-      <w:r>
-        <w:rPr>
-          <w:rFonts w:ascii="Arial" w:hAnsi="Arial"/>
-          <w:color w:val="333333"/>
-          <w:sz w:val="22"/>
-        </w:rPr>
-        <w:t>CheckLogin -- "Chưa" --&gt; LoginScreen["Màn hình Đăng nhập / Đăng ký"]</w:t>
-      </w:r>
-    </w:p>
-    <w:p>
-      <w:pPr>
-        <w:spacing w:before="40" w:after="60" w:line="276" w:lineRule="auto"/>
-      </w:pPr>
-      <w:r>
-        <w:rPr>
-          <w:rFonts w:ascii="Arial" w:hAnsi="Arial"/>
-          <w:color w:val="333333"/>
-          <w:sz w:val="22"/>
-        </w:rPr>
-        <w:t>LoginScreen --&gt; ViewDetail</w:t>
-      </w:r>
-    </w:p>
-    <w:p>
-      <w:pPr>
-        <w:spacing w:before="40" w:after="60" w:line="276" w:lineRule="auto"/>
-      </w:pPr>
-      <w:r>
-        <w:rPr>
-          <w:rFonts w:ascii="Arial" w:hAnsi="Arial"/>
-          <w:color w:val="333333"/>
-          <w:sz w:val="22"/>
-        </w:rPr>
-        <w:t>CheckLogin -- "Đã đăng nhập" --&gt; Checkout["Màn hình Thanh toán"]</w:t>
-      </w:r>
-    </w:p>
-    <w:p>
-      <w:pPr>
-        <w:spacing w:before="40" w:after="60" w:line="276" w:lineRule="auto"/>
-      </w:pPr>
-      <w:r>
-        <w:rPr>
-          <w:rFonts w:ascii="Arial" w:hAnsi="Arial"/>
-          <w:color w:val="333333"/>
-          <w:sz w:val="22"/>
-        </w:rPr>
-        <w:t>Checkout --&gt; InputVoucher{"Có nhập Voucher?"}</w:t>
-      </w:r>
-    </w:p>
-    <w:p>
-      <w:pPr>
-        <w:spacing w:before="40" w:after="60" w:line="276" w:lineRule="auto"/>
-      </w:pPr>
-      <w:r>
-        <w:rPr>
-          <w:rFonts w:ascii="Arial" w:hAnsi="Arial"/>
-          <w:color w:val="333333"/>
-          <w:sz w:val="22"/>
-        </w:rPr>
-        <w:t>InputVoucher -- "Có" --&gt; ValidateVoucher{"Voucher hợp lệ?"}</w:t>
-      </w:r>
-    </w:p>
-    <w:p>
-      <w:pPr>
-        <w:spacing w:before="40" w:after="60" w:line="276" w:lineRule="auto"/>
-      </w:pPr>
-      <w:r>
-        <w:rPr>
-          <w:rFonts w:ascii="Arial" w:hAnsi="Arial"/>
-          <w:color w:val="333333"/>
-          <w:sz w:val="22"/>
-        </w:rPr>
-        <w:t>ValidateVoucher -- "Hợp lệ" --&gt; ApplyDiscount["Tính chiết khấu &amp; Ra số tiền thực trả"]</w:t>
-      </w:r>
-    </w:p>
-    <w:p>
-      <w:pPr>
-        <w:spacing w:before="40" w:after="60" w:line="276" w:lineRule="auto"/>
-      </w:pPr>
-      <w:r>
-        <w:rPr>
-          <w:rFonts w:ascii="Arial" w:hAnsi="Arial"/>
-          <w:color w:val="333333"/>
-          <w:sz w:val="22"/>
-        </w:rPr>
-        <w:t>ValidateVoucher -- "Không hợp lệ" --&gt; ShowErr["Báo lỗi - Giữ nguyên giá gốc"]</w:t>
-      </w:r>
-    </w:p>
-    <w:p>
-      <w:pPr>
-        <w:spacing w:before="40" w:after="60" w:line="276" w:lineRule="auto"/>
-      </w:pPr>
-      <w:r>
-        <w:rPr>
-          <w:rFonts w:ascii="Arial" w:hAnsi="Arial"/>
-          <w:color w:val="333333"/>
-          <w:sz w:val="22"/>
-        </w:rPr>
-        <w:t>ShowErr --&gt; SelectPayMethod</w:t>
-      </w:r>
-    </w:p>
-    <w:p>
-      <w:pPr>
-        <w:spacing w:before="40" w:after="60" w:line="276" w:lineRule="auto"/>
-      </w:pPr>
-      <w:r>
-        <w:rPr>
-          <w:rFonts w:ascii="Arial" w:hAnsi="Arial"/>
-          <w:color w:val="333333"/>
-          <w:sz w:val="22"/>
-        </w:rPr>
-        <w:t>ApplyDiscount --&gt; SelectPayMethod</w:t>
-      </w:r>
-    </w:p>
-    <w:p>
-      <w:pPr>
-        <w:spacing w:before="40" w:after="60" w:line="276" w:lineRule="auto"/>
-      </w:pPr>
-      <w:r>
-        <w:rPr>
-          <w:rFonts w:ascii="Arial" w:hAnsi="Arial"/>
-          <w:color w:val="333333"/>
-          <w:sz w:val="22"/>
-        </w:rPr>
-        <w:t>InputVoucher -- "Không" --&gt; SelectPayMethod["Chọn phương thức: Ví nội bộ / VietQR PayOS"]</w:t>
-      </w:r>
-    </w:p>
-    <w:p>
-      <w:pPr>
-        <w:spacing w:before="40" w:after="60" w:line="276" w:lineRule="auto"/>
-      </w:pPr>
-      <w:r>
-        <w:rPr>
-          <w:rFonts w:ascii="Arial" w:hAnsi="Arial"/>
-          <w:color w:val="333333"/>
-          <w:sz w:val="22"/>
-        </w:rPr>
-        <w:t>SelectPayMethod --&gt; ConfirmOrder["Bấm Xác nhận Đặt vé"]</w:t>
-      </w:r>
-    </w:p>
-    <w:p>
-      <w:pPr>
-        <w:spacing w:before="40" w:after="60" w:line="276" w:lineRule="auto"/>
-      </w:pPr>
-      <w:r>
-        <w:rPr>
-          <w:rFonts w:ascii="Arial" w:hAnsi="Arial"/>
-          <w:color w:val="333333"/>
-          <w:sz w:val="22"/>
-        </w:rPr>
-        <w:t>ConfirmOrder --&gt; CheckStock{"Kho vé còn đủ?"}</w:t>
-      </w:r>
-    </w:p>
-    <w:p>
-      <w:pPr>
-        <w:spacing w:before="40" w:after="60" w:line="276" w:lineRule="auto"/>
-      </w:pPr>
-      <w:r>
-        <w:rPr>
-          <w:rFonts w:ascii="Arial" w:hAnsi="Arial"/>
-          <w:color w:val="333333"/>
-          <w:sz w:val="22"/>
-        </w:rPr>
-        <w:t>CheckStock -- "Hết vé" --&gt; OutStock["Báo lỗi Hết vé - Hủy giao dịch"]</w:t>
-      </w:r>
-    </w:p>
-    <w:p>
-      <w:pPr>
-        <w:spacing w:before="40" w:after="60" w:line="276" w:lineRule="auto"/>
-      </w:pPr>
-      <w:r>
-        <w:rPr>
-          <w:rFonts w:ascii="Arial" w:hAnsi="Arial"/>
-          <w:color w:val="333333"/>
-          <w:sz w:val="22"/>
-        </w:rPr>
-        <w:t>CheckStock -- "Đủ vé" --&gt; CalcRevenue["Tính Phí sàn 5% (Làm tròn VND) &amp; Net Doanh thu BTC"]</w:t>
-      </w:r>
-    </w:p>
-    <w:p>
-      <w:pPr>
-        <w:spacing w:before="40" w:after="60" w:line="276" w:lineRule="auto"/>
-      </w:pPr>
-      <w:r>
-        <w:rPr>
-          <w:rFonts w:ascii="Arial" w:hAnsi="Arial"/>
-          <w:color w:val="333333"/>
-          <w:sz w:val="22"/>
-        </w:rPr>
-        <w:t>CalcRevenue --&gt; AllocateMoney["Cộng Doanh thu thuần vào Ví Ban tổ chức"]</w:t>
-      </w:r>
-    </w:p>
-    <w:p>
-      <w:pPr>
-        <w:spacing w:before="40" w:after="60" w:line="276" w:lineRule="auto"/>
-      </w:pPr>
-      <w:r>
-        <w:rPr>
-          <w:rFonts w:ascii="Arial" w:hAnsi="Arial"/>
-          <w:color w:val="333333"/>
-          <w:sz w:val="22"/>
-        </w:rPr>
-        <w:t>AllocateMoney --&gt; DeductStock["Trừ kho vé &amp; Cấp E-Tickets"]</w:t>
-      </w:r>
-    </w:p>
-    <w:p>
-      <w:pPr>
-        <w:spacing w:before="40" w:after="60" w:line="276" w:lineRule="auto"/>
-      </w:pPr>
-      <w:r>
-        <w:rPr>
-          <w:rFonts w:ascii="Arial" w:hAnsi="Arial"/>
-          <w:color w:val="333333"/>
-          <w:sz w:val="22"/>
-        </w:rPr>
-        <w:t>DeductStock --&gt; SuccessScreen(["Màn hình Đặt vé Thành công (Mã vé &amp; QR)"])</w:t>
-      </w:r>
-    </w:p>
-    <w:p>
-      <w:pPr>
-        <w:spacing w:before="40" w:after="60" w:line="276" w:lineRule="auto"/>
-      </w:pPr>
-      <w:r>
-        <w:rPr>
-          <w:rFonts w:ascii="Consolas" w:hAnsi="Consolas"/>
-          <w:b/>
-          <w:color w:val="800000"/>
-          <w:sz w:val="21"/>
-        </w:rPr>
-      </w:r>
-      <w:r>
-        <w:rPr>
-          <w:rFonts w:ascii="Consolas" w:hAnsi="Consolas"/>
-          <w:b/>
-          <w:color w:val="800000"/>
-          <w:sz w:val="21"/>
-        </w:rPr>
-      </w:r>
-    </w:p>
-    <w:p>
-      <w:pPr>
-        <w:spacing w:before="120" w:after="120"/>
-      </w:pPr>
-      <w:r>
-        <w:rPr>
-          <w:color w:val="CBD5E1"/>
-          <w:sz w:val="16"/>
-        </w:rPr>
-        <w:t>_______________________________________________________________________________</w:t>
-      </w:r>
-    </w:p>
-    <w:p>
-      <w:pPr>
-        <w:spacing w:before="160" w:after="60"/>
-      </w:pPr>
-      <w:r>
-        <w:rPr>
-          <w:rFonts w:ascii="Arial" w:hAnsi="Arial"/>
-          <w:b/>
-          <w:color w:val="0F766E"/>
-          <w:sz w:val="24"/>
+          <w:i w:val="0"/>
+          <w:color w:val="000000"/>
+          <w:sz w:val="28"/>
         </w:rPr>
         <w:t>FLOW-02: Ban tổ chức Tạo sự kiện &amp; Tự động Phê duyệt Mở bán (Auto-Approval Flow)</w:t>
       </w:r>
     </w:p>
     <w:p>
       <w:pPr>
-        <w:spacing w:before="120" w:after="40"/>
+        <w:spacing w:before="0" w:after="100" w:line="324" w:lineRule="auto"/>
+        <w:jc w:val="left"/>
       </w:pPr>
       <w:r>
         <w:rPr>
-          <w:rFonts w:ascii="Arial" w:hAnsi="Arial"/>
-          <w:b/>
-          <w:color w:val="334155"/>
-          <w:sz w:val="22"/>
+          <w:rFonts w:ascii="Times New Roman" w:hAnsi="Times New Roman" w:cs="Times New Roman" w:eastAsia="Times New Roman"/>
+          <w:b w:val="0"/>
+          <w:i w:val="0"/>
+          <w:color w:val="000000"/>
+          <w:sz w:val="26"/>
         </w:rPr>
-        <w:t>1. Mô tả chi tiết nghiệp vụ từ góc nhìn người dùng</w:t>
+        <w:t>Ban tổ chức đăng nhập, vào mục 'Quản lý sự kiện' -&gt; 'Tạo sự kiện mới'. Nhập thông tin: Tiêu đề, danh mục, thời gian tổ chức, địa điểm, sức chứa và ảnh banner.</w:t>
       </w:r>
     </w:p>
     <w:p>
       <w:pPr>
-        <w:pStyle w:val="ListBullet"/>
-        <w:spacing w:before="20" w:after="20" w:line="276" w:lineRule="auto"/>
+        <w:spacing w:before="0" w:after="100" w:line="324" w:lineRule="auto"/>
+        <w:jc w:val="left"/>
       </w:pPr>
       <w:r>
         <w:rPr>
-          <w:rFonts w:ascii="Arial" w:hAnsi="Arial"/>
-          <w:color w:val="333333"/>
-          <w:sz w:val="22"/>
+          <w:rFonts w:ascii="Times New Roman" w:hAnsi="Times New Roman" w:cs="Times New Roman" w:eastAsia="Times New Roman"/>
+          <w:b w:val="0"/>
+          <w:i w:val="0"/>
+          <w:color w:val="000000"/>
+          <w:sz w:val="26"/>
         </w:rPr>
-        <w:t>Ban tổ chức đăng nhập, vào mục "Quản lý sự kiện" $\rightarrow$ "Tạo sự kiện mới".</w:t>
+        <w:t>Cơ chế Tự động Phê duyệt (Auto-Approval): Hệ thống tự động kiểm tra các ràng buộc dữ liệu. Nếu hợp lệ, sự kiện lập tức nhận trạng thái PUBLISHED và kích hoạt hiển thị is_visible = True để mở bán ngay cho khách hàng, không còn cảnh chờ duyệt thủ công.</w:t>
       </w:r>
     </w:p>
     <w:p>
       <w:pPr>
-        <w:pStyle w:val="ListBullet"/>
-        <w:spacing w:before="20" w:after="20" w:line="276" w:lineRule="auto"/>
+        <w:spacing w:before="200" w:after="80" w:line="324" w:lineRule="auto"/>
+        <w:jc w:val="left"/>
       </w:pPr>
       <w:r>
         <w:rPr>
-          <w:rFonts w:ascii="Arial" w:hAnsi="Arial"/>
-          <w:color w:val="333333"/>
-          <w:sz w:val="22"/>
+          <w:rFonts w:ascii="Times New Roman" w:hAnsi="Times New Roman" w:cs="Times New Roman" w:eastAsia="Times New Roman"/>
+          <w:b/>
+          <w:i w:val="0"/>
+          <w:color w:val="000000"/>
+          <w:sz w:val="28"/>
         </w:rPr>
-        <w:t>Nhập thông tin: Tiêu đề, danh mục, thời gian tổ chức, địa điểm, sức chứa và ảnh banner.</w:t>
+        <w:t>FLOW-03: Soát vé tại Cổng Sự kiện &amp; Xuất Báo Cáo Đối Soát Timeline</w:t>
       </w:r>
     </w:p>
     <w:p>
       <w:pPr>
-        <w:pStyle w:val="ListBullet"/>
-        <w:spacing w:before="20" w:after="20" w:line="276" w:lineRule="auto"/>
+        <w:spacing w:before="0" w:after="100" w:line="324" w:lineRule="auto"/>
+        <w:jc w:val="left"/>
       </w:pPr>
       <w:r>
         <w:rPr>
-          <w:rFonts w:ascii="Arial" w:hAnsi="Arial"/>
-          <w:b/>
-          <w:color w:val="333333"/>
-          <w:sz w:val="22"/>
+          <w:rFonts w:ascii="Times New Roman" w:hAnsi="Times New Roman" w:cs="Times New Roman" w:eastAsia="Times New Roman"/>
+          <w:b w:val="0"/>
+          <w:i w:val="0"/>
+          <w:color w:val="000000"/>
+          <w:sz w:val="26"/>
         </w:rPr>
-        <w:t>Cơ chế Tự động Phê duyệt (Auto-Approval)</w:t>
-      </w:r>
-      <w:r>
-        <w:rPr>
-          <w:rFonts w:ascii="Arial" w:hAnsi="Arial"/>
-          <w:color w:val="333333"/>
-          <w:sz w:val="22"/>
-        </w:rPr>
-        <w:t xml:space="preserve">: Hệ thống tự động kiểm tra các ràng buộc dữ liệu. Nếu hợp lệ, sự kiện lập tức nhận trạng thái </w:t>
-      </w:r>
-      <w:r>
-        <w:rPr>
-          <w:rFonts w:ascii="Consolas" w:hAnsi="Consolas"/>
-          <w:b/>
-          <w:color w:val="800000"/>
-          <w:sz w:val="21"/>
-        </w:rPr>
-        <w:t>PUBLISHED</w:t>
-      </w:r>
-      <w:r>
-        <w:rPr>
-          <w:rFonts w:ascii="Arial" w:hAnsi="Arial"/>
-          <w:color w:val="333333"/>
-          <w:sz w:val="22"/>
-        </w:rPr>
-        <w:t xml:space="preserve"> và kích hoạt hiển thị </w:t>
-      </w:r>
-      <w:r>
-        <w:rPr>
-          <w:rFonts w:ascii="Consolas" w:hAnsi="Consolas"/>
-          <w:b/>
-          <w:color w:val="800000"/>
-          <w:sz w:val="21"/>
-        </w:rPr>
-        <w:t>is_visible = True</w:t>
-      </w:r>
-      <w:r>
-        <w:rPr>
-          <w:rFonts w:ascii="Arial" w:hAnsi="Arial"/>
-          <w:color w:val="333333"/>
-          <w:sz w:val="22"/>
-        </w:rPr>
-        <w:t xml:space="preserve"> để mở bán ngay cho khách hàng, không còn cảnh chờ duyệt thủ công.</w:t>
+        <w:t>Nghiệp vụ Soát vé tại Cổng: Nhân viên soát vé mở giao diện Check-in, quét mã QR qua webcam/camera điện thoại hoặc bắn mã vạch USB/gõ mã vé điện tử. Hệ thống chuyển trạng thái CONFIRMED -&gt; CHECKED_IN, lưu giờ check-in thực tế.</w:t>
       </w:r>
     </w:p>
     <w:p>
       <w:pPr>
-        <w:spacing w:before="120" w:after="120"/>
+        <w:spacing w:before="0" w:after="100" w:line="324" w:lineRule="auto"/>
+        <w:jc w:val="left"/>
       </w:pPr>
       <w:r>
         <w:rPr>
-          <w:color w:val="CBD5E1"/>
-          <w:sz w:val="16"/>
+          <w:rFonts w:ascii="Times New Roman" w:hAnsi="Times New Roman" w:cs="Times New Roman" w:eastAsia="Times New Roman"/>
+          <w:b w:val="0"/>
+          <w:i w:val="0"/>
+          <w:color w:val="000000"/>
+          <w:sz w:val="26"/>
         </w:rPr>
-        <w:t>_______________________________________________________________________________</w:t>
+        <w:t>Nghiệp vụ Xuất File Excel Đối Soát: Ban tổ chức bấm nút 'Xuất Excel Soát Vé' trong Tab Quản lý người đăng ký. File Excel (.xlsx) xuất chuẩn với Data Validation Dropdown ở cột Trạng thái soát vé và đối chiếu timeline: ĐÃ THAM DỰ, VẮNG MẶT, CHƯA CHECK-IN, ĐÃ HỦY VÉ.</w:t>
       </w:r>
     </w:p>
     <w:p>
       <w:pPr>
-        <w:spacing w:before="160" w:after="60"/>
+        <w:spacing w:before="200" w:after="80" w:line="324" w:lineRule="auto"/>
+        <w:jc w:val="left"/>
       </w:pPr>
       <w:r>
         <w:rPr>
-          <w:rFonts w:ascii="Arial" w:hAnsi="Arial"/>
+          <w:rFonts w:ascii="Times New Roman" w:hAnsi="Times New Roman" w:cs="Times New Roman" w:eastAsia="Times New Roman"/>
           <w:b/>
-          <w:color w:val="0F766E"/>
-          <w:sz w:val="24"/>
-        </w:rPr>
-        <w:t>FLOW-03: Soát vé tại Cổng Sự kiện &amp; Xuất Báo Cáo Đối Soát Timeline (Check-in &amp; Attendee Reconciliation Flow)</w:t>
-      </w:r>
-    </w:p>
-    <w:p>
-      <w:pPr>
-        <w:pStyle w:val="ListBullet"/>
-        <w:spacing w:before="20" w:after="20" w:line="276" w:lineRule="auto"/>
-      </w:pPr>
-      <w:r>
-        <w:rPr>
-          <w:rFonts w:ascii="Arial" w:hAnsi="Arial"/>
-          <w:b/>
-          <w:color w:val="333333"/>
-          <w:sz w:val="22"/>
-        </w:rPr>
-        <w:t>Nghiệp vụ Soát vé tại Cổng</w:t>
-      </w:r>
-      <w:r>
-        <w:rPr>
-          <w:rFonts w:ascii="Arial" w:hAnsi="Arial"/>
-          <w:color w:val="333333"/>
-          <w:sz w:val="22"/>
-        </w:rPr>
-        <w:t>:</w:t>
-      </w:r>
-    </w:p>
-    <w:p>
-      <w:pPr>
-        <w:pStyle w:val="ListBullet"/>
-        <w:spacing w:before="20" w:after="20" w:line="276" w:lineRule="auto"/>
-      </w:pPr>
-      <w:r>
-        <w:rPr>
-          <w:rFonts w:ascii="Arial" w:hAnsi="Arial"/>
-          <w:color w:val="333333"/>
-          <w:sz w:val="22"/>
-        </w:rPr>
-        <w:t>Nhân viên soát vé mở giao diện Check-in, quét mã QR qua webcam/camera điện thoại hoặc bắn mã vạch USB/gõ mã vé điện tử.</w:t>
-      </w:r>
-    </w:p>
-    <w:p>
-      <w:pPr>
-        <w:pStyle w:val="ListBullet"/>
-        <w:spacing w:before="20" w:after="20" w:line="276" w:lineRule="auto"/>
-      </w:pPr>
-      <w:r>
-        <w:rPr>
-          <w:rFonts w:ascii="Arial" w:hAnsi="Arial"/>
-          <w:color w:val="333333"/>
-          <w:sz w:val="22"/>
-        </w:rPr>
-        <w:t>Hệ thống thẩm định:</w:t>
-      </w:r>
-    </w:p>
-    <w:p>
-      <w:pPr>
-        <w:pStyle w:val="ListBullet"/>
-        <w:spacing w:before="20" w:after="20" w:line="276" w:lineRule="auto"/>
-      </w:pPr>
-      <w:r>
-        <w:rPr>
-          <w:rFonts w:ascii="Arial" w:hAnsi="Arial"/>
-          <w:color w:val="333333"/>
-          <w:sz w:val="22"/>
-        </w:rPr>
-        <w:t>Vé hợp lệ (</w:t>
-      </w:r>
-      <w:r>
-        <w:rPr>
-          <w:rFonts w:ascii="Consolas" w:hAnsi="Consolas"/>
-          <w:b/>
-          <w:color w:val="800000"/>
-          <w:sz w:val="21"/>
-        </w:rPr>
-        <w:t>CONFIRMED</w:t>
-      </w:r>
-      <w:r>
-        <w:rPr>
-          <w:rFonts w:ascii="Arial" w:hAnsi="Arial"/>
-          <w:color w:val="333333"/>
-          <w:sz w:val="22"/>
-        </w:rPr>
-        <w:t xml:space="preserve">): Đổi trạng thái sang </w:t>
-      </w:r>
-      <w:r>
-        <w:rPr>
-          <w:rFonts w:ascii="Consolas" w:hAnsi="Consolas"/>
-          <w:b/>
-          <w:color w:val="800000"/>
-          <w:sz w:val="21"/>
-        </w:rPr>
-        <w:t>CHECKED_IN</w:t>
-      </w:r>
-      <w:r>
-        <w:rPr>
-          <w:rFonts w:ascii="Arial" w:hAnsi="Arial"/>
-          <w:color w:val="333333"/>
-          <w:sz w:val="22"/>
-        </w:rPr>
-        <w:t xml:space="preserve">, lưu mốc giờ check-in thực tế, màn hình hiển thị </w:t>
-      </w:r>
-      <w:r>
-        <w:rPr>
-          <w:rFonts w:ascii="Arial" w:hAnsi="Arial"/>
-          <w:b/>
-          <w:color w:val="333333"/>
-          <w:sz w:val="22"/>
-        </w:rPr>
-        <w:t>XANH LÁ</w:t>
-      </w:r>
-      <w:r>
-        <w:rPr>
-          <w:rFonts w:ascii="Arial" w:hAnsi="Arial"/>
-          <w:color w:val="333333"/>
-          <w:sz w:val="22"/>
-        </w:rPr>
-        <w:t xml:space="preserve"> kèm âm thanh bíp thành công.</w:t>
-      </w:r>
-    </w:p>
-    <w:p>
-      <w:pPr>
-        <w:pStyle w:val="ListBullet"/>
-        <w:spacing w:before="20" w:after="20" w:line="276" w:lineRule="auto"/>
-      </w:pPr>
-      <w:r>
-        <w:rPr>
-          <w:rFonts w:ascii="Arial" w:hAnsi="Arial"/>
-          <w:color w:val="333333"/>
-          <w:sz w:val="22"/>
-        </w:rPr>
-        <w:t>Vé đã dùng (</w:t>
-      </w:r>
-      <w:r>
-        <w:rPr>
-          <w:rFonts w:ascii="Consolas" w:hAnsi="Consolas"/>
-          <w:b/>
-          <w:color w:val="800000"/>
-          <w:sz w:val="21"/>
-        </w:rPr>
-        <w:t>CHECKED_IN</w:t>
-      </w:r>
-      <w:r>
-        <w:rPr>
-          <w:rFonts w:ascii="Arial" w:hAnsi="Arial"/>
-          <w:color w:val="333333"/>
-          <w:sz w:val="22"/>
-        </w:rPr>
-        <w:t xml:space="preserve">): Báo động </w:t>
-      </w:r>
-      <w:r>
-        <w:rPr>
-          <w:rFonts w:ascii="Arial" w:hAnsi="Arial"/>
-          <w:b/>
-          <w:color w:val="333333"/>
-          <w:sz w:val="22"/>
-        </w:rPr>
-        <w:t>ĐỎ RỰC</w:t>
-      </w:r>
-      <w:r>
-        <w:rPr>
-          <w:rFonts w:ascii="Arial" w:hAnsi="Arial"/>
-          <w:color w:val="333333"/>
-          <w:sz w:val="22"/>
-        </w:rPr>
-        <w:t>, phát âm thanh cảnh báo, hiển thị chi tiết thời gian đã quét trước đó.</w:t>
-      </w:r>
-    </w:p>
-    <w:p>
-      <w:pPr>
-        <w:pStyle w:val="ListBullet"/>
-        <w:spacing w:before="20" w:after="20" w:line="276" w:lineRule="auto"/>
-      </w:pPr>
-      <w:r>
-        <w:rPr>
-          <w:rFonts w:ascii="Arial" w:hAnsi="Arial"/>
-          <w:color w:val="333333"/>
-          <w:sz w:val="22"/>
-        </w:rPr>
-        <w:t>Vé đã hủy (</w:t>
-      </w:r>
-      <w:r>
-        <w:rPr>
-          <w:rFonts w:ascii="Consolas" w:hAnsi="Consolas"/>
-          <w:b/>
-          <w:color w:val="800000"/>
-          <w:sz w:val="21"/>
-        </w:rPr>
-        <w:t>CANCELLED</w:t>
-      </w:r>
-      <w:r>
-        <w:rPr>
-          <w:rFonts w:ascii="Arial" w:hAnsi="Arial"/>
-          <w:color w:val="333333"/>
-          <w:sz w:val="22"/>
-        </w:rPr>
-        <w:t>): Báo từ chối vào cửa do vé đã hoàn tiền.</w:t>
-      </w:r>
-    </w:p>
-    <w:p>
-      <w:pPr>
-        <w:pStyle w:val="ListBullet"/>
-        <w:spacing w:before="20" w:after="20" w:line="276" w:lineRule="auto"/>
-      </w:pPr>
-      <w:r>
-        <w:rPr>
-          <w:rFonts w:ascii="Arial" w:hAnsi="Arial"/>
-          <w:color w:val="333333"/>
-          <w:sz w:val="22"/>
-        </w:rPr>
-        <w:t>Vé quá hạn (</w:t>
-      </w:r>
-      <w:r>
-        <w:rPr>
-          <w:rFonts w:ascii="Consolas" w:hAnsi="Consolas"/>
-          <w:b/>
-          <w:color w:val="800000"/>
-          <w:sz w:val="21"/>
-        </w:rPr>
-        <w:t>EXPIRED</w:t>
-      </w:r>
-      <w:r>
-        <w:rPr>
-          <w:rFonts w:ascii="Arial" w:hAnsi="Arial"/>
-          <w:color w:val="333333"/>
-          <w:sz w:val="22"/>
-        </w:rPr>
-        <w:t>): Báo từ chối do sự kiện đã kết thúc mà khách không đến đúng giờ.</w:t>
-      </w:r>
-    </w:p>
-    <w:p>
-      <w:pPr>
-        <w:pStyle w:val="ListBullet"/>
-        <w:spacing w:before="20" w:after="20" w:line="276" w:lineRule="auto"/>
-      </w:pPr>
-      <w:r>
-        <w:rPr>
-          <w:rFonts w:ascii="Arial" w:hAnsi="Arial"/>
-          <w:b/>
-          <w:color w:val="333333"/>
-          <w:sz w:val="22"/>
-        </w:rPr>
-        <w:t>Nghiệp vụ Xuất File Excel Đối Soát Điểm Danh &amp; Trạng Thái Tham Dự</w:t>
-      </w:r>
-      <w:r>
-        <w:rPr>
-          <w:rFonts w:ascii="Arial" w:hAnsi="Arial"/>
-          <w:color w:val="333333"/>
-          <w:sz w:val="22"/>
-        </w:rPr>
-        <w:t>:</w:t>
-      </w:r>
-    </w:p>
-    <w:p>
-      <w:pPr>
-        <w:pStyle w:val="ListBullet"/>
-        <w:spacing w:before="20" w:after="20" w:line="276" w:lineRule="auto"/>
-      </w:pPr>
-      <w:r>
-        <w:rPr>
-          <w:rFonts w:ascii="Arial" w:hAnsi="Arial"/>
-          <w:color w:val="333333"/>
-          <w:sz w:val="22"/>
-        </w:rPr>
-        <w:t xml:space="preserve">Ban tổ chức bấm nút </w:t>
-      </w:r>
-      <w:r>
-        <w:rPr>
-          <w:rFonts w:ascii="Arial" w:hAnsi="Arial"/>
-          <w:b/>
-          <w:color w:val="333333"/>
-          <w:sz w:val="22"/>
-        </w:rPr>
-        <w:t>"Xuất Excel Soát Vé"</w:t>
-      </w:r>
-      <w:r>
-        <w:rPr>
-          <w:rFonts w:ascii="Arial" w:hAnsi="Arial"/>
-          <w:color w:val="333333"/>
-          <w:sz w:val="22"/>
-        </w:rPr>
-        <w:t xml:space="preserve"> trong Tab "Quản lý người đăng ký theo từng sự kiện".</w:t>
-      </w:r>
-    </w:p>
-    <w:p>
-      <w:pPr>
-        <w:pStyle w:val="ListBullet"/>
-        <w:spacing w:before="20" w:after="20" w:line="276" w:lineRule="auto"/>
-      </w:pPr>
-      <w:r>
-        <w:rPr>
-          <w:rFonts w:ascii="Arial" w:hAnsi="Arial"/>
-          <w:color w:val="333333"/>
-          <w:sz w:val="22"/>
-        </w:rPr>
-        <w:t xml:space="preserve">Hệ thống sinh file CSV chuẩn </w:t>
-      </w:r>
-      <w:r>
-        <w:rPr>
-          <w:rFonts w:ascii="Arial" w:hAnsi="Arial"/>
-          <w:b/>
-          <w:color w:val="333333"/>
-          <w:sz w:val="22"/>
-        </w:rPr>
-        <w:t>UTF-8 BOM (`\ufeff`)</w:t>
-      </w:r>
-      <w:r>
-        <w:rPr>
-          <w:rFonts w:ascii="Arial" w:hAnsi="Arial"/>
-          <w:color w:val="333333"/>
-          <w:sz w:val="22"/>
-        </w:rPr>
-        <w:t xml:space="preserve"> mở trực tiếp trên Excel không bị lỗi font tiếng Việt.</w:t>
-      </w:r>
-    </w:p>
-    <w:p>
-      <w:pPr>
-        <w:pStyle w:val="ListBullet"/>
-        <w:spacing w:before="20" w:after="20" w:line="276" w:lineRule="auto"/>
-      </w:pPr>
-      <w:r>
-        <w:rPr>
-          <w:rFonts w:ascii="Arial" w:hAnsi="Arial"/>
-          <w:color w:val="333333"/>
-          <w:sz w:val="22"/>
-        </w:rPr>
-        <w:t>Tự động đối chiếu theo timeline sự kiện:</w:t>
-      </w:r>
-    </w:p>
-    <w:p>
-      <w:pPr>
-        <w:pStyle w:val="ListBullet"/>
-        <w:spacing w:before="20" w:after="20" w:line="276" w:lineRule="auto"/>
-      </w:pPr>
-      <w:r>
-        <w:rPr>
-          <w:rFonts w:ascii="Consolas" w:hAnsi="Consolas"/>
-          <w:b/>
-          <w:color w:val="800000"/>
-          <w:sz w:val="21"/>
-        </w:rPr>
-        <w:t>ĐÃ THAM DỰ</w:t>
-      </w:r>
-      <w:r>
-        <w:rPr>
-          <w:rFonts w:ascii="Arial" w:hAnsi="Arial"/>
-          <w:color w:val="333333"/>
-          <w:sz w:val="22"/>
-        </w:rPr>
-        <w:t>: Đã qua cổng quét vé thành công, lưu rõ giờ phút giây check-in.</w:t>
-      </w:r>
-    </w:p>
-    <w:p>
-      <w:pPr>
-        <w:pStyle w:val="ListBullet"/>
-        <w:spacing w:before="20" w:after="20" w:line="276" w:lineRule="auto"/>
-      </w:pPr>
-      <w:r>
-        <w:rPr>
-          <w:rFonts w:ascii="Consolas" w:hAnsi="Consolas"/>
-          <w:b/>
-          <w:color w:val="800000"/>
-          <w:sz w:val="21"/>
-        </w:rPr>
-        <w:t>VẮNG MẶT</w:t>
-      </w:r>
-      <w:r>
-        <w:rPr>
-          <w:rFonts w:ascii="Arial" w:hAnsi="Arial"/>
-          <w:color w:val="333333"/>
-          <w:sz w:val="22"/>
-        </w:rPr>
-        <w:t>: Khách mua vé nhưng không đến tham dự sau khi sự kiện kết thúc.</w:t>
-      </w:r>
-    </w:p>
-    <w:p>
-      <w:pPr>
-        <w:pStyle w:val="ListBullet"/>
-        <w:spacing w:before="20" w:after="20" w:line="276" w:lineRule="auto"/>
-      </w:pPr>
-      <w:r>
-        <w:rPr>
-          <w:rFonts w:ascii="Consolas" w:hAnsi="Consolas"/>
-          <w:b/>
-          <w:color w:val="800000"/>
-          <w:sz w:val="21"/>
-        </w:rPr>
-        <w:t>CHƯA CHECK-IN</w:t>
-      </w:r>
-      <w:r>
-        <w:rPr>
-          <w:rFonts w:ascii="Arial" w:hAnsi="Arial"/>
-          <w:color w:val="333333"/>
-          <w:sz w:val="22"/>
-        </w:rPr>
-        <w:t>: Khách mua vé hợp lệ, đang trong thời hạn chờ vào cửa.</w:t>
-      </w:r>
-    </w:p>
-    <w:p>
-      <w:pPr>
-        <w:pStyle w:val="ListBullet"/>
-        <w:spacing w:before="20" w:after="20" w:line="276" w:lineRule="auto"/>
-      </w:pPr>
-      <w:r>
-        <w:rPr>
-          <w:rFonts w:ascii="Consolas" w:hAnsi="Consolas"/>
-          <w:b/>
-          <w:color w:val="800000"/>
-          <w:sz w:val="21"/>
-        </w:rPr>
-        <w:t>ĐÃ HỦY VÉ</w:t>
-      </w:r>
-      <w:r>
-        <w:rPr>
-          <w:rFonts w:ascii="Arial" w:hAnsi="Arial"/>
-          <w:color w:val="333333"/>
-          <w:sz w:val="22"/>
-        </w:rPr>
-        <w:t>: Vé đã được hoàn tiền trước sự kiện.</w:t>
-      </w:r>
-    </w:p>
-    <w:p>
-      <w:pPr>
-        <w:spacing w:before="120" w:after="120"/>
-      </w:pPr>
-      <w:r>
-        <w:rPr>
-          <w:color w:val="CBD5E1"/>
-          <w:sz w:val="16"/>
-        </w:rPr>
-        <w:t>_______________________________________________________________________________</w:t>
-      </w:r>
-    </w:p>
-    <w:p>
-      <w:pPr>
-        <w:spacing w:before="160" w:after="60"/>
-      </w:pPr>
-      <w:r>
-        <w:rPr>
-          <w:rFonts w:ascii="Arial" w:hAnsi="Arial"/>
-          <w:b/>
-          <w:color w:val="0F766E"/>
-          <w:sz w:val="24"/>
+          <w:i w:val="0"/>
+          <w:color w:val="000000"/>
+          <w:sz w:val="28"/>
         </w:rPr>
         <w:t>FLOW-04: Yêu cầu Hủy vé Cá nhân &amp; Hoàn tiền theo Chính sách</w:t>
       </w:r>
     </w:p>
     <w:p>
       <w:pPr>
-        <w:pStyle w:val="ListBullet"/>
-        <w:spacing w:before="20" w:after="20" w:line="276" w:lineRule="auto"/>
+        <w:spacing w:before="0" w:after="100" w:line="324" w:lineRule="auto"/>
+        <w:jc w:val="left"/>
       </w:pPr>
       <w:r>
         <w:rPr>
-          <w:rFonts w:ascii="Arial" w:hAnsi="Arial"/>
-          <w:color w:val="333333"/>
-          <w:sz w:val="22"/>
+          <w:rFonts w:ascii="Times New Roman" w:hAnsi="Times New Roman" w:cs="Times New Roman" w:eastAsia="Times New Roman"/>
+          <w:b w:val="0"/>
+          <w:i w:val="0"/>
+          <w:color w:val="000000"/>
+          <w:sz w:val="26"/>
         </w:rPr>
-        <w:t>Khách hàng yêu cầu hủy vé trong mục "Vé của tôi":</w:t>
+        <w:t>Chính sách hoàn hủy vé cá nhân trên giao diện 'Vé của tôi':</w:t>
       </w:r>
     </w:p>
     <w:p>
       <w:pPr>
         <w:pStyle w:val="ListBullet"/>
-        <w:spacing w:before="20" w:after="20" w:line="276" w:lineRule="auto"/>
+        <w:spacing w:before="0" w:after="80" w:line="324" w:lineRule="auto"/>
+        <w:jc w:val="left"/>
       </w:pPr>
       <w:r>
         <w:rPr>
-          <w:rFonts w:ascii="Arial" w:hAnsi="Arial"/>
-          <w:color w:val="333333"/>
-          <w:sz w:val="22"/>
+          <w:rFonts w:ascii="Times New Roman" w:hAnsi="Times New Roman" w:cs="Times New Roman" w:eastAsia="Times New Roman"/>
+          <w:b w:val="0"/>
+          <w:i w:val="0"/>
+          <w:color w:val="000000"/>
+          <w:sz w:val="26"/>
         </w:rPr>
-        <w:t>$\ge 48$ giờ trước sự kiện: Phí hủy 10%, hoàn lại 90% giá vé vào ví.</w:t>
+        <w:t>&gt;= 48 giờ trước sự kiện: Phí hủy 10%, hoàn lại 90% giá vé vào ví.</w:t>
       </w:r>
     </w:p>
     <w:p>
       <w:pPr>
         <w:pStyle w:val="ListBullet"/>
-        <w:spacing w:before="20" w:after="20" w:line="276" w:lineRule="auto"/>
+        <w:spacing w:before="0" w:after="80" w:line="324" w:lineRule="auto"/>
+        <w:jc w:val="left"/>
       </w:pPr>
       <w:r>
         <w:rPr>
-          <w:rFonts w:ascii="Arial" w:hAnsi="Arial"/>
-          <w:color w:val="333333"/>
-          <w:sz w:val="22"/>
+          <w:rFonts w:ascii="Times New Roman" w:hAnsi="Times New Roman" w:cs="Times New Roman" w:eastAsia="Times New Roman"/>
+          <w:b w:val="0"/>
+          <w:i w:val="0"/>
+          <w:color w:val="000000"/>
+          <w:sz w:val="26"/>
         </w:rPr>
-        <w:t>$24$ đến $&lt; 48$ giờ: Phí hủy 30%, hoàn lại 70% giá vé vào ví.</w:t>
+        <w:t>24 đến &lt; 48 giờ trước sự kiện: Phí hủy 30%, hoàn lại 70% giá vé vào ví.</w:t>
       </w:r>
     </w:p>
     <w:p>
       <w:pPr>
         <w:pStyle w:val="ListBullet"/>
-        <w:spacing w:before="20" w:after="20" w:line="276" w:lineRule="auto"/>
+        <w:spacing w:before="0" w:after="80" w:line="324" w:lineRule="auto"/>
+        <w:jc w:val="left"/>
       </w:pPr>
       <w:r>
         <w:rPr>
-          <w:rFonts w:ascii="Arial" w:hAnsi="Arial"/>
-          <w:color w:val="333333"/>
-          <w:sz w:val="22"/>
+          <w:rFonts w:ascii="Times New Roman" w:hAnsi="Times New Roman" w:cs="Times New Roman" w:eastAsia="Times New Roman"/>
+          <w:b w:val="0"/>
+          <w:i w:val="0"/>
+          <w:color w:val="000000"/>
+          <w:sz w:val="26"/>
         </w:rPr>
-        <w:t>$&lt; 24$ giờ: Không hỗ trợ hủy sát giờ.</w:t>
+        <w:t>&lt; 24 giờ trước sự kiện: Từ chối hủy sát giờ để bảo vệ quyền lợi Ban tổ chức.</w:t>
       </w:r>
     </w:p>
     <w:p>
       <w:pPr>
-        <w:spacing w:before="120" w:after="120"/>
+        <w:spacing w:before="240" w:after="100" w:line="324" w:lineRule="auto"/>
+        <w:jc w:val="left"/>
       </w:pPr>
       <w:r>
         <w:rPr>
-          <w:color w:val="CBD5E1"/>
-          <w:sz w:val="16"/>
+          <w:rFonts w:ascii="Times New Roman" w:hAnsi="Times New Roman" w:cs="Times New Roman" w:eastAsia="Times New Roman"/>
+          <w:b/>
+          <w:i w:val="0"/>
+          <w:color w:val="000000"/>
+          <w:sz w:val="30"/>
         </w:rPr>
-        <w:t>_______________________________________________________________________________</w:t>
+        <w:t>4. Danh sách 16 User Stories &amp; Tiêu chí Nghiệm thu Chi tiết (Given - When - Then)</w:t>
       </w:r>
     </w:p>
     <w:p>
       <w:pPr>
-        <w:spacing w:before="240" w:after="80"/>
+        <w:spacing w:before="200" w:after="80" w:line="324" w:lineRule="auto"/>
+        <w:jc w:val="left"/>
       </w:pPr>
       <w:r>
         <w:rPr>
-          <w:rFonts w:ascii="Arial" w:hAnsi="Arial"/>
+          <w:rFonts w:ascii="Times New Roman" w:hAnsi="Times New Roman" w:cs="Times New Roman" w:eastAsia="Times New Roman"/>
           <w:b/>
-          <w:color w:val="1E3A8A"/>
+          <w:i w:val="0"/>
+          <w:color w:val="000000"/>
           <w:sz w:val="28"/>
-        </w:rPr>
-        <w:t>4. Danh sách 15 User Stories &amp; Tiêu chí Nghiệm thu Chi tiết (Given - When - Then)</w:t>
-      </w:r>
-    </w:p>
-    <w:p>
-      <w:pPr>
-        <w:spacing w:before="160" w:after="60"/>
-      </w:pPr>
-      <w:r>
-        <w:rPr>
-          <w:rFonts w:ascii="Arial" w:hAnsi="Arial"/>
-          <w:b/>
-          <w:color w:val="0F766E"/>
-          <w:sz w:val="24"/>
         </w:rPr>
         <w:t>Nhóm 1: Tài khoản &amp; Xác thực (Authentication)</w:t>
       </w:r>
     </w:p>
     <w:p>
       <w:pPr>
-        <w:spacing w:before="120" w:after="40"/>
+        <w:spacing w:before="0" w:after="100" w:line="324" w:lineRule="auto"/>
+        <w:jc w:val="left"/>
       </w:pPr>
       <w:r>
         <w:rPr>
-          <w:rFonts w:ascii="Arial" w:hAnsi="Arial"/>
+          <w:rFonts w:ascii="Times New Roman" w:hAnsi="Times New Roman" w:cs="Times New Roman" w:eastAsia="Times New Roman"/>
           <w:b/>
-          <w:color w:val="334155"/>
-          <w:sz w:val="22"/>
+          <w:i w:val="0"/>
+          <w:color w:val="000000"/>
+          <w:sz w:val="26"/>
         </w:rPr>
-        <w:t>US-01: Đăng ký Tài khoản mới</w:t>
+        <w:t xml:space="preserve">US-01: Đăng ký Tài khoản mới | </w:t>
+      </w:r>
+      <w:r>
+        <w:rPr>
+          <w:rFonts w:ascii="Times New Roman" w:hAnsi="Times New Roman" w:cs="Times New Roman" w:eastAsia="Times New Roman"/>
+          <w:b w:val="0"/>
+          <w:i w:val="0"/>
+          <w:color w:val="000000"/>
+          <w:sz w:val="26"/>
+        </w:rPr>
+        <w:t>Là khách vãng lai, tôi muốn đăng ký tài khoản bằng email và mật khẩu, để tôi có thể đăng nhập để mua vé hoặc tạo sự kiện.</w:t>
       </w:r>
     </w:p>
     <w:p>
       <w:pPr>
         <w:pStyle w:val="ListBullet"/>
-        <w:spacing w:before="20" w:after="20" w:line="276" w:lineRule="auto"/>
+        <w:spacing w:before="0" w:after="80" w:line="324" w:lineRule="auto"/>
+        <w:jc w:val="left"/>
       </w:pPr>
       <w:r>
         <w:rPr>
-          <w:rFonts w:ascii="Arial" w:hAnsi="Arial"/>
+          <w:rFonts w:ascii="Times New Roman" w:hAnsi="Times New Roman" w:cs="Times New Roman" w:eastAsia="Times New Roman"/>
+          <w:b w:val="0"/>
+          <w:i w:val="0"/>
+          <w:color w:val="000000"/>
+          <w:sz w:val="26"/>
+        </w:rPr>
+        <w:t>Given: Khách vãng lai ở màn hình Đăng ký tài khoản.</w:t>
+      </w:r>
+    </w:p>
+    <w:p>
+      <w:pPr>
+        <w:pStyle w:val="ListBullet"/>
+        <w:spacing w:before="0" w:after="80" w:line="324" w:lineRule="auto"/>
+        <w:jc w:val="left"/>
+      </w:pPr>
+      <w:r>
+        <w:rPr>
+          <w:rFonts w:ascii="Times New Roman" w:hAnsi="Times New Roman" w:cs="Times New Roman" w:eastAsia="Times New Roman"/>
+          <w:b w:val="0"/>
+          <w:i w:val="0"/>
+          <w:color w:val="000000"/>
+          <w:sz w:val="26"/>
+        </w:rPr>
+        <w:t>When: Nhập họ tên hợp lệ, email chưa tồn tại, mật khẩu từ 6 ký tự gồm chữ và số, chọn vai trò và bấm 'Đăng ký'.</w:t>
+      </w:r>
+    </w:p>
+    <w:p>
+      <w:pPr>
+        <w:pStyle w:val="ListBullet"/>
+        <w:spacing w:before="0" w:after="80" w:line="324" w:lineRule="auto"/>
+        <w:jc w:val="left"/>
+      </w:pPr>
+      <w:r>
+        <w:rPr>
+          <w:rFonts w:ascii="Times New Roman" w:hAnsi="Times New Roman" w:cs="Times New Roman" w:eastAsia="Times New Roman"/>
+          <w:b w:val="0"/>
+          <w:i w:val="0"/>
+          <w:color w:val="000000"/>
+          <w:sz w:val="26"/>
+        </w:rPr>
+        <w:t>Then: Hệ thống tạo tài khoản thành công, thông báo đăng ký thành công và chuyển sang màn hình Đăng nhập.</w:t>
+      </w:r>
+    </w:p>
+    <w:p>
+      <w:pPr>
+        <w:spacing w:before="0" w:after="100" w:line="324" w:lineRule="auto"/>
+        <w:jc w:val="left"/>
+      </w:pPr>
+      <w:r>
+        <w:rPr>
+          <w:rFonts w:ascii="Times New Roman" w:hAnsi="Times New Roman" w:cs="Times New Roman" w:eastAsia="Times New Roman"/>
           <w:b/>
-          <w:color w:val="333333"/>
-          <w:sz w:val="22"/>
+          <w:i w:val="0"/>
+          <w:color w:val="000000"/>
+          <w:sz w:val="26"/>
         </w:rPr>
-        <w:t>User Story</w:t>
+        <w:t xml:space="preserve">US-02: Đăng nhập Hệ thống &amp; Cấp phiên làm việc | </w:t>
       </w:r>
       <w:r>
         <w:rPr>
-          <w:rFonts w:ascii="Arial" w:hAnsi="Arial"/>
-          <w:color w:val="333333"/>
-          <w:sz w:val="22"/>
+          <w:rFonts w:ascii="Times New Roman" w:hAnsi="Times New Roman" w:cs="Times New Roman" w:eastAsia="Times New Roman"/>
+          <w:b w:val="0"/>
+          <w:i w:val="0"/>
+          <w:color w:val="000000"/>
+          <w:sz w:val="26"/>
         </w:rPr>
-        <w:t xml:space="preserve">: </w:t>
-      </w:r>
-      <w:r>
-        <w:rPr>
-          <w:rFonts w:ascii="Arial" w:hAnsi="Arial"/>
-          <w:b/>
-          <w:color w:val="333333"/>
-          <w:sz w:val="22"/>
-        </w:rPr>
-        <w:t>Là</w:t>
-      </w:r>
-      <w:r>
-        <w:rPr>
-          <w:rFonts w:ascii="Arial" w:hAnsi="Arial"/>
-          <w:color w:val="333333"/>
-          <w:sz w:val="22"/>
-        </w:rPr>
-        <w:t xml:space="preserve"> khách vãng lai, </w:t>
-      </w:r>
-      <w:r>
-        <w:rPr>
-          <w:rFonts w:ascii="Arial" w:hAnsi="Arial"/>
-          <w:b/>
-          <w:color w:val="333333"/>
-          <w:sz w:val="22"/>
-        </w:rPr>
-        <w:t>tôi muốn</w:t>
-      </w:r>
-      <w:r>
-        <w:rPr>
-          <w:rFonts w:ascii="Arial" w:hAnsi="Arial"/>
-          <w:color w:val="333333"/>
-          <w:sz w:val="22"/>
-        </w:rPr>
-        <w:t xml:space="preserve"> đăng ký tài khoản bằng email và mật khẩu, </w:t>
-      </w:r>
-      <w:r>
-        <w:rPr>
-          <w:rFonts w:ascii="Arial" w:hAnsi="Arial"/>
-          <w:b/>
-          <w:color w:val="333333"/>
-          <w:sz w:val="22"/>
-        </w:rPr>
-        <w:t>để</w:t>
-      </w:r>
-      <w:r>
-        <w:rPr>
-          <w:rFonts w:ascii="Arial" w:hAnsi="Arial"/>
-          <w:color w:val="333333"/>
-          <w:sz w:val="22"/>
-        </w:rPr>
-        <w:t xml:space="preserve"> tôi có thể đăng nhập để mua vé hoặc tạo sự kiện.</w:t>
+        <w:t>Là người dùng đã có tài khoản, tôi muốn đăng nhập bằng email và mật khẩu, để tôi được xác thực phiên làm việc JWT và thao tác theo vai trò.</w:t>
       </w:r>
     </w:p>
     <w:p>
       <w:pPr>
         <w:pStyle w:val="ListBullet"/>
-        <w:spacing w:before="20" w:after="20" w:line="276" w:lineRule="auto"/>
+        <w:spacing w:before="0" w:after="80" w:line="324" w:lineRule="auto"/>
+        <w:jc w:val="left"/>
       </w:pPr>
       <w:r>
         <w:rPr>
-          <w:rFonts w:ascii="Arial" w:hAnsi="Arial"/>
-          <w:b/>
-          <w:color w:val="333333"/>
-          <w:sz w:val="22"/>
+          <w:rFonts w:ascii="Times New Roman" w:hAnsi="Times New Roman" w:cs="Times New Roman" w:eastAsia="Times New Roman"/>
+          <w:b w:val="0"/>
+          <w:i w:val="0"/>
+          <w:color w:val="000000"/>
+          <w:sz w:val="26"/>
         </w:rPr>
-        <w:t>Độ ưu tiên</w:t>
-      </w:r>
-      <w:r>
-        <w:rPr>
-          <w:rFonts w:ascii="Arial" w:hAnsi="Arial"/>
-          <w:color w:val="333333"/>
-          <w:sz w:val="22"/>
-        </w:rPr>
-        <w:t xml:space="preserve">: </w:t>
-      </w:r>
-      <w:r>
-        <w:rPr>
-          <w:rFonts w:ascii="Arial" w:hAnsi="Arial"/>
-          <w:b/>
-          <w:color w:val="333333"/>
-          <w:sz w:val="22"/>
-        </w:rPr>
-        <w:t>Must Have</w:t>
+        <w:t>Given: Người dùng ở màn hình Đăng nhập.</w:t>
       </w:r>
     </w:p>
     <w:p>
       <w:pPr>
         <w:pStyle w:val="ListBullet"/>
-        <w:spacing w:before="20" w:after="20" w:line="276" w:lineRule="auto"/>
+        <w:spacing w:before="0" w:after="80" w:line="324" w:lineRule="auto"/>
+        <w:jc w:val="left"/>
       </w:pPr>
       <w:r>
         <w:rPr>
-          <w:rFonts w:ascii="Arial" w:hAnsi="Arial"/>
-          <w:b/>
-          <w:color w:val="333333"/>
-          <w:sz w:val="22"/>
+          <w:rFonts w:ascii="Times New Roman" w:hAnsi="Times New Roman" w:cs="Times New Roman" w:eastAsia="Times New Roman"/>
+          <w:b w:val="0"/>
+          <w:i w:val="0"/>
+          <w:color w:val="000000"/>
+          <w:sz w:val="26"/>
         </w:rPr>
-        <w:t>Tiêu chí nghiệm thu (Acceptance Criteria)</w:t>
-      </w:r>
-      <w:r>
-        <w:rPr>
-          <w:rFonts w:ascii="Arial" w:hAnsi="Arial"/>
-          <w:color w:val="333333"/>
-          <w:sz w:val="22"/>
-        </w:rPr>
-        <w:t>:</w:t>
+        <w:t>When: Nhập đúng email và mật khẩu đã đăng ký, bấm 'Đăng nhập'.</w:t>
       </w:r>
     </w:p>
     <w:p>
       <w:pPr>
         <w:pStyle w:val="ListBullet"/>
-        <w:spacing w:before="20" w:after="20" w:line="276" w:lineRule="auto"/>
+        <w:spacing w:before="0" w:after="80" w:line="324" w:lineRule="auto"/>
+        <w:jc w:val="left"/>
       </w:pPr>
       <w:r>
         <w:rPr>
-          <w:rFonts w:ascii="Arial" w:hAnsi="Arial"/>
-          <w:color w:val="333333"/>
-          <w:sz w:val="22"/>
+          <w:rFonts w:ascii="Times New Roman" w:hAnsi="Times New Roman" w:cs="Times New Roman" w:eastAsia="Times New Roman"/>
+          <w:b w:val="0"/>
+          <w:i w:val="0"/>
+          <w:color w:val="000000"/>
+          <w:sz w:val="26"/>
         </w:rPr>
-        <w:t>*Given*: Khách vãng lai ở màn hình Đăng ký tài khoản.</w:t>
+        <w:t>Then: Hệ thống cấp JWT Bearer Token (60 phút), lưu cookie phiên và chuyển hướng về trang chủ theo đúng quyền hạn.</w:t>
       </w:r>
     </w:p>
     <w:p>
       <w:pPr>
-        <w:pStyle w:val="ListBullet"/>
-        <w:spacing w:before="20" w:after="20" w:line="276" w:lineRule="auto"/>
+        <w:spacing w:before="200" w:after="80" w:line="324" w:lineRule="auto"/>
+        <w:jc w:val="left"/>
       </w:pPr>
       <w:r>
         <w:rPr>
-          <w:rFonts w:ascii="Arial" w:hAnsi="Arial"/>
-          <w:color w:val="333333"/>
-          <w:sz w:val="22"/>
-        </w:rPr>
-        <w:t>*When*: Nhập họ tên hợp lệ, email chưa tồn tại, mật khẩu từ 6 ký tự gồm chữ và số, chọn vai trò và bấm "Đăng ký".</w:t>
-      </w:r>
-    </w:p>
-    <w:p>
-      <w:pPr>
-        <w:pStyle w:val="ListBullet"/>
-        <w:spacing w:before="20" w:after="20" w:line="276" w:lineRule="auto"/>
-      </w:pPr>
-      <w:r>
-        <w:rPr>
-          <w:rFonts w:ascii="Arial" w:hAnsi="Arial"/>
-          <w:color w:val="333333"/>
-          <w:sz w:val="22"/>
-        </w:rPr>
-        <w:t>*Then*: Hệ thống tạo tài khoản thành công, thông báo đăng ký thành công và chuyển sang màn hình Đăng nhập.</w:t>
-      </w:r>
-    </w:p>
-    <w:p>
-      <w:pPr>
-        <w:spacing w:before="120" w:after="40"/>
-      </w:pPr>
-      <w:r>
-        <w:rPr>
-          <w:rFonts w:ascii="Arial" w:hAnsi="Arial"/>
+          <w:rFonts w:ascii="Times New Roman" w:hAnsi="Times New Roman" w:cs="Times New Roman" w:eastAsia="Times New Roman"/>
           <w:b/>
-          <w:color w:val="334155"/>
-          <w:sz w:val="22"/>
-        </w:rPr>
-        <w:t>US-02: Đăng nhập Hệ thống &amp; Cấp phiên làm việc</w:t>
-      </w:r>
-    </w:p>
-    <w:p>
-      <w:pPr>
-        <w:pStyle w:val="ListBullet"/>
-        <w:spacing w:before="20" w:after="20" w:line="276" w:lineRule="auto"/>
-      </w:pPr>
-      <w:r>
-        <w:rPr>
-          <w:rFonts w:ascii="Arial" w:hAnsi="Arial"/>
-          <w:b/>
-          <w:color w:val="333333"/>
-          <w:sz w:val="22"/>
-        </w:rPr>
-        <w:t>User Story</w:t>
-      </w:r>
-      <w:r>
-        <w:rPr>
-          <w:rFonts w:ascii="Arial" w:hAnsi="Arial"/>
-          <w:color w:val="333333"/>
-          <w:sz w:val="22"/>
-        </w:rPr>
-        <w:t xml:space="preserve">: </w:t>
-      </w:r>
-      <w:r>
-        <w:rPr>
-          <w:rFonts w:ascii="Arial" w:hAnsi="Arial"/>
-          <w:b/>
-          <w:color w:val="333333"/>
-          <w:sz w:val="22"/>
-        </w:rPr>
-        <w:t>Là</w:t>
-      </w:r>
-      <w:r>
-        <w:rPr>
-          <w:rFonts w:ascii="Arial" w:hAnsi="Arial"/>
-          <w:color w:val="333333"/>
-          <w:sz w:val="22"/>
-        </w:rPr>
-        <w:t xml:space="preserve"> người dùng đã có tài khoản, </w:t>
-      </w:r>
-      <w:r>
-        <w:rPr>
-          <w:rFonts w:ascii="Arial" w:hAnsi="Arial"/>
-          <w:b/>
-          <w:color w:val="333333"/>
-          <w:sz w:val="22"/>
-        </w:rPr>
-        <w:t>tôi muốn</w:t>
-      </w:r>
-      <w:r>
-        <w:rPr>
-          <w:rFonts w:ascii="Arial" w:hAnsi="Arial"/>
-          <w:color w:val="333333"/>
-          <w:sz w:val="22"/>
-        </w:rPr>
-        <w:t xml:space="preserve"> đăng nhập bằng email và mật khẩu, </w:t>
-      </w:r>
-      <w:r>
-        <w:rPr>
-          <w:rFonts w:ascii="Arial" w:hAnsi="Arial"/>
-          <w:b/>
-          <w:color w:val="333333"/>
-          <w:sz w:val="22"/>
-        </w:rPr>
-        <w:t>để</w:t>
-      </w:r>
-      <w:r>
-        <w:rPr>
-          <w:rFonts w:ascii="Arial" w:hAnsi="Arial"/>
-          <w:color w:val="333333"/>
-          <w:sz w:val="22"/>
-        </w:rPr>
-        <w:t xml:space="preserve"> tôi được xác thực phiên làm việc JWT và thao tác theo vai trò.</w:t>
-      </w:r>
-    </w:p>
-    <w:p>
-      <w:pPr>
-        <w:pStyle w:val="ListBullet"/>
-        <w:spacing w:before="20" w:after="20" w:line="276" w:lineRule="auto"/>
-      </w:pPr>
-      <w:r>
-        <w:rPr>
-          <w:rFonts w:ascii="Arial" w:hAnsi="Arial"/>
-          <w:b/>
-          <w:color w:val="333333"/>
-          <w:sz w:val="22"/>
-        </w:rPr>
-        <w:t>Độ ưu tiên</w:t>
-      </w:r>
-      <w:r>
-        <w:rPr>
-          <w:rFonts w:ascii="Arial" w:hAnsi="Arial"/>
-          <w:color w:val="333333"/>
-          <w:sz w:val="22"/>
-        </w:rPr>
-        <w:t xml:space="preserve">: </w:t>
-      </w:r>
-      <w:r>
-        <w:rPr>
-          <w:rFonts w:ascii="Arial" w:hAnsi="Arial"/>
-          <w:b/>
-          <w:color w:val="333333"/>
-          <w:sz w:val="22"/>
-        </w:rPr>
-        <w:t>Must Have</w:t>
-      </w:r>
-    </w:p>
-    <w:p>
-      <w:pPr>
-        <w:spacing w:before="120" w:after="120"/>
-      </w:pPr>
-      <w:r>
-        <w:rPr>
-          <w:color w:val="CBD5E1"/>
-          <w:sz w:val="16"/>
-        </w:rPr>
-        <w:t>_______________________________________________________________________________</w:t>
-      </w:r>
-    </w:p>
-    <w:p>
-      <w:pPr>
-        <w:spacing w:before="160" w:after="60"/>
-      </w:pPr>
-      <w:r>
-        <w:rPr>
-          <w:rFonts w:ascii="Arial" w:hAnsi="Arial"/>
-          <w:b/>
-          <w:color w:val="0F766E"/>
-          <w:sz w:val="24"/>
+          <w:i w:val="0"/>
+          <w:color w:val="000000"/>
+          <w:sz w:val="28"/>
         </w:rPr>
         <w:t>Nhóm 2: Khám phá &amp; Đặt vé (Booking &amp; Platform Fee)</w:t>
       </w:r>
     </w:p>
     <w:p>
-      <w:pPr/>
+      <w:pPr>
+        <w:spacing w:before="0" w:after="100" w:line="324" w:lineRule="auto"/>
+        <w:jc w:val="left"/>
+      </w:pPr>
       <w:r>
-        <w:t>US-03: Tìm kiếm &amp; Lọc Danh sách Sự kiện</w:t>
+        <w:rPr>
+          <w:rFonts w:ascii="Times New Roman" w:hAnsi="Times New Roman" w:cs="Times New Roman" w:eastAsia="Times New Roman"/>
+          <w:b/>
+          <w:i w:val="0"/>
+          <w:color w:val="000000"/>
+          <w:sz w:val="26"/>
+        </w:rPr>
+        <w:t xml:space="preserve">US-03: Tìm kiếm &amp; Lọc Danh sách Sự kiện | </w:t>
+      </w:r>
+      <w:r>
+        <w:rPr>
+          <w:rFonts w:ascii="Times New Roman" w:hAnsi="Times New Roman" w:cs="Times New Roman" w:eastAsia="Times New Roman"/>
+          <w:b w:val="0"/>
+          <w:i w:val="0"/>
+          <w:color w:val="000000"/>
+          <w:sz w:val="26"/>
+        </w:rPr>
+        <w:t>Là người tham dự, tôi muốn tìm kiếm sự kiện theo từ khóa (tiêu đề, địa điểm) và lọc theo danh mục hoặc khoảng thời gian để nhanh chóng tìm thấy sự kiện mong muốn.</w:t>
       </w:r>
     </w:p>
     <w:p>
       <w:pPr>
         <w:pStyle w:val="ListBullet"/>
+        <w:spacing w:before="0" w:after="80" w:line="324" w:lineRule="auto"/>
+        <w:jc w:val="left"/>
       </w:pPr>
       <w:r>
-        <w:t>User Story: Là người tham dự, tôi muốn tìm kiếm sự kiện theo từ khóa (tiêu đề, địa điểm) và lọc theo danh mục hoặc khoảng thời gian để nhanh chóng tìm thấy sự kiện mong muốn.</w:t>
+        <w:rPr>
+          <w:rFonts w:ascii="Times New Roman" w:hAnsi="Times New Roman" w:cs="Times New Roman" w:eastAsia="Times New Roman"/>
+          <w:b w:val="0"/>
+          <w:i w:val="0"/>
+          <w:color w:val="000000"/>
+          <w:sz w:val="26"/>
+        </w:rPr>
+        <w:t>Given: Người tham dự ở trang chủ hoặc trang danh sách sự kiện.</w:t>
       </w:r>
     </w:p>
     <w:p>
       <w:pPr>
         <w:pStyle w:val="ListBullet"/>
+        <w:spacing w:before="0" w:after="80" w:line="324" w:lineRule="auto"/>
+        <w:jc w:val="left"/>
       </w:pPr>
       <w:r>
-        <w:t>Độ ưu tiên: Must Have</w:t>
+        <w:rPr>
+          <w:rFonts w:ascii="Times New Roman" w:hAnsi="Times New Roman" w:cs="Times New Roman" w:eastAsia="Times New Roman"/>
+          <w:b w:val="0"/>
+          <w:i w:val="0"/>
+          <w:color w:val="000000"/>
+          <w:sz w:val="26"/>
+        </w:rPr>
+        <w:t>When: Nhập từ khóa tìm kiếm (tiêu đề hoặc địa điểm) và chọn danh mục sự kiện.</w:t>
       </w:r>
     </w:p>
     <w:p>
       <w:pPr>
         <w:pStyle w:val="ListBullet"/>
+        <w:spacing w:before="0" w:after="80" w:line="324" w:lineRule="auto"/>
+        <w:jc w:val="left"/>
       </w:pPr>
       <w:r>
-        <w:t>Tiêu chí nghiệm thu (Acceptance Criteria):</w:t>
+        <w:rPr>
+          <w:rFonts w:ascii="Times New Roman" w:hAnsi="Times New Roman" w:cs="Times New Roman" w:eastAsia="Times New Roman"/>
+          <w:b w:val="0"/>
+          <w:i w:val="0"/>
+          <w:color w:val="000000"/>
+          <w:sz w:val="26"/>
+        </w:rPr>
+        <w:t>Then: Hệ thống trả về danh sách các sự kiện đang mở bán (trạng thái APPROVED/PUBLISHED) khớp với tiêu chí, hỗ trợ phân trang chuẩn page và limit.</w:t>
       </w:r>
     </w:p>
     <w:p>
       <w:pPr>
-        <w:pStyle w:val="ListBullet"/>
+        <w:spacing w:before="0" w:after="100" w:line="324" w:lineRule="auto"/>
+        <w:jc w:val="left"/>
       </w:pPr>
       <w:r>
-        <w:t>*Given*: Người tham dự ở trang chủ hoặc trang danh sách sự kiện.</w:t>
+        <w:rPr>
+          <w:rFonts w:ascii="Times New Roman" w:hAnsi="Times New Roman" w:cs="Times New Roman" w:eastAsia="Times New Roman"/>
+          <w:b/>
+          <w:i w:val="0"/>
+          <w:color w:val="000000"/>
+          <w:sz w:val="26"/>
+        </w:rPr>
+        <w:t xml:space="preserve">US-04: Xem Chi tiết Sự kiện &amp; Tồn kho Hạng vé | </w:t>
+      </w:r>
+      <w:r>
+        <w:rPr>
+          <w:rFonts w:ascii="Times New Roman" w:hAnsi="Times New Roman" w:cs="Times New Roman" w:eastAsia="Times New Roman"/>
+          <w:b w:val="0"/>
+          <w:i w:val="0"/>
+          <w:color w:val="000000"/>
+          <w:sz w:val="26"/>
+        </w:rPr>
+        <w:t>Là người tham dự, tôi muốn xem trang chi tiết sự kiện bao gồm banner, lịch trình, địa điểm và danh sách các hạng vé kèm số lượng vé còn lại để quyết định đặt vé.</w:t>
       </w:r>
     </w:p>
     <w:p>
       <w:pPr>
         <w:pStyle w:val="ListBullet"/>
+        <w:spacing w:before="0" w:after="80" w:line="324" w:lineRule="auto"/>
+        <w:jc w:val="left"/>
       </w:pPr>
       <w:r>
-        <w:t>*When*: Nhập từ khóa tìm kiếm (tiêu đề hoặc địa điểm) và chọn danh mục sự kiện.</w:t>
+        <w:rPr>
+          <w:rFonts w:ascii="Times New Roman" w:hAnsi="Times New Roman" w:cs="Times New Roman" w:eastAsia="Times New Roman"/>
+          <w:b w:val="0"/>
+          <w:i w:val="0"/>
+          <w:color w:val="000000"/>
+          <w:sz w:val="26"/>
+        </w:rPr>
+        <w:t>Given: Người tham dự bấm chọn một sự kiện từ danh sách.</w:t>
       </w:r>
     </w:p>
     <w:p>
       <w:pPr>
         <w:pStyle w:val="ListBullet"/>
+        <w:spacing w:before="0" w:after="80" w:line="324" w:lineRule="auto"/>
+        <w:jc w:val="left"/>
       </w:pPr>
       <w:r>
-        <w:t>*Then*: Hệ thống trả về danh sách các sự kiện đang mở bán (trạng thái APPROVED/PUBLISHED) khớp với tiêu chí, hỗ trợ phân trang chuẩn page và limit.</w:t>
+        <w:rPr>
+          <w:rFonts w:ascii="Times New Roman" w:hAnsi="Times New Roman" w:cs="Times New Roman" w:eastAsia="Times New Roman"/>
+          <w:b w:val="0"/>
+          <w:i w:val="0"/>
+          <w:color w:val="000000"/>
+          <w:sz w:val="26"/>
+        </w:rPr>
+        <w:t>When: Trang chi tiết sự kiện tải thành công (GET /events/{id}).</w:t>
       </w:r>
     </w:p>
     <w:p>
-      <w:pPr/>
+      <w:pPr>
+        <w:pStyle w:val="ListBullet"/>
+        <w:spacing w:before="0" w:after="80" w:line="324" w:lineRule="auto"/>
+        <w:jc w:val="left"/>
+      </w:pPr>
       <w:r>
-        <w:t>______________________________________________________________________</w:t>
+        <w:rPr>
+          <w:rFonts w:ascii="Times New Roman" w:hAnsi="Times New Roman" w:cs="Times New Roman" w:eastAsia="Times New Roman"/>
+          <w:b w:val="0"/>
+          <w:i w:val="0"/>
+          <w:color w:val="000000"/>
+          <w:sz w:val="26"/>
+        </w:rPr>
+        <w:t>Then: Hiển thị đầy đủ thông tin sự kiện; các hạng vé (Standard, VIP) hiển thị rõ giá bán và số lượng vé còn lại; hạng vé hết chỗ hiển thị nhãn 'Hết vé' và vô hiệu hóa nút đặt vé.</w:t>
       </w:r>
     </w:p>
     <w:p>
-      <w:pPr/>
+      <w:pPr>
+        <w:spacing w:before="0" w:after="100" w:line="324" w:lineRule="auto"/>
+        <w:jc w:val="left"/>
+      </w:pPr>
       <w:r>
-        <w:t>US-04: Xem Chi tiết Sự kiện &amp; Tồn kho Hạng vé</w:t>
+        <w:rPr>
+          <w:rFonts w:ascii="Times New Roman" w:hAnsi="Times New Roman" w:cs="Times New Roman" w:eastAsia="Times New Roman"/>
+          <w:b/>
+          <w:i w:val="0"/>
+          <w:color w:val="000000"/>
+          <w:sz w:val="26"/>
+        </w:rPr>
+        <w:t xml:space="preserve">US-05: Đặt mua Vé, Tính Phí Sàn 5% &amp; Tự động Phân bổ Doanh thu | </w:t>
+      </w:r>
+      <w:r>
+        <w:rPr>
+          <w:rFonts w:ascii="Times New Roman" w:hAnsi="Times New Roman" w:cs="Times New Roman" w:eastAsia="Times New Roman"/>
+          <w:b w:val="0"/>
+          <w:i w:val="0"/>
+          <w:color w:val="000000"/>
+          <w:sz w:val="26"/>
+        </w:rPr>
+        <w:t>Là người tham dự, tôi muốn đặt mua vé trực tuyến và chọn thanh toán linh hoạt, đồng thời hệ thống tự động trích 5% phí sàn và chuyển doanh thu thuần cho Ban tổ chức.</w:t>
       </w:r>
     </w:p>
     <w:p>
       <w:pPr>
         <w:pStyle w:val="ListBullet"/>
+        <w:spacing w:before="0" w:after="80" w:line="324" w:lineRule="auto"/>
+        <w:jc w:val="left"/>
       </w:pPr>
       <w:r>
-        <w:t>User Story: Là người tham dự, tôi muốn xem trang chi tiết sự kiện bao gồm banner, lịch trình, địa điểm và danh sách các hạng vé kèm số lượng vé còn lại để quyết định đặt vé.</w:t>
+        <w:rPr>
+          <w:rFonts w:ascii="Times New Roman" w:hAnsi="Times New Roman" w:cs="Times New Roman" w:eastAsia="Times New Roman"/>
+          <w:b w:val="0"/>
+          <w:i w:val="0"/>
+          <w:color w:val="000000"/>
+          <w:sz w:val="26"/>
+        </w:rPr>
+        <w:t>Kịch bản 5.1 (Đặt vé thành công): Đơn hàng 600,000đ -&gt; Phí sàn 5% = 30,000đ, Doanh thu thuần BTC = 570,000đ. Ví Ban tổ chức tự động cộng +570,000đ ngay lập tức; cấp 2 mã vé điện tử CONFIRMED.</w:t>
       </w:r>
     </w:p>
     <w:p>
       <w:pPr>
         <w:pStyle w:val="ListBullet"/>
+        <w:spacing w:before="0" w:after="80" w:line="324" w:lineRule="auto"/>
+        <w:jc w:val="left"/>
       </w:pPr>
       <w:r>
-        <w:t>Độ ưu tiên: Must Have</w:t>
+        <w:rPr>
+          <w:rFonts w:ascii="Times New Roman" w:hAnsi="Times New Roman" w:cs="Times New Roman" w:eastAsia="Times New Roman"/>
+          <w:b w:val="0"/>
+          <w:i w:val="0"/>
+          <w:color w:val="000000"/>
+          <w:sz w:val="26"/>
+        </w:rPr>
+        <w:t>Kịch bản 5.2 (Vé miễn phí 0đ): Sự kiện vé 0đ -&gt; Tổng tiền = 0đ, Phí sàn = 0đ, Tiền chuyển BTC = 0đ. Cấp vé thành công không lỗi chia cho 0.</w:t>
       </w:r>
     </w:p>
     <w:p>
       <w:pPr>
         <w:pStyle w:val="ListBullet"/>
+        <w:spacing w:before="0" w:after="80" w:line="324" w:lineRule="auto"/>
+        <w:jc w:val="left"/>
       </w:pPr>
       <w:r>
-        <w:t>Tiêu chí nghiệm thu (Acceptance Criteria):</w:t>
+        <w:rPr>
+          <w:rFonts w:ascii="Times New Roman" w:hAnsi="Times New Roman" w:cs="Times New Roman" w:eastAsia="Times New Roman"/>
+          <w:b w:val="0"/>
+          <w:i w:val="0"/>
+          <w:color w:val="000000"/>
+          <w:sz w:val="26"/>
+        </w:rPr>
+        <w:t>Kịch bản 5.3 (Làm tròn tiền tệ khi áp Voucher): Vé 199,000đ giảm 10% còn 179,100đ -&gt; Tính phí sàn:</w:t>
       </w:r>
     </w:p>
     <w:p>
       <w:pPr>
-        <w:pStyle w:val="ListBullet"/>
+        <w:spacing w:before="100" w:after="140" w:line="324" w:lineRule="auto"/>
+        <w:jc w:val="center"/>
+      </w:pPr>
+      <m:oMath xmlns:mml="http://www.w3.org/1998/Math/MathML">
+        <m:r>
+          <m:rPr>
+            <m:nor/>
+          </m:rPr>
+          <m:t>Phí sàn</m:t>
+        </m:r>
+        <m:r>
+          <m:t>=</m:t>
+        </m:r>
+        <m:r>
+          <m:rPr>
+            <m:nor/>
+          </m:rPr>
+          <m:t>round</m:t>
+        </m:r>
+        <m:r>
+          <m:t>(</m:t>
+        </m:r>
+        <m:r>
+          <m:rPr>
+            <m:sty m:val="p"/>
+          </m:rPr>
+          <m:t>179,100</m:t>
+        </m:r>
+        <m:r>
+          <m:t>×</m:t>
+        </m:r>
+        <m:r>
+          <m:rPr>
+            <m:sty m:val="p"/>
+          </m:rPr>
+          <m:t>5%</m:t>
+        </m:r>
+        <m:r>
+          <m:t>)=</m:t>
+        </m:r>
+        <m:r>
+          <m:rPr>
+            <m:sty m:val="p"/>
+          </m:rPr>
+          <m:t>8,955</m:t>
+        </m:r>
+        <m:r>
+          <m:rPr>
+            <m:nor/>
+          </m:rPr>
+          <m:t>VNĐ</m:t>
+        </m:r>
+      </m:oMath>
+    </w:p>
+    <w:p>
+      <w:pPr>
+        <w:spacing w:before="0" w:after="100" w:line="324" w:lineRule="auto"/>
+        <w:jc w:val="left"/>
       </w:pPr>
       <w:r>
-        <w:t>*Given*: Người tham dự bấm chọn một sự kiện từ danh sách.</w:t>
+        <w:rPr>
+          <w:rFonts w:ascii="Times New Roman" w:hAnsi="Times New Roman" w:cs="Times New Roman" w:eastAsia="Times New Roman"/>
+          <w:b/>
+          <w:i w:val="0"/>
+          <w:color w:val="000000"/>
+          <w:sz w:val="26"/>
+        </w:rPr>
+        <w:t xml:space="preserve">US-06: Áp dụng Mã Giảm Giá (Voucher) | </w:t>
+      </w:r>
+      <w:r>
+        <w:rPr>
+          <w:rFonts w:ascii="Times New Roman" w:hAnsi="Times New Roman" w:cs="Times New Roman" w:eastAsia="Times New Roman"/>
+          <w:b w:val="0"/>
+          <w:i w:val="0"/>
+          <w:color w:val="000000"/>
+          <w:sz w:val="26"/>
+        </w:rPr>
+        <w:t>Là người tham dự, tôi muốn nhập mã voucher giảm giá tại bước thanh toán để được giảm trừ trực tiếp vào tổng tiền đơn hàng.</w:t>
       </w:r>
     </w:p>
     <w:p>
       <w:pPr>
         <w:pStyle w:val="ListBullet"/>
+        <w:spacing w:before="0" w:after="80" w:line="324" w:lineRule="auto"/>
+        <w:jc w:val="left"/>
       </w:pPr>
       <w:r>
-        <w:t>*When*: Trang chi tiết sự kiện tải thành công (GET /events/{id}).</w:t>
+        <w:rPr>
+          <w:rFonts w:ascii="Times New Roman" w:hAnsi="Times New Roman" w:cs="Times New Roman" w:eastAsia="Times New Roman"/>
+          <w:b w:val="0"/>
+          <w:i w:val="0"/>
+          <w:color w:val="000000"/>
+          <w:sz w:val="26"/>
+        </w:rPr>
+        <w:t>Given: Người tham dự ở màn hình đặt vé với đơn hàng đạt giá trị tối thiểu của voucher (min_order_value).</w:t>
       </w:r>
     </w:p>
     <w:p>
       <w:pPr>
         <w:pStyle w:val="ListBullet"/>
+        <w:spacing w:before="0" w:after="80" w:line="324" w:lineRule="auto"/>
+        <w:jc w:val="left"/>
       </w:pPr>
       <w:r>
-        <w:t>*Then*: Hiển thị đầy đủ thông tin: Tên sự kiện, thời gian, địa điểm, ban tổ chức; các hạng vé (Standard, VIP) hiển thị rõ giá bán và số lượng vé còn lại; hạng vé hết chỗ hiển thị nhãn "Hết vé" và vô hiệu hóa nút đặt vé.</w:t>
+        <w:rPr>
+          <w:rFonts w:ascii="Times New Roman" w:hAnsi="Times New Roman" w:cs="Times New Roman" w:eastAsia="Times New Roman"/>
+          <w:b w:val="0"/>
+          <w:i w:val="0"/>
+          <w:color w:val="000000"/>
+          <w:sz w:val="26"/>
+        </w:rPr>
+        <w:t>When: Nhập mã voucher hợp lệ (ví dụ: SUMMER2026) và bấm 'Áp dụng'.</w:t>
       </w:r>
     </w:p>
     <w:p>
-      <w:pPr/>
+      <w:pPr>
+        <w:pStyle w:val="ListBullet"/>
+        <w:spacing w:before="0" w:after="80" w:line="324" w:lineRule="auto"/>
+        <w:jc w:val="left"/>
+      </w:pPr>
       <w:r>
-        <w:t>______________________________________________________________________</w:t>
+        <w:rPr>
+          <w:rFonts w:ascii="Times New Roman" w:hAnsi="Times New Roman" w:cs="Times New Roman" w:eastAsia="Times New Roman"/>
+          <w:b w:val="0"/>
+          <w:i w:val="0"/>
+          <w:color w:val="000000"/>
+          <w:sz w:val="26"/>
+        </w:rPr>
+        <w:t>Then: Hệ thống tính toán số tiền giảm (theo % hoặc số tiền cố định), áp dụng giới hạn giảm tối đa (max_discount_cap nếu có), trừ số lần sử dụng của voucher và cập nhật lại số tiền thanh toán thực tế.</w:t>
       </w:r>
     </w:p>
     <w:p>
       <w:pPr>
-        <w:spacing w:before="120" w:after="40"/>
+        <w:spacing w:before="0" w:after="100" w:line="324" w:lineRule="auto"/>
+        <w:jc w:val="left"/>
       </w:pPr>
       <w:r>
         <w:rPr>
-          <w:rFonts w:ascii="Arial" w:hAnsi="Arial"/>
+          <w:rFonts w:ascii="Times New Roman" w:hAnsi="Times New Roman" w:cs="Times New Roman" w:eastAsia="Times New Roman"/>
           <w:b/>
-          <w:color w:val="334155"/>
-          <w:sz w:val="22"/>
+          <w:i w:val="0"/>
+          <w:color w:val="000000"/>
+          <w:sz w:val="26"/>
         </w:rPr>
-        <w:t>US-05: Đặt mua Vé, Tính Phí Sàn 5% &amp; Tự động Phân bổ Doanh thu</w:t>
+        <w:t xml:space="preserve">US-07: Xem Vé Cá Nhân &amp; Lấy Mã QR E-Ticket | </w:t>
+      </w:r>
+      <w:r>
+        <w:rPr>
+          <w:rFonts w:ascii="Times New Roman" w:hAnsi="Times New Roman" w:cs="Times New Roman" w:eastAsia="Times New Roman"/>
+          <w:b w:val="0"/>
+          <w:i w:val="0"/>
+          <w:color w:val="000000"/>
+          <w:sz w:val="26"/>
+        </w:rPr>
+        <w:t>Là người tham dự đã mua vé, tôi muốn xem lại danh sách vé của mình kèm mã vé độc nhất và mã QR động để xuất trình khi đến cổng soát vé.</w:t>
       </w:r>
     </w:p>
     <w:p>
       <w:pPr>
         <w:pStyle w:val="ListBullet"/>
-        <w:spacing w:before="20" w:after="20" w:line="276" w:lineRule="auto"/>
+        <w:spacing w:before="0" w:after="80" w:line="324" w:lineRule="auto"/>
+        <w:jc w:val="left"/>
       </w:pPr>
       <w:r>
         <w:rPr>
-          <w:rFonts w:ascii="Arial" w:hAnsi="Arial"/>
+          <w:rFonts w:ascii="Times New Roman" w:hAnsi="Times New Roman" w:cs="Times New Roman" w:eastAsia="Times New Roman"/>
+          <w:b w:val="0"/>
+          <w:i w:val="0"/>
+          <w:color w:val="000000"/>
+          <w:sz w:val="26"/>
+        </w:rPr>
+        <w:t>Given: Người dùng đã đăng nhập và truy cập trang 'Vé của tôi' (/my-tickets).</w:t>
+      </w:r>
+    </w:p>
+    <w:p>
+      <w:pPr>
+        <w:pStyle w:val="ListBullet"/>
+        <w:spacing w:before="0" w:after="80" w:line="324" w:lineRule="auto"/>
+        <w:jc w:val="left"/>
+      </w:pPr>
+      <w:r>
+        <w:rPr>
+          <w:rFonts w:ascii="Times New Roman" w:hAnsi="Times New Roman" w:cs="Times New Roman" w:eastAsia="Times New Roman"/>
+          <w:b w:val="0"/>
+          <w:i w:val="0"/>
+          <w:color w:val="000000"/>
+          <w:sz w:val="26"/>
+        </w:rPr>
+        <w:t>When: Hệ thống tải danh sách vé cá nhân.</w:t>
+      </w:r>
+    </w:p>
+    <w:p>
+      <w:pPr>
+        <w:pStyle w:val="ListBullet"/>
+        <w:spacing w:before="0" w:after="80" w:line="324" w:lineRule="auto"/>
+        <w:jc w:val="left"/>
+      </w:pPr>
+      <w:r>
+        <w:rPr>
+          <w:rFonts w:ascii="Times New Roman" w:hAnsi="Times New Roman" w:cs="Times New Roman" w:eastAsia="Times New Roman"/>
+          <w:b w:val="0"/>
+          <w:i w:val="0"/>
+          <w:color w:val="000000"/>
+          <w:sz w:val="26"/>
+        </w:rPr>
+        <w:t>Then: Hiển thị danh sách vé được nhóm theo sự kiện, mỗi vé có mã định danh duy nhất (TCK-XXXX-YYYY), mã QR Code dạng Base64, trạng thái vé (VALID, CHECKED_IN, CANCELLED).</w:t>
+      </w:r>
+    </w:p>
+    <w:p>
+      <w:pPr>
+        <w:spacing w:before="0" w:after="100" w:line="324" w:lineRule="auto"/>
+        <w:jc w:val="left"/>
+      </w:pPr>
+      <w:r>
+        <w:rPr>
+          <w:rFonts w:ascii="Times New Roman" w:hAnsi="Times New Roman" w:cs="Times New Roman" w:eastAsia="Times New Roman"/>
           <w:b/>
-          <w:color w:val="333333"/>
-          <w:sz w:val="22"/>
+          <w:i w:val="0"/>
+          <w:color w:val="000000"/>
+          <w:sz w:val="26"/>
         </w:rPr>
-        <w:t>User Story</w:t>
+        <w:t xml:space="preserve">US-08: Yêu cầu Hủy Vé &amp; Hoàn Tiền Ví | </w:t>
       </w:r>
       <w:r>
         <w:rPr>
-          <w:rFonts w:ascii="Arial" w:hAnsi="Arial"/>
-          <w:color w:val="333333"/>
-          <w:sz w:val="22"/>
+          <w:rFonts w:ascii="Times New Roman" w:hAnsi="Times New Roman" w:cs="Times New Roman" w:eastAsia="Times New Roman"/>
+          <w:b w:val="0"/>
+          <w:i w:val="0"/>
+          <w:color w:val="000000"/>
+          <w:sz w:val="26"/>
         </w:rPr>
-        <w:t xml:space="preserve">: </w:t>
-      </w:r>
-      <w:r>
-        <w:rPr>
-          <w:rFonts w:ascii="Arial" w:hAnsi="Arial"/>
-          <w:b/>
-          <w:color w:val="333333"/>
-          <w:sz w:val="22"/>
-        </w:rPr>
-        <w:t>Là</w:t>
-      </w:r>
-      <w:r>
-        <w:rPr>
-          <w:rFonts w:ascii="Arial" w:hAnsi="Arial"/>
-          <w:color w:val="333333"/>
-          <w:sz w:val="22"/>
-        </w:rPr>
-        <w:t xml:space="preserve"> người tham dự, </w:t>
-      </w:r>
-      <w:r>
-        <w:rPr>
-          <w:rFonts w:ascii="Arial" w:hAnsi="Arial"/>
-          <w:b/>
-          <w:color w:val="333333"/>
-          <w:sz w:val="22"/>
-        </w:rPr>
-        <w:t>tôi muốn</w:t>
-      </w:r>
-      <w:r>
-        <w:rPr>
-          <w:rFonts w:ascii="Arial" w:hAnsi="Arial"/>
-          <w:color w:val="333333"/>
-          <w:sz w:val="22"/>
-        </w:rPr>
-        <w:t xml:space="preserve"> đặt mua vé trực tuyến và chọn thanh toán linh hoạt, </w:t>
-      </w:r>
-      <w:r>
-        <w:rPr>
-          <w:rFonts w:ascii="Arial" w:hAnsi="Arial"/>
-          <w:b/>
-          <w:color w:val="333333"/>
-          <w:sz w:val="22"/>
-        </w:rPr>
-        <w:t>đồng thời</w:t>
-      </w:r>
-      <w:r>
-        <w:rPr>
-          <w:rFonts w:ascii="Arial" w:hAnsi="Arial"/>
-          <w:color w:val="333333"/>
-          <w:sz w:val="22"/>
-        </w:rPr>
-        <w:t xml:space="preserve"> hệ thống tự động trích 5% phí sàn và chuyển doanh thu thuần cho Ban tổ chức.</w:t>
+        <w:t>Là người tham dự, tôi muốn có thể yêu cầu hủy vé đã mua trước khi sự kiện diễn ra theo chính sách hoàn tiền để nhận lại tiền vào ví tài khoản.</w:t>
       </w:r>
     </w:p>
     <w:p>
       <w:pPr>
         <w:pStyle w:val="ListBullet"/>
-        <w:spacing w:before="20" w:after="20" w:line="276" w:lineRule="auto"/>
+        <w:spacing w:before="0" w:after="80" w:line="324" w:lineRule="auto"/>
+        <w:jc w:val="left"/>
       </w:pPr>
       <w:r>
         <w:rPr>
-          <w:rFonts w:ascii="Arial" w:hAnsi="Arial"/>
-          <w:b/>
-          <w:color w:val="333333"/>
-          <w:sz w:val="22"/>
+          <w:rFonts w:ascii="Times New Roman" w:hAnsi="Times New Roman" w:cs="Times New Roman" w:eastAsia="Times New Roman"/>
+          <w:b w:val="0"/>
+          <w:i w:val="0"/>
+          <w:color w:val="000000"/>
+          <w:sz w:val="26"/>
         </w:rPr>
-        <w:t>Độ ưu tiên</w:t>
-      </w:r>
-      <w:r>
-        <w:rPr>
-          <w:rFonts w:ascii="Arial" w:hAnsi="Arial"/>
-          <w:color w:val="333333"/>
-          <w:sz w:val="22"/>
-        </w:rPr>
-        <w:t xml:space="preserve">: </w:t>
-      </w:r>
-      <w:r>
-        <w:rPr>
-          <w:rFonts w:ascii="Arial" w:hAnsi="Arial"/>
-          <w:b/>
-          <w:color w:val="333333"/>
-          <w:sz w:val="22"/>
-        </w:rPr>
-        <w:t>Must Have</w:t>
+        <w:t>Given: Người dùng có vé ở trạng thái VALID và thời gian hiện tại cách thời điểm bắt đầu sự kiện &gt;= 24 giờ.</w:t>
       </w:r>
     </w:p>
     <w:p>
       <w:pPr>
         <w:pStyle w:val="ListBullet"/>
-        <w:spacing w:before="20" w:after="20" w:line="276" w:lineRule="auto"/>
+        <w:spacing w:before="0" w:after="80" w:line="324" w:lineRule="auto"/>
+        <w:jc w:val="left"/>
       </w:pPr>
       <w:r>
         <w:rPr>
-          <w:rFonts w:ascii="Arial" w:hAnsi="Arial"/>
-          <w:b/>
-          <w:color w:val="333333"/>
-          <w:sz w:val="22"/>
+          <w:rFonts w:ascii="Times New Roman" w:hAnsi="Times New Roman" w:cs="Times New Roman" w:eastAsia="Times New Roman"/>
+          <w:b w:val="0"/>
+          <w:i w:val="0"/>
+          <w:color w:val="000000"/>
+          <w:sz w:val="26"/>
         </w:rPr>
-        <w:t>Tiêu chí nghiệm thu (Acceptance Criteria)</w:t>
-      </w:r>
-      <w:r>
-        <w:rPr>
-          <w:rFonts w:ascii="Arial" w:hAnsi="Arial"/>
-          <w:color w:val="333333"/>
-          <w:sz w:val="22"/>
-        </w:rPr>
-        <w:t>:</w:t>
+        <w:t>When: Người dùng bấm 'Yêu cầu hủy vé' trên giao diện Vé của tôi.</w:t>
       </w:r>
     </w:p>
     <w:p>
       <w:pPr>
         <w:pStyle w:val="ListBullet"/>
-        <w:spacing w:before="20" w:after="20" w:line="276" w:lineRule="auto"/>
+        <w:spacing w:before="0" w:after="80" w:line="324" w:lineRule="auto"/>
+        <w:jc w:val="left"/>
       </w:pPr>
       <w:r>
         <w:rPr>
-          <w:rFonts w:ascii="Arial" w:hAnsi="Arial"/>
-          <w:b/>
-          <w:color w:val="333333"/>
-          <w:sz w:val="22"/>
+          <w:rFonts w:ascii="Times New Roman" w:hAnsi="Times New Roman" w:cs="Times New Roman" w:eastAsia="Times New Roman"/>
+          <w:b w:val="0"/>
+          <w:i w:val="0"/>
+          <w:color w:val="000000"/>
+          <w:sz w:val="26"/>
         </w:rPr>
-        <w:t>Kịch bản 5.1 (Đặt vé thành công &amp; phân bổ dòng tiền chuẩn)</w:t>
-      </w:r>
-      <w:r>
-        <w:rPr>
-          <w:rFonts w:ascii="Arial" w:hAnsi="Arial"/>
-          <w:color w:val="333333"/>
-          <w:sz w:val="22"/>
-        </w:rPr>
-        <w:t>:</w:t>
+        <w:t>Then: Xác thực mốc thời gian: Hủy trước &gt;= 48h hoàn 100% (hoặc 90%), hủy từ 24 đến &lt; 48h hoàn 70% vào ví; chuyển trạng thái vé thành CANCELLED, hoàn lại tồn kho (+1 available_quantity), chặn hủy nếu &lt; 24h.</w:t>
       </w:r>
     </w:p>
     <w:p>
       <w:pPr>
-        <w:pStyle w:val="ListBullet"/>
-        <w:spacing w:before="20" w:after="20" w:line="276" w:lineRule="auto"/>
+        <w:spacing w:before="200" w:after="80" w:line="324" w:lineRule="auto"/>
+        <w:jc w:val="left"/>
       </w:pPr>
       <w:r>
         <w:rPr>
-          <w:rFonts w:ascii="Arial" w:hAnsi="Arial"/>
-          <w:color w:val="333333"/>
-          <w:sz w:val="22"/>
-        </w:rPr>
-        <w:t>*Given*: Sự kiện có vé giá 300,000đ, khách mua 2 vé (Tổng tiền 600,000đ).</w:t>
-      </w:r>
-    </w:p>
-    <w:p>
-      <w:pPr>
-        <w:pStyle w:val="ListBullet"/>
-        <w:spacing w:before="20" w:after="20" w:line="276" w:lineRule="auto"/>
-      </w:pPr>
-      <w:r>
-        <w:rPr>
-          <w:rFonts w:ascii="Arial" w:hAnsi="Arial"/>
-          <w:color w:val="333333"/>
-          <w:sz w:val="22"/>
-        </w:rPr>
-        <w:t>*When*: Khách bấm "Xác nhận đặt vé" và thanh toán thành công.</w:t>
-      </w:r>
-    </w:p>
-    <w:p>
-      <w:pPr>
-        <w:pStyle w:val="ListBullet"/>
-        <w:spacing w:before="20" w:after="20" w:line="276" w:lineRule="auto"/>
-      </w:pPr>
-      <w:r>
-        <w:rPr>
-          <w:rFonts w:ascii="Arial" w:hAnsi="Arial"/>
-          <w:color w:val="333333"/>
-          <w:sz w:val="22"/>
-        </w:rPr>
-        <w:t xml:space="preserve">*Then*: Hệ thống tính phí sàn iTick 5% = 30,000đ (làm tròn số nguyên VND), doanh thu thuần BTC = 570,000đ. Số dư ví Ban tổ chức tự động cộng +570,000đ ngay lập tức; cấp 2 mã vé điện tử </w:t>
-      </w:r>
-      <w:r>
-        <w:rPr>
-          <w:rFonts w:ascii="Consolas" w:hAnsi="Consolas"/>
+          <w:rFonts w:ascii="Times New Roman" w:hAnsi="Times New Roman" w:cs="Times New Roman" w:eastAsia="Times New Roman"/>
           <w:b/>
-          <w:color w:val="800000"/>
-          <w:sz w:val="21"/>
-        </w:rPr>
-        <w:t>CONFIRMED</w:t>
-      </w:r>
-      <w:r>
-        <w:rPr>
-          <w:rFonts w:ascii="Arial" w:hAnsi="Arial"/>
-          <w:color w:val="333333"/>
-          <w:sz w:val="22"/>
-        </w:rPr>
-        <w:t>.</w:t>
-      </w:r>
-    </w:p>
-    <w:p>
-      <w:pPr>
-        <w:pStyle w:val="ListBullet"/>
-        <w:spacing w:before="20" w:after="20" w:line="276" w:lineRule="auto"/>
-      </w:pPr>
-      <w:r>
-        <w:rPr>
-          <w:rFonts w:ascii="Arial" w:hAnsi="Arial"/>
-          <w:b/>
-          <w:color w:val="333333"/>
-          <w:sz w:val="22"/>
-        </w:rPr>
-        <w:t>Kịch bản 5.2 (Vé miễn phí 0đ)</w:t>
-      </w:r>
-      <w:r>
-        <w:rPr>
-          <w:rFonts w:ascii="Arial" w:hAnsi="Arial"/>
-          <w:color w:val="333333"/>
-          <w:sz w:val="22"/>
-        </w:rPr>
-        <w:t>:</w:t>
-      </w:r>
-    </w:p>
-    <w:p>
-      <w:pPr>
-        <w:pStyle w:val="ListBullet"/>
-        <w:spacing w:before="20" w:after="20" w:line="276" w:lineRule="auto"/>
-      </w:pPr>
-      <w:r>
-        <w:rPr>
-          <w:rFonts w:ascii="Arial" w:hAnsi="Arial"/>
-          <w:color w:val="333333"/>
-          <w:sz w:val="22"/>
-        </w:rPr>
-        <w:t>*Given*: Sự kiện vé 0đ.</w:t>
-      </w:r>
-    </w:p>
-    <w:p>
-      <w:pPr>
-        <w:pStyle w:val="ListBullet"/>
-        <w:spacing w:before="20" w:after="20" w:line="276" w:lineRule="auto"/>
-      </w:pPr>
-      <w:r>
-        <w:rPr>
-          <w:rFonts w:ascii="Arial" w:hAnsi="Arial"/>
-          <w:color w:val="333333"/>
-          <w:sz w:val="22"/>
-        </w:rPr>
-        <w:t>*When*: Khách đăng ký 1 vé.</w:t>
-      </w:r>
-    </w:p>
-    <w:p>
-      <w:pPr>
-        <w:pStyle w:val="ListBullet"/>
-        <w:spacing w:before="20" w:after="20" w:line="276" w:lineRule="auto"/>
-      </w:pPr>
-      <w:r>
-        <w:rPr>
-          <w:rFonts w:ascii="Arial" w:hAnsi="Arial"/>
-          <w:color w:val="333333"/>
-          <w:sz w:val="22"/>
-        </w:rPr>
-        <w:t>*Then*: Tổng tiền = 0đ, Phí sàn = 0đ, Tiền chuyển BTC = 0đ. Hệ thống không trừ tiền và không cộng ví, cấp vé thành công mà không gây lỗi chia cho 0.</w:t>
-      </w:r>
-    </w:p>
-    <w:p>
-      <w:pPr>
-        <w:pStyle w:val="ListBullet"/>
-        <w:spacing w:before="20" w:after="20" w:line="276" w:lineRule="auto"/>
-      </w:pPr>
-      <w:r>
-        <w:rPr>
-          <w:rFonts w:ascii="Arial" w:hAnsi="Arial"/>
-          <w:b/>
-          <w:color w:val="333333"/>
-          <w:sz w:val="22"/>
-        </w:rPr>
-        <w:t>Kịch bản 5.3 (Làm tròn số tiền VND khi áp Voucher)</w:t>
-      </w:r>
-      <w:r>
-        <w:rPr>
-          <w:rFonts w:ascii="Arial" w:hAnsi="Arial"/>
-          <w:color w:val="333333"/>
-          <w:sz w:val="22"/>
-        </w:rPr>
-        <w:t>:</w:t>
-      </w:r>
-    </w:p>
-    <w:p>
-      <w:pPr>
-        <w:pStyle w:val="ListBullet"/>
-        <w:spacing w:before="20" w:after="20" w:line="276" w:lineRule="auto"/>
-      </w:pPr>
-      <w:r>
-        <w:rPr>
-          <w:rFonts w:ascii="Arial" w:hAnsi="Arial"/>
-          <w:color w:val="333333"/>
-          <w:sz w:val="22"/>
-        </w:rPr>
-        <w:t>*Given*: Vé giá 199,000đ, khách áp voucher giảm 10% còn 179,100đ.</w:t>
-      </w:r>
-    </w:p>
-    <w:p>
-      <w:pPr>
-        <w:pStyle w:val="ListBullet"/>
-        <w:spacing w:before="20" w:after="20" w:line="276" w:lineRule="auto"/>
-      </w:pPr>
-      <w:r>
-        <w:rPr>
-          <w:rFonts w:ascii="Arial" w:hAnsi="Arial"/>
-          <w:color w:val="333333"/>
-          <w:sz w:val="22"/>
-        </w:rPr>
-        <w:t>*When*: Hệ thống tính phí sàn 5%.</w:t>
-      </w:r>
-    </w:p>
-    <w:p>
-      <w:pPr>
-        <w:pStyle w:val="ListBullet"/>
-        <w:spacing w:before="20" w:after="20" w:line="276" w:lineRule="auto"/>
-      </w:pPr>
-      <w:r>
-        <w:rPr>
-          <w:rFonts w:ascii="Arial" w:hAnsi="Arial"/>
-          <w:color w:val="333333"/>
-          <w:sz w:val="22"/>
-        </w:rPr>
-        <w:t>*Then*: $\text{Phí sàn} = \text{round}(179,100 \times 5\%) = 8,955đ$, doanh thu thuần BTC = 170,145đ. Số tiền hoàn toàn là số nguyên không có số thập phân lẻ.</w:t>
-      </w:r>
-    </w:p>
-    <w:p>
-      <w:pPr>
-        <w:spacing w:before="120" w:after="120"/>
-      </w:pPr>
-      <w:r>
-        <w:rPr>
-          <w:color w:val="CBD5E1"/>
-          <w:sz w:val="16"/>
-        </w:rPr>
-        <w:t>_______________________________________________________________________________</w:t>
-      </w:r>
-    </w:p>
-    <w:p>
-      <w:pPr/>
-      <w:r>
-        <w:t>US-06: Áp dụng Mã Giảm Giá (Voucher)</w:t>
-      </w:r>
-    </w:p>
-    <w:p>
-      <w:pPr>
-        <w:pStyle w:val="ListBullet"/>
-      </w:pPr>
-      <w:r>
-        <w:t>User Story: Là người tham dự, tôi muốn nhập mã voucher giảm giá tại bước thanh toán để được giảm trừ trực tiếp vào tổng tiền đơn hàng.</w:t>
-      </w:r>
-    </w:p>
-    <w:p>
-      <w:pPr>
-        <w:pStyle w:val="ListBullet"/>
-      </w:pPr>
-      <w:r>
-        <w:t>Độ ưu tiên: Should Have</w:t>
-      </w:r>
-    </w:p>
-    <w:p>
-      <w:pPr>
-        <w:pStyle w:val="ListBullet"/>
-      </w:pPr>
-      <w:r>
-        <w:t>Tiêu chí nghiệm thu (Acceptance Criteria):</w:t>
-      </w:r>
-    </w:p>
-    <w:p>
-      <w:pPr>
-        <w:pStyle w:val="ListBullet"/>
-      </w:pPr>
-      <w:r>
-        <w:t>*Given*: Người tham dự ở màn hình đặt vé với đơn hàng đạt giá trị tối thiểu của voucher (min_order_value).</w:t>
-      </w:r>
-    </w:p>
-    <w:p>
-      <w:pPr>
-        <w:pStyle w:val="ListBullet"/>
-      </w:pPr>
-      <w:r>
-        <w:t>*When*: Nhập mã voucher hợp lệ (ví dụ: SUMMER2026) và bấm "Áp dụng".</w:t>
-      </w:r>
-    </w:p>
-    <w:p>
-      <w:pPr>
-        <w:pStyle w:val="ListBullet"/>
-      </w:pPr>
-      <w:r>
-        <w:t>*Then*: Hệ thống tính toán số tiền giảm (theo % hoặc số tiền cố định), áp dụng giới hạn giảm tối đa (max_discount_cap nếu có), trừ số lần sử dụng của voucher và cập nhật lại số tiền thanh toán thực tế (final_amount).</w:t>
-      </w:r>
-    </w:p>
-    <w:p>
-      <w:pPr/>
-      <w:r>
-        <w:t>______________________________________________________________________</w:t>
-      </w:r>
-    </w:p>
-    <w:p>
-      <w:pPr/>
-      <w:r>
-        <w:t>US-07: Xem Vé Cá Nhân &amp; Lấy Mã QR E-Ticket</w:t>
-      </w:r>
-    </w:p>
-    <w:p>
-      <w:pPr>
-        <w:pStyle w:val="ListBullet"/>
-      </w:pPr>
-      <w:r>
-        <w:t>User Story: Là người tham dự đã mua vé, tôi muốn xem lại danh sách vé của mình kèm mã vé độc nhất và mã QR động để xuất trình khi đến cổng soát vé.</w:t>
-      </w:r>
-    </w:p>
-    <w:p>
-      <w:pPr>
-        <w:pStyle w:val="ListBullet"/>
-      </w:pPr>
-      <w:r>
-        <w:t>Độ ưu tiên: Must Have</w:t>
-      </w:r>
-    </w:p>
-    <w:p>
-      <w:pPr>
-        <w:pStyle w:val="ListBullet"/>
-      </w:pPr>
-      <w:r>
-        <w:t>Tiêu chí nghiệm thu (Acceptance Criteria):</w:t>
-      </w:r>
-    </w:p>
-    <w:p>
-      <w:pPr>
-        <w:pStyle w:val="ListBullet"/>
-      </w:pPr>
-      <w:r>
-        <w:t>*Given*: Người dùng đã đăng nhập và truy cập trang "Vé của tôi" (/my-tickets).</w:t>
-      </w:r>
-    </w:p>
-    <w:p>
-      <w:pPr>
-        <w:pStyle w:val="ListBullet"/>
-      </w:pPr>
-      <w:r>
-        <w:t>*When*: Hệ thống tải danh sách vé cá nhân.</w:t>
-      </w:r>
-    </w:p>
-    <w:p>
-      <w:pPr>
-        <w:pStyle w:val="ListBullet"/>
-      </w:pPr>
-      <w:r>
-        <w:t>*Then*: Hiển thị danh sách vé được nhóm theo sự kiện, mỗi vé có mã định danh duy nhất (TCK-XXXX-YYYY), mã QR Code dạng Base64, trạng thái vé (VALID, CHECKED_IN, CANCELLED), thời gian đặt và thông tin hạng vé.</w:t>
-      </w:r>
-    </w:p>
-    <w:p>
-      <w:pPr/>
-      <w:r>
-        <w:t>______________________________________________________________________</w:t>
-      </w:r>
-    </w:p>
-    <w:p>
-      <w:pPr/>
-      <w:r>
-        <w:t>US-08: Yêu cầu Hủy Vé &amp; Hoàn Tiền Ví</w:t>
-      </w:r>
-    </w:p>
-    <w:p>
-      <w:pPr>
-        <w:pStyle w:val="ListBullet"/>
-      </w:pPr>
-      <w:r>
-        <w:t>User Story: Là người tham dự, tôi muốn có thể yêu cầu hủy vé đã mua trước khi sự kiện diễn ra theo chính sách hoàn tiền để nhận lại tiền vào ví tài khoản.</w:t>
-      </w:r>
-    </w:p>
-    <w:p>
-      <w:pPr>
-        <w:pStyle w:val="ListBullet"/>
-      </w:pPr>
-      <w:r>
-        <w:t>Độ ưu tiên: Should Have</w:t>
-      </w:r>
-    </w:p>
-    <w:p>
-      <w:pPr>
-        <w:pStyle w:val="ListBullet"/>
-      </w:pPr>
-      <w:r>
-        <w:t>Tiêu chí nghiệm thu (Acceptance Criteria):</w:t>
-      </w:r>
-    </w:p>
-    <w:p>
-      <w:pPr>
-        <w:pStyle w:val="ListBullet"/>
-      </w:pPr>
-      <w:r>
-        <w:t>*Given*: Người dùng có vé ở trạng thái VALID và thời gian hiện tại cách thời điểm bắt đầu sự kiện &gt;= 24 giờ.</w:t>
-      </w:r>
-    </w:p>
-    <w:p>
-      <w:pPr>
-        <w:pStyle w:val="ListBullet"/>
-      </w:pPr>
-      <w:r>
-        <w:t>*When*: Người dùng bấm "Yêu cầu hủy vé" trên giao diện Vé của tôi.</w:t>
-      </w:r>
-    </w:p>
-    <w:p>
-      <w:pPr>
-        <w:pStyle w:val="ListBullet"/>
-      </w:pPr>
-      <w:r>
-        <w:t>*Then*: Hệ thống xác thực mốc thời gian: Hủy trước &gt;= 48 giờ hoàn 100%, hủy từ 24 đến &lt; 48 giờ chịu phí phạt 30% (hoàn 70% vào ví); chuyển trạng thái vé thành CANCELLED, hoàn lại tồn kho cho hạng vé (+1 available_quantity), và chặn hủy nếu thời gian cách sự kiện &lt; 24 giờ.</w:t>
-      </w:r>
-    </w:p>
-    <w:p>
-      <w:pPr/>
-      <w:r>
-        <w:t>______________________________________________________________________</w:t>
-      </w:r>
-    </w:p>
-    <w:p>
-      <w:pPr>
-        <w:spacing w:before="160" w:after="60"/>
-      </w:pPr>
-      <w:r>
-        <w:rPr>
-          <w:rFonts w:ascii="Arial" w:hAnsi="Arial"/>
-          <w:b/>
-          <w:color w:val="0F766E"/>
-          <w:sz w:val="24"/>
+          <w:i w:val="0"/>
+          <w:color w:val="000000"/>
+          <w:sz w:val="28"/>
         </w:rPr>
         <w:t>Nhóm 3: Ban tổ chức &amp; Quản lý Sự kiện (Organizer)</w:t>
       </w:r>
     </w:p>
     <w:p>
       <w:pPr>
-        <w:spacing w:before="120" w:after="40"/>
+        <w:spacing w:before="0" w:after="100" w:line="324" w:lineRule="auto"/>
+        <w:jc w:val="left"/>
       </w:pPr>
       <w:r>
         <w:rPr>
-          <w:rFonts w:ascii="Arial" w:hAnsi="Arial"/>
+          <w:rFonts w:ascii="Times New Roman" w:hAnsi="Times New Roman" w:cs="Times New Roman" w:eastAsia="Times New Roman"/>
           <w:b/>
-          <w:color w:val="334155"/>
-          <w:sz w:val="22"/>
+          <w:i w:val="0"/>
+          <w:color w:val="000000"/>
+          <w:sz w:val="26"/>
         </w:rPr>
-        <w:t>US-09: Khởi tạo Sự kiện &amp; Tự động Phê duyệt Mở bán (Auto-Approval)</w:t>
+        <w:t xml:space="preserve">US-09: Khởi tạo Sự kiện &amp; Tự động Phê duyệt Mở bán (Auto-Approval) | </w:t>
+      </w:r>
+      <w:r>
+        <w:rPr>
+          <w:rFonts w:ascii="Times New Roman" w:hAnsi="Times New Roman" w:cs="Times New Roman" w:eastAsia="Times New Roman"/>
+          <w:b w:val="0"/>
+          <w:i w:val="0"/>
+          <w:color w:val="000000"/>
+          <w:sz w:val="26"/>
+        </w:rPr>
+        <w:t>Là ban tổ chức, tôi muốn tạo sự kiện mới và hệ thống tự động kiểm duyệt mở bán ngay lập tức, để tôi không phải chờ đợi quản trị viên duyệt thủ công.</w:t>
       </w:r>
     </w:p>
     <w:p>
       <w:pPr>
         <w:pStyle w:val="ListBullet"/>
-        <w:spacing w:before="20" w:after="20" w:line="276" w:lineRule="auto"/>
+        <w:spacing w:before="0" w:after="80" w:line="324" w:lineRule="auto"/>
+        <w:jc w:val="left"/>
       </w:pPr>
       <w:r>
         <w:rPr>
-          <w:rFonts w:ascii="Arial" w:hAnsi="Arial"/>
+          <w:rFonts w:ascii="Times New Roman" w:hAnsi="Times New Roman" w:cs="Times New Roman" w:eastAsia="Times New Roman"/>
+          <w:b w:val="0"/>
+          <w:i w:val="0"/>
+          <w:color w:val="000000"/>
+          <w:sz w:val="26"/>
+        </w:rPr>
+        <w:t>Given: Ban tổ chức đã đăng nhập vào mục 'Quản lý sự kiện'.</w:t>
+      </w:r>
+    </w:p>
+    <w:p>
+      <w:pPr>
+        <w:pStyle w:val="ListBullet"/>
+        <w:spacing w:before="0" w:after="80" w:line="324" w:lineRule="auto"/>
+        <w:jc w:val="left"/>
+      </w:pPr>
+      <w:r>
+        <w:rPr>
+          <w:rFonts w:ascii="Times New Roman" w:hAnsi="Times New Roman" w:cs="Times New Roman" w:eastAsia="Times New Roman"/>
+          <w:b w:val="0"/>
+          <w:i w:val="0"/>
+          <w:color w:val="000000"/>
+          <w:sz w:val="26"/>
+        </w:rPr>
+        <w:t>When: Nhập thông tin sự kiện hợp lệ (tiêu đề, thời gian tương lai, địa điểm, sức chứa) và bấm 'Lưu'.</w:t>
+      </w:r>
+    </w:p>
+    <w:p>
+      <w:pPr>
+        <w:pStyle w:val="ListBullet"/>
+        <w:spacing w:before="0" w:after="80" w:line="324" w:lineRule="auto"/>
+        <w:jc w:val="left"/>
+      </w:pPr>
+      <w:r>
+        <w:rPr>
+          <w:rFonts w:ascii="Times New Roman" w:hAnsi="Times New Roman" w:cs="Times New Roman" w:eastAsia="Times New Roman"/>
+          <w:b w:val="0"/>
+          <w:i w:val="0"/>
+          <w:color w:val="000000"/>
+          <w:sz w:val="26"/>
+        </w:rPr>
+        <w:t>Then: Hệ thống tự động cấp trạng thái PUBLISHED và kích hoạt is_visible = True ngay lập tức, sự kiện xuất hiện ngay trên trang chủ.</w:t>
+      </w:r>
+    </w:p>
+    <w:p>
+      <w:pPr>
+        <w:spacing w:before="0" w:after="100" w:line="324" w:lineRule="auto"/>
+        <w:jc w:val="left"/>
+      </w:pPr>
+      <w:r>
+        <w:rPr>
+          <w:rFonts w:ascii="Times New Roman" w:hAnsi="Times New Roman" w:cs="Times New Roman" w:eastAsia="Times New Roman"/>
           <w:b/>
-          <w:color w:val="333333"/>
-          <w:sz w:val="22"/>
+          <w:i w:val="0"/>
+          <w:color w:val="000000"/>
+          <w:sz w:val="26"/>
         </w:rPr>
-        <w:t>User Story</w:t>
+        <w:t xml:space="preserve">US-10: Cấu hình Phân Hạng Vé Sự Kiện | </w:t>
       </w:r>
       <w:r>
         <w:rPr>
-          <w:rFonts w:ascii="Arial" w:hAnsi="Arial"/>
-          <w:color w:val="333333"/>
-          <w:sz w:val="22"/>
+          <w:rFonts w:ascii="Times New Roman" w:hAnsi="Times New Roman" w:cs="Times New Roman" w:eastAsia="Times New Roman"/>
+          <w:b w:val="0"/>
+          <w:i w:val="0"/>
+          <w:color w:val="000000"/>
+          <w:sz w:val="26"/>
         </w:rPr>
-        <w:t xml:space="preserve">: </w:t>
+        <w:t>Là ban tổ chức, tôi muốn tạo nhiều hạng vé khác nhau cho sự kiện với mức giá và số lượng tương ứng để đa dạng hóa phân khúc khách hàng.</w:t>
+      </w:r>
+    </w:p>
+    <w:p>
+      <w:pPr>
+        <w:pStyle w:val="ListBullet"/>
+        <w:spacing w:before="0" w:after="80" w:line="324" w:lineRule="auto"/>
+        <w:jc w:val="left"/>
+      </w:pPr>
+      <w:r>
+        <w:rPr>
+          <w:rFonts w:ascii="Times New Roman" w:hAnsi="Times New Roman" w:cs="Times New Roman" w:eastAsia="Times New Roman"/>
+          <w:b w:val="0"/>
+          <w:i w:val="0"/>
+          <w:color w:val="000000"/>
+          <w:sz w:val="26"/>
+        </w:rPr>
+        <w:t>Given: Ban tổ chức đang quản lý sự kiện của mình ở trạng thái PENDING hoặc APPROVED (chưa có vé bán ra).</w:t>
+      </w:r>
+    </w:p>
+    <w:p>
+      <w:pPr>
+        <w:pStyle w:val="ListBullet"/>
+        <w:spacing w:before="0" w:after="80" w:line="324" w:lineRule="auto"/>
+        <w:jc w:val="left"/>
+      </w:pPr>
+      <w:r>
+        <w:rPr>
+          <w:rFonts w:ascii="Times New Roman" w:hAnsi="Times New Roman" w:cs="Times New Roman" w:eastAsia="Times New Roman"/>
+          <w:b w:val="0"/>
+          <w:i w:val="0"/>
+          <w:color w:val="000000"/>
+          <w:sz w:val="26"/>
+        </w:rPr>
+        <w:t>When: Nhập tên hạng vé, số lượng phát hành (total_quantity &gt; 0), giá vé (price &gt;= 0) và bấm 'Thêm hạng vé'.</w:t>
+      </w:r>
+    </w:p>
+    <w:p>
+      <w:pPr>
+        <w:pStyle w:val="ListBullet"/>
+        <w:spacing w:before="0" w:after="80" w:line="324" w:lineRule="auto"/>
+        <w:jc w:val="left"/>
+      </w:pPr>
+      <w:r>
+        <w:rPr>
+          <w:rFonts w:ascii="Times New Roman" w:hAnsi="Times New Roman" w:cs="Times New Roman" w:eastAsia="Times New Roman"/>
+          <w:b w:val="0"/>
+          <w:i w:val="0"/>
+          <w:color w:val="000000"/>
+          <w:sz w:val="26"/>
+        </w:rPr>
+        <w:t>Then: Hạng vé được lưu vào cơ sở dữ liệu với available_quantity = total_quantity, hiển thị ngay trên trang chi tiết sự kiện.</w:t>
+      </w:r>
+    </w:p>
+    <w:p>
+      <w:pPr>
+        <w:spacing w:before="0" w:after="100" w:line="324" w:lineRule="auto"/>
+        <w:jc w:val="left"/>
+      </w:pPr>
+      <w:r>
+        <w:rPr>
+          <w:rFonts w:ascii="Times New Roman" w:hAnsi="Times New Roman" w:cs="Times New Roman" w:eastAsia="Times New Roman"/>
+          <w:b/>
+          <w:i w:val="0"/>
+          <w:color w:val="000000"/>
+          <w:sz w:val="26"/>
+        </w:rPr>
+        <w:t xml:space="preserve">US-11: Soát vé tại Cổng Sự kiện | </w:t>
       </w:r>
       <w:r>
         <w:rPr>
-          <w:rFonts w:ascii="Arial" w:hAnsi="Arial"/>
+          <w:rFonts w:ascii="Times New Roman" w:hAnsi="Times New Roman" w:cs="Times New Roman" w:eastAsia="Times New Roman"/>
+          <w:b w:val="0"/>
+          <w:i w:val="0"/>
+          <w:color w:val="000000"/>
+          <w:sz w:val="26"/>
+        </w:rPr>
+        <w:t>Là nhân viên soát vé, tôi muốn quét mã vé hoặc QR để xác thực khách vào cửa, để tôi kiểm soát người tham dự và ngăn chặn vé giả mạo.</w:t>
+      </w:r>
+    </w:p>
+    <w:p>
+      <w:pPr>
+        <w:pStyle w:val="ListBullet"/>
+        <w:spacing w:before="0" w:after="80" w:line="324" w:lineRule="auto"/>
+        <w:jc w:val="left"/>
+      </w:pPr>
+      <w:r>
+        <w:rPr>
+          <w:rFonts w:ascii="Times New Roman" w:hAnsi="Times New Roman" w:cs="Times New Roman" w:eastAsia="Times New Roman"/>
+          <w:b w:val="0"/>
+          <w:i w:val="0"/>
+          <w:color w:val="000000"/>
+          <w:sz w:val="26"/>
+        </w:rPr>
+        <w:t>Given: Người soát vé mở cổng check-in (/checkin-gate).</w:t>
+      </w:r>
+    </w:p>
+    <w:p>
+      <w:pPr>
+        <w:pStyle w:val="ListBullet"/>
+        <w:spacing w:before="0" w:after="80" w:line="324" w:lineRule="auto"/>
+        <w:jc w:val="left"/>
+      </w:pPr>
+      <w:r>
+        <w:rPr>
+          <w:rFonts w:ascii="Times New Roman" w:hAnsi="Times New Roman" w:cs="Times New Roman" w:eastAsia="Times New Roman"/>
+          <w:b w:val="0"/>
+          <w:i w:val="0"/>
+          <w:color w:val="000000"/>
+          <w:sz w:val="26"/>
+        </w:rPr>
+        <w:t>When: Quét mã QR hoặc nhập mã vé TCK-XXXX-YYYY.</w:t>
+      </w:r>
+    </w:p>
+    <w:p>
+      <w:pPr>
+        <w:pStyle w:val="ListBullet"/>
+        <w:spacing w:before="0" w:after="80" w:line="324" w:lineRule="auto"/>
+        <w:jc w:val="left"/>
+      </w:pPr>
+      <w:r>
+        <w:rPr>
+          <w:rFonts w:ascii="Times New Roman" w:hAnsi="Times New Roman" w:cs="Times New Roman" w:eastAsia="Times New Roman"/>
+          <w:b w:val="0"/>
+          <w:i w:val="0"/>
+          <w:color w:val="000000"/>
+          <w:sz w:val="26"/>
+        </w:rPr>
+        <w:t>Then: Hệ thống chuyển trạng thái sang CHECKED_IN, báo xanh thành công; nếu quét lại báo lỗi 409 Conflict kèm mốc giờ đã quét.</w:t>
+      </w:r>
+    </w:p>
+    <w:p>
+      <w:pPr>
+        <w:spacing w:before="0" w:after="100" w:line="324" w:lineRule="auto"/>
+        <w:jc w:val="left"/>
+      </w:pPr>
+      <w:r>
+        <w:rPr>
+          <w:rFonts w:ascii="Times New Roman" w:hAnsi="Times New Roman" w:cs="Times New Roman" w:eastAsia="Times New Roman"/>
           <w:b/>
-          <w:color w:val="333333"/>
-          <w:sz w:val="22"/>
+          <w:i w:val="0"/>
+          <w:color w:val="000000"/>
+          <w:sz w:val="26"/>
         </w:rPr>
-        <w:t>Là</w:t>
+        <w:t xml:space="preserve">US-12: Báo cáo Doanh thu &amp; Đối soát Dòng tiền | </w:t>
       </w:r>
       <w:r>
         <w:rPr>
-          <w:rFonts w:ascii="Arial" w:hAnsi="Arial"/>
-          <w:color w:val="333333"/>
-          <w:sz w:val="22"/>
+          <w:rFonts w:ascii="Times New Roman" w:hAnsi="Times New Roman" w:cs="Times New Roman" w:eastAsia="Times New Roman"/>
+          <w:b w:val="0"/>
+          <w:i w:val="0"/>
+          <w:color w:val="000000"/>
+          <w:sz w:val="26"/>
         </w:rPr>
-        <w:t xml:space="preserve"> ban tổ chức, </w:t>
+        <w:t>Là ban tổ chức, tôi muốn xem thống kê số lượng vé đã bán và doanh thu thực nhận sau khi trừ phí dịch vụ nền tảng 5%, để tôi đối soát tài chính minh bạch.</w:t>
+      </w:r>
+    </w:p>
+    <w:p>
+      <w:pPr>
+        <w:pStyle w:val="ListBullet"/>
+        <w:spacing w:before="0" w:after="80" w:line="324" w:lineRule="auto"/>
+        <w:jc w:val="left"/>
+      </w:pPr>
+      <w:r>
+        <w:rPr>
+          <w:rFonts w:ascii="Times New Roman" w:hAnsi="Times New Roman" w:cs="Times New Roman" w:eastAsia="Times New Roman"/>
+          <w:b w:val="0"/>
+          <w:i w:val="0"/>
+          <w:color w:val="000000"/>
+          <w:sz w:val="26"/>
+        </w:rPr>
+        <w:t>Then: Báo cáo hiển thị rõ: Doanh thu gộp (10,000,000đ), Phí dịch vụ sàn iTick 5% (-500,000đ), Doanh thu thực nhận (+9,500,000đ) đúng bằng số dư đã ghi nhận vào ví.</w:t>
+      </w:r>
+    </w:p>
+    <w:p>
+      <w:pPr>
+        <w:spacing w:before="0" w:after="100" w:line="324" w:lineRule="auto"/>
+        <w:jc w:val="left"/>
+      </w:pPr>
+      <w:r>
+        <w:rPr>
+          <w:rFonts w:ascii="Times New Roman" w:hAnsi="Times New Roman" w:cs="Times New Roman" w:eastAsia="Times New Roman"/>
+          <w:b/>
+          <w:i w:val="0"/>
+          <w:color w:val="000000"/>
+          <w:sz w:val="26"/>
+        </w:rPr>
+        <w:t xml:space="preserve">US-12b: Xuất File Excel Danh Sách Soát Vé &amp; Đối Soát Timeline | </w:t>
       </w:r>
       <w:r>
         <w:rPr>
-          <w:rFonts w:ascii="Arial" w:hAnsi="Arial"/>
-          <w:b/>
-          <w:color w:val="333333"/>
-          <w:sz w:val="22"/>
+          <w:rFonts w:ascii="Times New Roman" w:hAnsi="Times New Roman" w:cs="Times New Roman" w:eastAsia="Times New Roman"/>
+          <w:b w:val="0"/>
+          <w:i w:val="0"/>
+          <w:color w:val="000000"/>
+          <w:sz w:val="26"/>
         </w:rPr>
-        <w:t>tôi muốn</w:t>
-      </w:r>
-      <w:r>
-        <w:rPr>
-          <w:rFonts w:ascii="Arial" w:hAnsi="Arial"/>
-          <w:color w:val="333333"/>
-          <w:sz w:val="22"/>
-        </w:rPr>
-        <w:t xml:space="preserve"> tạo sự kiện mới và hệ thống tự động kiểm duyệt mở bán ngay lập tức, </w:t>
-      </w:r>
-      <w:r>
-        <w:rPr>
-          <w:rFonts w:ascii="Arial" w:hAnsi="Arial"/>
-          <w:b/>
-          <w:color w:val="333333"/>
-          <w:sz w:val="22"/>
-        </w:rPr>
-        <w:t>để</w:t>
-      </w:r>
-      <w:r>
-        <w:rPr>
-          <w:rFonts w:ascii="Arial" w:hAnsi="Arial"/>
-          <w:color w:val="333333"/>
-          <w:sz w:val="22"/>
-        </w:rPr>
-        <w:t xml:space="preserve"> tôi không phải chờ đợi quản trị viên duyệt thủ công.</w:t>
+        <w:t>Là ban tổ chức sự kiện, tôi muốn xuất file Excel (.xlsx) danh sách người tham dự và mã vé của từng sự kiện có Dropdown thả xuống để đối soát trực tiếp.</w:t>
       </w:r>
     </w:p>
     <w:p>
       <w:pPr>
         <w:pStyle w:val="ListBullet"/>
-        <w:spacing w:before="20" w:after="20" w:line="276" w:lineRule="auto"/>
+        <w:spacing w:before="0" w:after="80" w:line="324" w:lineRule="auto"/>
+        <w:jc w:val="left"/>
       </w:pPr>
       <w:r>
         <w:rPr>
-          <w:rFonts w:ascii="Arial" w:hAnsi="Arial"/>
-          <w:b/>
-          <w:color w:val="333333"/>
-          <w:sz w:val="22"/>
+          <w:rFonts w:ascii="Times New Roman" w:hAnsi="Times New Roman" w:cs="Times New Roman" w:eastAsia="Times New Roman"/>
+          <w:b w:val="0"/>
+          <w:i w:val="0"/>
+          <w:color w:val="000000"/>
+          <w:sz w:val="26"/>
         </w:rPr>
-        <w:t>Độ ưu tiên</w:t>
-      </w:r>
-      <w:r>
-        <w:rPr>
-          <w:rFonts w:ascii="Arial" w:hAnsi="Arial"/>
-          <w:color w:val="333333"/>
-          <w:sz w:val="22"/>
-        </w:rPr>
-        <w:t xml:space="preserve">: </w:t>
-      </w:r>
-      <w:r>
-        <w:rPr>
-          <w:rFonts w:ascii="Arial" w:hAnsi="Arial"/>
-          <w:b/>
-          <w:color w:val="333333"/>
-          <w:sz w:val="22"/>
-        </w:rPr>
-        <w:t>Must Have</w:t>
+        <w:t>Then: File tải xuống định dạng chuẩn (.xlsx) với Data Validation Dropdown ở cột 'Trạng thái soát vé' (ĐÃ THAM DỰ, VẮNG MẶT, CHƯA CHECK-IN, ĐÃ HỦY VÉ); hỗ trợ format csv và json.</w:t>
       </w:r>
     </w:p>
     <w:p>
       <w:pPr>
-        <w:pStyle w:val="ListBullet"/>
-        <w:spacing w:before="20" w:after="20" w:line="276" w:lineRule="auto"/>
+        <w:spacing w:before="200" w:after="80" w:line="324" w:lineRule="auto"/>
+        <w:jc w:val="left"/>
       </w:pPr>
       <w:r>
         <w:rPr>
-          <w:rFonts w:ascii="Arial" w:hAnsi="Arial"/>
+          <w:rFonts w:ascii="Times New Roman" w:hAnsi="Times New Roman" w:cs="Times New Roman" w:eastAsia="Times New Roman"/>
           <w:b/>
-          <w:color w:val="333333"/>
-          <w:sz w:val="22"/>
-        </w:rPr>
-        <w:t>Tiêu chí nghiệm thu (Acceptance Criteria)</w:t>
-      </w:r>
-      <w:r>
-        <w:rPr>
-          <w:rFonts w:ascii="Arial" w:hAnsi="Arial"/>
-          <w:color w:val="333333"/>
-          <w:sz w:val="22"/>
-        </w:rPr>
-        <w:t>:</w:t>
-      </w:r>
-    </w:p>
-    <w:p>
-      <w:pPr>
-        <w:pStyle w:val="ListBullet"/>
-        <w:spacing w:before="20" w:after="20" w:line="276" w:lineRule="auto"/>
-      </w:pPr>
-      <w:r>
-        <w:rPr>
-          <w:rFonts w:ascii="Arial" w:hAnsi="Arial"/>
-          <w:color w:val="333333"/>
-          <w:sz w:val="22"/>
-        </w:rPr>
-        <w:t>*Given*: Ban tổ chức đã đăng nhập vào mục "Quản lý sự kiện".</w:t>
-      </w:r>
-    </w:p>
-    <w:p>
-      <w:pPr>
-        <w:pStyle w:val="ListBullet"/>
-        <w:spacing w:before="20" w:after="20" w:line="276" w:lineRule="auto"/>
-      </w:pPr>
-      <w:r>
-        <w:rPr>
-          <w:rFonts w:ascii="Arial" w:hAnsi="Arial"/>
-          <w:color w:val="333333"/>
-          <w:sz w:val="22"/>
-        </w:rPr>
-        <w:t>*When*: Nhập thông tin sự kiện hợp lệ (tiêu đề, thời gian tương lai, địa điểm, sức chứa) và bấm "Lưu".</w:t>
-      </w:r>
-    </w:p>
-    <w:p>
-      <w:pPr>
-        <w:pStyle w:val="ListBullet"/>
-        <w:spacing w:before="20" w:after="20" w:line="276" w:lineRule="auto"/>
-      </w:pPr>
-      <w:r>
-        <w:rPr>
-          <w:rFonts w:ascii="Arial" w:hAnsi="Arial"/>
-          <w:color w:val="333333"/>
-          <w:sz w:val="22"/>
-        </w:rPr>
-        <w:t xml:space="preserve">*Then*: Hệ thống tự động cấp trạng thái </w:t>
-      </w:r>
-      <w:r>
-        <w:rPr>
-          <w:rFonts w:ascii="Consolas" w:hAnsi="Consolas"/>
-          <w:b/>
-          <w:color w:val="800000"/>
-          <w:sz w:val="21"/>
-        </w:rPr>
-        <w:t>PUBLISHED</w:t>
-      </w:r>
-      <w:r>
-        <w:rPr>
-          <w:rFonts w:ascii="Arial" w:hAnsi="Arial"/>
-          <w:color w:val="333333"/>
-          <w:sz w:val="22"/>
-        </w:rPr>
-        <w:t xml:space="preserve"> và kích hoạt </w:t>
-      </w:r>
-      <w:r>
-        <w:rPr>
-          <w:rFonts w:ascii="Consolas" w:hAnsi="Consolas"/>
-          <w:b/>
-          <w:color w:val="800000"/>
-          <w:sz w:val="21"/>
-        </w:rPr>
-        <w:t>is_visible = True</w:t>
-      </w:r>
-      <w:r>
-        <w:rPr>
-          <w:rFonts w:ascii="Arial" w:hAnsi="Arial"/>
-          <w:color w:val="333333"/>
-          <w:sz w:val="22"/>
-        </w:rPr>
-        <w:t xml:space="preserve"> ngay lập tức, sự kiện xuất hiện ngay trên trang chủ để khách hàng có thể tìm thấy và mua vé.</w:t>
-      </w:r>
-    </w:p>
-    <w:p>
-      <w:pPr/>
-      <w:r>
-        <w:t>US-10: Cấu hình Phân Hạng Vé Sự Kiện</w:t>
-      </w:r>
-    </w:p>
-    <w:p>
-      <w:pPr>
-        <w:pStyle w:val="ListBullet"/>
-      </w:pPr>
-      <w:r>
-        <w:t>User Story: Là ban tổ chức, tôi muốn tạo nhiều hạng vé khác nhau cho sự kiện (ví dụ: Standard, VIP, Early Bird) với mức giá và số lượng tương ứng để đa dạng hóa phân khúc khách hàng.</w:t>
-      </w:r>
-    </w:p>
-    <w:p>
-      <w:pPr>
-        <w:pStyle w:val="ListBullet"/>
-      </w:pPr>
-      <w:r>
-        <w:t>Độ ưu tiên: Must Have</w:t>
-      </w:r>
-    </w:p>
-    <w:p>
-      <w:pPr>
-        <w:pStyle w:val="ListBullet"/>
-      </w:pPr>
-      <w:r>
-        <w:t>Tiêu chí nghiệm thu (Acceptance Criteria):</w:t>
-      </w:r>
-    </w:p>
-    <w:p>
-      <w:pPr>
-        <w:pStyle w:val="ListBullet"/>
-      </w:pPr>
-      <w:r>
-        <w:t>*Given*: Ban tổ chức đang quản lý sự kiện của mình ở trạng thái PENDING hoặc APPROVED (chưa có vé nào được bán ra).</w:t>
-      </w:r>
-    </w:p>
-    <w:p>
-      <w:pPr>
-        <w:pStyle w:val="ListBullet"/>
-      </w:pPr>
-      <w:r>
-        <w:t>*When*: Nhập tên hạng vé, số lượng phát hành ban đầu (total_quantity &gt; 0), giá vé (price &gt;= 0) và bấm "Thêm hạng vé".</w:t>
-      </w:r>
-    </w:p>
-    <w:p>
-      <w:pPr>
-        <w:pStyle w:val="ListBullet"/>
-      </w:pPr>
-      <w:r>
-        <w:t>*Then*: Hạng vé được lưu vào cơ sở dữ liệu với available_quantity = total_quantity, tự động hiển thị trên trang chi tiết sự kiện cho người mua lựa chọn.</w:t>
-      </w:r>
-    </w:p>
-    <w:p>
-      <w:pPr/>
-      <w:r>
-        <w:t>______________________________________________________________________</w:t>
-      </w:r>
-    </w:p>
-    <w:p>
-      <w:pPr>
-        <w:spacing w:before="120" w:after="40"/>
-      </w:pPr>
-      <w:r>
-        <w:rPr>
-          <w:rFonts w:ascii="Arial" w:hAnsi="Arial"/>
-          <w:b/>
-          <w:color w:val="334155"/>
-          <w:sz w:val="22"/>
-        </w:rPr>
-        <w:t>US-11: Soát vé tại Cổng Sự kiện</w:t>
-      </w:r>
-    </w:p>
-    <w:p>
-      <w:pPr>
-        <w:pStyle w:val="ListBullet"/>
-        <w:spacing w:before="20" w:after="20" w:line="276" w:lineRule="auto"/>
-      </w:pPr>
-      <w:r>
-        <w:rPr>
-          <w:rFonts w:ascii="Arial" w:hAnsi="Arial"/>
-          <w:b/>
-          <w:color w:val="333333"/>
-          <w:sz w:val="22"/>
-        </w:rPr>
-        <w:t>User Story</w:t>
-      </w:r>
-      <w:r>
-        <w:rPr>
-          <w:rFonts w:ascii="Arial" w:hAnsi="Arial"/>
-          <w:color w:val="333333"/>
-          <w:sz w:val="22"/>
-        </w:rPr>
-        <w:t xml:space="preserve">: </w:t>
-      </w:r>
-      <w:r>
-        <w:rPr>
-          <w:rFonts w:ascii="Arial" w:hAnsi="Arial"/>
-          <w:b/>
-          <w:color w:val="333333"/>
-          <w:sz w:val="22"/>
-        </w:rPr>
-        <w:t>Là</w:t>
-      </w:r>
-      <w:r>
-        <w:rPr>
-          <w:rFonts w:ascii="Arial" w:hAnsi="Arial"/>
-          <w:color w:val="333333"/>
-          <w:sz w:val="22"/>
-        </w:rPr>
-        <w:t xml:space="preserve"> nhân viên soát vé, </w:t>
-      </w:r>
-      <w:r>
-        <w:rPr>
-          <w:rFonts w:ascii="Arial" w:hAnsi="Arial"/>
-          <w:b/>
-          <w:color w:val="333333"/>
-          <w:sz w:val="22"/>
-        </w:rPr>
-        <w:t>tôi muốn</w:t>
-      </w:r>
-      <w:r>
-        <w:rPr>
-          <w:rFonts w:ascii="Arial" w:hAnsi="Arial"/>
-          <w:color w:val="333333"/>
-          <w:sz w:val="22"/>
-        </w:rPr>
-        <w:t xml:space="preserve"> quét mã vé hoặc QR để xác thực khách vào cửa, </w:t>
-      </w:r>
-      <w:r>
-        <w:rPr>
-          <w:rFonts w:ascii="Arial" w:hAnsi="Arial"/>
-          <w:b/>
-          <w:color w:val="333333"/>
-          <w:sz w:val="22"/>
-        </w:rPr>
-        <w:t>để</w:t>
-      </w:r>
-      <w:r>
-        <w:rPr>
-          <w:rFonts w:ascii="Arial" w:hAnsi="Arial"/>
-          <w:color w:val="333333"/>
-          <w:sz w:val="22"/>
-        </w:rPr>
-        <w:t xml:space="preserve"> tôi kiểm soát người tham dự và ngăn chặn vé giả mạo.</w:t>
-      </w:r>
-    </w:p>
-    <w:p>
-      <w:pPr>
-        <w:pStyle w:val="ListBullet"/>
-        <w:spacing w:before="20" w:after="20" w:line="276" w:lineRule="auto"/>
-      </w:pPr>
-      <w:r>
-        <w:rPr>
-          <w:rFonts w:ascii="Arial" w:hAnsi="Arial"/>
-          <w:b/>
-          <w:color w:val="333333"/>
-          <w:sz w:val="22"/>
-        </w:rPr>
-        <w:t>Độ ưu tiên</w:t>
-      </w:r>
-      <w:r>
-        <w:rPr>
-          <w:rFonts w:ascii="Arial" w:hAnsi="Arial"/>
-          <w:color w:val="333333"/>
-          <w:sz w:val="22"/>
-        </w:rPr>
-        <w:t xml:space="preserve">: </w:t>
-      </w:r>
-      <w:r>
-        <w:rPr>
-          <w:rFonts w:ascii="Arial" w:hAnsi="Arial"/>
-          <w:b/>
-          <w:color w:val="333333"/>
-          <w:sz w:val="22"/>
-        </w:rPr>
-        <w:t>Must Have</w:t>
-      </w:r>
-    </w:p>
-    <w:p>
-      <w:pPr>
-        <w:spacing w:before="120" w:after="40"/>
-      </w:pPr>
-      <w:r>
-        <w:rPr>
-          <w:rFonts w:ascii="Arial" w:hAnsi="Arial"/>
-          <w:b/>
-          <w:color w:val="334155"/>
-          <w:sz w:val="22"/>
-        </w:rPr>
-        <w:t>US-12: Báo cáo Doanh thu &amp; Đối soát Dòng tiền</w:t>
-      </w:r>
-    </w:p>
-    <w:p>
-      <w:pPr>
-        <w:pStyle w:val="ListBullet"/>
-        <w:spacing w:before="20" w:after="20" w:line="276" w:lineRule="auto"/>
-      </w:pPr>
-      <w:r>
-        <w:rPr>
-          <w:rFonts w:ascii="Arial" w:hAnsi="Arial"/>
-          <w:b/>
-          <w:color w:val="333333"/>
-          <w:sz w:val="22"/>
-        </w:rPr>
-        <w:t>User Story</w:t>
-      </w:r>
-      <w:r>
-        <w:rPr>
-          <w:rFonts w:ascii="Arial" w:hAnsi="Arial"/>
-          <w:color w:val="333333"/>
-          <w:sz w:val="22"/>
-        </w:rPr>
-        <w:t xml:space="preserve">: </w:t>
-      </w:r>
-      <w:r>
-        <w:rPr>
-          <w:rFonts w:ascii="Arial" w:hAnsi="Arial"/>
-          <w:b/>
-          <w:color w:val="333333"/>
-          <w:sz w:val="22"/>
-        </w:rPr>
-        <w:t>Là</w:t>
-      </w:r>
-      <w:r>
-        <w:rPr>
-          <w:rFonts w:ascii="Arial" w:hAnsi="Arial"/>
-          <w:color w:val="333333"/>
-          <w:sz w:val="22"/>
-        </w:rPr>
-        <w:t xml:space="preserve"> ban tổ chức, </w:t>
-      </w:r>
-      <w:r>
-        <w:rPr>
-          <w:rFonts w:ascii="Arial" w:hAnsi="Arial"/>
-          <w:b/>
-          <w:color w:val="333333"/>
-          <w:sz w:val="22"/>
-        </w:rPr>
-        <w:t>tôi muốn</w:t>
-      </w:r>
-      <w:r>
-        <w:rPr>
-          <w:rFonts w:ascii="Arial" w:hAnsi="Arial"/>
-          <w:color w:val="333333"/>
-          <w:sz w:val="22"/>
-        </w:rPr>
-        <w:t xml:space="preserve"> xem thống kê số lượng vé đã bán và doanh thu thực nhận sau khi trừ phí dịch vụ nền tảng 5%, </w:t>
-      </w:r>
-      <w:r>
-        <w:rPr>
-          <w:rFonts w:ascii="Arial" w:hAnsi="Arial"/>
-          <w:b/>
-          <w:color w:val="333333"/>
-          <w:sz w:val="22"/>
-        </w:rPr>
-        <w:t>để</w:t>
-      </w:r>
-      <w:r>
-        <w:rPr>
-          <w:rFonts w:ascii="Arial" w:hAnsi="Arial"/>
-          <w:color w:val="333333"/>
-          <w:sz w:val="22"/>
-        </w:rPr>
-        <w:t xml:space="preserve"> tôi đối soát tài chính minh bạch.</w:t>
-      </w:r>
-    </w:p>
-    <w:p>
-      <w:pPr>
-        <w:pStyle w:val="ListBullet"/>
-        <w:spacing w:before="20" w:after="20" w:line="276" w:lineRule="auto"/>
-      </w:pPr>
-      <w:r>
-        <w:rPr>
-          <w:rFonts w:ascii="Arial" w:hAnsi="Arial"/>
-          <w:b/>
-          <w:color w:val="333333"/>
-          <w:sz w:val="22"/>
-        </w:rPr>
-        <w:t>Độ ưu tiên</w:t>
-      </w:r>
-      <w:r>
-        <w:rPr>
-          <w:rFonts w:ascii="Arial" w:hAnsi="Arial"/>
-          <w:color w:val="333333"/>
-          <w:sz w:val="22"/>
-        </w:rPr>
-        <w:t xml:space="preserve">: </w:t>
-      </w:r>
-      <w:r>
-        <w:rPr>
-          <w:rFonts w:ascii="Arial" w:hAnsi="Arial"/>
-          <w:b/>
-          <w:color w:val="333333"/>
-          <w:sz w:val="22"/>
-        </w:rPr>
-        <w:t>Should Have</w:t>
-      </w:r>
-    </w:p>
-    <w:p>
-      <w:pPr>
-        <w:pStyle w:val="ListBullet"/>
-        <w:spacing w:before="20" w:after="20" w:line="276" w:lineRule="auto"/>
-      </w:pPr>
-      <w:r>
-        <w:rPr>
-          <w:rFonts w:ascii="Arial" w:hAnsi="Arial"/>
-          <w:b/>
-          <w:color w:val="333333"/>
-          <w:sz w:val="22"/>
-        </w:rPr>
-        <w:t>Tiêu chí nghiệm thu (Acceptance Criteria)</w:t>
-      </w:r>
-      <w:r>
-        <w:rPr>
-          <w:rFonts w:ascii="Arial" w:hAnsi="Arial"/>
-          <w:color w:val="333333"/>
-          <w:sz w:val="22"/>
-        </w:rPr>
-        <w:t>:</w:t>
-      </w:r>
-    </w:p>
-    <w:p>
-      <w:pPr>
-        <w:pStyle w:val="ListBullet"/>
-        <w:spacing w:before="20" w:after="20" w:line="276" w:lineRule="auto"/>
-      </w:pPr>
-      <w:r>
-        <w:rPr>
-          <w:rFonts w:ascii="Arial" w:hAnsi="Arial"/>
-          <w:color w:val="333333"/>
-          <w:sz w:val="22"/>
-        </w:rPr>
-        <w:t>*Given*: Ban tổ chức mở trang Báo cáo của sự kiện.</w:t>
-      </w:r>
-    </w:p>
-    <w:p>
-      <w:pPr>
-        <w:pStyle w:val="ListBullet"/>
-        <w:spacing w:before="20" w:after="20" w:line="276" w:lineRule="auto"/>
-      </w:pPr>
-      <w:r>
-        <w:rPr>
-          <w:rFonts w:ascii="Arial" w:hAnsi="Arial"/>
-          <w:color w:val="333333"/>
-          <w:sz w:val="22"/>
-        </w:rPr>
-        <w:t>*When*: Sự kiện bán được 10,000,000đ tiền vé gộp.</w:t>
-      </w:r>
-    </w:p>
-    <w:p>
-      <w:pPr>
-        <w:pStyle w:val="ListBullet"/>
-        <w:spacing w:before="20" w:after="20" w:line="276" w:lineRule="auto"/>
-      </w:pPr>
-      <w:r>
-        <w:rPr>
-          <w:rFonts w:ascii="Arial" w:hAnsi="Arial"/>
-          <w:color w:val="333333"/>
-          <w:sz w:val="22"/>
-        </w:rPr>
-        <w:t>*Then*: Báo cáo hiển thị rõ: Doanh thu gộp (10,000,000đ), Phí dịch vụ sàn iTick 5% (-500,000đ), Doanh thu thực nhận (+9,500,000đ) đúng bằng số dư đã ghi nhận vào ví.</w:t>
-      </w:r>
-    </w:p>
-    <w:p>
-      <w:pPr>
-        <w:spacing w:before="120" w:after="40"/>
-      </w:pPr>
-      <w:r>
-        <w:rPr>
-          <w:rFonts w:ascii="Arial" w:hAnsi="Arial"/>
-          <w:b/>
-          <w:color w:val="334155"/>
-          <w:sz w:val="22"/>
-        </w:rPr>
-        <w:t>US-12b: Xuất File Excel Danh Sách Soát Vé &amp; Đối Soát Trạng Thái Tham Dự</w:t>
-      </w:r>
-    </w:p>
-    <w:p>
-      <w:pPr>
-        <w:pStyle w:val="ListBullet"/>
-        <w:spacing w:before="20" w:after="20" w:line="276" w:lineRule="auto"/>
-      </w:pPr>
-      <w:r>
-        <w:rPr>
-          <w:rFonts w:ascii="Arial" w:hAnsi="Arial"/>
-          <w:b/>
-          <w:color w:val="333333"/>
-          <w:sz w:val="22"/>
-        </w:rPr>
-        <w:t>User Story</w:t>
-      </w:r>
-      <w:r>
-        <w:rPr>
-          <w:rFonts w:ascii="Arial" w:hAnsi="Arial"/>
-          <w:color w:val="333333"/>
-          <w:sz w:val="22"/>
-        </w:rPr>
-        <w:t xml:space="preserve">: </w:t>
-      </w:r>
-      <w:r>
-        <w:rPr>
-          <w:rFonts w:ascii="Arial" w:hAnsi="Arial"/>
-          <w:b/>
-          <w:color w:val="333333"/>
-          <w:sz w:val="22"/>
-        </w:rPr>
-        <w:t>Là</w:t>
-      </w:r>
-      <w:r>
-        <w:rPr>
-          <w:rFonts w:ascii="Arial" w:hAnsi="Arial"/>
-          <w:color w:val="333333"/>
-          <w:sz w:val="22"/>
-        </w:rPr>
-        <w:t xml:space="preserve"> ban tổ chức sự kiện, </w:t>
-      </w:r>
-      <w:r>
-        <w:rPr>
-          <w:rFonts w:ascii="Arial" w:hAnsi="Arial"/>
-          <w:b/>
-          <w:color w:val="333333"/>
-          <w:sz w:val="22"/>
-        </w:rPr>
-        <w:t>tôi muốn</w:t>
-      </w:r>
-      <w:r>
-        <w:rPr>
-          <w:rFonts w:ascii="Arial" w:hAnsi="Arial"/>
-          <w:color w:val="333333"/>
-          <w:sz w:val="22"/>
-        </w:rPr>
-        <w:t xml:space="preserve"> xuất file Excel (.xlsx) danh sách người tham dự và mã vé của từng sự kiện với giao diện trực quan, chuyên nghiệp và có </w:t>
-      </w:r>
-      <w:r>
-        <w:rPr>
-          <w:rFonts w:ascii="Arial" w:hAnsi="Arial"/>
-          <w:b/>
-          <w:color w:val="333333"/>
-          <w:sz w:val="22"/>
-        </w:rPr>
-        <w:t>cột Trạng thái soát vé dạng Dropdown thả xuống</w:t>
-      </w:r>
-      <w:r>
-        <w:rPr>
-          <w:rFonts w:ascii="Arial" w:hAnsi="Arial"/>
-          <w:color w:val="333333"/>
-          <w:sz w:val="22"/>
-        </w:rPr>
-        <w:t xml:space="preserve">, </w:t>
-      </w:r>
-      <w:r>
-        <w:rPr>
-          <w:rFonts w:ascii="Arial" w:hAnsi="Arial"/>
-          <w:b/>
-          <w:color w:val="333333"/>
-          <w:sz w:val="22"/>
-        </w:rPr>
-        <w:t>để</w:t>
-      </w:r>
-      <w:r>
-        <w:rPr>
-          <w:rFonts w:ascii="Arial" w:hAnsi="Arial"/>
-          <w:color w:val="333333"/>
-          <w:sz w:val="22"/>
-        </w:rPr>
-        <w:t xml:space="preserve"> phục vụ việc nạp danh sách vào cổng soát vé, cho phép nhân viên soát vé click chọn điểm danh trực tiếp trên Excel, và tự động đối soát chính xác ai đã tham dự, ai vắng mặt sau khi sự kiện kết thúc.</w:t>
-      </w:r>
-    </w:p>
-    <w:p>
-      <w:pPr>
-        <w:pStyle w:val="ListBullet"/>
-        <w:spacing w:before="20" w:after="20" w:line="276" w:lineRule="auto"/>
-      </w:pPr>
-      <w:r>
-        <w:rPr>
-          <w:rFonts w:ascii="Arial" w:hAnsi="Arial"/>
-          <w:b/>
-          <w:color w:val="333333"/>
-          <w:sz w:val="22"/>
-        </w:rPr>
-        <w:t>Độ ưu tiên</w:t>
-      </w:r>
-      <w:r>
-        <w:rPr>
-          <w:rFonts w:ascii="Arial" w:hAnsi="Arial"/>
-          <w:color w:val="333333"/>
-          <w:sz w:val="22"/>
-        </w:rPr>
-        <w:t xml:space="preserve">: </w:t>
-      </w:r>
-      <w:r>
-        <w:rPr>
-          <w:rFonts w:ascii="Arial" w:hAnsi="Arial"/>
-          <w:b/>
-          <w:color w:val="333333"/>
-          <w:sz w:val="22"/>
-        </w:rPr>
-        <w:t>Must Have</w:t>
-      </w:r>
-    </w:p>
-    <w:p>
-      <w:pPr>
-        <w:pStyle w:val="ListBullet"/>
-        <w:spacing w:before="20" w:after="20" w:line="276" w:lineRule="auto"/>
-      </w:pPr>
-      <w:r>
-        <w:rPr>
-          <w:rFonts w:ascii="Arial" w:hAnsi="Arial"/>
-          <w:b/>
-          <w:color w:val="333333"/>
-          <w:sz w:val="22"/>
-        </w:rPr>
-        <w:t>Tiêu chí nghiệm thu (Acceptance Criteria)</w:t>
-      </w:r>
-      <w:r>
-        <w:rPr>
-          <w:rFonts w:ascii="Arial" w:hAnsi="Arial"/>
-          <w:color w:val="333333"/>
-          <w:sz w:val="22"/>
-        </w:rPr>
-        <w:t>:</w:t>
-      </w:r>
-    </w:p>
-    <w:p>
-      <w:pPr>
-        <w:pStyle w:val="ListBullet"/>
-        <w:spacing w:before="20" w:after="20" w:line="276" w:lineRule="auto"/>
-      </w:pPr>
-      <w:r>
-        <w:rPr>
-          <w:rFonts w:ascii="Arial" w:hAnsi="Arial"/>
-          <w:color w:val="333333"/>
-          <w:sz w:val="22"/>
-        </w:rPr>
-        <w:t>*Given*: Ban tổ chức đang ở Tab "Quản lý người đăng ký theo từng sự kiện".</w:t>
-      </w:r>
-    </w:p>
-    <w:p>
-      <w:pPr>
-        <w:pStyle w:val="ListBullet"/>
-        <w:spacing w:before="20" w:after="20" w:line="276" w:lineRule="auto"/>
-      </w:pPr>
-      <w:r>
-        <w:rPr>
-          <w:rFonts w:ascii="Arial" w:hAnsi="Arial"/>
-          <w:color w:val="333333"/>
-          <w:sz w:val="22"/>
-        </w:rPr>
-        <w:t>*When*: Bấm nút "Xuất Excel Soát Vé" (</w:t>
-      </w:r>
-      <w:r>
-        <w:rPr>
-          <w:rFonts w:ascii="Consolas" w:hAnsi="Consolas"/>
-          <w:b/>
-          <w:color w:val="800000"/>
-          <w:sz w:val="21"/>
-        </w:rPr>
-        <w:t>GET /api/events/{event_id}/export-attendees?format=xlsx</w:t>
-      </w:r>
-      <w:r>
-        <w:rPr>
-          <w:rFonts w:ascii="Arial" w:hAnsi="Arial"/>
-          <w:color w:val="333333"/>
-          <w:sz w:val="22"/>
-        </w:rPr>
-        <w:t>).</w:t>
-      </w:r>
-    </w:p>
-    <w:p>
-      <w:pPr>
-        <w:pStyle w:val="ListBullet"/>
-        <w:spacing w:before="20" w:after="20" w:line="276" w:lineRule="auto"/>
-      </w:pPr>
-      <w:r>
-        <w:rPr>
-          <w:rFonts w:ascii="Arial" w:hAnsi="Arial"/>
-          <w:color w:val="333333"/>
-          <w:sz w:val="22"/>
-        </w:rPr>
-        <w:t>*Then*: File tải xuống ngay lập tức với định dạng Excel chuẩn (</w:t>
-      </w:r>
-      <w:r>
-        <w:rPr>
-          <w:rFonts w:ascii="Consolas" w:hAnsi="Consolas"/>
-          <w:b/>
-          <w:color w:val="800000"/>
-          <w:sz w:val="21"/>
-        </w:rPr>
-        <w:t>.xlsx</w:t>
-      </w:r>
-      <w:r>
-        <w:rPr>
-          <w:rFonts w:ascii="Arial" w:hAnsi="Arial"/>
-          <w:color w:val="333333"/>
-          <w:sz w:val="22"/>
-        </w:rPr>
-        <w:t>), mở trực tiếp bằng Microsoft Excel với giao diện căn chỉnh đẹp mắt, tự động co giãn độ rộng cột, khóa dòng tiêu đề, có Data Validation Dropdown ở cột "Trạng thái soát vé" (</w:t>
-      </w:r>
-      <w:r>
-        <w:rPr>
-          <w:rFonts w:ascii="Consolas" w:hAnsi="Consolas"/>
-          <w:b/>
-          <w:color w:val="800000"/>
-          <w:sz w:val="21"/>
-        </w:rPr>
-        <w:t>ĐÃ THAM DỰ</w:t>
-      </w:r>
-      <w:r>
-        <w:rPr>
-          <w:rFonts w:ascii="Arial" w:hAnsi="Arial"/>
-          <w:color w:val="333333"/>
-          <w:sz w:val="22"/>
-        </w:rPr>
-        <w:t xml:space="preserve">, </w:t>
-      </w:r>
-      <w:r>
-        <w:rPr>
-          <w:rFonts w:ascii="Consolas" w:hAnsi="Consolas"/>
-          <w:b/>
-          <w:color w:val="800000"/>
-          <w:sz w:val="21"/>
-        </w:rPr>
-        <w:t>VẮNG MẶT</w:t>
-      </w:r>
-      <w:r>
-        <w:rPr>
-          <w:rFonts w:ascii="Arial" w:hAnsi="Arial"/>
-          <w:color w:val="333333"/>
-          <w:sz w:val="22"/>
-        </w:rPr>
-        <w:t xml:space="preserve">, </w:t>
-      </w:r>
-      <w:r>
-        <w:rPr>
-          <w:rFonts w:ascii="Consolas" w:hAnsi="Consolas"/>
-          <w:b/>
-          <w:color w:val="800000"/>
-          <w:sz w:val="21"/>
-        </w:rPr>
-        <w:t>CHƯA CHECK-IN</w:t>
-      </w:r>
-      <w:r>
-        <w:rPr>
-          <w:rFonts w:ascii="Arial" w:hAnsi="Arial"/>
-          <w:color w:val="333333"/>
-          <w:sz w:val="22"/>
-        </w:rPr>
-        <w:t xml:space="preserve">, </w:t>
-      </w:r>
-      <w:r>
-        <w:rPr>
-          <w:rFonts w:ascii="Consolas" w:hAnsi="Consolas"/>
-          <w:b/>
-          <w:color w:val="800000"/>
-          <w:sz w:val="21"/>
-        </w:rPr>
-        <w:t>ĐÃ HỦY VÉ</w:t>
-      </w:r>
-      <w:r>
-        <w:rPr>
-          <w:rFonts w:ascii="Arial" w:hAnsi="Arial"/>
-          <w:color w:val="333333"/>
-          <w:sz w:val="22"/>
-        </w:rPr>
-        <w:t xml:space="preserve">); đồng thời hỗ trợ xuất </w:t>
-      </w:r>
-      <w:r>
-        <w:rPr>
-          <w:rFonts w:ascii="Consolas" w:hAnsi="Consolas"/>
-          <w:b/>
-          <w:color w:val="800000"/>
-          <w:sz w:val="21"/>
-        </w:rPr>
-        <w:t>format=csv</w:t>
-      </w:r>
-      <w:r>
-        <w:rPr>
-          <w:rFonts w:ascii="Arial" w:hAnsi="Arial"/>
-          <w:color w:val="333333"/>
-          <w:sz w:val="22"/>
-        </w:rPr>
-        <w:t xml:space="preserve"> (UTF-8 BOM) và </w:t>
-      </w:r>
-      <w:r>
-        <w:rPr>
-          <w:rFonts w:ascii="Consolas" w:hAnsi="Consolas"/>
-          <w:b/>
-          <w:color w:val="800000"/>
-          <w:sz w:val="21"/>
-        </w:rPr>
-        <w:t>format=json</w:t>
-      </w:r>
-      <w:r>
-        <w:rPr>
-          <w:rFonts w:ascii="Arial" w:hAnsi="Arial"/>
-          <w:color w:val="333333"/>
-          <w:sz w:val="22"/>
-        </w:rPr>
-        <w:t xml:space="preserve"> khi cần tích hợp máy quét tự động.</w:t>
-      </w:r>
-    </w:p>
-    <w:p>
-      <w:pPr>
-        <w:spacing w:before="120" w:after="120"/>
-      </w:pPr>
-      <w:r>
-        <w:rPr>
-          <w:color w:val="CBD5E1"/>
-          <w:sz w:val="16"/>
-        </w:rPr>
-        <w:t>_______________________________________________________________________________</w:t>
-      </w:r>
-    </w:p>
-    <w:p>
-      <w:pPr>
-        <w:spacing w:before="160" w:after="60"/>
-      </w:pPr>
-      <w:r>
-        <w:rPr>
-          <w:rFonts w:ascii="Arial" w:hAnsi="Arial"/>
-          <w:b/>
-          <w:color w:val="0F766E"/>
-          <w:sz w:val="24"/>
+          <w:i w:val="0"/>
+          <w:color w:val="000000"/>
+          <w:sz w:val="28"/>
         </w:rPr>
         <w:t>Nhóm 4: Quản trị Hệ thống Tối cao (Superadmin)</w:t>
       </w:r>
     </w:p>
     <w:p>
       <w:pPr>
-        <w:spacing w:before="120" w:after="40"/>
+        <w:spacing w:before="0" w:after="100" w:line="324" w:lineRule="auto"/>
+        <w:jc w:val="left"/>
       </w:pPr>
       <w:r>
         <w:rPr>
-          <w:rFonts w:ascii="Arial" w:hAnsi="Arial"/>
+          <w:rFonts w:ascii="Times New Roman" w:hAnsi="Times New Roman" w:cs="Times New Roman" w:eastAsia="Times New Roman"/>
           <w:b/>
-          <w:color w:val="334155"/>
-          <w:sz w:val="22"/>
+          <w:i w:val="0"/>
+          <w:color w:val="000000"/>
+          <w:sz w:val="26"/>
         </w:rPr>
-        <w:t>US-13: Superadmin Quản trị Toàn quyền Người dùng &amp; Phân quyền (RBAC)</w:t>
+        <w:t xml:space="preserve">US-13: Superadmin Quản trị Toàn quyền Người dùng &amp; Phân quyền (RBAC) | </w:t>
+      </w:r>
+      <w:r>
+        <w:rPr>
+          <w:rFonts w:ascii="Times New Roman" w:hAnsi="Times New Roman" w:cs="Times New Roman" w:eastAsia="Times New Roman"/>
+          <w:b w:val="0"/>
+          <w:i w:val="0"/>
+          <w:color w:val="000000"/>
+          <w:sz w:val="26"/>
+        </w:rPr>
+        <w:t>Là quản trị viên tối cao, tôi muốn có toàn quyền xem, thêm, sửa, đổi vai trò (Role), đặt lại mật khẩu và khóa/mở khóa mọi tài khoản trên hệ thống.</w:t>
       </w:r>
     </w:p>
     <w:p>
       <w:pPr>
         <w:pStyle w:val="ListBullet"/>
-        <w:spacing w:before="20" w:after="20" w:line="276" w:lineRule="auto"/>
+        <w:spacing w:before="0" w:after="80" w:line="324" w:lineRule="auto"/>
+        <w:jc w:val="left"/>
       </w:pPr>
       <w:r>
         <w:rPr>
-          <w:rFonts w:ascii="Arial" w:hAnsi="Arial"/>
+          <w:rFonts w:ascii="Times New Roman" w:hAnsi="Times New Roman" w:cs="Times New Roman" w:eastAsia="Times New Roman"/>
+          <w:b w:val="0"/>
+          <w:i w:val="0"/>
+          <w:color w:val="000000"/>
+          <w:sz w:val="26"/>
+        </w:rPr>
+        <w:t>Then: Quyền hạn mới có hiệu lực tức thì; tài khoản bị khóa không thể đăng nhập vào hệ thống (HTTP 403 Forbidden).</w:t>
+      </w:r>
+    </w:p>
+    <w:p>
+      <w:pPr>
+        <w:spacing w:before="0" w:after="100" w:line="324" w:lineRule="auto"/>
+        <w:jc w:val="left"/>
+      </w:pPr>
+      <w:r>
+        <w:rPr>
+          <w:rFonts w:ascii="Times New Roman" w:hAnsi="Times New Roman" w:cs="Times New Roman" w:eastAsia="Times New Roman"/>
           <w:b/>
-          <w:color w:val="333333"/>
-          <w:sz w:val="22"/>
+          <w:i w:val="0"/>
+          <w:color w:val="000000"/>
+          <w:sz w:val="26"/>
         </w:rPr>
-        <w:t>User Story</w:t>
+        <w:t xml:space="preserve">US-14: Quản trị Sự kiện &amp; Vé Điện tử Toàn sàn | </w:t>
       </w:r>
       <w:r>
         <w:rPr>
-          <w:rFonts w:ascii="Arial" w:hAnsi="Arial"/>
-          <w:color w:val="333333"/>
-          <w:sz w:val="22"/>
+          <w:rFonts w:ascii="Times New Roman" w:hAnsi="Times New Roman" w:cs="Times New Roman" w:eastAsia="Times New Roman"/>
+          <w:b w:val="0"/>
+          <w:i w:val="0"/>
+          <w:color w:val="000000"/>
+          <w:sz w:val="26"/>
         </w:rPr>
-        <w:t xml:space="preserve">: </w:t>
+        <w:t>Là quản trị viên, tôi muốn có quyền ẩn/hiện hoặc xóa sự kiện vi phạm, đồng thời vô hiệu hóa các vé gian lận, để tôi bảo vệ uy tín nền tảng iTick.</w:t>
+      </w:r>
+    </w:p>
+    <w:p>
+      <w:pPr>
+        <w:pStyle w:val="ListBullet"/>
+        <w:spacing w:before="0" w:after="80" w:line="324" w:lineRule="auto"/>
+        <w:jc w:val="left"/>
+      </w:pPr>
+      <w:r>
+        <w:rPr>
+          <w:rFonts w:ascii="Times New Roman" w:hAnsi="Times New Roman" w:cs="Times New Roman" w:eastAsia="Times New Roman"/>
+          <w:b w:val="0"/>
+          <w:i w:val="0"/>
+          <w:color w:val="000000"/>
+          <w:sz w:val="26"/>
+        </w:rPr>
+        <w:t>Then: Sự kiện vi phạm bị gỡ khỏi trang chủ tức thì; vé gian lận bị hủy qua POST /api/admin/tickets/{id}/void.</w:t>
+      </w:r>
+    </w:p>
+    <w:p>
+      <w:pPr>
+        <w:spacing w:before="0" w:after="100" w:line="324" w:lineRule="auto"/>
+        <w:jc w:val="left"/>
+      </w:pPr>
+      <w:r>
+        <w:rPr>
+          <w:rFonts w:ascii="Times New Roman" w:hAnsi="Times New Roman" w:cs="Times New Roman" w:eastAsia="Times New Roman"/>
+          <w:b/>
+          <w:i w:val="0"/>
+          <w:color w:val="000000"/>
+          <w:sz w:val="26"/>
+        </w:rPr>
+        <w:t xml:space="preserve">US-15: Cấu hình Tỷ lệ Phí Sàn &amp; Hủy Đơn Hoàn Tiền Khẩn Cấp | </w:t>
       </w:r>
       <w:r>
         <w:rPr>
-          <w:rFonts w:ascii="Arial" w:hAnsi="Arial"/>
-          <w:b/>
-          <w:color w:val="333333"/>
-          <w:sz w:val="22"/>
+          <w:rFonts w:ascii="Times New Roman" w:hAnsi="Times New Roman" w:cs="Times New Roman" w:eastAsia="Times New Roman"/>
+          <w:b w:val="0"/>
+          <w:i w:val="0"/>
+          <w:color w:val="000000"/>
+          <w:sz w:val="26"/>
         </w:rPr>
-        <w:t>Là</w:t>
-      </w:r>
-      <w:r>
-        <w:rPr>
-          <w:rFonts w:ascii="Arial" w:hAnsi="Arial"/>
-          <w:color w:val="333333"/>
-          <w:sz w:val="22"/>
-        </w:rPr>
-        <w:t xml:space="preserve"> quản trị viên tối cao, </w:t>
-      </w:r>
-      <w:r>
-        <w:rPr>
-          <w:rFonts w:ascii="Arial" w:hAnsi="Arial"/>
-          <w:b/>
-          <w:color w:val="333333"/>
-          <w:sz w:val="22"/>
-        </w:rPr>
-        <w:t>tôi muốn</w:t>
-      </w:r>
-      <w:r>
-        <w:rPr>
-          <w:rFonts w:ascii="Arial" w:hAnsi="Arial"/>
-          <w:color w:val="333333"/>
-          <w:sz w:val="22"/>
-        </w:rPr>
-        <w:t xml:space="preserve"> có toàn quyền xem, thêm, sửa, đổi vai trò (Role), đặt lại mật khẩu và khóa/mở khóa mọi tài khoản trên hệ thống, </w:t>
-      </w:r>
-      <w:r>
-        <w:rPr>
-          <w:rFonts w:ascii="Arial" w:hAnsi="Arial"/>
-          <w:b/>
-          <w:color w:val="333333"/>
-          <w:sz w:val="22"/>
-        </w:rPr>
-        <w:t>để</w:t>
-      </w:r>
-      <w:r>
-        <w:rPr>
-          <w:rFonts w:ascii="Arial" w:hAnsi="Arial"/>
-          <w:color w:val="333333"/>
-          <w:sz w:val="22"/>
-        </w:rPr>
-        <w:t xml:space="preserve"> tôi duy trì kỷ luật và an toàn thông tin toàn sàn.</w:t>
+        <w:t>Là quản trị viên tối cao, tôi muốn cấu hình tỷ lệ phí sàn linh hoạt và có quyền hủy đơn khẩn cấp hoàn tiền 100% cho khách, để tôi giải quyết các tranh chấp khiếu nại và đảm bảo đối soát dòng tiền cân bằng tuyệt đối.</w:t>
       </w:r>
     </w:p>
     <w:p>
       <w:pPr>
         <w:pStyle w:val="ListBullet"/>
-        <w:spacing w:before="20" w:after="20" w:line="276" w:lineRule="auto"/>
+        <w:spacing w:before="0" w:after="80" w:line="324" w:lineRule="auto"/>
+        <w:jc w:val="left"/>
       </w:pPr>
       <w:r>
         <w:rPr>
-          <w:rFonts w:ascii="Arial" w:hAnsi="Arial"/>
-          <w:b/>
-          <w:color w:val="333333"/>
-          <w:sz w:val="22"/>
+          <w:rFonts w:ascii="Times New Roman" w:hAnsi="Times New Roman" w:cs="Times New Roman" w:eastAsia="Times New Roman"/>
+          <w:b w:val="0"/>
+          <w:i w:val="0"/>
+          <w:color w:val="000000"/>
+          <w:sz w:val="26"/>
         </w:rPr>
-        <w:t>Độ ưu tiên</w:t>
-      </w:r>
-      <w:r>
-        <w:rPr>
-          <w:rFonts w:ascii="Arial" w:hAnsi="Arial"/>
-          <w:color w:val="333333"/>
-          <w:sz w:val="22"/>
-        </w:rPr>
-        <w:t xml:space="preserve">: </w:t>
-      </w:r>
-      <w:r>
-        <w:rPr>
-          <w:rFonts w:ascii="Arial" w:hAnsi="Arial"/>
-          <w:b/>
-          <w:color w:val="333333"/>
-          <w:sz w:val="22"/>
-        </w:rPr>
-        <w:t>Must Have</w:t>
+        <w:t>Kịch bản 15.1: Admin đổi phí sàn thành 6.5% -&gt; Hệ thống lưu cấu hình và áp dụng ngay cho đơn mới.</w:t>
       </w:r>
     </w:p>
     <w:p>
       <w:pPr>
         <w:pStyle w:val="ListBullet"/>
-        <w:spacing w:before="20" w:after="20" w:line="276" w:lineRule="auto"/>
+        <w:spacing w:before="0" w:after="80" w:line="324" w:lineRule="auto"/>
+        <w:jc w:val="left"/>
       </w:pPr>
       <w:r>
         <w:rPr>
-          <w:rFonts w:ascii="Arial" w:hAnsi="Arial"/>
-          <w:b/>
-          <w:color w:val="333333"/>
-          <w:sz w:val="22"/>
+          <w:rFonts w:ascii="Times New Roman" w:hAnsi="Times New Roman" w:cs="Times New Roman" w:eastAsia="Times New Roman"/>
+          <w:b w:val="0"/>
+          <w:i w:val="0"/>
+          <w:color w:val="000000"/>
+          <w:sz w:val="26"/>
         </w:rPr>
-        <w:t>Tiêu chí nghiệm thu (Acceptance Criteria)</w:t>
-      </w:r>
-      <w:r>
-        <w:rPr>
-          <w:rFonts w:ascii="Arial" w:hAnsi="Arial"/>
-          <w:color w:val="333333"/>
-          <w:sz w:val="22"/>
-        </w:rPr>
-        <w:t>:</w:t>
+        <w:t>Kịch bản 15.2: Hủy đơn khẩn cấp 480k -&gt; Khách nhận đủ 480k, ví BTC bị thu hồi lại đúng 456k, phí sàn giảm 24k, hoàn lại vé.</w:t>
       </w:r>
     </w:p>
     <w:p>
       <w:pPr>
         <w:pStyle w:val="ListBullet"/>
-        <w:spacing w:before="20" w:after="20" w:line="276" w:lineRule="auto"/>
+        <w:spacing w:before="0" w:after="80" w:line="324" w:lineRule="auto"/>
+        <w:jc w:val="left"/>
       </w:pPr>
       <w:r>
         <w:rPr>
-          <w:rFonts w:ascii="Arial" w:hAnsi="Arial"/>
-          <w:color w:val="333333"/>
-          <w:sz w:val="22"/>
+          <w:rFonts w:ascii="Times New Roman" w:hAnsi="Times New Roman" w:cs="Times New Roman" w:eastAsia="Times New Roman"/>
+          <w:b w:val="0"/>
+          <w:i w:val="0"/>
+          <w:color w:val="000000"/>
+          <w:sz w:val="26"/>
         </w:rPr>
-        <w:t>*Given*: Admin ở Tab "Người dùng &amp; Phân quyền" của trang Quản trị.</w:t>
+        <w:t>Kịch bản 15.3: Bảo toàn đối soát sàn tuyệt đối:</w:t>
       </w:r>
     </w:p>
     <w:p>
       <w:pPr>
-        <w:pStyle w:val="ListBullet"/>
-        <w:spacing w:before="20" w:after="20" w:line="276" w:lineRule="auto"/>
+        <w:spacing w:before="100" w:after="140" w:line="324" w:lineRule="auto"/>
+        <w:jc w:val="center"/>
+      </w:pPr>
+      <m:oMath xmlns:mml="http://www.w3.org/1998/Math/MathML">
+        <m:r>
+          <m:rPr>
+            <m:nor/>
+          </m:rPr>
+          <m:t>Doanh thu Gộp</m:t>
+        </m:r>
+        <m:r>
+          <m:t>=</m:t>
+        </m:r>
+        <m:r>
+          <m:rPr>
+            <m:nor/>
+          </m:rPr>
+          <m:t>Phí Sàn iTick</m:t>
+        </m:r>
+        <m:r>
+          <m:t>+</m:t>
+        </m:r>
+        <m:r>
+          <m:rPr>
+            <m:nor/>
+          </m:rPr>
+          <m:t>Chi Trả BTC</m:t>
+        </m:r>
+        <m:r>
+          <m:t>+</m:t>
+        </m:r>
+        <m:r>
+          <m:rPr>
+            <m:nor/>
+          </m:rPr>
+          <m:t>Tiền Hoàn Trả (Refunded)</m:t>
+        </m:r>
+      </m:oMath>
+    </w:p>
+    <w:p>
+      <w:pPr>
+        <w:spacing w:before="100" w:after="140" w:line="324" w:lineRule="auto"/>
+        <w:jc w:val="center"/>
+      </w:pPr>
+      <m:oMath xmlns:mml="http://www.w3.org/1998/Math/MathML">
+        <m:r>
+          <m:rPr>
+            <m:nor/>
+          </m:rPr>
+          <m:t>Độ lệch đối soát</m:t>
+        </m:r>
+        <m:r>
+          <m:t>=0</m:t>
+        </m:r>
+        <m:r>
+          <m:rPr>
+            <m:nor/>
+          </m:rPr>
+          <m:t>VNĐ</m:t>
+        </m:r>
+      </m:oMath>
+    </w:p>
+    <w:p>
+      <w:pPr>
+        <w:spacing w:before="240" w:after="100" w:line="324" w:lineRule="auto"/>
+        <w:jc w:val="left"/>
       </w:pPr>
       <w:r>
         <w:rPr>
-          <w:rFonts w:ascii="Arial" w:hAnsi="Arial"/>
-          <w:color w:val="333333"/>
-          <w:sz w:val="22"/>
-        </w:rPr>
-        <w:t xml:space="preserve">*When*: Admin thực hiện đổi vai trò của tài khoản từ </w:t>
-      </w:r>
-      <w:r>
-        <w:rPr>
-          <w:rFonts w:ascii="Consolas" w:hAnsi="Consolas"/>
+          <w:rFonts w:ascii="Times New Roman" w:hAnsi="Times New Roman" w:cs="Times New Roman" w:eastAsia="Times New Roman"/>
           <w:b/>
-          <w:color w:val="800000"/>
-          <w:sz w:val="21"/>
-        </w:rPr>
-        <w:t>ATTENDEE</w:t>
-      </w:r>
-      <w:r>
-        <w:rPr>
-          <w:rFonts w:ascii="Arial" w:hAnsi="Arial"/>
-          <w:color w:val="333333"/>
-          <w:sz w:val="22"/>
-        </w:rPr>
-        <w:t xml:space="preserve"> sang </w:t>
-      </w:r>
-      <w:r>
-        <w:rPr>
-          <w:rFonts w:ascii="Consolas" w:hAnsi="Consolas"/>
-          <w:b/>
-          <w:color w:val="800000"/>
-          <w:sz w:val="21"/>
-        </w:rPr>
-        <w:t>ORGANIZER</w:t>
-      </w:r>
-      <w:r>
-        <w:rPr>
-          <w:rFonts w:ascii="Arial" w:hAnsi="Arial"/>
-          <w:color w:val="333333"/>
-          <w:sz w:val="22"/>
-        </w:rPr>
-        <w:t xml:space="preserve"> hoặc bấm "Khóa tài khoản".</w:t>
-      </w:r>
-    </w:p>
-    <w:p>
-      <w:pPr>
-        <w:pStyle w:val="ListBullet"/>
-        <w:spacing w:before="20" w:after="20" w:line="276" w:lineRule="auto"/>
-      </w:pPr>
-      <w:r>
-        <w:rPr>
-          <w:rFonts w:ascii="Arial" w:hAnsi="Arial"/>
-          <w:color w:val="333333"/>
-          <w:sz w:val="22"/>
-        </w:rPr>
-        <w:t>*Then*: Quyền hạn mới có hiệu lực tức thì; tài khoản bị khóa không thể đăng nhập vào hệ thống (HTTP 403 Forbidden).</w:t>
-      </w:r>
-    </w:p>
-    <w:p>
-      <w:pPr>
-        <w:spacing w:before="120" w:after="40"/>
-      </w:pPr>
-      <w:r>
-        <w:rPr>
-          <w:rFonts w:ascii="Arial" w:hAnsi="Arial"/>
-          <w:b/>
-          <w:color w:val="334155"/>
-          <w:sz w:val="22"/>
-        </w:rPr>
-        <w:t>US-14: Quản trị Sự kiện &amp; Vé Điện tử Toàn sàn</w:t>
-      </w:r>
-    </w:p>
-    <w:p>
-      <w:pPr>
-        <w:pStyle w:val="ListBullet"/>
-        <w:spacing w:before="20" w:after="20" w:line="276" w:lineRule="auto"/>
-      </w:pPr>
-      <w:r>
-        <w:rPr>
-          <w:rFonts w:ascii="Arial" w:hAnsi="Arial"/>
-          <w:b/>
-          <w:color w:val="333333"/>
-          <w:sz w:val="22"/>
-        </w:rPr>
-        <w:t>User Story</w:t>
-      </w:r>
-      <w:r>
-        <w:rPr>
-          <w:rFonts w:ascii="Arial" w:hAnsi="Arial"/>
-          <w:color w:val="333333"/>
-          <w:sz w:val="22"/>
-        </w:rPr>
-        <w:t xml:space="preserve">: </w:t>
-      </w:r>
-      <w:r>
-        <w:rPr>
-          <w:rFonts w:ascii="Arial" w:hAnsi="Arial"/>
-          <w:b/>
-          <w:color w:val="333333"/>
-          <w:sz w:val="22"/>
-        </w:rPr>
-        <w:t>Là</w:t>
-      </w:r>
-      <w:r>
-        <w:rPr>
-          <w:rFonts w:ascii="Arial" w:hAnsi="Arial"/>
-          <w:color w:val="333333"/>
-          <w:sz w:val="22"/>
-        </w:rPr>
-        <w:t xml:space="preserve"> quản trị viên, </w:t>
-      </w:r>
-      <w:r>
-        <w:rPr>
-          <w:rFonts w:ascii="Arial" w:hAnsi="Arial"/>
-          <w:b/>
-          <w:color w:val="333333"/>
-          <w:sz w:val="22"/>
-        </w:rPr>
-        <w:t>tôi muốn</w:t>
-      </w:r>
-      <w:r>
-        <w:rPr>
-          <w:rFonts w:ascii="Arial" w:hAnsi="Arial"/>
-          <w:color w:val="333333"/>
-          <w:sz w:val="22"/>
-        </w:rPr>
-        <w:t xml:space="preserve"> có quyền ẩn/hiện hoặc xóa sự kiện vi phạm, đồng thời vô hiệu hóa các vé gian lận, </w:t>
-      </w:r>
-      <w:r>
-        <w:rPr>
-          <w:rFonts w:ascii="Arial" w:hAnsi="Arial"/>
-          <w:b/>
-          <w:color w:val="333333"/>
-          <w:sz w:val="22"/>
-        </w:rPr>
-        <w:t>để</w:t>
-      </w:r>
-      <w:r>
-        <w:rPr>
-          <w:rFonts w:ascii="Arial" w:hAnsi="Arial"/>
-          <w:color w:val="333333"/>
-          <w:sz w:val="22"/>
-        </w:rPr>
-        <w:t xml:space="preserve"> tôi bảo vệ uy tín nền tảng iTick.</w:t>
-      </w:r>
-    </w:p>
-    <w:p>
-      <w:pPr>
-        <w:pStyle w:val="ListBullet"/>
-        <w:spacing w:before="20" w:after="20" w:line="276" w:lineRule="auto"/>
-      </w:pPr>
-      <w:r>
-        <w:rPr>
-          <w:rFonts w:ascii="Arial" w:hAnsi="Arial"/>
-          <w:b/>
-          <w:color w:val="333333"/>
-          <w:sz w:val="22"/>
-        </w:rPr>
-        <w:t>Độ ưu tiên</w:t>
-      </w:r>
-      <w:r>
-        <w:rPr>
-          <w:rFonts w:ascii="Arial" w:hAnsi="Arial"/>
-          <w:color w:val="333333"/>
-          <w:sz w:val="22"/>
-        </w:rPr>
-        <w:t xml:space="preserve">: </w:t>
-      </w:r>
-      <w:r>
-        <w:rPr>
-          <w:rFonts w:ascii="Arial" w:hAnsi="Arial"/>
-          <w:b/>
-          <w:color w:val="333333"/>
-          <w:sz w:val="22"/>
-        </w:rPr>
-        <w:t>Must Have</w:t>
-      </w:r>
-    </w:p>
-    <w:p>
-      <w:pPr>
-        <w:spacing w:before="120" w:after="40"/>
-      </w:pPr>
-      <w:r>
-        <w:rPr>
-          <w:rFonts w:ascii="Arial" w:hAnsi="Arial"/>
-          <w:b/>
-          <w:color w:val="334155"/>
-          <w:sz w:val="22"/>
-        </w:rPr>
-        <w:t>US-15: Cấu hình Tỷ lệ Phí Sàn &amp; Hủy Đơn Hoàn Tiền Khẩn Cấp</w:t>
-      </w:r>
-    </w:p>
-    <w:p>
-      <w:pPr>
-        <w:pStyle w:val="ListBullet"/>
-        <w:spacing w:before="20" w:after="20" w:line="276" w:lineRule="auto"/>
-      </w:pPr>
-      <w:r>
-        <w:rPr>
-          <w:rFonts w:ascii="Arial" w:hAnsi="Arial"/>
-          <w:b/>
-          <w:color w:val="333333"/>
-          <w:sz w:val="22"/>
-        </w:rPr>
-        <w:t>User Story</w:t>
-      </w:r>
-      <w:r>
-        <w:rPr>
-          <w:rFonts w:ascii="Arial" w:hAnsi="Arial"/>
-          <w:color w:val="333333"/>
-          <w:sz w:val="22"/>
-        </w:rPr>
-        <w:t xml:space="preserve">: </w:t>
-      </w:r>
-      <w:r>
-        <w:rPr>
-          <w:rFonts w:ascii="Arial" w:hAnsi="Arial"/>
-          <w:b/>
-          <w:color w:val="333333"/>
-          <w:sz w:val="22"/>
-        </w:rPr>
-        <w:t>Là</w:t>
-      </w:r>
-      <w:r>
-        <w:rPr>
-          <w:rFonts w:ascii="Arial" w:hAnsi="Arial"/>
-          <w:color w:val="333333"/>
-          <w:sz w:val="22"/>
-        </w:rPr>
-        <w:t xml:space="preserve"> quản trị viên tối cao, </w:t>
-      </w:r>
-      <w:r>
-        <w:rPr>
-          <w:rFonts w:ascii="Arial" w:hAnsi="Arial"/>
-          <w:b/>
-          <w:color w:val="333333"/>
-          <w:sz w:val="22"/>
-        </w:rPr>
-        <w:t>tôi muốn</w:t>
-      </w:r>
-      <w:r>
-        <w:rPr>
-          <w:rFonts w:ascii="Arial" w:hAnsi="Arial"/>
-          <w:color w:val="333333"/>
-          <w:sz w:val="22"/>
-        </w:rPr>
-        <w:t xml:space="preserve"> cấu hình tỷ lệ phí sàn linh hoạt và có quyền hủy đơn khẩn cấp hoàn tiền 100% cho khách, </w:t>
-      </w:r>
-      <w:r>
-        <w:rPr>
-          <w:rFonts w:ascii="Arial" w:hAnsi="Arial"/>
-          <w:b/>
-          <w:color w:val="333333"/>
-          <w:sz w:val="22"/>
-        </w:rPr>
-        <w:t>để</w:t>
-      </w:r>
-      <w:r>
-        <w:rPr>
-          <w:rFonts w:ascii="Arial" w:hAnsi="Arial"/>
-          <w:color w:val="333333"/>
-          <w:sz w:val="22"/>
-        </w:rPr>
-        <w:t xml:space="preserve"> tôi giải quyết các tranh chấp khiếu nại và đảm bảo đối soát dòng tiền cân bằng tuyệt đối.</w:t>
-      </w:r>
-    </w:p>
-    <w:p>
-      <w:pPr>
-        <w:pStyle w:val="ListBullet"/>
-        <w:spacing w:before="20" w:after="20" w:line="276" w:lineRule="auto"/>
-      </w:pPr>
-      <w:r>
-        <w:rPr>
-          <w:rFonts w:ascii="Arial" w:hAnsi="Arial"/>
-          <w:b/>
-          <w:color w:val="333333"/>
-          <w:sz w:val="22"/>
-        </w:rPr>
-        <w:t>Độ ưu tiên</w:t>
-      </w:r>
-      <w:r>
-        <w:rPr>
-          <w:rFonts w:ascii="Arial" w:hAnsi="Arial"/>
-          <w:color w:val="333333"/>
-          <w:sz w:val="22"/>
-        </w:rPr>
-        <w:t xml:space="preserve">: </w:t>
-      </w:r>
-      <w:r>
-        <w:rPr>
-          <w:rFonts w:ascii="Arial" w:hAnsi="Arial"/>
-          <w:b/>
-          <w:color w:val="333333"/>
-          <w:sz w:val="22"/>
-        </w:rPr>
-        <w:t>Must Have</w:t>
-      </w:r>
-    </w:p>
-    <w:p>
-      <w:pPr>
-        <w:pStyle w:val="ListBullet"/>
-        <w:spacing w:before="20" w:after="20" w:line="276" w:lineRule="auto"/>
-      </w:pPr>
-      <w:r>
-        <w:rPr>
-          <w:rFonts w:ascii="Arial" w:hAnsi="Arial"/>
-          <w:b/>
-          <w:color w:val="333333"/>
-          <w:sz w:val="22"/>
-        </w:rPr>
-        <w:t>Tiêu chí nghiệm thu (Acceptance Criteria)</w:t>
-      </w:r>
-      <w:r>
-        <w:rPr>
-          <w:rFonts w:ascii="Arial" w:hAnsi="Arial"/>
-          <w:color w:val="333333"/>
-          <w:sz w:val="22"/>
-        </w:rPr>
-        <w:t>:</w:t>
-      </w:r>
-    </w:p>
-    <w:p>
-      <w:pPr>
-        <w:pStyle w:val="ListBullet"/>
-        <w:spacing w:before="20" w:after="20" w:line="276" w:lineRule="auto"/>
-      </w:pPr>
-      <w:r>
-        <w:rPr>
-          <w:rFonts w:ascii="Arial" w:hAnsi="Arial"/>
-          <w:b/>
-          <w:color w:val="333333"/>
-          <w:sz w:val="22"/>
-        </w:rPr>
-        <w:t>Kịch bản 15.1 (Cấu hình phí sàn nền tảng)</w:t>
-      </w:r>
-      <w:r>
-        <w:rPr>
-          <w:rFonts w:ascii="Arial" w:hAnsi="Arial"/>
-          <w:color w:val="333333"/>
-          <w:sz w:val="22"/>
-        </w:rPr>
-        <w:t>:</w:t>
-      </w:r>
-    </w:p>
-    <w:p>
-      <w:pPr>
-        <w:pStyle w:val="ListBullet"/>
-        <w:spacing w:before="20" w:after="20" w:line="276" w:lineRule="auto"/>
-      </w:pPr>
-      <w:r>
-        <w:rPr>
-          <w:rFonts w:ascii="Arial" w:hAnsi="Arial"/>
-          <w:color w:val="333333"/>
-          <w:sz w:val="22"/>
-        </w:rPr>
-        <w:t>*Given*: Tỷ lệ phí sàn đang là 5.0%.</w:t>
-      </w:r>
-    </w:p>
-    <w:p>
-      <w:pPr>
-        <w:pStyle w:val="ListBullet"/>
-        <w:spacing w:before="20" w:after="20" w:line="276" w:lineRule="auto"/>
-      </w:pPr>
-      <w:r>
-        <w:rPr>
-          <w:rFonts w:ascii="Arial" w:hAnsi="Arial"/>
-          <w:color w:val="333333"/>
-          <w:sz w:val="22"/>
-        </w:rPr>
-        <w:t>*When*: Admin cập nhật tỷ lệ phí sàn mới thành 6.5% (</w:t>
-      </w:r>
-      <w:r>
-        <w:rPr>
-          <w:rFonts w:ascii="Consolas" w:hAnsi="Consolas"/>
-          <w:b/>
-          <w:color w:val="800000"/>
-          <w:sz w:val="21"/>
-        </w:rPr>
-        <w:t>PUT /api/admin/system/fee</w:t>
-      </w:r>
-      <w:r>
-        <w:rPr>
-          <w:rFonts w:ascii="Arial" w:hAnsi="Arial"/>
-          <w:color w:val="333333"/>
-          <w:sz w:val="22"/>
-        </w:rPr>
-        <w:t>).</w:t>
-      </w:r>
-    </w:p>
-    <w:p>
-      <w:pPr>
-        <w:pStyle w:val="ListBullet"/>
-        <w:spacing w:before="20" w:after="20" w:line="276" w:lineRule="auto"/>
-      </w:pPr>
-      <w:r>
-        <w:rPr>
-          <w:rFonts w:ascii="Arial" w:hAnsi="Arial"/>
-          <w:color w:val="333333"/>
-          <w:sz w:val="22"/>
-        </w:rPr>
-        <w:t>*Then*: Hệ thống lưu cấu hình thành công, mọi đơn hàng mới phát sinh sau thời điểm này sẽ được tính phí dịch vụ 6.5%.</w:t>
-      </w:r>
-    </w:p>
-    <w:p>
-      <w:pPr>
-        <w:pStyle w:val="ListBullet"/>
-        <w:spacing w:before="20" w:after="20" w:line="276" w:lineRule="auto"/>
-      </w:pPr>
-      <w:r>
-        <w:rPr>
-          <w:rFonts w:ascii="Arial" w:hAnsi="Arial"/>
-          <w:b/>
-          <w:color w:val="333333"/>
-          <w:sz w:val="22"/>
-        </w:rPr>
-        <w:t>Kịch bản 15.2 (Hủy đơn khẩn cấp &amp; Hoàn tiền 100%)</w:t>
-      </w:r>
-      <w:r>
-        <w:rPr>
-          <w:rFonts w:ascii="Arial" w:hAnsi="Arial"/>
-          <w:color w:val="333333"/>
-          <w:sz w:val="22"/>
-        </w:rPr>
-        <w:t>:</w:t>
-      </w:r>
-    </w:p>
-    <w:p>
-      <w:pPr>
-        <w:pStyle w:val="ListBullet"/>
-        <w:spacing w:before="20" w:after="20" w:line="276" w:lineRule="auto"/>
-      </w:pPr>
-      <w:r>
-        <w:rPr>
-          <w:rFonts w:ascii="Arial" w:hAnsi="Arial"/>
-          <w:color w:val="333333"/>
-          <w:sz w:val="22"/>
-        </w:rPr>
-        <w:t>*Given*: Đơn hàng trị giá 480,000đ (Phí sàn 24,000đ, BTC đã nhận 456,000đ vào ví).</w:t>
-      </w:r>
-    </w:p>
-    <w:p>
-      <w:pPr>
-        <w:pStyle w:val="ListBullet"/>
-        <w:spacing w:before="20" w:after="20" w:line="276" w:lineRule="auto"/>
-      </w:pPr>
-      <w:r>
-        <w:rPr>
-          <w:rFonts w:ascii="Arial" w:hAnsi="Arial"/>
-          <w:color w:val="333333"/>
-          <w:sz w:val="22"/>
-        </w:rPr>
-        <w:t>*When*: Superadmin bấm nút "Hoàn tiền khẩn cấp" (</w:t>
-      </w:r>
-      <w:r>
-        <w:rPr>
-          <w:rFonts w:ascii="Consolas" w:hAnsi="Consolas"/>
-          <w:b/>
-          <w:color w:val="800000"/>
-          <w:sz w:val="21"/>
-        </w:rPr>
-        <w:t>POST /api/admin/orders/{id}/refund</w:t>
-      </w:r>
-      <w:r>
-        <w:rPr>
-          <w:rFonts w:ascii="Arial" w:hAnsi="Arial"/>
-          <w:color w:val="333333"/>
-          <w:sz w:val="22"/>
-        </w:rPr>
-        <w:t>).</w:t>
-      </w:r>
-    </w:p>
-    <w:p>
-      <w:pPr>
-        <w:pStyle w:val="ListBullet"/>
-        <w:spacing w:before="20" w:after="20" w:line="276" w:lineRule="auto"/>
-      </w:pPr>
-      <w:r>
-        <w:rPr>
-          <w:rFonts w:ascii="Arial" w:hAnsi="Arial"/>
-          <w:color w:val="333333"/>
-          <w:sz w:val="22"/>
-        </w:rPr>
-        <w:t xml:space="preserve">*Then*: Khách hàng được hoàn trả đủ 480,000đ; Ví Ban tổ chức bị tự động khấu trừ thu hồi lại đúng 456,000đ; Doanh thu phí sàn giảm 24,000đ; Toàn bộ vé trong đơn chuyển sang </w:t>
-      </w:r>
-      <w:r>
-        <w:rPr>
-          <w:rFonts w:ascii="Consolas" w:hAnsi="Consolas"/>
-          <w:b/>
-          <w:color w:val="800000"/>
-          <w:sz w:val="21"/>
-        </w:rPr>
-        <w:t>CANCELLED</w:t>
-      </w:r>
-      <w:r>
-        <w:rPr>
-          <w:rFonts w:ascii="Arial" w:hAnsi="Arial"/>
-          <w:color w:val="333333"/>
-          <w:sz w:val="22"/>
-        </w:rPr>
-        <w:t>; Kho vé khả dụng được cộng trả lại.</w:t>
-      </w:r>
-    </w:p>
-    <w:p>
-      <w:pPr>
-        <w:pStyle w:val="ListBullet"/>
-        <w:spacing w:before="20" w:after="20" w:line="276" w:lineRule="auto"/>
-      </w:pPr>
-      <w:r>
-        <w:rPr>
-          <w:rFonts w:ascii="Arial" w:hAnsi="Arial"/>
-          <w:b/>
-          <w:color w:val="333333"/>
-          <w:sz w:val="22"/>
-        </w:rPr>
-        <w:t>Kịch bản 15.3 (Bảo toàn dòng tiền đối soát sàn)</w:t>
-      </w:r>
-      <w:r>
-        <w:rPr>
-          <w:rFonts w:ascii="Arial" w:hAnsi="Arial"/>
-          <w:color w:val="333333"/>
-          <w:sz w:val="22"/>
-        </w:rPr>
-        <w:t>:</w:t>
-      </w:r>
-    </w:p>
-    <w:p>
-      <w:pPr>
-        <w:pStyle w:val="ListBullet"/>
-        <w:spacing w:before="20" w:after="20" w:line="276" w:lineRule="auto"/>
-      </w:pPr>
-      <w:r>
-        <w:rPr>
-          <w:rFonts w:ascii="Arial" w:hAnsi="Arial"/>
-          <w:color w:val="333333"/>
-          <w:sz w:val="22"/>
-        </w:rPr>
-        <w:t>*Given*: Tổng doanh thu gộp, doanh thu phí sàn, chi trả BTC và tổng tiền hoàn trả.</w:t>
-      </w:r>
-    </w:p>
-    <w:p>
-      <w:pPr>
-        <w:pStyle w:val="ListBullet"/>
-        <w:spacing w:before="20" w:after="20" w:line="276" w:lineRule="auto"/>
-      </w:pPr>
-      <w:r>
-        <w:rPr>
-          <w:rFonts w:ascii="Arial" w:hAnsi="Arial"/>
-          <w:color w:val="333333"/>
-          <w:sz w:val="22"/>
-        </w:rPr>
-        <w:t xml:space="preserve">*When*: Admin xem báo cáo đối soát tại </w:t>
-      </w:r>
-      <w:r>
-        <w:rPr>
-          <w:rFonts w:ascii="Consolas" w:hAnsi="Consolas"/>
-          <w:b/>
-          <w:color w:val="800000"/>
-          <w:sz w:val="21"/>
-        </w:rPr>
-        <w:t>GET /api/admin/stats</w:t>
-      </w:r>
-      <w:r>
-        <w:rPr>
-          <w:rFonts w:ascii="Arial" w:hAnsi="Arial"/>
-          <w:color w:val="333333"/>
-          <w:sz w:val="22"/>
-        </w:rPr>
-        <w:t>.</w:t>
-      </w:r>
-    </w:p>
-    <w:p>
-      <w:pPr>
-        <w:pStyle w:val="ListBullet"/>
-        <w:spacing w:before="20" w:after="20" w:line="276" w:lineRule="auto"/>
-      </w:pPr>
-      <w:r>
-        <w:rPr>
-          <w:rFonts w:ascii="Arial" w:hAnsi="Arial"/>
-          <w:color w:val="333333"/>
-          <w:sz w:val="22"/>
-        </w:rPr>
-        <w:t>*Then*: Phương trình đối soát luôn cân bằng tuyệt đối: $\text{Gross} = \text{Platform Fee} + \text{Organizer Payout} + \text{Refunded}$, độ lệch đối soát bằng 0 VNĐ.</w:t>
-      </w:r>
-    </w:p>
-    <w:p>
-      <w:pPr>
-        <w:spacing w:before="120" w:after="120"/>
-      </w:pPr>
-      <w:r>
-        <w:rPr>
-          <w:color w:val="CBD5E1"/>
-          <w:sz w:val="16"/>
-        </w:rPr>
-        <w:t>_______________________________________________________________________________</w:t>
-      </w:r>
-    </w:p>
-    <w:p>
-      <w:pPr>
-        <w:spacing w:before="240" w:after="80"/>
-      </w:pPr>
-      <w:r>
-        <w:rPr>
-          <w:rFonts w:ascii="Arial" w:hAnsi="Arial"/>
-          <w:b/>
-          <w:color w:val="1E3A8A"/>
-          <w:sz w:val="28"/>
+          <w:i w:val="0"/>
+          <w:color w:val="000000"/>
+          <w:sz w:val="30"/>
         </w:rPr>
         <w:t>5. Tiêu chí Nghiệm thu Tổng thể ở Mức Người dùng (Overall Acceptance Criteria)</w:t>
       </w:r>
     </w:p>
     <w:p>
       <w:pPr>
-        <w:spacing w:before="20" w:after="20" w:line="276" w:lineRule="auto"/>
-        <w:ind w:left="360"/>
+        <w:spacing w:before="0" w:after="100" w:line="324" w:lineRule="auto"/>
+        <w:jc w:val="left"/>
       </w:pPr>
       <w:r>
-        <w:t>1. Khả năng sử dụng &amp; Thẩm mỹ (Usability &amp; Aesthetics): Giao diện Dark Modern Mesh hiện đại, tối ưu cho sự kiện âm nhạc &amp; nghệ thuật sân khấu, hiển thị trực quan và tương thích responsive trên mọi thiết bị. Mọi thông báo hiển thị bằng tiếng Việt thân thiện, rõ ràng.</w:t>
+        <w:rPr>
+          <w:rFonts w:ascii="Times New Roman" w:hAnsi="Times New Roman" w:cs="Times New Roman" w:eastAsia="Times New Roman"/>
+          <w:b/>
+          <w:i w:val="0"/>
+          <w:color w:val="000000"/>
+          <w:sz w:val="26"/>
+        </w:rPr>
+        <w:t xml:space="preserve">1. Khả năng sử dụng &amp; Thẩm mỹ: </w:t>
+      </w:r>
+      <w:r>
+        <w:rPr>
+          <w:rFonts w:ascii="Times New Roman" w:hAnsi="Times New Roman" w:cs="Times New Roman" w:eastAsia="Times New Roman"/>
+          <w:b w:val="0"/>
+          <w:i w:val="0"/>
+          <w:color w:val="000000"/>
+          <w:sz w:val="26"/>
+        </w:rPr>
+        <w:t>Giao diện Dark Modern Mesh hiện đại, tối ưu cho sự kiện âm nhạc &amp; nghệ thuật sân khấu, hiển thị trực quan và tương thích responsive trên mọi thiết bị. Mọi thông báo hiển thị bằng tiếng Việt thân thiện, rõ ràng.</w:t>
       </w:r>
     </w:p>
     <w:p>
       <w:pPr>
-        <w:spacing w:before="20" w:after="20" w:line="276" w:lineRule="auto"/>
-        <w:ind w:left="360"/>
+        <w:spacing w:before="0" w:after="100" w:line="324" w:lineRule="auto"/>
+        <w:jc w:val="left"/>
       </w:pPr>
       <w:r>
         <w:rPr>
-          <w:rFonts w:ascii="Arial" w:hAnsi="Arial"/>
+          <w:rFonts w:ascii="Times New Roman" w:hAnsi="Times New Roman" w:cs="Times New Roman" w:eastAsia="Times New Roman"/>
           <w:b/>
-          <w:sz w:val="21"/>
+          <w:i w:val="0"/>
+          <w:color w:val="000000"/>
+          <w:sz w:val="26"/>
         </w:rPr>
-        <w:t xml:space="preserve">2. </w:t>
+        <w:t xml:space="preserve">2. Minh bạch Tài chính &amp; Toàn vẹn Dữ liệu: </w:t>
       </w:r>
       <w:r>
         <w:rPr>
-          <w:rFonts w:ascii="Arial" w:hAnsi="Arial"/>
+          <w:rFonts w:ascii="Times New Roman" w:hAnsi="Times New Roman" w:cs="Times New Roman" w:eastAsia="Times New Roman"/>
+          <w:b w:val="0"/>
+          <w:i w:val="0"/>
+          <w:color w:val="000000"/>
+          <w:sz w:val="26"/>
+        </w:rPr>
+        <w:t>Tỷ lệ phí sàn, chiết khấu voucher và doanh thu thực nhận hiển thị chi tiết, minh bạch ở mọi khâu. Tuyệt đối không xảy ra hiện tượng thất thoát tiền hay sai lệch số dư ví.</w:t>
+      </w:r>
+    </w:p>
+    <w:p>
+      <w:pPr>
+        <w:spacing w:before="0" w:after="100" w:line="324" w:lineRule="auto"/>
+        <w:jc w:val="left"/>
+      </w:pPr>
+      <w:r>
+        <w:rPr>
+          <w:rFonts w:ascii="Times New Roman" w:hAnsi="Times New Roman" w:cs="Times New Roman" w:eastAsia="Times New Roman"/>
           <w:b/>
-          <w:color w:val="333333"/>
-          <w:sz w:val="22"/>
+          <w:i w:val="0"/>
+          <w:color w:val="000000"/>
+          <w:sz w:val="26"/>
         </w:rPr>
-        <w:t>Minh bạch Tài chính &amp; Toàn vẹn Dữ liệu (Financial Transparency &amp; Integrity)</w:t>
+        <w:t xml:space="preserve">3. Tính sẵn sàng của vé điện tử: </w:t>
       </w:r>
       <w:r>
         <w:rPr>
-          <w:rFonts w:ascii="Arial" w:hAnsi="Arial"/>
-          <w:color w:val="333333"/>
-          <w:sz w:val="22"/>
+          <w:rFonts w:ascii="Times New Roman" w:hAnsi="Times New Roman" w:cs="Times New Roman" w:eastAsia="Times New Roman"/>
+          <w:b w:val="0"/>
+          <w:i w:val="0"/>
+          <w:color w:val="000000"/>
+          <w:sz w:val="26"/>
         </w:rPr>
-        <w:t>: Tỷ lệ phí sàn, chiết khấu voucher và doanh thu thực nhận hiển thị chi tiết, minh bạch ở mọi khâu. Tuyệt đối không xảy ra hiện tượng thất thoát tiền hay sai lệch số dư ví.</w:t>
-      </w:r>
-    </w:p>
-    <w:p>
-      <w:pPr>
-        <w:spacing w:before="20" w:after="20" w:line="276" w:lineRule="auto"/>
-        <w:ind w:left="360"/>
-      </w:pPr>
-      <w:r>
-        <w:rPr>
-          <w:rFonts w:ascii="Arial" w:hAnsi="Arial"/>
-          <w:b/>
-          <w:sz w:val="21"/>
-        </w:rPr>
-        <w:t xml:space="preserve">3. </w:t>
-      </w:r>
-      <w:r>
-        <w:rPr>
-          <w:rFonts w:ascii="Arial" w:hAnsi="Arial"/>
-          <w:b/>
-          <w:color w:val="333333"/>
-          <w:sz w:val="22"/>
-        </w:rPr>
-        <w:t>Tính sẵn sàng của vé điện tử (E-Ticket Availability)</w:t>
-      </w:r>
-      <w:r>
-        <w:rPr>
-          <w:rFonts w:ascii="Arial" w:hAnsi="Arial"/>
-          <w:color w:val="333333"/>
-          <w:sz w:val="22"/>
-        </w:rPr>
-        <w:t>: Mã vé và mã QR sẵn sàng ngay lập tức sau thanh toán, hỗ trợ quét check-in mượt mà tại cổng sự kiện.</w:t>
+        <w:t>Mã vé và mã QR sẵn sàng ngay lập tức sau thanh toán, hỗ trợ quét check-in mượt mà tại cổng sự kiện.</w:t>
       </w:r>
     </w:p>
     <w:sectPr>
-      <w:pgSz w:w="12240" w:h="15840"/>
-      <w:pgMar w:top="1440" w:right="1440" w:bottom="1440" w:left="1440" w:header="720" w:footer="720" w:gutter="0"/>
+      <w:pgSz w:w="11906" w:h="16838"/>
+      <w:pgMar w:top="1134" w:right="850" w:bottom="1134" w:left="1701" w:header="720" w:footer="720" w:gutter="0"/>
       <w:cols w:space="720"/>
       <w:docGrid w:linePitch="360"/>
     </w:sectPr>
@@ -5621,6 +3629,11 @@
     <w:name w:val="Normal"/>
     <w:qFormat/>
     <w:rsid w:val="00FC693F"/>
+    <w:rPr>
+      <w:rFonts w:ascii="Times New Roman" w:hAnsi="Times New Roman" w:cs="Times New Roman" w:eastAsia="Times New Roman"/>
+      <w:color w:val="000000"/>
+      <w:sz w:val="26"/>
+    </w:rPr>
   </w:style>
   <w:style w:type="paragraph" w:styleId="Header">
     <w:name w:val="header"/>

--- a/docs/URD_EventTick.docx
+++ b/docs/URD_EventTick.docx
@@ -101,10 +101,10 @@
         <w:tblLook w:firstColumn="1" w:firstRow="1" w:lastColumn="0" w:lastRow="0" w:noHBand="0" w:noVBand="1" w:val="04A0"/>
       </w:tblPr>
       <w:tblGrid>
-        <w:gridCol w:w="2339"/>
-        <w:gridCol w:w="2339"/>
-        <w:gridCol w:w="2339"/>
-        <w:gridCol w:w="2339"/>
+        <w:gridCol w:w="2268"/>
+        <w:gridCol w:w="2268"/>
+        <w:gridCol w:w="2268"/>
+        <w:gridCol w:w="2268"/>
       </w:tblGrid>
       <w:tr>
         <w:trPr>
@@ -124,8 +124,8 @@
             <w:tcMar>
               <w:top w:w="120" w:type="dxa"/>
               <w:bottom w:w="120" w:type="dxa"/>
-              <w:left w:w="160" w:type="dxa"/>
-              <w:right w:w="160" w:type="dxa"/>
+              <w:left w:w="150" w:type="dxa"/>
+              <w:right w:w="150" w:type="dxa"/>
             </w:tcMar>
             <w:vAlign w:val="center"/>
           </w:tcPr>
@@ -159,8 +159,8 @@
             <w:tcMar>
               <w:top w:w="120" w:type="dxa"/>
               <w:bottom w:w="120" w:type="dxa"/>
-              <w:left w:w="160" w:type="dxa"/>
-              <w:right w:w="160" w:type="dxa"/>
+              <w:left w:w="150" w:type="dxa"/>
+              <w:right w:w="150" w:type="dxa"/>
             </w:tcMar>
             <w:vAlign w:val="center"/>
           </w:tcPr>
@@ -194,8 +194,8 @@
             <w:tcMar>
               <w:top w:w="120" w:type="dxa"/>
               <w:bottom w:w="120" w:type="dxa"/>
-              <w:left w:w="160" w:type="dxa"/>
-              <w:right w:w="160" w:type="dxa"/>
+              <w:left w:w="150" w:type="dxa"/>
+              <w:right w:w="150" w:type="dxa"/>
             </w:tcMar>
             <w:vAlign w:val="center"/>
           </w:tcPr>
@@ -229,8 +229,8 @@
             <w:tcMar>
               <w:top w:w="120" w:type="dxa"/>
               <w:bottom w:w="120" w:type="dxa"/>
-              <w:left w:w="160" w:type="dxa"/>
-              <w:right w:w="160" w:type="dxa"/>
+              <w:left w:w="150" w:type="dxa"/>
+              <w:right w:w="150" w:type="dxa"/>
             </w:tcMar>
             <w:vAlign w:val="center"/>
           </w:tcPr>
@@ -269,8 +269,8 @@
             <w:tcMar>
               <w:top w:w="120" w:type="dxa"/>
               <w:bottom w:w="120" w:type="dxa"/>
-              <w:left w:w="160" w:type="dxa"/>
-              <w:right w:w="160" w:type="dxa"/>
+              <w:left w:w="150" w:type="dxa"/>
+              <w:right w:w="150" w:type="dxa"/>
             </w:tcMar>
             <w:vAlign w:val="center"/>
           </w:tcPr>
@@ -306,8 +306,8 @@
             <w:tcMar>
               <w:top w:w="120" w:type="dxa"/>
               <w:bottom w:w="120" w:type="dxa"/>
-              <w:left w:w="160" w:type="dxa"/>
-              <w:right w:w="160" w:type="dxa"/>
+              <w:left w:w="150" w:type="dxa"/>
+              <w:right w:w="150" w:type="dxa"/>
             </w:tcMar>
             <w:vAlign w:val="center"/>
           </w:tcPr>
@@ -343,8 +343,8 @@
             <w:tcMar>
               <w:top w:w="120" w:type="dxa"/>
               <w:bottom w:w="120" w:type="dxa"/>
-              <w:left w:w="160" w:type="dxa"/>
-              <w:right w:w="160" w:type="dxa"/>
+              <w:left w:w="150" w:type="dxa"/>
+              <w:right w:w="150" w:type="dxa"/>
             </w:tcMar>
             <w:vAlign w:val="center"/>
           </w:tcPr>
@@ -380,8 +380,8 @@
             <w:tcMar>
               <w:top w:w="120" w:type="dxa"/>
               <w:bottom w:w="120" w:type="dxa"/>
-              <w:left w:w="160" w:type="dxa"/>
-              <w:right w:w="160" w:type="dxa"/>
+              <w:left w:w="150" w:type="dxa"/>
+              <w:right w:w="150" w:type="dxa"/>
             </w:tcMar>
             <w:vAlign w:val="center"/>
           </w:tcPr>
@@ -420,8 +420,8 @@
             <w:tcMar>
               <w:top w:w="120" w:type="dxa"/>
               <w:bottom w:w="120" w:type="dxa"/>
-              <w:left w:w="160" w:type="dxa"/>
-              <w:right w:w="160" w:type="dxa"/>
+              <w:left w:w="150" w:type="dxa"/>
+              <w:right w:w="150" w:type="dxa"/>
             </w:tcMar>
             <w:vAlign w:val="center"/>
           </w:tcPr>
@@ -455,8 +455,8 @@
             <w:tcMar>
               <w:top w:w="120" w:type="dxa"/>
               <w:bottom w:w="120" w:type="dxa"/>
-              <w:left w:w="160" w:type="dxa"/>
-              <w:right w:w="160" w:type="dxa"/>
+              <w:left w:w="150" w:type="dxa"/>
+              <w:right w:w="150" w:type="dxa"/>
             </w:tcMar>
             <w:vAlign w:val="center"/>
           </w:tcPr>
@@ -490,8 +490,8 @@
             <w:tcMar>
               <w:top w:w="120" w:type="dxa"/>
               <w:bottom w:w="120" w:type="dxa"/>
-              <w:left w:w="160" w:type="dxa"/>
-              <w:right w:w="160" w:type="dxa"/>
+              <w:left w:w="150" w:type="dxa"/>
+              <w:right w:w="150" w:type="dxa"/>
             </w:tcMar>
             <w:vAlign w:val="center"/>
           </w:tcPr>
@@ -525,8 +525,8 @@
             <w:tcMar>
               <w:top w:w="120" w:type="dxa"/>
               <w:bottom w:w="120" w:type="dxa"/>
-              <w:left w:w="160" w:type="dxa"/>
-              <w:right w:w="160" w:type="dxa"/>
+              <w:left w:w="150" w:type="dxa"/>
+              <w:right w:w="150" w:type="dxa"/>
             </w:tcMar>
             <w:vAlign w:val="center"/>
           </w:tcPr>
@@ -561,6 +561,7 @@
     </w:p>
     <w:p>
       <w:pPr>
+        <w:pStyle w:val="Heading1"/>
         <w:spacing w:before="280" w:after="120" w:line="324" w:lineRule="auto"/>
         <w:jc w:val="left"/>
       </w:pPr>
@@ -577,8 +578,29 @@
     </w:p>
     <w:p>
       <w:pPr>
+        <w:spacing w:before="80" w:after="120" w:line="324" w:lineRule="auto"/>
+        <w:jc w:val="left"/>
+      </w:pPr>
+      <w:r>
+        <w:fldChar w:fldCharType="begin"/>
+      </w:r>
+      <w:r>
+        <w:instrText xml:space="preserve"> TOC \o "1-3" \h \z \u </w:instrText>
+      </w:r>
+      <w:r>
+        <w:fldChar w:fldCharType="separate"/>
+      </w:r>
+      <w:r>
+        <w:fldChar w:fldCharType="end"/>
+      </w:r>
+    </w:p>
+    <w:p>
+      <w:pPr>
         <w:spacing w:before="20" w:after="40" w:line="288" w:lineRule="auto"/>
         <w:jc w:val="left"/>
+        <w:tabs>
+          <w:tab w:val="right" w:leader="dot" w:pos="9072"/>
+        </w:tabs>
       </w:pPr>
       <w:r>
         <w:rPr>
@@ -594,11 +616,11 @@
         <w:rPr>
           <w:rFonts w:ascii="Times New Roman" w:hAnsi="Times New Roman" w:cs="Times New Roman" w:eastAsia="Times New Roman"/>
           <w:b w:val="0"/>
-          <w:i/>
+          <w:i w:val="0"/>
           <w:color w:val="000000"/>
-          <w:sz w:val="20"/>
+          <w:sz w:val="24"/>
         </w:rPr>
-        <w:t xml:space="preserve"> ............................................................. </w:t>
+        <w:tab/>
       </w:r>
       <w:r>
         <w:rPr>
@@ -615,6 +637,9 @@
       <w:pPr>
         <w:spacing w:before="20" w:after="40" w:line="288" w:lineRule="auto"/>
         <w:jc w:val="left"/>
+        <w:tabs>
+          <w:tab w:val="right" w:leader="dot" w:pos="9072"/>
+        </w:tabs>
       </w:pPr>
       <w:r>
         <w:rPr>
@@ -630,11 +655,11 @@
         <w:rPr>
           <w:rFonts w:ascii="Times New Roman" w:hAnsi="Times New Roman" w:cs="Times New Roman" w:eastAsia="Times New Roman"/>
           <w:b w:val="0"/>
-          <w:i/>
+          <w:i w:val="0"/>
           <w:color w:val="000000"/>
-          <w:sz w:val="20"/>
+          <w:sz w:val="24"/>
         </w:rPr>
-        <w:t xml:space="preserve"> ................... </w:t>
+        <w:tab/>
       </w:r>
       <w:r>
         <w:rPr>
@@ -651,11 +676,14 @@
       <w:pPr>
         <w:spacing w:before="20" w:after="40" w:line="288" w:lineRule="auto"/>
         <w:jc w:val="left"/>
+        <w:tabs>
+          <w:tab w:val="right" w:leader="dot" w:pos="9072"/>
+        </w:tabs>
       </w:pPr>
       <w:r>
         <w:rPr>
           <w:rFonts w:ascii="Times New Roman" w:hAnsi="Times New Roman" w:cs="Times New Roman" w:eastAsia="Times New Roman"/>
-          <w:b w:val="0"/>
+          <w:b/>
           <w:i w:val="0"/>
           <w:color w:val="000000"/>
           <w:sz w:val="24"/>
@@ -666,11 +694,11 @@
         <w:rPr>
           <w:rFonts w:ascii="Times New Roman" w:hAnsi="Times New Roman" w:cs="Times New Roman" w:eastAsia="Times New Roman"/>
           <w:b w:val="0"/>
-          <w:i/>
+          <w:i w:val="0"/>
           <w:color w:val="000000"/>
-          <w:sz w:val="20"/>
+          <w:sz w:val="24"/>
         </w:rPr>
-        <w:t xml:space="preserve"> ............................................... </w:t>
+        <w:tab/>
       </w:r>
       <w:r>
         <w:rPr>
@@ -687,6 +715,9 @@
       <w:pPr>
         <w:spacing w:before="20" w:after="40" w:line="288" w:lineRule="auto"/>
         <w:jc w:val="left"/>
+        <w:tabs>
+          <w:tab w:val="right" w:leader="dot" w:pos="9072"/>
+        </w:tabs>
       </w:pPr>
       <w:r>
         <w:rPr>
@@ -696,22 +727,22 @@
           <w:color w:val="000000"/>
           <w:sz w:val="24"/>
         </w:rPr>
-        <w:t xml:space="preserve">  1.1   Mục đích tài liệu</w:t>
+        <w:t xml:space="preserve">    1.1   Mục đích tài liệu</w:t>
       </w:r>
       <w:r>
         <w:rPr>
           <w:rFonts w:ascii="Times New Roman" w:hAnsi="Times New Roman" w:cs="Times New Roman" w:eastAsia="Times New Roman"/>
           <w:b w:val="0"/>
-          <w:i/>
+          <w:i w:val="0"/>
           <w:color w:val="000000"/>
-          <w:sz w:val="20"/>
+          <w:sz w:val="24"/>
         </w:rPr>
-        <w:t xml:space="preserve"> ......................... </w:t>
+        <w:tab/>
       </w:r>
       <w:r>
         <w:rPr>
           <w:rFonts w:ascii="Times New Roman" w:hAnsi="Times New Roman" w:cs="Times New Roman" w:eastAsia="Times New Roman"/>
-          <w:b/>
+          <w:b w:val="0"/>
           <w:i w:val="0"/>
           <w:color w:val="000000"/>
           <w:sz w:val="24"/>
@@ -723,6 +754,9 @@
       <w:pPr>
         <w:spacing w:before="20" w:after="40" w:line="288" w:lineRule="auto"/>
         <w:jc w:val="left"/>
+        <w:tabs>
+          <w:tab w:val="right" w:leader="dot" w:pos="9072"/>
+        </w:tabs>
       </w:pPr>
       <w:r>
         <w:rPr>
@@ -732,22 +766,22 @@
           <w:color w:val="000000"/>
           <w:sz w:val="24"/>
         </w:rPr>
-        <w:t xml:space="preserve">  1.2   Phạm vi và đối tượng sử dụng</w:t>
+        <w:t xml:space="preserve">    1.2   Phạm vi và đối tượng sử dụng</w:t>
       </w:r>
       <w:r>
         <w:rPr>
           <w:rFonts w:ascii="Times New Roman" w:hAnsi="Times New Roman" w:cs="Times New Roman" w:eastAsia="Times New Roman"/>
           <w:b w:val="0"/>
-          <w:i/>
+          <w:i w:val="0"/>
           <w:color w:val="000000"/>
-          <w:sz w:val="20"/>
+          <w:sz w:val="24"/>
         </w:rPr>
-        <w:t xml:space="preserve"> ..... </w:t>
+        <w:tab/>
       </w:r>
       <w:r>
         <w:rPr>
           <w:rFonts w:ascii="Times New Roman" w:hAnsi="Times New Roman" w:cs="Times New Roman" w:eastAsia="Times New Roman"/>
-          <w:b/>
+          <w:b w:val="0"/>
           <w:i w:val="0"/>
           <w:color w:val="000000"/>
           <w:sz w:val="24"/>
@@ -759,6 +793,9 @@
       <w:pPr>
         <w:spacing w:before="20" w:after="40" w:line="288" w:lineRule="auto"/>
         <w:jc w:val="left"/>
+        <w:tabs>
+          <w:tab w:val="right" w:leader="dot" w:pos="9072"/>
+        </w:tabs>
       </w:pPr>
       <w:r>
         <w:rPr>
@@ -768,22 +805,22 @@
           <w:color w:val="000000"/>
           <w:sz w:val="24"/>
         </w:rPr>
-        <w:t xml:space="preserve">  1.3   Từ điển thuật ngữ</w:t>
+        <w:t xml:space="preserve">    1.3   Từ điển thuật ngữ</w:t>
       </w:r>
       <w:r>
         <w:rPr>
           <w:rFonts w:ascii="Times New Roman" w:hAnsi="Times New Roman" w:cs="Times New Roman" w:eastAsia="Times New Roman"/>
           <w:b w:val="0"/>
-          <w:i/>
+          <w:i w:val="0"/>
           <w:color w:val="000000"/>
-          <w:sz w:val="20"/>
+          <w:sz w:val="24"/>
         </w:rPr>
-        <w:t xml:space="preserve"> ......................... </w:t>
+        <w:tab/>
       </w:r>
       <w:r>
         <w:rPr>
           <w:rFonts w:ascii="Times New Roman" w:hAnsi="Times New Roman" w:cs="Times New Roman" w:eastAsia="Times New Roman"/>
-          <w:b/>
+          <w:b w:val="0"/>
           <w:i w:val="0"/>
           <w:color w:val="000000"/>
           <w:sz w:val="24"/>
@@ -795,6 +832,9 @@
       <w:pPr>
         <w:spacing w:before="20" w:after="40" w:line="288" w:lineRule="auto"/>
         <w:jc w:val="left"/>
+        <w:tabs>
+          <w:tab w:val="right" w:leader="dot" w:pos="9072"/>
+        </w:tabs>
       </w:pPr>
       <w:r>
         <w:rPr>
@@ -804,22 +844,22 @@
           <w:color w:val="000000"/>
           <w:sz w:val="24"/>
         </w:rPr>
-        <w:t xml:space="preserve">  1.4   Ký hiệu sử dụng</w:t>
+        <w:t xml:space="preserve">    1.4   Ký hiệu sử dụng</w:t>
       </w:r>
       <w:r>
         <w:rPr>
           <w:rFonts w:ascii="Times New Roman" w:hAnsi="Times New Roman" w:cs="Times New Roman" w:eastAsia="Times New Roman"/>
           <w:b w:val="0"/>
-          <w:i/>
+          <w:i w:val="0"/>
           <w:color w:val="000000"/>
-          <w:sz w:val="20"/>
+          <w:sz w:val="24"/>
         </w:rPr>
-        <w:t xml:space="preserve"> ............................. </w:t>
+        <w:tab/>
       </w:r>
       <w:r>
         <w:rPr>
           <w:rFonts w:ascii="Times New Roman" w:hAnsi="Times New Roman" w:cs="Times New Roman" w:eastAsia="Times New Roman"/>
-          <w:b/>
+          <w:b w:val="0"/>
           <w:i w:val="0"/>
           <w:color w:val="000000"/>
           <w:sz w:val="24"/>
@@ -831,6 +871,9 @@
       <w:pPr>
         <w:spacing w:before="20" w:after="40" w:line="288" w:lineRule="auto"/>
         <w:jc w:val="left"/>
+        <w:tabs>
+          <w:tab w:val="right" w:leader="dot" w:pos="9072"/>
+        </w:tabs>
       </w:pPr>
       <w:r>
         <w:rPr>
@@ -840,22 +883,22 @@
           <w:color w:val="000000"/>
           <w:sz w:val="24"/>
         </w:rPr>
-        <w:t xml:space="preserve">  1.5   Căn cứ và tài liệu tham khảo</w:t>
+        <w:t xml:space="preserve">    1.5   Căn cứ và tài liệu tham khảo</w:t>
       </w:r>
       <w:r>
         <w:rPr>
           <w:rFonts w:ascii="Times New Roman" w:hAnsi="Times New Roman" w:cs="Times New Roman" w:eastAsia="Times New Roman"/>
           <w:b w:val="0"/>
-          <w:i/>
+          <w:i w:val="0"/>
           <w:color w:val="000000"/>
-          <w:sz w:val="20"/>
+          <w:sz w:val="24"/>
         </w:rPr>
-        <w:t xml:space="preserve"> ..... </w:t>
+        <w:tab/>
       </w:r>
       <w:r>
         <w:rPr>
           <w:rFonts w:ascii="Times New Roman" w:hAnsi="Times New Roman" w:cs="Times New Roman" w:eastAsia="Times New Roman"/>
-          <w:b/>
+          <w:b w:val="0"/>
           <w:i w:val="0"/>
           <w:color w:val="000000"/>
           <w:sz w:val="24"/>
@@ -867,11 +910,14 @@
       <w:pPr>
         <w:spacing w:before="20" w:after="40" w:line="288" w:lineRule="auto"/>
         <w:jc w:val="left"/>
+        <w:tabs>
+          <w:tab w:val="right" w:leader="dot" w:pos="9072"/>
+        </w:tabs>
       </w:pPr>
       <w:r>
         <w:rPr>
           <w:rFonts w:ascii="Times New Roman" w:hAnsi="Times New Roman" w:cs="Times New Roman" w:eastAsia="Times New Roman"/>
-          <w:b w:val="0"/>
+          <w:b/>
           <w:i w:val="0"/>
           <w:color w:val="000000"/>
           <w:sz w:val="24"/>
@@ -882,11 +928,11 @@
         <w:rPr>
           <w:rFonts w:ascii="Times New Roman" w:hAnsi="Times New Roman" w:cs="Times New Roman" w:eastAsia="Times New Roman"/>
           <w:b w:val="0"/>
-          <w:i/>
+          <w:i w:val="0"/>
           <w:color w:val="000000"/>
-          <w:sz w:val="20"/>
+          <w:sz w:val="24"/>
         </w:rPr>
-        <w:t xml:space="preserve"> ..................... </w:t>
+        <w:tab/>
       </w:r>
       <w:r>
         <w:rPr>
@@ -903,6 +949,9 @@
       <w:pPr>
         <w:spacing w:before="20" w:after="40" w:line="288" w:lineRule="auto"/>
         <w:jc w:val="left"/>
+        <w:tabs>
+          <w:tab w:val="right" w:leader="dot" w:pos="9072"/>
+        </w:tabs>
       </w:pPr>
       <w:r>
         <w:rPr>
@@ -912,22 +961,22 @@
           <w:color w:val="000000"/>
           <w:sz w:val="24"/>
         </w:rPr>
-        <w:t xml:space="preserve">  2.1   Mô tả hệ thống hiện tại</w:t>
+        <w:t xml:space="preserve">    2.1   Mô tả hệ thống hiện tại</w:t>
       </w:r>
       <w:r>
         <w:rPr>
           <w:rFonts w:ascii="Times New Roman" w:hAnsi="Times New Roman" w:cs="Times New Roman" w:eastAsia="Times New Roman"/>
           <w:b w:val="0"/>
-          <w:i/>
+          <w:i w:val="0"/>
           <w:color w:val="000000"/>
-          <w:sz w:val="20"/>
+          <w:sz w:val="24"/>
         </w:rPr>
-        <w:t xml:space="preserve"> ............. </w:t>
+        <w:tab/>
       </w:r>
       <w:r>
         <w:rPr>
           <w:rFonts w:ascii="Times New Roman" w:hAnsi="Times New Roman" w:cs="Times New Roman" w:eastAsia="Times New Roman"/>
-          <w:b/>
+          <w:b w:val="0"/>
           <w:i w:val="0"/>
           <w:color w:val="000000"/>
           <w:sz w:val="24"/>
@@ -939,6 +988,9 @@
       <w:pPr>
         <w:spacing w:before="20" w:after="40" w:line="288" w:lineRule="auto"/>
         <w:jc w:val="left"/>
+        <w:tabs>
+          <w:tab w:val="right" w:leader="dot" w:pos="9072"/>
+        </w:tabs>
       </w:pPr>
       <w:r>
         <w:rPr>
@@ -948,22 +1000,22 @@
           <w:color w:val="000000"/>
           <w:sz w:val="24"/>
         </w:rPr>
-        <w:t xml:space="preserve">  2.2   Hạn chế của hệ thống hiện tại</w:t>
+        <w:t xml:space="preserve">    2.2   Hạn chế của hệ thống hiện tại</w:t>
       </w:r>
       <w:r>
         <w:rPr>
           <w:rFonts w:ascii="Times New Roman" w:hAnsi="Times New Roman" w:cs="Times New Roman" w:eastAsia="Times New Roman"/>
           <w:b w:val="0"/>
-          <w:i/>
+          <w:i w:val="0"/>
           <w:color w:val="000000"/>
-          <w:sz w:val="20"/>
+          <w:sz w:val="24"/>
         </w:rPr>
-        <w:t xml:space="preserve"> ..... </w:t>
+        <w:tab/>
       </w:r>
       <w:r>
         <w:rPr>
           <w:rFonts w:ascii="Times New Roman" w:hAnsi="Times New Roman" w:cs="Times New Roman" w:eastAsia="Times New Roman"/>
-          <w:b/>
+          <w:b w:val="0"/>
           <w:i w:val="0"/>
           <w:color w:val="000000"/>
           <w:sz w:val="24"/>
@@ -975,6 +1027,9 @@
       <w:pPr>
         <w:spacing w:before="20" w:after="40" w:line="288" w:lineRule="auto"/>
         <w:jc w:val="left"/>
+        <w:tabs>
+          <w:tab w:val="right" w:leader="dot" w:pos="9072"/>
+        </w:tabs>
       </w:pPr>
       <w:r>
         <w:rPr>
@@ -984,22 +1039,22 @@
           <w:color w:val="000000"/>
           <w:sz w:val="24"/>
         </w:rPr>
-        <w:t xml:space="preserve">  2.3   Mức độ sử dụng và tăng trưởng giao dịch</w:t>
+        <w:t xml:space="preserve">    2.3   Mức độ sử dụng và tăng trưởng giao dịch</w:t>
       </w:r>
       <w:r>
         <w:rPr>
           <w:rFonts w:ascii="Times New Roman" w:hAnsi="Times New Roman" w:cs="Times New Roman" w:eastAsia="Times New Roman"/>
           <w:b w:val="0"/>
-          <w:i/>
+          <w:i w:val="0"/>
           <w:color w:val="000000"/>
-          <w:sz w:val="20"/>
+          <w:sz w:val="24"/>
         </w:rPr>
-        <w:t xml:space="preserve"> ..... </w:t>
+        <w:tab/>
       </w:r>
       <w:r>
         <w:rPr>
           <w:rFonts w:ascii="Times New Roman" w:hAnsi="Times New Roman" w:cs="Times New Roman" w:eastAsia="Times New Roman"/>
-          <w:b/>
+          <w:b w:val="0"/>
           <w:i w:val="0"/>
           <w:color w:val="000000"/>
           <w:sz w:val="24"/>
@@ -1011,6 +1066,9 @@
       <w:pPr>
         <w:spacing w:before="20" w:after="40" w:line="288" w:lineRule="auto"/>
         <w:jc w:val="left"/>
+        <w:tabs>
+          <w:tab w:val="right" w:leader="dot" w:pos="9072"/>
+        </w:tabs>
       </w:pPr>
       <w:r>
         <w:rPr>
@@ -1020,22 +1078,22 @@
           <w:color w:val="000000"/>
           <w:sz w:val="24"/>
         </w:rPr>
-        <w:t xml:space="preserve">  2.4   Mục tiêu của hệ thống cần xây dựng</w:t>
+        <w:t xml:space="preserve">    2.4   Mục tiêu của hệ thống cần xây dựng</w:t>
       </w:r>
       <w:r>
         <w:rPr>
           <w:rFonts w:ascii="Times New Roman" w:hAnsi="Times New Roman" w:cs="Times New Roman" w:eastAsia="Times New Roman"/>
           <w:b w:val="0"/>
-          <w:i/>
+          <w:i w:val="0"/>
           <w:color w:val="000000"/>
-          <w:sz w:val="20"/>
+          <w:sz w:val="24"/>
         </w:rPr>
-        <w:t xml:space="preserve"> ..... </w:t>
+        <w:tab/>
       </w:r>
       <w:r>
         <w:rPr>
           <w:rFonts w:ascii="Times New Roman" w:hAnsi="Times New Roman" w:cs="Times New Roman" w:eastAsia="Times New Roman"/>
-          <w:b/>
+          <w:b w:val="0"/>
           <w:i w:val="0"/>
           <w:color w:val="000000"/>
           <w:sz w:val="24"/>
@@ -1047,6 +1105,9 @@
       <w:pPr>
         <w:spacing w:before="20" w:after="40" w:line="288" w:lineRule="auto"/>
         <w:jc w:val="left"/>
+        <w:tabs>
+          <w:tab w:val="right" w:leader="dot" w:pos="9072"/>
+        </w:tabs>
       </w:pPr>
       <w:r>
         <w:rPr>
@@ -1056,22 +1117,22 @@
           <w:color w:val="000000"/>
           <w:sz w:val="24"/>
         </w:rPr>
-        <w:t xml:space="preserve">  2.5   Khung cảnh dự án</w:t>
+        <w:t xml:space="preserve">    2.5   Khung cảnh dự án</w:t>
       </w:r>
       <w:r>
         <w:rPr>
           <w:rFonts w:ascii="Times New Roman" w:hAnsi="Times New Roman" w:cs="Times New Roman" w:eastAsia="Times New Roman"/>
           <w:b w:val="0"/>
-          <w:i/>
+          <w:i w:val="0"/>
           <w:color w:val="000000"/>
-          <w:sz w:val="20"/>
+          <w:sz w:val="24"/>
         </w:rPr>
-        <w:t xml:space="preserve"> ........................... </w:t>
+        <w:tab/>
       </w:r>
       <w:r>
         <w:rPr>
           <w:rFonts w:ascii="Times New Roman" w:hAnsi="Times New Roman" w:cs="Times New Roman" w:eastAsia="Times New Roman"/>
-          <w:b/>
+          <w:b w:val="0"/>
           <w:i w:val="0"/>
           <w:color w:val="000000"/>
           <w:sz w:val="24"/>
@@ -1083,6 +1144,9 @@
       <w:pPr>
         <w:spacing w:before="20" w:after="40" w:line="288" w:lineRule="auto"/>
         <w:jc w:val="left"/>
+        <w:tabs>
+          <w:tab w:val="right" w:leader="dot" w:pos="9072"/>
+        </w:tabs>
       </w:pPr>
       <w:r>
         <w:rPr>
@@ -1092,22 +1156,22 @@
           <w:color w:val="000000"/>
           <w:sz w:val="24"/>
         </w:rPr>
-        <w:t xml:space="preserve">  2.6   Ngữ cảnh hệ thống</w:t>
+        <w:t xml:space="preserve">    2.6   Ngữ cảnh hệ thống</w:t>
       </w:r>
       <w:r>
         <w:rPr>
           <w:rFonts w:ascii="Times New Roman" w:hAnsi="Times New Roman" w:cs="Times New Roman" w:eastAsia="Times New Roman"/>
           <w:b w:val="0"/>
-          <w:i/>
+          <w:i w:val="0"/>
           <w:color w:val="000000"/>
-          <w:sz w:val="20"/>
+          <w:sz w:val="24"/>
         </w:rPr>
-        <w:t xml:space="preserve"> ......................... </w:t>
+        <w:tab/>
       </w:r>
       <w:r>
         <w:rPr>
           <w:rFonts w:ascii="Times New Roman" w:hAnsi="Times New Roman" w:cs="Times New Roman" w:eastAsia="Times New Roman"/>
-          <w:b/>
+          <w:b w:val="0"/>
           <w:i w:val="0"/>
           <w:color w:val="000000"/>
           <w:sz w:val="24"/>
@@ -1119,6 +1183,9 @@
       <w:pPr>
         <w:spacing w:before="20" w:after="40" w:line="288" w:lineRule="auto"/>
         <w:jc w:val="left"/>
+        <w:tabs>
+          <w:tab w:val="right" w:leader="dot" w:pos="9072"/>
+        </w:tabs>
       </w:pPr>
       <w:r>
         <w:rPr>
@@ -1128,22 +1195,22 @@
           <w:color w:val="000000"/>
           <w:sz w:val="24"/>
         </w:rPr>
-        <w:t xml:space="preserve">  2.7   Hiệu quả mong đợi</w:t>
+        <w:t xml:space="preserve">    2.7   Hiệu quả mong đợi</w:t>
       </w:r>
       <w:r>
         <w:rPr>
           <w:rFonts w:ascii="Times New Roman" w:hAnsi="Times New Roman" w:cs="Times New Roman" w:eastAsia="Times New Roman"/>
           <w:b w:val="0"/>
-          <w:i/>
+          <w:i w:val="0"/>
           <w:color w:val="000000"/>
-          <w:sz w:val="20"/>
+          <w:sz w:val="24"/>
         </w:rPr>
-        <w:t xml:space="preserve"> ......................... </w:t>
+        <w:tab/>
       </w:r>
       <w:r>
         <w:rPr>
           <w:rFonts w:ascii="Times New Roman" w:hAnsi="Times New Roman" w:cs="Times New Roman" w:eastAsia="Times New Roman"/>
-          <w:b/>
+          <w:b w:val="0"/>
           <w:i w:val="0"/>
           <w:color w:val="000000"/>
           <w:sz w:val="24"/>
@@ -1155,11 +1222,14 @@
       <w:pPr>
         <w:spacing w:before="20" w:after="40" w:line="288" w:lineRule="auto"/>
         <w:jc w:val="left"/>
+        <w:tabs>
+          <w:tab w:val="right" w:leader="dot" w:pos="9072"/>
+        </w:tabs>
       </w:pPr>
       <w:r>
         <w:rPr>
           <w:rFonts w:ascii="Times New Roman" w:hAnsi="Times New Roman" w:cs="Times New Roman" w:eastAsia="Times New Roman"/>
-          <w:b w:val="0"/>
+          <w:b/>
           <w:i w:val="0"/>
           <w:color w:val="000000"/>
           <w:sz w:val="24"/>
@@ -1170,11 +1240,11 @@
         <w:rPr>
           <w:rFonts w:ascii="Times New Roman" w:hAnsi="Times New Roman" w:cs="Times New Roman" w:eastAsia="Times New Roman"/>
           <w:b w:val="0"/>
-          <w:i/>
+          <w:i w:val="0"/>
           <w:color w:val="000000"/>
-          <w:sz w:val="20"/>
+          <w:sz w:val="24"/>
         </w:rPr>
-        <w:t xml:space="preserve"> ............... </w:t>
+        <w:tab/>
       </w:r>
       <w:r>
         <w:rPr>
@@ -1191,6 +1261,9 @@
       <w:pPr>
         <w:spacing w:before="20" w:after="40" w:line="288" w:lineRule="auto"/>
         <w:jc w:val="left"/>
+        <w:tabs>
+          <w:tab w:val="right" w:leader="dot" w:pos="9072"/>
+        </w:tabs>
       </w:pPr>
       <w:r>
         <w:rPr>
@@ -1200,22 +1273,22 @@
           <w:color w:val="000000"/>
           <w:sz w:val="24"/>
         </w:rPr>
-        <w:t xml:space="preserve">  3.1   Sơ đồ hoạt động nghiệp vụ tương lai</w:t>
+        <w:t xml:space="preserve">    3.1   Sơ đồ hoạt động nghiệp vụ tương lai</w:t>
       </w:r>
       <w:r>
         <w:rPr>
           <w:rFonts w:ascii="Times New Roman" w:hAnsi="Times New Roman" w:cs="Times New Roman" w:eastAsia="Times New Roman"/>
           <w:b w:val="0"/>
-          <w:i/>
+          <w:i w:val="0"/>
           <w:color w:val="000000"/>
-          <w:sz w:val="20"/>
+          <w:sz w:val="24"/>
         </w:rPr>
-        <w:t xml:space="preserve"> ..... </w:t>
+        <w:tab/>
       </w:r>
       <w:r>
         <w:rPr>
           <w:rFonts w:ascii="Times New Roman" w:hAnsi="Times New Roman" w:cs="Times New Roman" w:eastAsia="Times New Roman"/>
-          <w:b/>
+          <w:b w:val="0"/>
           <w:i w:val="0"/>
           <w:color w:val="000000"/>
           <w:sz w:val="24"/>
@@ -1227,6 +1300,9 @@
       <w:pPr>
         <w:spacing w:before="20" w:after="40" w:line="288" w:lineRule="auto"/>
         <w:jc w:val="left"/>
+        <w:tabs>
+          <w:tab w:val="right" w:leader="dot" w:pos="9072"/>
+        </w:tabs>
       </w:pPr>
       <w:r>
         <w:rPr>
@@ -1236,22 +1312,22 @@
           <w:color w:val="000000"/>
           <w:sz w:val="24"/>
         </w:rPr>
-        <w:t xml:space="preserve">  3.2   Luồng Đặt vé &amp; Thanh toán trực tuyến</w:t>
+        <w:t xml:space="preserve">    3.2   Luồng Đặt vé &amp; Thanh toán trực tuyến</w:t>
       </w:r>
       <w:r>
         <w:rPr>
           <w:rFonts w:ascii="Times New Roman" w:hAnsi="Times New Roman" w:cs="Times New Roman" w:eastAsia="Times New Roman"/>
           <w:b w:val="0"/>
-          <w:i/>
+          <w:i w:val="0"/>
           <w:color w:val="000000"/>
-          <w:sz w:val="20"/>
+          <w:sz w:val="24"/>
         </w:rPr>
-        <w:t xml:space="preserve"> ..... </w:t>
+        <w:tab/>
       </w:r>
       <w:r>
         <w:rPr>
           <w:rFonts w:ascii="Times New Roman" w:hAnsi="Times New Roman" w:cs="Times New Roman" w:eastAsia="Times New Roman"/>
-          <w:b/>
+          <w:b w:val="0"/>
           <w:i w:val="0"/>
           <w:color w:val="000000"/>
           <w:sz w:val="24"/>
@@ -1263,6 +1339,9 @@
       <w:pPr>
         <w:spacing w:before="20" w:after="40" w:line="288" w:lineRule="auto"/>
         <w:jc w:val="left"/>
+        <w:tabs>
+          <w:tab w:val="right" w:leader="dot" w:pos="9072"/>
+        </w:tabs>
       </w:pPr>
       <w:r>
         <w:rPr>
@@ -1272,22 +1351,22 @@
           <w:color w:val="000000"/>
           <w:sz w:val="24"/>
         </w:rPr>
-        <w:t xml:space="preserve">    3.2.1   Yêu cầu thông tin (các trường dữ liệu)</w:t>
+        <w:t xml:space="preserve">        3.2.1   Yêu cầu thông tin (các trường dữ liệu)</w:t>
       </w:r>
       <w:r>
         <w:rPr>
           <w:rFonts w:ascii="Times New Roman" w:hAnsi="Times New Roman" w:cs="Times New Roman" w:eastAsia="Times New Roman"/>
           <w:b w:val="0"/>
-          <w:i/>
+          <w:i w:val="0"/>
           <w:color w:val="000000"/>
-          <w:sz w:val="20"/>
+          <w:sz w:val="24"/>
         </w:rPr>
-        <w:t xml:space="preserve"> ..... </w:t>
+        <w:tab/>
       </w:r>
       <w:r>
         <w:rPr>
           <w:rFonts w:ascii="Times New Roman" w:hAnsi="Times New Roman" w:cs="Times New Roman" w:eastAsia="Times New Roman"/>
-          <w:b/>
+          <w:b w:val="0"/>
           <w:i w:val="0"/>
           <w:color w:val="000000"/>
           <w:sz w:val="24"/>
@@ -1299,6 +1378,9 @@
       <w:pPr>
         <w:spacing w:before="20" w:after="40" w:line="288" w:lineRule="auto"/>
         <w:jc w:val="left"/>
+        <w:tabs>
+          <w:tab w:val="right" w:leader="dot" w:pos="9072"/>
+        </w:tabs>
       </w:pPr>
       <w:r>
         <w:rPr>
@@ -1308,22 +1390,22 @@
           <w:color w:val="000000"/>
           <w:sz w:val="24"/>
         </w:rPr>
-        <w:t xml:space="preserve">    3.2.2   Trạng thái của đối tượng</w:t>
+        <w:t xml:space="preserve">        3.2.2   Trạng thái của đối tượng</w:t>
       </w:r>
       <w:r>
         <w:rPr>
           <w:rFonts w:ascii="Times New Roman" w:hAnsi="Times New Roman" w:cs="Times New Roman" w:eastAsia="Times New Roman"/>
           <w:b w:val="0"/>
-          <w:i/>
+          <w:i w:val="0"/>
           <w:color w:val="000000"/>
-          <w:sz w:val="20"/>
+          <w:sz w:val="24"/>
         </w:rPr>
-        <w:t xml:space="preserve"> ..... </w:t>
+        <w:tab/>
       </w:r>
       <w:r>
         <w:rPr>
           <w:rFonts w:ascii="Times New Roman" w:hAnsi="Times New Roman" w:cs="Times New Roman" w:eastAsia="Times New Roman"/>
-          <w:b/>
+          <w:b w:val="0"/>
           <w:i w:val="0"/>
           <w:color w:val="000000"/>
           <w:sz w:val="24"/>
@@ -1335,6 +1417,9 @@
       <w:pPr>
         <w:spacing w:before="20" w:after="40" w:line="288" w:lineRule="auto"/>
         <w:jc w:val="left"/>
+        <w:tabs>
+          <w:tab w:val="right" w:leader="dot" w:pos="9072"/>
+        </w:tabs>
       </w:pPr>
       <w:r>
         <w:rPr>
@@ -1344,22 +1429,22 @@
           <w:color w:val="000000"/>
           <w:sz w:val="24"/>
         </w:rPr>
-        <w:t xml:space="preserve">    3.2.3   Mô tả các chức năng</w:t>
+        <w:t xml:space="preserve">        3.2.3   Mô tả các chức năng</w:t>
       </w:r>
       <w:r>
         <w:rPr>
           <w:rFonts w:ascii="Times New Roman" w:hAnsi="Times New Roman" w:cs="Times New Roman" w:eastAsia="Times New Roman"/>
           <w:b w:val="0"/>
-          <w:i/>
+          <w:i w:val="0"/>
           <w:color w:val="000000"/>
-          <w:sz w:val="20"/>
+          <w:sz w:val="24"/>
         </w:rPr>
-        <w:t xml:space="preserve"> ............. </w:t>
+        <w:tab/>
       </w:r>
       <w:r>
         <w:rPr>
           <w:rFonts w:ascii="Times New Roman" w:hAnsi="Times New Roman" w:cs="Times New Roman" w:eastAsia="Times New Roman"/>
-          <w:b/>
+          <w:b w:val="0"/>
           <w:i w:val="0"/>
           <w:color w:val="000000"/>
           <w:sz w:val="24"/>
@@ -1371,6 +1456,9 @@
       <w:pPr>
         <w:spacing w:before="20" w:after="40" w:line="288" w:lineRule="auto"/>
         <w:jc w:val="left"/>
+        <w:tabs>
+          <w:tab w:val="right" w:leader="dot" w:pos="9072"/>
+        </w:tabs>
       </w:pPr>
       <w:r>
         <w:rPr>
@@ -1380,22 +1468,22 @@
           <w:color w:val="000000"/>
           <w:sz w:val="24"/>
         </w:rPr>
-        <w:t xml:space="preserve">    3.2.4   Bảng mã lỗi</w:t>
+        <w:t xml:space="preserve">        3.2.4   Bảng mã lỗi</w:t>
       </w:r>
       <w:r>
         <w:rPr>
           <w:rFonts w:ascii="Times New Roman" w:hAnsi="Times New Roman" w:cs="Times New Roman" w:eastAsia="Times New Roman"/>
           <w:b w:val="0"/>
-          <w:i/>
+          <w:i w:val="0"/>
           <w:color w:val="000000"/>
-          <w:sz w:val="20"/>
+          <w:sz w:val="24"/>
         </w:rPr>
-        <w:t xml:space="preserve"> ............................. </w:t>
+        <w:tab/>
       </w:r>
       <w:r>
         <w:rPr>
           <w:rFonts w:ascii="Times New Roman" w:hAnsi="Times New Roman" w:cs="Times New Roman" w:eastAsia="Times New Roman"/>
-          <w:b/>
+          <w:b w:val="0"/>
           <w:i w:val="0"/>
           <w:color w:val="000000"/>
           <w:sz w:val="24"/>
@@ -1407,6 +1495,9 @@
       <w:pPr>
         <w:spacing w:before="20" w:after="40" w:line="288" w:lineRule="auto"/>
         <w:jc w:val="left"/>
+        <w:tabs>
+          <w:tab w:val="right" w:leader="dot" w:pos="9072"/>
+        </w:tabs>
       </w:pPr>
       <w:r>
         <w:rPr>
@@ -1416,22 +1507,22 @@
           <w:color w:val="000000"/>
           <w:sz w:val="24"/>
         </w:rPr>
-        <w:t xml:space="preserve">  3.3   Luồng Soát vé tại cổng (Check-in Scanner Station)</w:t>
+        <w:t xml:space="preserve">    3.3   Luồng Soát vé tại cổng (Check-in Scanner Station)</w:t>
       </w:r>
       <w:r>
         <w:rPr>
           <w:rFonts w:ascii="Times New Roman" w:hAnsi="Times New Roman" w:cs="Times New Roman" w:eastAsia="Times New Roman"/>
           <w:b w:val="0"/>
-          <w:i/>
+          <w:i w:val="0"/>
           <w:color w:val="000000"/>
-          <w:sz w:val="20"/>
+          <w:sz w:val="24"/>
         </w:rPr>
-        <w:t xml:space="preserve"> ..... </w:t>
+        <w:tab/>
       </w:r>
       <w:r>
         <w:rPr>
           <w:rFonts w:ascii="Times New Roman" w:hAnsi="Times New Roman" w:cs="Times New Roman" w:eastAsia="Times New Roman"/>
-          <w:b/>
+          <w:b w:val="0"/>
           <w:i w:val="0"/>
           <w:color w:val="000000"/>
           <w:sz w:val="24"/>
@@ -1443,6 +1534,9 @@
       <w:pPr>
         <w:spacing w:before="20" w:after="40" w:line="288" w:lineRule="auto"/>
         <w:jc w:val="left"/>
+        <w:tabs>
+          <w:tab w:val="right" w:leader="dot" w:pos="9072"/>
+        </w:tabs>
       </w:pPr>
       <w:r>
         <w:rPr>
@@ -1452,22 +1546,22 @@
           <w:color w:val="000000"/>
           <w:sz w:val="24"/>
         </w:rPr>
-        <w:t xml:space="preserve">    3.3.1   Yêu cầu thông tin</w:t>
+        <w:t xml:space="preserve">        3.3.1   Yêu cầu thông tin</w:t>
       </w:r>
       <w:r>
         <w:rPr>
           <w:rFonts w:ascii="Times New Roman" w:hAnsi="Times New Roman" w:cs="Times New Roman" w:eastAsia="Times New Roman"/>
           <w:b w:val="0"/>
-          <w:i/>
+          <w:i w:val="0"/>
           <w:color w:val="000000"/>
-          <w:sz w:val="20"/>
+          <w:sz w:val="24"/>
         </w:rPr>
-        <w:t xml:space="preserve"> ................. </w:t>
+        <w:tab/>
       </w:r>
       <w:r>
         <w:rPr>
           <w:rFonts w:ascii="Times New Roman" w:hAnsi="Times New Roman" w:cs="Times New Roman" w:eastAsia="Times New Roman"/>
-          <w:b/>
+          <w:b w:val="0"/>
           <w:i w:val="0"/>
           <w:color w:val="000000"/>
           <w:sz w:val="24"/>
@@ -1479,6 +1573,9 @@
       <w:pPr>
         <w:spacing w:before="20" w:after="40" w:line="288" w:lineRule="auto"/>
         <w:jc w:val="left"/>
+        <w:tabs>
+          <w:tab w:val="right" w:leader="dot" w:pos="9072"/>
+        </w:tabs>
       </w:pPr>
       <w:r>
         <w:rPr>
@@ -1488,22 +1585,22 @@
           <w:color w:val="000000"/>
           <w:sz w:val="24"/>
         </w:rPr>
-        <w:t xml:space="preserve">    3.3.2   Trạng thái soát vé</w:t>
+        <w:t xml:space="preserve">        3.3.2   Trạng thái soát vé</w:t>
       </w:r>
       <w:r>
         <w:rPr>
           <w:rFonts w:ascii="Times New Roman" w:hAnsi="Times New Roman" w:cs="Times New Roman" w:eastAsia="Times New Roman"/>
           <w:b w:val="0"/>
-          <w:i/>
+          <w:i w:val="0"/>
           <w:color w:val="000000"/>
-          <w:sz w:val="20"/>
+          <w:sz w:val="24"/>
         </w:rPr>
-        <w:t xml:space="preserve"> ............... </w:t>
+        <w:tab/>
       </w:r>
       <w:r>
         <w:rPr>
           <w:rFonts w:ascii="Times New Roman" w:hAnsi="Times New Roman" w:cs="Times New Roman" w:eastAsia="Times New Roman"/>
-          <w:b/>
+          <w:b w:val="0"/>
           <w:i w:val="0"/>
           <w:color w:val="000000"/>
           <w:sz w:val="24"/>
@@ -1515,6 +1612,9 @@
       <w:pPr>
         <w:spacing w:before="20" w:after="40" w:line="288" w:lineRule="auto"/>
         <w:jc w:val="left"/>
+        <w:tabs>
+          <w:tab w:val="right" w:leader="dot" w:pos="9072"/>
+        </w:tabs>
       </w:pPr>
       <w:r>
         <w:rPr>
@@ -1524,22 +1624,22 @@
           <w:color w:val="000000"/>
           <w:sz w:val="24"/>
         </w:rPr>
-        <w:t xml:space="preserve">    3.3.3   Mô tả chức năng soát vé</w:t>
+        <w:t xml:space="preserve">        3.3.3   Mô tả chức năng soát vé</w:t>
       </w:r>
       <w:r>
         <w:rPr>
           <w:rFonts w:ascii="Times New Roman" w:hAnsi="Times New Roman" w:cs="Times New Roman" w:eastAsia="Times New Roman"/>
           <w:b w:val="0"/>
-          <w:i/>
+          <w:i w:val="0"/>
           <w:color w:val="000000"/>
-          <w:sz w:val="20"/>
+          <w:sz w:val="24"/>
         </w:rPr>
-        <w:t xml:space="preserve"> ..... </w:t>
+        <w:tab/>
       </w:r>
       <w:r>
         <w:rPr>
           <w:rFonts w:ascii="Times New Roman" w:hAnsi="Times New Roman" w:cs="Times New Roman" w:eastAsia="Times New Roman"/>
-          <w:b/>
+          <w:b w:val="0"/>
           <w:i w:val="0"/>
           <w:color w:val="000000"/>
           <w:sz w:val="24"/>
@@ -1551,6 +1651,9 @@
       <w:pPr>
         <w:spacing w:before="20" w:after="40" w:line="288" w:lineRule="auto"/>
         <w:jc w:val="left"/>
+        <w:tabs>
+          <w:tab w:val="right" w:leader="dot" w:pos="9072"/>
+        </w:tabs>
       </w:pPr>
       <w:r>
         <w:rPr>
@@ -1560,22 +1663,22 @@
           <w:color w:val="000000"/>
           <w:sz w:val="24"/>
         </w:rPr>
-        <w:t xml:space="preserve">    3.3.4   Bảng mã lỗi soát vé</w:t>
+        <w:t xml:space="preserve">        3.3.4   Bảng mã lỗi soát vé</w:t>
       </w:r>
       <w:r>
         <w:rPr>
           <w:rFonts w:ascii="Times New Roman" w:hAnsi="Times New Roman" w:cs="Times New Roman" w:eastAsia="Times New Roman"/>
           <w:b w:val="0"/>
-          <w:i/>
+          <w:i w:val="0"/>
           <w:color w:val="000000"/>
-          <w:sz w:val="20"/>
+          <w:sz w:val="24"/>
         </w:rPr>
-        <w:t xml:space="preserve"> ............. </w:t>
+        <w:tab/>
       </w:r>
       <w:r>
         <w:rPr>
           <w:rFonts w:ascii="Times New Roman" w:hAnsi="Times New Roman" w:cs="Times New Roman" w:eastAsia="Times New Roman"/>
-          <w:b/>
+          <w:b w:val="0"/>
           <w:i w:val="0"/>
           <w:color w:val="000000"/>
           <w:sz w:val="24"/>
@@ -1587,6 +1690,9 @@
       <w:pPr>
         <w:spacing w:before="20" w:after="40" w:line="288" w:lineRule="auto"/>
         <w:jc w:val="left"/>
+        <w:tabs>
+          <w:tab w:val="right" w:leader="dot" w:pos="9072"/>
+        </w:tabs>
       </w:pPr>
       <w:r>
         <w:rPr>
@@ -1596,22 +1702,22 @@
           <w:color w:val="000000"/>
           <w:sz w:val="24"/>
         </w:rPr>
-        <w:t xml:space="preserve">  3.4   Luồng Quản lý Sự kiện &amp; Doanh thu (Ban tổ chức)</w:t>
+        <w:t xml:space="preserve">    3.4   Luồng Quản lý Sự kiện &amp; Doanh thu (Ban tổ chức)</w:t>
       </w:r>
       <w:r>
         <w:rPr>
           <w:rFonts w:ascii="Times New Roman" w:hAnsi="Times New Roman" w:cs="Times New Roman" w:eastAsia="Times New Roman"/>
           <w:b w:val="0"/>
-          <w:i/>
+          <w:i w:val="0"/>
           <w:color w:val="000000"/>
-          <w:sz w:val="20"/>
+          <w:sz w:val="24"/>
         </w:rPr>
-        <w:t xml:space="preserve"> ..... </w:t>
+        <w:tab/>
       </w:r>
       <w:r>
         <w:rPr>
           <w:rFonts w:ascii="Times New Roman" w:hAnsi="Times New Roman" w:cs="Times New Roman" w:eastAsia="Times New Roman"/>
-          <w:b/>
+          <w:b w:val="0"/>
           <w:i w:val="0"/>
           <w:color w:val="000000"/>
           <w:sz w:val="24"/>
@@ -1623,6 +1729,9 @@
       <w:pPr>
         <w:spacing w:before="20" w:after="40" w:line="288" w:lineRule="auto"/>
         <w:jc w:val="left"/>
+        <w:tabs>
+          <w:tab w:val="right" w:leader="dot" w:pos="9072"/>
+        </w:tabs>
       </w:pPr>
       <w:r>
         <w:rPr>
@@ -1632,22 +1741,22 @@
           <w:color w:val="000000"/>
           <w:sz w:val="24"/>
         </w:rPr>
-        <w:t xml:space="preserve">    3.4.1   Yêu cầu thông tin sự kiện &amp; phân hạng vé</w:t>
+        <w:t xml:space="preserve">        3.4.1   Yêu cầu thông tin sự kiện &amp; phân hạng vé</w:t>
       </w:r>
       <w:r>
         <w:rPr>
           <w:rFonts w:ascii="Times New Roman" w:hAnsi="Times New Roman" w:cs="Times New Roman" w:eastAsia="Times New Roman"/>
           <w:b w:val="0"/>
-          <w:i/>
+          <w:i w:val="0"/>
           <w:color w:val="000000"/>
-          <w:sz w:val="20"/>
+          <w:sz w:val="24"/>
         </w:rPr>
-        <w:t xml:space="preserve"> ..... </w:t>
+        <w:tab/>
       </w:r>
       <w:r>
         <w:rPr>
           <w:rFonts w:ascii="Times New Roman" w:hAnsi="Times New Roman" w:cs="Times New Roman" w:eastAsia="Times New Roman"/>
-          <w:b/>
+          <w:b w:val="0"/>
           <w:i w:val="0"/>
           <w:color w:val="000000"/>
           <w:sz w:val="24"/>
@@ -1659,6 +1768,9 @@
       <w:pPr>
         <w:spacing w:before="20" w:after="40" w:line="288" w:lineRule="auto"/>
         <w:jc w:val="left"/>
+        <w:tabs>
+          <w:tab w:val="right" w:leader="dot" w:pos="9072"/>
+        </w:tabs>
       </w:pPr>
       <w:r>
         <w:rPr>
@@ -1668,22 +1780,22 @@
           <w:color w:val="000000"/>
           <w:sz w:val="24"/>
         </w:rPr>
-        <w:t xml:space="preserve">    3.4.2   Quy tắc tài chính &amp; Cơ chế trích phí sàn 5%</w:t>
+        <w:t xml:space="preserve">        3.4.2   Quy tắc tài chính &amp; Cơ chế trích phí sàn 5%</w:t>
       </w:r>
       <w:r>
         <w:rPr>
           <w:rFonts w:ascii="Times New Roman" w:hAnsi="Times New Roman" w:cs="Times New Roman" w:eastAsia="Times New Roman"/>
           <w:b w:val="0"/>
-          <w:i/>
+          <w:i w:val="0"/>
           <w:color w:val="000000"/>
-          <w:sz w:val="20"/>
+          <w:sz w:val="24"/>
         </w:rPr>
-        <w:t xml:space="preserve"> ..... </w:t>
+        <w:tab/>
       </w:r>
       <w:r>
         <w:rPr>
           <w:rFonts w:ascii="Times New Roman" w:hAnsi="Times New Roman" w:cs="Times New Roman" w:eastAsia="Times New Roman"/>
-          <w:b/>
+          <w:b w:val="0"/>
           <w:i w:val="0"/>
           <w:color w:val="000000"/>
           <w:sz w:val="24"/>
@@ -1695,6 +1807,9 @@
       <w:pPr>
         <w:spacing w:before="20" w:after="40" w:line="288" w:lineRule="auto"/>
         <w:jc w:val="left"/>
+        <w:tabs>
+          <w:tab w:val="right" w:leader="dot" w:pos="9072"/>
+        </w:tabs>
       </w:pPr>
       <w:r>
         <w:rPr>
@@ -1704,17 +1819,56 @@
           <w:color w:val="000000"/>
           <w:sz w:val="24"/>
         </w:rPr>
-        <w:t xml:space="preserve">    3.4.3   Bảng mã lỗi quản lý sự kiện</w:t>
+        <w:t xml:space="preserve">        3.4.3   Bảng mã lỗi quản lý sự kiện</w:t>
       </w:r>
       <w:r>
         <w:rPr>
           <w:rFonts w:ascii="Times New Roman" w:hAnsi="Times New Roman" w:cs="Times New Roman" w:eastAsia="Times New Roman"/>
           <w:b w:val="0"/>
-          <w:i/>
+          <w:i w:val="0"/>
           <w:color w:val="000000"/>
-          <w:sz w:val="20"/>
+          <w:sz w:val="24"/>
         </w:rPr>
-        <w:t xml:space="preserve"> ..... </w:t>
+        <w:tab/>
+      </w:r>
+      <w:r>
+        <w:rPr>
+          <w:rFonts w:ascii="Times New Roman" w:hAnsi="Times New Roman" w:cs="Times New Roman" w:eastAsia="Times New Roman"/>
+          <w:b w:val="0"/>
+          <w:i w:val="0"/>
+          <w:color w:val="000000"/>
+          <w:sz w:val="24"/>
+        </w:rPr>
+        <w:t>12</w:t>
+      </w:r>
+    </w:p>
+    <w:p>
+      <w:pPr>
+        <w:spacing w:before="20" w:after="40" w:line="288" w:lineRule="auto"/>
+        <w:jc w:val="left"/>
+        <w:tabs>
+          <w:tab w:val="right" w:leader="dot" w:pos="9072"/>
+        </w:tabs>
+      </w:pPr>
+      <w:r>
+        <w:rPr>
+          <w:rFonts w:ascii="Times New Roman" w:hAnsi="Times New Roman" w:cs="Times New Roman" w:eastAsia="Times New Roman"/>
+          <w:b/>
+          <w:i w:val="0"/>
+          <w:color w:val="000000"/>
+          <w:sz w:val="24"/>
+        </w:rPr>
+        <w:t>4   Yêu cầu giao diện và dữ liệu</w:t>
+      </w:r>
+      <w:r>
+        <w:rPr>
+          <w:rFonts w:ascii="Times New Roman" w:hAnsi="Times New Roman" w:cs="Times New Roman" w:eastAsia="Times New Roman"/>
+          <w:b w:val="0"/>
+          <w:i w:val="0"/>
+          <w:color w:val="000000"/>
+          <w:sz w:val="24"/>
+        </w:rPr>
+        <w:tab/>
       </w:r>
       <w:r>
         <w:rPr>
@@ -1731,47 +1885,14 @@
       <w:pPr>
         <w:spacing w:before="20" w:after="40" w:line="288" w:lineRule="auto"/>
         <w:jc w:val="left"/>
+        <w:tabs>
+          <w:tab w:val="right" w:leader="dot" w:pos="9072"/>
+        </w:tabs>
       </w:pPr>
       <w:r>
         <w:rPr>
           <w:rFonts w:ascii="Times New Roman" w:hAnsi="Times New Roman" w:cs="Times New Roman" w:eastAsia="Times New Roman"/>
-          <w:b w:val="0"/>
-          <w:i w:val="0"/>
-          <w:color w:val="000000"/>
-          <w:sz w:val="24"/>
-        </w:rPr>
-        <w:t>4   Yêu cầu giao diện và dữ liệu</w:t>
-      </w:r>
-      <w:r>
-        <w:rPr>
-          <w:rFonts w:ascii="Times New Roman" w:hAnsi="Times New Roman" w:cs="Times New Roman" w:eastAsia="Times New Roman"/>
-          <w:b w:val="0"/>
-          <w:i/>
-          <w:color w:val="000000"/>
-          <w:sz w:val="20"/>
-        </w:rPr>
-        <w:t xml:space="preserve"> ........... </w:t>
-      </w:r>
-      <w:r>
-        <w:rPr>
-          <w:rFonts w:ascii="Times New Roman" w:hAnsi="Times New Roman" w:cs="Times New Roman" w:eastAsia="Times New Roman"/>
           <w:b/>
-          <w:i w:val="0"/>
-          <w:color w:val="000000"/>
-          <w:sz w:val="24"/>
-        </w:rPr>
-        <w:t>12</w:t>
-      </w:r>
-    </w:p>
-    <w:p>
-      <w:pPr>
-        <w:spacing w:before="20" w:after="40" w:line="288" w:lineRule="auto"/>
-        <w:jc w:val="left"/>
-      </w:pPr>
-      <w:r>
-        <w:rPr>
-          <w:rFonts w:ascii="Times New Roman" w:hAnsi="Times New Roman" w:cs="Times New Roman" w:eastAsia="Times New Roman"/>
-          <w:b w:val="0"/>
           <w:i w:val="0"/>
           <w:color w:val="000000"/>
           <w:sz w:val="24"/>
@@ -1782,11 +1903,11 @@
         <w:rPr>
           <w:rFonts w:ascii="Times New Roman" w:hAnsi="Times New Roman" w:cs="Times New Roman" w:eastAsia="Times New Roman"/>
           <w:b w:val="0"/>
-          <w:i/>
+          <w:i w:val="0"/>
           <w:color w:val="000000"/>
-          <w:sz w:val="20"/>
+          <w:sz w:val="24"/>
         </w:rPr>
-        <w:t xml:space="preserve"> ......................... </w:t>
+        <w:tab/>
       </w:r>
       <w:r>
         <w:rPr>
@@ -1803,11 +1924,14 @@
       <w:pPr>
         <w:spacing w:before="20" w:after="40" w:line="288" w:lineRule="auto"/>
         <w:jc w:val="left"/>
+        <w:tabs>
+          <w:tab w:val="right" w:leader="dot" w:pos="9072"/>
+        </w:tabs>
       </w:pPr>
       <w:r>
         <w:rPr>
           <w:rFonts w:ascii="Times New Roman" w:hAnsi="Times New Roman" w:cs="Times New Roman" w:eastAsia="Times New Roman"/>
-          <w:b w:val="0"/>
+          <w:b/>
           <w:i w:val="0"/>
           <w:color w:val="000000"/>
           <w:sz w:val="24"/>
@@ -1818,11 +1942,11 @@
         <w:rPr>
           <w:rFonts w:ascii="Times New Roman" w:hAnsi="Times New Roman" w:cs="Times New Roman" w:eastAsia="Times New Roman"/>
           <w:b w:val="0"/>
-          <w:i/>
+          <w:i w:val="0"/>
           <w:color w:val="000000"/>
-          <w:sz w:val="20"/>
+          <w:sz w:val="24"/>
         </w:rPr>
-        <w:t xml:space="preserve"> ..... </w:t>
+        <w:tab/>
       </w:r>
       <w:r>
         <w:rPr>
@@ -1843,6 +1967,7 @@
     </w:p>
     <w:p>
       <w:pPr>
+        <w:pStyle w:val="Heading1"/>
         <w:spacing w:before="280" w:after="120" w:line="324" w:lineRule="auto"/>
         <w:jc w:val="left"/>
       </w:pPr>
@@ -1859,29 +1984,55 @@
     </w:p>
     <w:p>
       <w:pPr>
-        <w:spacing w:before="0" w:after="100" w:line="324" w:lineRule="auto"/>
+        <w:spacing w:before="20" w:after="40" w:line="288" w:lineRule="auto"/>
         <w:jc w:val="left"/>
+        <w:tabs>
+          <w:tab w:val="right" w:leader="dot" w:pos="9072"/>
+        </w:tabs>
       </w:pPr>
+      <w:r>
+        <w:rPr>
+          <w:rFonts w:ascii="Times New Roman" w:hAnsi="Times New Roman" w:cs="Times New Roman" w:eastAsia="Times New Roman"/>
+          <w:b/>
+          <w:i w:val="0"/>
+          <w:color w:val="000000"/>
+          <w:sz w:val="24"/>
+        </w:rPr>
+        <w:t>Hình 3-1: Sơ đồ hoạt động nghiệp vụ tương lai</w:t>
+      </w:r>
       <w:r>
         <w:rPr>
           <w:rFonts w:ascii="Times New Roman" w:hAnsi="Times New Roman" w:cs="Times New Roman" w:eastAsia="Times New Roman"/>
           <w:b w:val="0"/>
           <w:i w:val="0"/>
           <w:color w:val="000000"/>
-          <w:sz w:val="26"/>
+          <w:sz w:val="24"/>
         </w:rPr>
-        <w:t>Hình 3-1: Sơ đồ hoạt động nghiệp vụ tương lai ..................................................................... Trang 7</w:t>
+        <w:tab/>
+      </w:r>
+      <w:r>
+        <w:rPr>
+          <w:rFonts w:ascii="Times New Roman" w:hAnsi="Times New Roman" w:cs="Times New Roman" w:eastAsia="Times New Roman"/>
+          <w:b/>
+          <w:i w:val="0"/>
+          <w:color w:val="000000"/>
+          <w:sz w:val="24"/>
+        </w:rPr>
+        <w:t>7</w:t>
       </w:r>
     </w:p>
     <w:p>
       <w:pPr>
         <w:spacing w:before="20" w:after="40" w:line="288" w:lineRule="auto"/>
         <w:jc w:val="left"/>
+        <w:tabs>
+          <w:tab w:val="right" w:leader="dot" w:pos="9072"/>
+        </w:tabs>
       </w:pPr>
       <w:r>
         <w:rPr>
           <w:rFonts w:ascii="Times New Roman" w:hAnsi="Times New Roman" w:cs="Times New Roman" w:eastAsia="Times New Roman"/>
-          <w:b w:val="0"/>
+          <w:b/>
           <w:i w:val="0"/>
           <w:color w:val="000000"/>
           <w:sz w:val="24"/>
@@ -1892,11 +2043,11 @@
         <w:rPr>
           <w:rFonts w:ascii="Times New Roman" w:hAnsi="Times New Roman" w:cs="Times New Roman" w:eastAsia="Times New Roman"/>
           <w:b w:val="0"/>
-          <w:i/>
+          <w:i w:val="0"/>
           <w:color w:val="000000"/>
-          <w:sz w:val="20"/>
+          <w:sz w:val="24"/>
         </w:rPr>
-        <w:t xml:space="preserve"> ................ </w:t>
+        <w:tab/>
       </w:r>
       <w:r>
         <w:rPr>
@@ -1906,18 +2057,21 @@
           <w:color w:val="000000"/>
           <w:sz w:val="24"/>
         </w:rPr>
-        <w:t>Trang 4</w:t>
+        <w:t>4</w:t>
       </w:r>
     </w:p>
     <w:p>
       <w:pPr>
         <w:spacing w:before="20" w:after="40" w:line="288" w:lineRule="auto"/>
         <w:jc w:val="left"/>
+        <w:tabs>
+          <w:tab w:val="right" w:leader="dot" w:pos="9072"/>
+        </w:tabs>
       </w:pPr>
       <w:r>
         <w:rPr>
           <w:rFonts w:ascii="Times New Roman" w:hAnsi="Times New Roman" w:cs="Times New Roman" w:eastAsia="Times New Roman"/>
-          <w:b w:val="0"/>
+          <w:b/>
           <w:i w:val="0"/>
           <w:color w:val="000000"/>
           <w:sz w:val="24"/>
@@ -1928,11 +2082,11 @@
         <w:rPr>
           <w:rFonts w:ascii="Times New Roman" w:hAnsi="Times New Roman" w:cs="Times New Roman" w:eastAsia="Times New Roman"/>
           <w:b w:val="0"/>
-          <w:i/>
+          <w:i w:val="0"/>
           <w:color w:val="000000"/>
-          <w:sz w:val="20"/>
+          <w:sz w:val="24"/>
         </w:rPr>
-        <w:t xml:space="preserve"> ..... </w:t>
+        <w:tab/>
       </w:r>
       <w:r>
         <w:rPr>
@@ -1942,18 +2096,21 @@
           <w:color w:val="000000"/>
           <w:sz w:val="24"/>
         </w:rPr>
-        <w:t>Trang 4</w:t>
+        <w:t>4</w:t>
       </w:r>
     </w:p>
     <w:p>
       <w:pPr>
         <w:spacing w:before="20" w:after="40" w:line="288" w:lineRule="auto"/>
         <w:jc w:val="left"/>
+        <w:tabs>
+          <w:tab w:val="right" w:leader="dot" w:pos="9072"/>
+        </w:tabs>
       </w:pPr>
       <w:r>
         <w:rPr>
           <w:rFonts w:ascii="Times New Roman" w:hAnsi="Times New Roman" w:cs="Times New Roman" w:eastAsia="Times New Roman"/>
-          <w:b w:val="0"/>
+          <w:b/>
           <w:i w:val="0"/>
           <w:color w:val="000000"/>
           <w:sz w:val="24"/>
@@ -1964,11 +2121,11 @@
         <w:rPr>
           <w:rFonts w:ascii="Times New Roman" w:hAnsi="Times New Roman" w:cs="Times New Roman" w:eastAsia="Times New Roman"/>
           <w:b w:val="0"/>
-          <w:i/>
+          <w:i w:val="0"/>
           <w:color w:val="000000"/>
-          <w:sz w:val="20"/>
+          <w:sz w:val="24"/>
         </w:rPr>
-        <w:t xml:space="preserve"> ..... </w:t>
+        <w:tab/>
       </w:r>
       <w:r>
         <w:rPr>
@@ -1978,18 +2135,21 @@
           <w:color w:val="000000"/>
           <w:sz w:val="24"/>
         </w:rPr>
-        <w:t>Trang 5</w:t>
+        <w:t>5</w:t>
       </w:r>
     </w:p>
     <w:p>
       <w:pPr>
         <w:spacing w:before="20" w:after="40" w:line="288" w:lineRule="auto"/>
         <w:jc w:val="left"/>
+        <w:tabs>
+          <w:tab w:val="right" w:leader="dot" w:pos="9072"/>
+        </w:tabs>
       </w:pPr>
       <w:r>
         <w:rPr>
           <w:rFonts w:ascii="Times New Roman" w:hAnsi="Times New Roman" w:cs="Times New Roman" w:eastAsia="Times New Roman"/>
-          <w:b w:val="0"/>
+          <w:b/>
           <w:i w:val="0"/>
           <w:color w:val="000000"/>
           <w:sz w:val="24"/>
@@ -2000,11 +2160,11 @@
         <w:rPr>
           <w:rFonts w:ascii="Times New Roman" w:hAnsi="Times New Roman" w:cs="Times New Roman" w:eastAsia="Times New Roman"/>
           <w:b w:val="0"/>
-          <w:i/>
+          <w:i w:val="0"/>
           <w:color w:val="000000"/>
-          <w:sz w:val="20"/>
+          <w:sz w:val="24"/>
         </w:rPr>
-        <w:t xml:space="preserve"> .................. </w:t>
+        <w:tab/>
       </w:r>
       <w:r>
         <w:rPr>
@@ -2014,18 +2174,21 @@
           <w:color w:val="000000"/>
           <w:sz w:val="24"/>
         </w:rPr>
-        <w:t>Trang 5</w:t>
+        <w:t>5</w:t>
       </w:r>
     </w:p>
     <w:p>
       <w:pPr>
         <w:spacing w:before="20" w:after="40" w:line="288" w:lineRule="auto"/>
         <w:jc w:val="left"/>
+        <w:tabs>
+          <w:tab w:val="right" w:leader="dot" w:pos="9072"/>
+        </w:tabs>
       </w:pPr>
       <w:r>
         <w:rPr>
           <w:rFonts w:ascii="Times New Roman" w:hAnsi="Times New Roman" w:cs="Times New Roman" w:eastAsia="Times New Roman"/>
-          <w:b w:val="0"/>
+          <w:b/>
           <w:i w:val="0"/>
           <w:color w:val="000000"/>
           <w:sz w:val="24"/>
@@ -2036,11 +2199,11 @@
         <w:rPr>
           <w:rFonts w:ascii="Times New Roman" w:hAnsi="Times New Roman" w:cs="Times New Roman" w:eastAsia="Times New Roman"/>
           <w:b w:val="0"/>
-          <w:i/>
+          <w:i w:val="0"/>
           <w:color w:val="000000"/>
-          <w:sz w:val="20"/>
+          <w:sz w:val="24"/>
         </w:rPr>
-        <w:t xml:space="preserve"> ..... </w:t>
+        <w:tab/>
       </w:r>
       <w:r>
         <w:rPr>
@@ -2050,18 +2213,21 @@
           <w:color w:val="000000"/>
           <w:sz w:val="24"/>
         </w:rPr>
-        <w:t>Trang 6</w:t>
+        <w:t>6</w:t>
       </w:r>
     </w:p>
     <w:p>
       <w:pPr>
         <w:spacing w:before="20" w:after="40" w:line="288" w:lineRule="auto"/>
         <w:jc w:val="left"/>
+        <w:tabs>
+          <w:tab w:val="right" w:leader="dot" w:pos="9072"/>
+        </w:tabs>
       </w:pPr>
       <w:r>
         <w:rPr>
           <w:rFonts w:ascii="Times New Roman" w:hAnsi="Times New Roman" w:cs="Times New Roman" w:eastAsia="Times New Roman"/>
-          <w:b w:val="0"/>
+          <w:b/>
           <w:i w:val="0"/>
           <w:color w:val="000000"/>
           <w:sz w:val="24"/>
@@ -2072,11 +2238,11 @@
         <w:rPr>
           <w:rFonts w:ascii="Times New Roman" w:hAnsi="Times New Roman" w:cs="Times New Roman" w:eastAsia="Times New Roman"/>
           <w:b w:val="0"/>
-          <w:i/>
+          <w:i w:val="0"/>
           <w:color w:val="000000"/>
-          <w:sz w:val="20"/>
+          <w:sz w:val="24"/>
         </w:rPr>
-        <w:t xml:space="preserve"> ..... </w:t>
+        <w:tab/>
       </w:r>
       <w:r>
         <w:rPr>
@@ -2086,18 +2252,21 @@
           <w:color w:val="000000"/>
           <w:sz w:val="24"/>
         </w:rPr>
-        <w:t>Trang 7</w:t>
+        <w:t>7</w:t>
       </w:r>
     </w:p>
     <w:p>
       <w:pPr>
         <w:spacing w:before="20" w:after="40" w:line="288" w:lineRule="auto"/>
         <w:jc w:val="left"/>
+        <w:tabs>
+          <w:tab w:val="right" w:leader="dot" w:pos="9072"/>
+        </w:tabs>
       </w:pPr>
       <w:r>
         <w:rPr>
           <w:rFonts w:ascii="Times New Roman" w:hAnsi="Times New Roman" w:cs="Times New Roman" w:eastAsia="Times New Roman"/>
-          <w:b w:val="0"/>
+          <w:b/>
           <w:i w:val="0"/>
           <w:color w:val="000000"/>
           <w:sz w:val="24"/>
@@ -2108,11 +2277,11 @@
         <w:rPr>
           <w:rFonts w:ascii="Times New Roman" w:hAnsi="Times New Roman" w:cs="Times New Roman" w:eastAsia="Times New Roman"/>
           <w:b w:val="0"/>
-          <w:i/>
+          <w:i w:val="0"/>
           <w:color w:val="000000"/>
-          <w:sz w:val="20"/>
+          <w:sz w:val="24"/>
         </w:rPr>
-        <w:t xml:space="preserve"> ..... </w:t>
+        <w:tab/>
       </w:r>
       <w:r>
         <w:rPr>
@@ -2122,18 +2291,21 @@
           <w:color w:val="000000"/>
           <w:sz w:val="24"/>
         </w:rPr>
-        <w:t>Trang 8</w:t>
+        <w:t>8</w:t>
       </w:r>
     </w:p>
     <w:p>
       <w:pPr>
         <w:spacing w:before="20" w:after="40" w:line="288" w:lineRule="auto"/>
         <w:jc w:val="left"/>
+        <w:tabs>
+          <w:tab w:val="right" w:leader="dot" w:pos="9072"/>
+        </w:tabs>
       </w:pPr>
       <w:r>
         <w:rPr>
           <w:rFonts w:ascii="Times New Roman" w:hAnsi="Times New Roman" w:cs="Times New Roman" w:eastAsia="Times New Roman"/>
-          <w:b w:val="0"/>
+          <w:b/>
           <w:i w:val="0"/>
           <w:color w:val="000000"/>
           <w:sz w:val="24"/>
@@ -2144,11 +2316,11 @@
         <w:rPr>
           <w:rFonts w:ascii="Times New Roman" w:hAnsi="Times New Roman" w:cs="Times New Roman" w:eastAsia="Times New Roman"/>
           <w:b w:val="0"/>
-          <w:i/>
+          <w:i w:val="0"/>
           <w:color w:val="000000"/>
-          <w:sz w:val="20"/>
+          <w:sz w:val="24"/>
         </w:rPr>
-        <w:t xml:space="preserve"> ..... </w:t>
+        <w:tab/>
       </w:r>
       <w:r>
         <w:rPr>
@@ -2158,18 +2330,21 @@
           <w:color w:val="000000"/>
           <w:sz w:val="24"/>
         </w:rPr>
-        <w:t>Trang 9</w:t>
+        <w:t>9</w:t>
       </w:r>
     </w:p>
     <w:p>
       <w:pPr>
         <w:spacing w:before="20" w:after="40" w:line="288" w:lineRule="auto"/>
         <w:jc w:val="left"/>
+        <w:tabs>
+          <w:tab w:val="right" w:leader="dot" w:pos="9072"/>
+        </w:tabs>
       </w:pPr>
       <w:r>
         <w:rPr>
           <w:rFonts w:ascii="Times New Roman" w:hAnsi="Times New Roman" w:cs="Times New Roman" w:eastAsia="Times New Roman"/>
-          <w:b w:val="0"/>
+          <w:b/>
           <w:i w:val="0"/>
           <w:color w:val="000000"/>
           <w:sz w:val="24"/>
@@ -2180,11 +2355,11 @@
         <w:rPr>
           <w:rFonts w:ascii="Times New Roman" w:hAnsi="Times New Roman" w:cs="Times New Roman" w:eastAsia="Times New Roman"/>
           <w:b w:val="0"/>
-          <w:i/>
+          <w:i w:val="0"/>
           <w:color w:val="000000"/>
-          <w:sz w:val="20"/>
+          <w:sz w:val="24"/>
         </w:rPr>
-        <w:t xml:space="preserve"> ..... </w:t>
+        <w:tab/>
       </w:r>
       <w:r>
         <w:rPr>
@@ -2194,18 +2369,21 @@
           <w:color w:val="000000"/>
           <w:sz w:val="24"/>
         </w:rPr>
-        <w:t>Trang 9</w:t>
+        <w:t>9</w:t>
       </w:r>
     </w:p>
     <w:p>
       <w:pPr>
         <w:spacing w:before="20" w:after="40" w:line="288" w:lineRule="auto"/>
         <w:jc w:val="left"/>
+        <w:tabs>
+          <w:tab w:val="right" w:leader="dot" w:pos="9072"/>
+        </w:tabs>
       </w:pPr>
       <w:r>
         <w:rPr>
           <w:rFonts w:ascii="Times New Roman" w:hAnsi="Times New Roman" w:cs="Times New Roman" w:eastAsia="Times New Roman"/>
-          <w:b w:val="0"/>
+          <w:b/>
           <w:i w:val="0"/>
           <w:color w:val="000000"/>
           <w:sz w:val="24"/>
@@ -2216,11 +2394,11 @@
         <w:rPr>
           <w:rFonts w:ascii="Times New Roman" w:hAnsi="Times New Roman" w:cs="Times New Roman" w:eastAsia="Times New Roman"/>
           <w:b w:val="0"/>
-          <w:i/>
+          <w:i w:val="0"/>
           <w:color w:val="000000"/>
-          <w:sz w:val="20"/>
+          <w:sz w:val="24"/>
         </w:rPr>
-        <w:t xml:space="preserve"> ..... </w:t>
+        <w:tab/>
       </w:r>
       <w:r>
         <w:rPr>
@@ -2230,18 +2408,21 @@
           <w:color w:val="000000"/>
           <w:sz w:val="24"/>
         </w:rPr>
-        <w:t>Trang 10</w:t>
+        <w:t>10</w:t>
       </w:r>
     </w:p>
     <w:p>
       <w:pPr>
         <w:spacing w:before="20" w:after="40" w:line="288" w:lineRule="auto"/>
         <w:jc w:val="left"/>
+        <w:tabs>
+          <w:tab w:val="right" w:leader="dot" w:pos="9072"/>
+        </w:tabs>
       </w:pPr>
       <w:r>
         <w:rPr>
           <w:rFonts w:ascii="Times New Roman" w:hAnsi="Times New Roman" w:cs="Times New Roman" w:eastAsia="Times New Roman"/>
-          <w:b w:val="0"/>
+          <w:b/>
           <w:i w:val="0"/>
           <w:color w:val="000000"/>
           <w:sz w:val="24"/>
@@ -2252,11 +2433,11 @@
         <w:rPr>
           <w:rFonts w:ascii="Times New Roman" w:hAnsi="Times New Roman" w:cs="Times New Roman" w:eastAsia="Times New Roman"/>
           <w:b w:val="0"/>
-          <w:i/>
+          <w:i w:val="0"/>
           <w:color w:val="000000"/>
-          <w:sz w:val="20"/>
+          <w:sz w:val="24"/>
         </w:rPr>
-        <w:t xml:space="preserve"> ..... </w:t>
+        <w:tab/>
       </w:r>
       <w:r>
         <w:rPr>
@@ -2266,18 +2447,21 @@
           <w:color w:val="000000"/>
           <w:sz w:val="24"/>
         </w:rPr>
-        <w:t>Trang 10</w:t>
+        <w:t>10</w:t>
       </w:r>
     </w:p>
     <w:p>
       <w:pPr>
         <w:spacing w:before="20" w:after="40" w:line="288" w:lineRule="auto"/>
         <w:jc w:val="left"/>
+        <w:tabs>
+          <w:tab w:val="right" w:leader="dot" w:pos="9072"/>
+        </w:tabs>
       </w:pPr>
       <w:r>
         <w:rPr>
           <w:rFonts w:ascii="Times New Roman" w:hAnsi="Times New Roman" w:cs="Times New Roman" w:eastAsia="Times New Roman"/>
-          <w:b w:val="0"/>
+          <w:b/>
           <w:i w:val="0"/>
           <w:color w:val="000000"/>
           <w:sz w:val="24"/>
@@ -2288,11 +2472,11 @@
         <w:rPr>
           <w:rFonts w:ascii="Times New Roman" w:hAnsi="Times New Roman" w:cs="Times New Roman" w:eastAsia="Times New Roman"/>
           <w:b w:val="0"/>
-          <w:i/>
+          <w:i w:val="0"/>
           <w:color w:val="000000"/>
-          <w:sz w:val="20"/>
+          <w:sz w:val="24"/>
         </w:rPr>
-        <w:t xml:space="preserve"> ..... </w:t>
+        <w:tab/>
       </w:r>
       <w:r>
         <w:rPr>
@@ -2302,18 +2486,21 @@
           <w:color w:val="000000"/>
           <w:sz w:val="24"/>
         </w:rPr>
-        <w:t>Trang 11</w:t>
+        <w:t>11</w:t>
       </w:r>
     </w:p>
     <w:p>
       <w:pPr>
         <w:spacing w:before="20" w:after="40" w:line="288" w:lineRule="auto"/>
         <w:jc w:val="left"/>
+        <w:tabs>
+          <w:tab w:val="right" w:leader="dot" w:pos="9072"/>
+        </w:tabs>
       </w:pPr>
       <w:r>
         <w:rPr>
           <w:rFonts w:ascii="Times New Roman" w:hAnsi="Times New Roman" w:cs="Times New Roman" w:eastAsia="Times New Roman"/>
-          <w:b w:val="0"/>
+          <w:b/>
           <w:i w:val="0"/>
           <w:color w:val="000000"/>
           <w:sz w:val="24"/>
@@ -2324,11 +2511,11 @@
         <w:rPr>
           <w:rFonts w:ascii="Times New Roman" w:hAnsi="Times New Roman" w:cs="Times New Roman" w:eastAsia="Times New Roman"/>
           <w:b w:val="0"/>
-          <w:i/>
+          <w:i w:val="0"/>
           <w:color w:val="000000"/>
-          <w:sz w:val="20"/>
+          <w:sz w:val="24"/>
         </w:rPr>
-        <w:t xml:space="preserve"> ..... </w:t>
+        <w:tab/>
       </w:r>
       <w:r>
         <w:rPr>
@@ -2338,18 +2525,21 @@
           <w:color w:val="000000"/>
           <w:sz w:val="24"/>
         </w:rPr>
-        <w:t>Trang 12</w:t>
+        <w:t>12</w:t>
       </w:r>
     </w:p>
     <w:p>
       <w:pPr>
         <w:spacing w:before="20" w:after="40" w:line="288" w:lineRule="auto"/>
         <w:jc w:val="left"/>
+        <w:tabs>
+          <w:tab w:val="right" w:leader="dot" w:pos="9072"/>
+        </w:tabs>
       </w:pPr>
       <w:r>
         <w:rPr>
           <w:rFonts w:ascii="Times New Roman" w:hAnsi="Times New Roman" w:cs="Times New Roman" w:eastAsia="Times New Roman"/>
-          <w:b w:val="0"/>
+          <w:b/>
           <w:i w:val="0"/>
           <w:color w:val="000000"/>
           <w:sz w:val="24"/>
@@ -2360,11 +2550,11 @@
         <w:rPr>
           <w:rFonts w:ascii="Times New Roman" w:hAnsi="Times New Roman" w:cs="Times New Roman" w:eastAsia="Times New Roman"/>
           <w:b w:val="0"/>
-          <w:i/>
+          <w:i w:val="0"/>
           <w:color w:val="000000"/>
-          <w:sz w:val="20"/>
+          <w:sz w:val="24"/>
         </w:rPr>
-        <w:t xml:space="preserve"> ..... </w:t>
+        <w:tab/>
       </w:r>
       <w:r>
         <w:rPr>
@@ -2374,18 +2564,21 @@
           <w:color w:val="000000"/>
           <w:sz w:val="24"/>
         </w:rPr>
-        <w:t>Trang 13</w:t>
+        <w:t>13</w:t>
       </w:r>
     </w:p>
     <w:p>
       <w:pPr>
         <w:spacing w:before="20" w:after="40" w:line="288" w:lineRule="auto"/>
         <w:jc w:val="left"/>
+        <w:tabs>
+          <w:tab w:val="right" w:leader="dot" w:pos="9072"/>
+        </w:tabs>
       </w:pPr>
       <w:r>
         <w:rPr>
           <w:rFonts w:ascii="Times New Roman" w:hAnsi="Times New Roman" w:cs="Times New Roman" w:eastAsia="Times New Roman"/>
-          <w:b w:val="0"/>
+          <w:b/>
           <w:i w:val="0"/>
           <w:color w:val="000000"/>
           <w:sz w:val="24"/>
@@ -2396,11 +2589,11 @@
         <w:rPr>
           <w:rFonts w:ascii="Times New Roman" w:hAnsi="Times New Roman" w:cs="Times New Roman" w:eastAsia="Times New Roman"/>
           <w:b w:val="0"/>
-          <w:i/>
+          <w:i w:val="0"/>
           <w:color w:val="000000"/>
-          <w:sz w:val="20"/>
+          <w:sz w:val="24"/>
         </w:rPr>
-        <w:t xml:space="preserve"> ..... </w:t>
+        <w:tab/>
       </w:r>
       <w:r>
         <w:rPr>
@@ -2410,7 +2603,7 @@
           <w:color w:val="000000"/>
           <w:sz w:val="24"/>
         </w:rPr>
-        <w:t>Trang 14</w:t>
+        <w:t>14</w:t>
       </w:r>
     </w:p>
     <w:p>
@@ -2420,6 +2613,7 @@
     </w:p>
     <w:p>
       <w:pPr>
+        <w:pStyle w:val="Heading1"/>
         <w:spacing w:before="280" w:after="120" w:line="324" w:lineRule="auto"/>
         <w:jc w:val="left"/>
       </w:pPr>
@@ -2436,6 +2630,7 @@
     </w:p>
     <w:p>
       <w:pPr>
+        <w:pStyle w:val="Heading2"/>
         <w:spacing w:before="240" w:after="100" w:line="324" w:lineRule="auto"/>
         <w:jc w:val="left"/>
       </w:pPr>
@@ -2445,14 +2640,14 @@
           <w:b/>
           <w:i w:val="0"/>
           <w:color w:val="000000"/>
-          <w:sz w:val="30"/>
+          <w:sz w:val="29"/>
         </w:rPr>
         <w:t>1.1   Mục đích tài liệu</w:t>
       </w:r>
     </w:p>
     <w:p>
       <w:pPr>
-        <w:spacing w:before="0" w:after="100" w:line="324" w:lineRule="auto"/>
+        <w:spacing w:before="0" w:after="120" w:line="324" w:lineRule="auto"/>
         <w:jc w:val="left"/>
       </w:pPr>
       <w:r>
@@ -2469,7 +2664,7 @@
     <w:p>
       <w:pPr>
         <w:pStyle w:val="ListBullet"/>
-        <w:spacing w:before="0" w:after="80" w:line="324" w:lineRule="auto"/>
+        <w:spacing w:before="0" w:after="100" w:line="324" w:lineRule="auto"/>
         <w:jc w:val="left"/>
       </w:pPr>
       <w:r>
@@ -2496,7 +2691,7 @@
     <w:p>
       <w:pPr>
         <w:pStyle w:val="ListBullet"/>
-        <w:spacing w:before="0" w:after="80" w:line="324" w:lineRule="auto"/>
+        <w:spacing w:before="0" w:after="100" w:line="324" w:lineRule="auto"/>
         <w:jc w:val="left"/>
       </w:pPr>
       <w:r>
@@ -2523,7 +2718,7 @@
     <w:p>
       <w:pPr>
         <w:pStyle w:val="ListBullet"/>
-        <w:spacing w:before="0" w:after="80" w:line="324" w:lineRule="auto"/>
+        <w:spacing w:before="0" w:after="100" w:line="324" w:lineRule="auto"/>
         <w:jc w:val="left"/>
       </w:pPr>
       <w:r>
@@ -2549,6 +2744,7 @@
     </w:p>
     <w:p>
       <w:pPr>
+        <w:pStyle w:val="Heading2"/>
         <w:spacing w:before="240" w:after="100" w:line="324" w:lineRule="auto"/>
         <w:jc w:val="left"/>
       </w:pPr>
@@ -2558,14 +2754,14 @@
           <w:b/>
           <w:i w:val="0"/>
           <w:color w:val="000000"/>
-          <w:sz w:val="30"/>
+          <w:sz w:val="29"/>
         </w:rPr>
         <w:t>1.2   Phạm vi và đối tượng sử dụng</w:t>
       </w:r>
     </w:p>
     <w:p>
       <w:pPr>
-        <w:spacing w:before="0" w:after="100" w:line="324" w:lineRule="auto"/>
+        <w:spacing w:before="0" w:after="120" w:line="324" w:lineRule="auto"/>
         <w:jc w:val="left"/>
       </w:pPr>
       <w:r>
@@ -2581,7 +2777,7 @@
     </w:p>
     <w:p>
       <w:pPr>
-        <w:spacing w:before="0" w:after="100" w:line="324" w:lineRule="auto"/>
+        <w:spacing w:before="0" w:after="120" w:line="324" w:lineRule="auto"/>
         <w:jc w:val="left"/>
       </w:pPr>
       <w:r>
@@ -2598,7 +2794,7 @@
     <w:p>
       <w:pPr>
         <w:pStyle w:val="ListBullet"/>
-        <w:spacing w:before="0" w:after="80" w:line="324" w:lineRule="auto"/>
+        <w:spacing w:before="0" w:after="100" w:line="324" w:lineRule="auto"/>
         <w:jc w:val="left"/>
       </w:pPr>
       <w:r>
@@ -2625,7 +2821,7 @@
     <w:p>
       <w:pPr>
         <w:pStyle w:val="ListBullet"/>
-        <w:spacing w:before="0" w:after="80" w:line="324" w:lineRule="auto"/>
+        <w:spacing w:before="0" w:after="100" w:line="324" w:lineRule="auto"/>
         <w:jc w:val="left"/>
       </w:pPr>
       <w:r>
@@ -2652,7 +2848,7 @@
     <w:p>
       <w:pPr>
         <w:pStyle w:val="ListBullet"/>
-        <w:spacing w:before="0" w:after="80" w:line="324" w:lineRule="auto"/>
+        <w:spacing w:before="0" w:after="100" w:line="324" w:lineRule="auto"/>
         <w:jc w:val="left"/>
       </w:pPr>
       <w:r>
@@ -2679,7 +2875,7 @@
     <w:p>
       <w:pPr>
         <w:pStyle w:val="ListBullet"/>
-        <w:spacing w:before="0" w:after="80" w:line="324" w:lineRule="auto"/>
+        <w:spacing w:before="0" w:after="100" w:line="324" w:lineRule="auto"/>
         <w:jc w:val="left"/>
       </w:pPr>
       <w:r>
@@ -2706,7 +2902,7 @@
     <w:p>
       <w:pPr>
         <w:pStyle w:val="ListBullet"/>
-        <w:spacing w:before="0" w:after="80" w:line="324" w:lineRule="auto"/>
+        <w:spacing w:before="0" w:after="100" w:line="324" w:lineRule="auto"/>
         <w:jc w:val="left"/>
       </w:pPr>
       <w:r>
@@ -2732,6 +2928,7 @@
     </w:p>
     <w:p>
       <w:pPr>
+        <w:pStyle w:val="Heading2"/>
         <w:spacing w:before="240" w:after="100" w:line="324" w:lineRule="auto"/>
         <w:jc w:val="left"/>
       </w:pPr>
@@ -2741,14 +2938,14 @@
           <w:b/>
           <w:i w:val="0"/>
           <w:color w:val="000000"/>
-          <w:sz w:val="30"/>
+          <w:sz w:val="29"/>
         </w:rPr>
         <w:t>1.3   Từ điển thuật ngữ</w:t>
       </w:r>
     </w:p>
     <w:p>
       <w:pPr>
-        <w:spacing w:before="0" w:after="100" w:line="324" w:lineRule="auto"/>
+        <w:spacing w:before="0" w:after="120" w:line="324" w:lineRule="auto"/>
         <w:jc w:val="left"/>
       </w:pPr>
       <w:r>
@@ -2769,8 +2966,8 @@
         <w:tblLook w:firstColumn="1" w:firstRow="1" w:lastColumn="0" w:lastRow="0" w:noHBand="0" w:noVBand="1" w:val="04A0"/>
       </w:tblPr>
       <w:tblGrid>
-        <w:gridCol w:w="4677"/>
-        <w:gridCol w:w="4677"/>
+        <w:gridCol w:w="4535"/>
+        <w:gridCol w:w="4535"/>
       </w:tblGrid>
       <w:tr>
         <w:trPr>
@@ -2790,8 +2987,8 @@
             <w:tcMar>
               <w:top w:w="120" w:type="dxa"/>
               <w:bottom w:w="120" w:type="dxa"/>
-              <w:left w:w="160" w:type="dxa"/>
-              <w:right w:w="160" w:type="dxa"/>
+              <w:left w:w="150" w:type="dxa"/>
+              <w:right w:w="150" w:type="dxa"/>
             </w:tcMar>
             <w:vAlign w:val="center"/>
           </w:tcPr>
@@ -2825,8 +3022,8 @@
             <w:tcMar>
               <w:top w:w="120" w:type="dxa"/>
               <w:bottom w:w="120" w:type="dxa"/>
-              <w:left w:w="160" w:type="dxa"/>
-              <w:right w:w="160" w:type="dxa"/>
+              <w:left w:w="150" w:type="dxa"/>
+              <w:right w:w="150" w:type="dxa"/>
             </w:tcMar>
             <w:vAlign w:val="center"/>
           </w:tcPr>
@@ -2865,8 +3062,8 @@
             <w:tcMar>
               <w:top w:w="120" w:type="dxa"/>
               <w:bottom w:w="120" w:type="dxa"/>
-              <w:left w:w="160" w:type="dxa"/>
-              <w:right w:w="160" w:type="dxa"/>
+              <w:left w:w="150" w:type="dxa"/>
+              <w:right w:w="150" w:type="dxa"/>
             </w:tcMar>
             <w:vAlign w:val="center"/>
           </w:tcPr>
@@ -2900,8 +3097,8 @@
             <w:tcMar>
               <w:top w:w="120" w:type="dxa"/>
               <w:bottom w:w="120" w:type="dxa"/>
-              <w:left w:w="160" w:type="dxa"/>
-              <w:right w:w="160" w:type="dxa"/>
+              <w:left w:w="150" w:type="dxa"/>
+              <w:right w:w="150" w:type="dxa"/>
             </w:tcMar>
             <w:vAlign w:val="center"/>
           </w:tcPr>
@@ -2940,8 +3137,8 @@
             <w:tcMar>
               <w:top w:w="120" w:type="dxa"/>
               <w:bottom w:w="120" w:type="dxa"/>
-              <w:left w:w="160" w:type="dxa"/>
-              <w:right w:w="160" w:type="dxa"/>
+              <w:left w:w="150" w:type="dxa"/>
+              <w:right w:w="150" w:type="dxa"/>
             </w:tcMar>
             <w:vAlign w:val="center"/>
           </w:tcPr>
@@ -2975,8 +3172,8 @@
             <w:tcMar>
               <w:top w:w="120" w:type="dxa"/>
               <w:bottom w:w="120" w:type="dxa"/>
-              <w:left w:w="160" w:type="dxa"/>
-              <w:right w:w="160" w:type="dxa"/>
+              <w:left w:w="150" w:type="dxa"/>
+              <w:right w:w="150" w:type="dxa"/>
             </w:tcMar>
             <w:vAlign w:val="center"/>
           </w:tcPr>
@@ -3015,8 +3212,8 @@
             <w:tcMar>
               <w:top w:w="120" w:type="dxa"/>
               <w:bottom w:w="120" w:type="dxa"/>
-              <w:left w:w="160" w:type="dxa"/>
-              <w:right w:w="160" w:type="dxa"/>
+              <w:left w:w="150" w:type="dxa"/>
+              <w:right w:w="150" w:type="dxa"/>
             </w:tcMar>
             <w:vAlign w:val="center"/>
           </w:tcPr>
@@ -3050,8 +3247,8 @@
             <w:tcMar>
               <w:top w:w="120" w:type="dxa"/>
               <w:bottom w:w="120" w:type="dxa"/>
-              <w:left w:w="160" w:type="dxa"/>
-              <w:right w:w="160" w:type="dxa"/>
+              <w:left w:w="150" w:type="dxa"/>
+              <w:right w:w="150" w:type="dxa"/>
             </w:tcMar>
             <w:vAlign w:val="center"/>
           </w:tcPr>
@@ -3090,8 +3287,8 @@
             <w:tcMar>
               <w:top w:w="120" w:type="dxa"/>
               <w:bottom w:w="120" w:type="dxa"/>
-              <w:left w:w="160" w:type="dxa"/>
-              <w:right w:w="160" w:type="dxa"/>
+              <w:left w:w="150" w:type="dxa"/>
+              <w:right w:w="150" w:type="dxa"/>
             </w:tcMar>
             <w:vAlign w:val="center"/>
           </w:tcPr>
@@ -3125,8 +3322,8 @@
             <w:tcMar>
               <w:top w:w="120" w:type="dxa"/>
               <w:bottom w:w="120" w:type="dxa"/>
-              <w:left w:w="160" w:type="dxa"/>
-              <w:right w:w="160" w:type="dxa"/>
+              <w:left w:w="150" w:type="dxa"/>
+              <w:right w:w="150" w:type="dxa"/>
             </w:tcMar>
             <w:vAlign w:val="center"/>
           </w:tcPr>
@@ -3165,8 +3362,8 @@
             <w:tcMar>
               <w:top w:w="120" w:type="dxa"/>
               <w:bottom w:w="120" w:type="dxa"/>
-              <w:left w:w="160" w:type="dxa"/>
-              <w:right w:w="160" w:type="dxa"/>
+              <w:left w:w="150" w:type="dxa"/>
+              <w:right w:w="150" w:type="dxa"/>
             </w:tcMar>
             <w:vAlign w:val="center"/>
           </w:tcPr>
@@ -3200,8 +3397,8 @@
             <w:tcMar>
               <w:top w:w="120" w:type="dxa"/>
               <w:bottom w:w="120" w:type="dxa"/>
-              <w:left w:w="160" w:type="dxa"/>
-              <w:right w:w="160" w:type="dxa"/>
+              <w:left w:w="150" w:type="dxa"/>
+              <w:right w:w="150" w:type="dxa"/>
             </w:tcMar>
             <w:vAlign w:val="center"/>
           </w:tcPr>
@@ -3240,8 +3437,8 @@
             <w:tcMar>
               <w:top w:w="120" w:type="dxa"/>
               <w:bottom w:w="120" w:type="dxa"/>
-              <w:left w:w="160" w:type="dxa"/>
-              <w:right w:w="160" w:type="dxa"/>
+              <w:left w:w="150" w:type="dxa"/>
+              <w:right w:w="150" w:type="dxa"/>
             </w:tcMar>
             <w:vAlign w:val="center"/>
           </w:tcPr>
@@ -3275,8 +3472,8 @@
             <w:tcMar>
               <w:top w:w="120" w:type="dxa"/>
               <w:bottom w:w="120" w:type="dxa"/>
-              <w:left w:w="160" w:type="dxa"/>
-              <w:right w:w="160" w:type="dxa"/>
+              <w:left w:w="150" w:type="dxa"/>
+              <w:right w:w="150" w:type="dxa"/>
             </w:tcMar>
             <w:vAlign w:val="center"/>
           </w:tcPr>
@@ -3315,8 +3512,8 @@
             <w:tcMar>
               <w:top w:w="120" w:type="dxa"/>
               <w:bottom w:w="120" w:type="dxa"/>
-              <w:left w:w="160" w:type="dxa"/>
-              <w:right w:w="160" w:type="dxa"/>
+              <w:left w:w="150" w:type="dxa"/>
+              <w:right w:w="150" w:type="dxa"/>
             </w:tcMar>
             <w:vAlign w:val="center"/>
           </w:tcPr>
@@ -3350,8 +3547,8 @@
             <w:tcMar>
               <w:top w:w="120" w:type="dxa"/>
               <w:bottom w:w="120" w:type="dxa"/>
-              <w:left w:w="160" w:type="dxa"/>
-              <w:right w:w="160" w:type="dxa"/>
+              <w:left w:w="150" w:type="dxa"/>
+              <w:right w:w="150" w:type="dxa"/>
             </w:tcMar>
             <w:vAlign w:val="center"/>
           </w:tcPr>
@@ -3390,8 +3587,8 @@
             <w:tcMar>
               <w:top w:w="120" w:type="dxa"/>
               <w:bottom w:w="120" w:type="dxa"/>
-              <w:left w:w="160" w:type="dxa"/>
-              <w:right w:w="160" w:type="dxa"/>
+              <w:left w:w="150" w:type="dxa"/>
+              <w:right w:w="150" w:type="dxa"/>
             </w:tcMar>
             <w:vAlign w:val="center"/>
           </w:tcPr>
@@ -3425,8 +3622,8 @@
             <w:tcMar>
               <w:top w:w="120" w:type="dxa"/>
               <w:bottom w:w="120" w:type="dxa"/>
-              <w:left w:w="160" w:type="dxa"/>
-              <w:right w:w="160" w:type="dxa"/>
+              <w:left w:w="150" w:type="dxa"/>
+              <w:right w:w="150" w:type="dxa"/>
             </w:tcMar>
             <w:vAlign w:val="center"/>
           </w:tcPr>
@@ -3457,6 +3654,7 @@
     </w:p>
     <w:p>
       <w:pPr>
+        <w:pStyle w:val="Heading2"/>
         <w:spacing w:before="240" w:after="100" w:line="324" w:lineRule="auto"/>
         <w:jc w:val="left"/>
       </w:pPr>
@@ -3466,14 +3664,14 @@
           <w:b/>
           <w:i w:val="0"/>
           <w:color w:val="000000"/>
-          <w:sz w:val="30"/>
+          <w:sz w:val="29"/>
         </w:rPr>
         <w:t>1.4   Ký hiệu sử dụng</w:t>
       </w:r>
     </w:p>
     <w:p>
       <w:pPr>
-        <w:spacing w:before="0" w:after="100" w:line="324" w:lineRule="auto"/>
+        <w:spacing w:before="0" w:after="120" w:line="324" w:lineRule="auto"/>
         <w:jc w:val="left"/>
       </w:pPr>
       <w:r>
@@ -3494,8 +3692,8 @@
         <w:tblLook w:firstColumn="1" w:firstRow="1" w:lastColumn="0" w:lastRow="0" w:noHBand="0" w:noVBand="1" w:val="04A0"/>
       </w:tblPr>
       <w:tblGrid>
-        <w:gridCol w:w="4677"/>
-        <w:gridCol w:w="4677"/>
+        <w:gridCol w:w="4535"/>
+        <w:gridCol w:w="4535"/>
       </w:tblGrid>
       <w:tr>
         <w:trPr>
@@ -3515,8 +3713,8 @@
             <w:tcMar>
               <w:top w:w="120" w:type="dxa"/>
               <w:bottom w:w="120" w:type="dxa"/>
-              <w:left w:w="160" w:type="dxa"/>
-              <w:right w:w="160" w:type="dxa"/>
+              <w:left w:w="150" w:type="dxa"/>
+              <w:right w:w="150" w:type="dxa"/>
             </w:tcMar>
             <w:vAlign w:val="center"/>
           </w:tcPr>
@@ -3550,8 +3748,8 @@
             <w:tcMar>
               <w:top w:w="120" w:type="dxa"/>
               <w:bottom w:w="120" w:type="dxa"/>
-              <w:left w:w="160" w:type="dxa"/>
-              <w:right w:w="160" w:type="dxa"/>
+              <w:left w:w="150" w:type="dxa"/>
+              <w:right w:w="150" w:type="dxa"/>
             </w:tcMar>
             <w:vAlign w:val="center"/>
           </w:tcPr>
@@ -3590,8 +3788,8 @@
             <w:tcMar>
               <w:top w:w="120" w:type="dxa"/>
               <w:bottom w:w="120" w:type="dxa"/>
-              <w:left w:w="160" w:type="dxa"/>
-              <w:right w:w="160" w:type="dxa"/>
+              <w:left w:w="150" w:type="dxa"/>
+              <w:right w:w="150" w:type="dxa"/>
             </w:tcMar>
             <w:vAlign w:val="center"/>
           </w:tcPr>
@@ -3625,8 +3823,8 @@
             <w:tcMar>
               <w:top w:w="120" w:type="dxa"/>
               <w:bottom w:w="120" w:type="dxa"/>
-              <w:left w:w="160" w:type="dxa"/>
-              <w:right w:w="160" w:type="dxa"/>
+              <w:left w:w="150" w:type="dxa"/>
+              <w:right w:w="150" w:type="dxa"/>
             </w:tcMar>
             <w:vAlign w:val="center"/>
           </w:tcPr>
@@ -3665,8 +3863,8 @@
             <w:tcMar>
               <w:top w:w="120" w:type="dxa"/>
               <w:bottom w:w="120" w:type="dxa"/>
-              <w:left w:w="160" w:type="dxa"/>
-              <w:right w:w="160" w:type="dxa"/>
+              <w:left w:w="150" w:type="dxa"/>
+              <w:right w:w="150" w:type="dxa"/>
             </w:tcMar>
             <w:vAlign w:val="center"/>
           </w:tcPr>
@@ -3700,8 +3898,8 @@
             <w:tcMar>
               <w:top w:w="120" w:type="dxa"/>
               <w:bottom w:w="120" w:type="dxa"/>
-              <w:left w:w="160" w:type="dxa"/>
-              <w:right w:w="160" w:type="dxa"/>
+              <w:left w:w="150" w:type="dxa"/>
+              <w:right w:w="150" w:type="dxa"/>
             </w:tcMar>
             <w:vAlign w:val="center"/>
           </w:tcPr>
@@ -3740,8 +3938,8 @@
             <w:tcMar>
               <w:top w:w="120" w:type="dxa"/>
               <w:bottom w:w="120" w:type="dxa"/>
-              <w:left w:w="160" w:type="dxa"/>
-              <w:right w:w="160" w:type="dxa"/>
+              <w:left w:w="150" w:type="dxa"/>
+              <w:right w:w="150" w:type="dxa"/>
             </w:tcMar>
             <w:vAlign w:val="center"/>
           </w:tcPr>
@@ -3775,8 +3973,8 @@
             <w:tcMar>
               <w:top w:w="120" w:type="dxa"/>
               <w:bottom w:w="120" w:type="dxa"/>
-              <w:left w:w="160" w:type="dxa"/>
-              <w:right w:w="160" w:type="dxa"/>
+              <w:left w:w="150" w:type="dxa"/>
+              <w:right w:w="150" w:type="dxa"/>
             </w:tcMar>
             <w:vAlign w:val="center"/>
           </w:tcPr>
@@ -3815,8 +4013,8 @@
             <w:tcMar>
               <w:top w:w="120" w:type="dxa"/>
               <w:bottom w:w="120" w:type="dxa"/>
-              <w:left w:w="160" w:type="dxa"/>
-              <w:right w:w="160" w:type="dxa"/>
+              <w:left w:w="150" w:type="dxa"/>
+              <w:right w:w="150" w:type="dxa"/>
             </w:tcMar>
             <w:vAlign w:val="center"/>
           </w:tcPr>
@@ -3850,8 +4048,8 @@
             <w:tcMar>
               <w:top w:w="120" w:type="dxa"/>
               <w:bottom w:w="120" w:type="dxa"/>
-              <w:left w:w="160" w:type="dxa"/>
-              <w:right w:w="160" w:type="dxa"/>
+              <w:left w:w="150" w:type="dxa"/>
+              <w:right w:w="150" w:type="dxa"/>
             </w:tcMar>
             <w:vAlign w:val="center"/>
           </w:tcPr>
@@ -3882,6 +4080,7 @@
     </w:p>
     <w:p>
       <w:pPr>
+        <w:pStyle w:val="Heading2"/>
         <w:spacing w:before="240" w:after="100" w:line="324" w:lineRule="auto"/>
         <w:jc w:val="left"/>
       </w:pPr>
@@ -3891,14 +4090,14 @@
           <w:b/>
           <w:i w:val="0"/>
           <w:color w:val="000000"/>
-          <w:sz w:val="30"/>
+          <w:sz w:val="29"/>
         </w:rPr>
         <w:t>1.5   Căn cứ và tài liệu tham khảo</w:t>
       </w:r>
     </w:p>
     <w:p>
       <w:pPr>
-        <w:spacing w:before="0" w:after="100" w:line="324" w:lineRule="auto"/>
+        <w:spacing w:before="0" w:after="120" w:line="324" w:lineRule="auto"/>
         <w:jc w:val="left"/>
       </w:pPr>
       <w:r>
@@ -3915,7 +4114,7 @@
     <w:p>
       <w:pPr>
         <w:pStyle w:val="ListBullet"/>
-        <w:spacing w:before="0" w:after="80" w:line="324" w:lineRule="auto"/>
+        <w:spacing w:before="0" w:after="100" w:line="324" w:lineRule="auto"/>
         <w:jc w:val="left"/>
       </w:pPr>
       <w:r>
@@ -3942,7 +4141,7 @@
     <w:p>
       <w:pPr>
         <w:pStyle w:val="ListBullet"/>
-        <w:spacing w:before="0" w:after="80" w:line="324" w:lineRule="auto"/>
+        <w:spacing w:before="0" w:after="100" w:line="324" w:lineRule="auto"/>
         <w:jc w:val="left"/>
       </w:pPr>
       <w:r>
@@ -3969,7 +4168,7 @@
     <w:p>
       <w:pPr>
         <w:pStyle w:val="ListBullet"/>
-        <w:spacing w:before="0" w:after="80" w:line="324" w:lineRule="auto"/>
+        <w:spacing w:before="0" w:after="100" w:line="324" w:lineRule="auto"/>
         <w:jc w:val="left"/>
       </w:pPr>
       <w:r>
@@ -3996,7 +4195,7 @@
     <w:p>
       <w:pPr>
         <w:pStyle w:val="ListBullet"/>
-        <w:spacing w:before="0" w:after="80" w:line="324" w:lineRule="auto"/>
+        <w:spacing w:before="0" w:after="100" w:line="324" w:lineRule="auto"/>
         <w:jc w:val="left"/>
       </w:pPr>
       <w:r>
@@ -4023,7 +4222,7 @@
     <w:p>
       <w:pPr>
         <w:pStyle w:val="ListBullet"/>
-        <w:spacing w:before="0" w:after="80" w:line="324" w:lineRule="auto"/>
+        <w:spacing w:before="0" w:after="100" w:line="324" w:lineRule="auto"/>
         <w:jc w:val="left"/>
       </w:pPr>
       <w:r>
@@ -4049,6 +4248,7 @@
     </w:p>
     <w:p>
       <w:pPr>
+        <w:pStyle w:val="Heading1"/>
         <w:spacing w:before="280" w:after="120" w:line="324" w:lineRule="auto"/>
         <w:jc w:val="left"/>
       </w:pPr>
@@ -4065,6 +4265,7 @@
     </w:p>
     <w:p>
       <w:pPr>
+        <w:pStyle w:val="Heading2"/>
         <w:spacing w:before="240" w:after="100" w:line="324" w:lineRule="auto"/>
         <w:jc w:val="left"/>
       </w:pPr>
@@ -4074,14 +4275,14 @@
           <w:b/>
           <w:i w:val="0"/>
           <w:color w:val="000000"/>
-          <w:sz w:val="30"/>
+          <w:sz w:val="29"/>
         </w:rPr>
         <w:t>2.1   Mô tả hệ thống hiện tại</w:t>
       </w:r>
     </w:p>
     <w:p>
       <w:pPr>
-        <w:spacing w:before="0" w:after="100" w:line="324" w:lineRule="auto"/>
+        <w:spacing w:before="0" w:after="120" w:line="324" w:lineRule="auto"/>
         <w:jc w:val="left"/>
       </w:pPr>
       <w:r>
@@ -4097,6 +4298,7 @@
     </w:p>
     <w:p>
       <w:pPr>
+        <w:pStyle w:val="Heading2"/>
         <w:spacing w:before="240" w:after="100" w:line="324" w:lineRule="auto"/>
         <w:jc w:val="left"/>
       </w:pPr>
@@ -4106,14 +4308,14 @@
           <w:b/>
           <w:i w:val="0"/>
           <w:color w:val="000000"/>
-          <w:sz w:val="30"/>
+          <w:sz w:val="29"/>
         </w:rPr>
         <w:t>2.2   Hạn chế của hệ thống hiện tại</w:t>
       </w:r>
     </w:p>
     <w:p>
       <w:pPr>
-        <w:spacing w:before="0" w:after="100" w:line="324" w:lineRule="auto"/>
+        <w:spacing w:before="0" w:after="120" w:line="324" w:lineRule="auto"/>
         <w:jc w:val="left"/>
       </w:pPr>
       <w:r>
@@ -4130,7 +4332,7 @@
     <w:p>
       <w:pPr>
         <w:pStyle w:val="ListBullet"/>
-        <w:spacing w:before="0" w:after="80" w:line="324" w:lineRule="auto"/>
+        <w:spacing w:before="0" w:after="100" w:line="324" w:lineRule="auto"/>
         <w:jc w:val="left"/>
       </w:pPr>
       <w:r>
@@ -4157,7 +4359,7 @@
     <w:p>
       <w:pPr>
         <w:pStyle w:val="ListBullet"/>
-        <w:spacing w:before="0" w:after="80" w:line="324" w:lineRule="auto"/>
+        <w:spacing w:before="0" w:after="100" w:line="324" w:lineRule="auto"/>
         <w:jc w:val="left"/>
       </w:pPr>
       <w:r>
@@ -4184,7 +4386,7 @@
     <w:p>
       <w:pPr>
         <w:pStyle w:val="ListBullet"/>
-        <w:spacing w:before="0" w:after="80" w:line="324" w:lineRule="auto"/>
+        <w:spacing w:before="0" w:after="100" w:line="324" w:lineRule="auto"/>
         <w:jc w:val="left"/>
       </w:pPr>
       <w:r>
@@ -4211,7 +4413,7 @@
     <w:p>
       <w:pPr>
         <w:pStyle w:val="ListBullet"/>
-        <w:spacing w:before="0" w:after="80" w:line="324" w:lineRule="auto"/>
+        <w:spacing w:before="0" w:after="100" w:line="324" w:lineRule="auto"/>
         <w:jc w:val="left"/>
       </w:pPr>
       <w:r>
@@ -4238,7 +4440,7 @@
     <w:p>
       <w:pPr>
         <w:pStyle w:val="ListBullet"/>
-        <w:spacing w:before="0" w:after="80" w:line="324" w:lineRule="auto"/>
+        <w:spacing w:before="0" w:after="100" w:line="324" w:lineRule="auto"/>
         <w:jc w:val="left"/>
       </w:pPr>
       <w:r>
@@ -4264,6 +4466,7 @@
     </w:p>
     <w:p>
       <w:pPr>
+        <w:pStyle w:val="Heading2"/>
         <w:spacing w:before="240" w:after="100" w:line="324" w:lineRule="auto"/>
         <w:jc w:val="left"/>
       </w:pPr>
@@ -4273,14 +4476,14 @@
           <w:b/>
           <w:i w:val="0"/>
           <w:color w:val="000000"/>
-          <w:sz w:val="30"/>
+          <w:sz w:val="29"/>
         </w:rPr>
         <w:t>2.3   Mức độ sử dụng và tăng trưởng giao dịch</w:t>
       </w:r>
     </w:p>
     <w:p>
       <w:pPr>
-        <w:spacing w:before="0" w:after="100" w:line="324" w:lineRule="auto"/>
+        <w:spacing w:before="0" w:after="120" w:line="324" w:lineRule="auto"/>
         <w:jc w:val="left"/>
       </w:pPr>
       <w:r>
@@ -4301,8 +4504,8 @@
         <w:tblLook w:firstColumn="1" w:firstRow="1" w:lastColumn="0" w:lastRow="0" w:noHBand="0" w:noVBand="1" w:val="04A0"/>
       </w:tblPr>
       <w:tblGrid>
-        <w:gridCol w:w="4677"/>
-        <w:gridCol w:w="4677"/>
+        <w:gridCol w:w="4535"/>
+        <w:gridCol w:w="4535"/>
       </w:tblGrid>
       <w:tr>
         <w:trPr>
@@ -4322,8 +4525,8 @@
             <w:tcMar>
               <w:top w:w="120" w:type="dxa"/>
               <w:bottom w:w="120" w:type="dxa"/>
-              <w:left w:w="160" w:type="dxa"/>
-              <w:right w:w="160" w:type="dxa"/>
+              <w:left w:w="150" w:type="dxa"/>
+              <w:right w:w="150" w:type="dxa"/>
             </w:tcMar>
             <w:vAlign w:val="center"/>
           </w:tcPr>
@@ -4357,8 +4560,8 @@
             <w:tcMar>
               <w:top w:w="120" w:type="dxa"/>
               <w:bottom w:w="120" w:type="dxa"/>
-              <w:left w:w="160" w:type="dxa"/>
-              <w:right w:w="160" w:type="dxa"/>
+              <w:left w:w="150" w:type="dxa"/>
+              <w:right w:w="150" w:type="dxa"/>
             </w:tcMar>
             <w:vAlign w:val="center"/>
           </w:tcPr>
@@ -4397,8 +4600,8 @@
             <w:tcMar>
               <w:top w:w="120" w:type="dxa"/>
               <w:bottom w:w="120" w:type="dxa"/>
-              <w:left w:w="160" w:type="dxa"/>
-              <w:right w:w="160" w:type="dxa"/>
+              <w:left w:w="150" w:type="dxa"/>
+              <w:right w:w="150" w:type="dxa"/>
             </w:tcMar>
             <w:vAlign w:val="center"/>
           </w:tcPr>
@@ -4432,8 +4635,8 @@
             <w:tcMar>
               <w:top w:w="120" w:type="dxa"/>
               <w:bottom w:w="120" w:type="dxa"/>
-              <w:left w:w="160" w:type="dxa"/>
-              <w:right w:w="160" w:type="dxa"/>
+              <w:left w:w="150" w:type="dxa"/>
+              <w:right w:w="150" w:type="dxa"/>
             </w:tcMar>
             <w:vAlign w:val="center"/>
           </w:tcPr>
@@ -4472,8 +4675,8 @@
             <w:tcMar>
               <w:top w:w="120" w:type="dxa"/>
               <w:bottom w:w="120" w:type="dxa"/>
-              <w:left w:w="160" w:type="dxa"/>
-              <w:right w:w="160" w:type="dxa"/>
+              <w:left w:w="150" w:type="dxa"/>
+              <w:right w:w="150" w:type="dxa"/>
             </w:tcMar>
             <w:vAlign w:val="center"/>
           </w:tcPr>
@@ -4507,8 +4710,8 @@
             <w:tcMar>
               <w:top w:w="120" w:type="dxa"/>
               <w:bottom w:w="120" w:type="dxa"/>
-              <w:left w:w="160" w:type="dxa"/>
-              <w:right w:w="160" w:type="dxa"/>
+              <w:left w:w="150" w:type="dxa"/>
+              <w:right w:w="150" w:type="dxa"/>
             </w:tcMar>
             <w:vAlign w:val="center"/>
           </w:tcPr>
@@ -4547,8 +4750,8 @@
             <w:tcMar>
               <w:top w:w="120" w:type="dxa"/>
               <w:bottom w:w="120" w:type="dxa"/>
-              <w:left w:w="160" w:type="dxa"/>
-              <w:right w:w="160" w:type="dxa"/>
+              <w:left w:w="150" w:type="dxa"/>
+              <w:right w:w="150" w:type="dxa"/>
             </w:tcMar>
             <w:vAlign w:val="center"/>
           </w:tcPr>
@@ -4582,8 +4785,8 @@
             <w:tcMar>
               <w:top w:w="120" w:type="dxa"/>
               <w:bottom w:w="120" w:type="dxa"/>
-              <w:left w:w="160" w:type="dxa"/>
-              <w:right w:w="160" w:type="dxa"/>
+              <w:left w:w="150" w:type="dxa"/>
+              <w:right w:w="150" w:type="dxa"/>
             </w:tcMar>
             <w:vAlign w:val="center"/>
           </w:tcPr>
@@ -4622,8 +4825,8 @@
             <w:tcMar>
               <w:top w:w="120" w:type="dxa"/>
               <w:bottom w:w="120" w:type="dxa"/>
-              <w:left w:w="160" w:type="dxa"/>
-              <w:right w:w="160" w:type="dxa"/>
+              <w:left w:w="150" w:type="dxa"/>
+              <w:right w:w="150" w:type="dxa"/>
             </w:tcMar>
             <w:vAlign w:val="center"/>
           </w:tcPr>
@@ -4657,8 +4860,8 @@
             <w:tcMar>
               <w:top w:w="120" w:type="dxa"/>
               <w:bottom w:w="120" w:type="dxa"/>
-              <w:left w:w="160" w:type="dxa"/>
-              <w:right w:w="160" w:type="dxa"/>
+              <w:left w:w="150" w:type="dxa"/>
+              <w:right w:w="150" w:type="dxa"/>
             </w:tcMar>
             <w:vAlign w:val="center"/>
           </w:tcPr>
@@ -4689,6 +4892,7 @@
     </w:p>
     <w:p>
       <w:pPr>
+        <w:pStyle w:val="Heading2"/>
         <w:spacing w:before="240" w:after="100" w:line="324" w:lineRule="auto"/>
         <w:jc w:val="left"/>
       </w:pPr>
@@ -4698,14 +4902,14 @@
           <w:b/>
           <w:i w:val="0"/>
           <w:color w:val="000000"/>
-          <w:sz w:val="30"/>
+          <w:sz w:val="29"/>
         </w:rPr>
         <w:t>2.4   Mục tiêu của hệ thống cần xây dựng</w:t>
       </w:r>
     </w:p>
     <w:p>
       <w:pPr>
-        <w:spacing w:before="0" w:after="100" w:line="324" w:lineRule="auto"/>
+        <w:spacing w:before="0" w:after="120" w:line="324" w:lineRule="auto"/>
         <w:jc w:val="left"/>
       </w:pPr>
       <w:r>
@@ -4722,7 +4926,7 @@
     <w:p>
       <w:pPr>
         <w:pStyle w:val="ListBullet"/>
-        <w:spacing w:before="0" w:after="80" w:line="324" w:lineRule="auto"/>
+        <w:spacing w:before="0" w:after="100" w:line="324" w:lineRule="auto"/>
         <w:jc w:val="left"/>
       </w:pPr>
       <w:r>
@@ -4749,7 +4953,7 @@
     <w:p>
       <w:pPr>
         <w:pStyle w:val="ListBullet"/>
-        <w:spacing w:before="0" w:after="80" w:line="324" w:lineRule="auto"/>
+        <w:spacing w:before="0" w:after="100" w:line="324" w:lineRule="auto"/>
         <w:jc w:val="left"/>
       </w:pPr>
       <w:r>
@@ -4776,7 +4980,7 @@
     <w:p>
       <w:pPr>
         <w:pStyle w:val="ListBullet"/>
-        <w:spacing w:before="0" w:after="80" w:line="324" w:lineRule="auto"/>
+        <w:spacing w:before="0" w:after="100" w:line="324" w:lineRule="auto"/>
         <w:jc w:val="left"/>
       </w:pPr>
       <w:r>
@@ -4803,7 +5007,7 @@
     <w:p>
       <w:pPr>
         <w:pStyle w:val="ListBullet"/>
-        <w:spacing w:before="0" w:after="80" w:line="324" w:lineRule="auto"/>
+        <w:spacing w:before="0" w:after="100" w:line="324" w:lineRule="auto"/>
         <w:jc w:val="left"/>
       </w:pPr>
       <w:r>
@@ -4829,6 +5033,7 @@
     </w:p>
     <w:p>
       <w:pPr>
+        <w:pStyle w:val="Heading2"/>
         <w:spacing w:before="240" w:after="100" w:line="324" w:lineRule="auto"/>
         <w:jc w:val="left"/>
       </w:pPr>
@@ -4838,14 +5043,14 @@
           <w:b/>
           <w:i w:val="0"/>
           <w:color w:val="000000"/>
-          <w:sz w:val="30"/>
+          <w:sz w:val="29"/>
         </w:rPr>
         <w:t>2.5   Khung cảnh dự án</w:t>
       </w:r>
     </w:p>
     <w:p>
       <w:pPr>
-        <w:spacing w:before="0" w:after="100" w:line="324" w:lineRule="auto"/>
+        <w:spacing w:before="0" w:after="120" w:line="324" w:lineRule="auto"/>
         <w:jc w:val="left"/>
       </w:pPr>
       <w:r>
@@ -4866,9 +5071,9 @@
         <w:tblLook w:firstColumn="1" w:firstRow="1" w:lastColumn="0" w:lastRow="0" w:noHBand="0" w:noVBand="1" w:val="04A0"/>
       </w:tblPr>
       <w:tblGrid>
-        <w:gridCol w:w="3118"/>
-        <w:gridCol w:w="3118"/>
-        <w:gridCol w:w="3118"/>
+        <w:gridCol w:w="3024"/>
+        <w:gridCol w:w="3024"/>
+        <w:gridCol w:w="3024"/>
       </w:tblGrid>
       <w:tr>
         <w:trPr>
@@ -4888,8 +5093,8 @@
             <w:tcMar>
               <w:top w:w="120" w:type="dxa"/>
               <w:bottom w:w="120" w:type="dxa"/>
-              <w:left w:w="160" w:type="dxa"/>
-              <w:right w:w="160" w:type="dxa"/>
+              <w:left w:w="150" w:type="dxa"/>
+              <w:right w:w="150" w:type="dxa"/>
             </w:tcMar>
             <w:vAlign w:val="center"/>
           </w:tcPr>
@@ -4923,8 +5128,8 @@
             <w:tcMar>
               <w:top w:w="120" w:type="dxa"/>
               <w:bottom w:w="120" w:type="dxa"/>
-              <w:left w:w="160" w:type="dxa"/>
-              <w:right w:w="160" w:type="dxa"/>
+              <w:left w:w="150" w:type="dxa"/>
+              <w:right w:w="150" w:type="dxa"/>
             </w:tcMar>
             <w:vAlign w:val="center"/>
           </w:tcPr>
@@ -4958,8 +5163,8 @@
             <w:tcMar>
               <w:top w:w="120" w:type="dxa"/>
               <w:bottom w:w="120" w:type="dxa"/>
-              <w:left w:w="160" w:type="dxa"/>
-              <w:right w:w="160" w:type="dxa"/>
+              <w:left w:w="150" w:type="dxa"/>
+              <w:right w:w="150" w:type="dxa"/>
             </w:tcMar>
             <w:vAlign w:val="center"/>
           </w:tcPr>
@@ -4998,8 +5203,8 @@
             <w:tcMar>
               <w:top w:w="120" w:type="dxa"/>
               <w:bottom w:w="120" w:type="dxa"/>
-              <w:left w:w="160" w:type="dxa"/>
-              <w:right w:w="160" w:type="dxa"/>
+              <w:left w:w="150" w:type="dxa"/>
+              <w:right w:w="150" w:type="dxa"/>
             </w:tcMar>
             <w:vAlign w:val="center"/>
           </w:tcPr>
@@ -5033,8 +5238,8 @@
             <w:tcMar>
               <w:top w:w="120" w:type="dxa"/>
               <w:bottom w:w="120" w:type="dxa"/>
-              <w:left w:w="160" w:type="dxa"/>
-              <w:right w:w="160" w:type="dxa"/>
+              <w:left w:w="150" w:type="dxa"/>
+              <w:right w:w="150" w:type="dxa"/>
             </w:tcMar>
             <w:vAlign w:val="center"/>
           </w:tcPr>
@@ -5068,8 +5273,8 @@
             <w:tcMar>
               <w:top w:w="120" w:type="dxa"/>
               <w:bottom w:w="120" w:type="dxa"/>
-              <w:left w:w="160" w:type="dxa"/>
-              <w:right w:w="160" w:type="dxa"/>
+              <w:left w:w="150" w:type="dxa"/>
+              <w:right w:w="150" w:type="dxa"/>
             </w:tcMar>
             <w:vAlign w:val="center"/>
           </w:tcPr>
@@ -5108,8 +5313,8 @@
             <w:tcMar>
               <w:top w:w="120" w:type="dxa"/>
               <w:bottom w:w="120" w:type="dxa"/>
-              <w:left w:w="160" w:type="dxa"/>
-              <w:right w:w="160" w:type="dxa"/>
+              <w:left w:w="150" w:type="dxa"/>
+              <w:right w:w="150" w:type="dxa"/>
             </w:tcMar>
             <w:vAlign w:val="center"/>
           </w:tcPr>
@@ -5143,8 +5348,8 @@
             <w:tcMar>
               <w:top w:w="120" w:type="dxa"/>
               <w:bottom w:w="120" w:type="dxa"/>
-              <w:left w:w="160" w:type="dxa"/>
-              <w:right w:w="160" w:type="dxa"/>
+              <w:left w:w="150" w:type="dxa"/>
+              <w:right w:w="150" w:type="dxa"/>
             </w:tcMar>
             <w:vAlign w:val="center"/>
           </w:tcPr>
@@ -5178,8 +5383,8 @@
             <w:tcMar>
               <w:top w:w="120" w:type="dxa"/>
               <w:bottom w:w="120" w:type="dxa"/>
-              <w:left w:w="160" w:type="dxa"/>
-              <w:right w:w="160" w:type="dxa"/>
+              <w:left w:w="150" w:type="dxa"/>
+              <w:right w:w="150" w:type="dxa"/>
             </w:tcMar>
             <w:vAlign w:val="center"/>
           </w:tcPr>
@@ -5218,8 +5423,8 @@
             <w:tcMar>
               <w:top w:w="120" w:type="dxa"/>
               <w:bottom w:w="120" w:type="dxa"/>
-              <w:left w:w="160" w:type="dxa"/>
-              <w:right w:w="160" w:type="dxa"/>
+              <w:left w:w="150" w:type="dxa"/>
+              <w:right w:w="150" w:type="dxa"/>
             </w:tcMar>
             <w:vAlign w:val="center"/>
           </w:tcPr>
@@ -5253,8 +5458,8 @@
             <w:tcMar>
               <w:top w:w="120" w:type="dxa"/>
               <w:bottom w:w="120" w:type="dxa"/>
-              <w:left w:w="160" w:type="dxa"/>
-              <w:right w:w="160" w:type="dxa"/>
+              <w:left w:w="150" w:type="dxa"/>
+              <w:right w:w="150" w:type="dxa"/>
             </w:tcMar>
             <w:vAlign w:val="center"/>
           </w:tcPr>
@@ -5288,8 +5493,8 @@
             <w:tcMar>
               <w:top w:w="120" w:type="dxa"/>
               <w:bottom w:w="120" w:type="dxa"/>
-              <w:left w:w="160" w:type="dxa"/>
-              <w:right w:w="160" w:type="dxa"/>
+              <w:left w:w="150" w:type="dxa"/>
+              <w:right w:w="150" w:type="dxa"/>
             </w:tcMar>
             <w:vAlign w:val="center"/>
           </w:tcPr>
@@ -5328,8 +5533,8 @@
             <w:tcMar>
               <w:top w:w="120" w:type="dxa"/>
               <w:bottom w:w="120" w:type="dxa"/>
-              <w:left w:w="160" w:type="dxa"/>
-              <w:right w:w="160" w:type="dxa"/>
+              <w:left w:w="150" w:type="dxa"/>
+              <w:right w:w="150" w:type="dxa"/>
             </w:tcMar>
             <w:vAlign w:val="center"/>
           </w:tcPr>
@@ -5363,8 +5568,8 @@
             <w:tcMar>
               <w:top w:w="120" w:type="dxa"/>
               <w:bottom w:w="120" w:type="dxa"/>
-              <w:left w:w="160" w:type="dxa"/>
-              <w:right w:w="160" w:type="dxa"/>
+              <w:left w:w="150" w:type="dxa"/>
+              <w:right w:w="150" w:type="dxa"/>
             </w:tcMar>
             <w:vAlign w:val="center"/>
           </w:tcPr>
@@ -5398,8 +5603,8 @@
             <w:tcMar>
               <w:top w:w="120" w:type="dxa"/>
               <w:bottom w:w="120" w:type="dxa"/>
-              <w:left w:w="160" w:type="dxa"/>
-              <w:right w:w="160" w:type="dxa"/>
+              <w:left w:w="150" w:type="dxa"/>
+              <w:right w:w="150" w:type="dxa"/>
             </w:tcMar>
             <w:vAlign w:val="center"/>
           </w:tcPr>
@@ -5430,6 +5635,7 @@
     </w:p>
     <w:p>
       <w:pPr>
+        <w:pStyle w:val="Heading2"/>
         <w:spacing w:before="240" w:after="100" w:line="324" w:lineRule="auto"/>
         <w:jc w:val="left"/>
       </w:pPr>
@@ -5439,14 +5645,14 @@
           <w:b/>
           <w:i w:val="0"/>
           <w:color w:val="000000"/>
-          <w:sz w:val="30"/>
+          <w:sz w:val="29"/>
         </w:rPr>
         <w:t>2.6   Ngữ cảnh hệ thống</w:t>
       </w:r>
     </w:p>
     <w:p>
       <w:pPr>
-        <w:spacing w:before="0" w:after="100" w:line="324" w:lineRule="auto"/>
+        <w:spacing w:before="0" w:after="120" w:line="324" w:lineRule="auto"/>
         <w:jc w:val="left"/>
       </w:pPr>
       <w:r>
@@ -5467,9 +5673,9 @@
         <w:tblLook w:firstColumn="1" w:firstRow="1" w:lastColumn="0" w:lastRow="0" w:noHBand="0" w:noVBand="1" w:val="04A0"/>
       </w:tblPr>
       <w:tblGrid>
-        <w:gridCol w:w="3118"/>
-        <w:gridCol w:w="3118"/>
-        <w:gridCol w:w="3118"/>
+        <w:gridCol w:w="3024"/>
+        <w:gridCol w:w="3024"/>
+        <w:gridCol w:w="3024"/>
       </w:tblGrid>
       <w:tr>
         <w:trPr>
@@ -5489,8 +5695,8 @@
             <w:tcMar>
               <w:top w:w="120" w:type="dxa"/>
               <w:bottom w:w="120" w:type="dxa"/>
-              <w:left w:w="160" w:type="dxa"/>
-              <w:right w:w="160" w:type="dxa"/>
+              <w:left w:w="150" w:type="dxa"/>
+              <w:right w:w="150" w:type="dxa"/>
             </w:tcMar>
             <w:vAlign w:val="center"/>
           </w:tcPr>
@@ -5524,8 +5730,8 @@
             <w:tcMar>
               <w:top w:w="120" w:type="dxa"/>
               <w:bottom w:w="120" w:type="dxa"/>
-              <w:left w:w="160" w:type="dxa"/>
-              <w:right w:w="160" w:type="dxa"/>
+              <w:left w:w="150" w:type="dxa"/>
+              <w:right w:w="150" w:type="dxa"/>
             </w:tcMar>
             <w:vAlign w:val="center"/>
           </w:tcPr>
@@ -5559,8 +5765,8 @@
             <w:tcMar>
               <w:top w:w="120" w:type="dxa"/>
               <w:bottom w:w="120" w:type="dxa"/>
-              <w:left w:w="160" w:type="dxa"/>
-              <w:right w:w="160" w:type="dxa"/>
+              <w:left w:w="150" w:type="dxa"/>
+              <w:right w:w="150" w:type="dxa"/>
             </w:tcMar>
             <w:vAlign w:val="center"/>
           </w:tcPr>
@@ -5599,8 +5805,8 @@
             <w:tcMar>
               <w:top w:w="120" w:type="dxa"/>
               <w:bottom w:w="120" w:type="dxa"/>
-              <w:left w:w="160" w:type="dxa"/>
-              <w:right w:w="160" w:type="dxa"/>
+              <w:left w:w="150" w:type="dxa"/>
+              <w:right w:w="150" w:type="dxa"/>
             </w:tcMar>
             <w:vAlign w:val="center"/>
           </w:tcPr>
@@ -5634,8 +5840,8 @@
             <w:tcMar>
               <w:top w:w="120" w:type="dxa"/>
               <w:bottom w:w="120" w:type="dxa"/>
-              <w:left w:w="160" w:type="dxa"/>
-              <w:right w:w="160" w:type="dxa"/>
+              <w:left w:w="150" w:type="dxa"/>
+              <w:right w:w="150" w:type="dxa"/>
             </w:tcMar>
             <w:vAlign w:val="center"/>
           </w:tcPr>
@@ -5669,8 +5875,8 @@
             <w:tcMar>
               <w:top w:w="120" w:type="dxa"/>
               <w:bottom w:w="120" w:type="dxa"/>
-              <w:left w:w="160" w:type="dxa"/>
-              <w:right w:w="160" w:type="dxa"/>
+              <w:left w:w="150" w:type="dxa"/>
+              <w:right w:w="150" w:type="dxa"/>
             </w:tcMar>
             <w:vAlign w:val="center"/>
           </w:tcPr>
@@ -5709,8 +5915,8 @@
             <w:tcMar>
               <w:top w:w="120" w:type="dxa"/>
               <w:bottom w:w="120" w:type="dxa"/>
-              <w:left w:w="160" w:type="dxa"/>
-              <w:right w:w="160" w:type="dxa"/>
+              <w:left w:w="150" w:type="dxa"/>
+              <w:right w:w="150" w:type="dxa"/>
             </w:tcMar>
             <w:vAlign w:val="center"/>
           </w:tcPr>
@@ -5744,8 +5950,8 @@
             <w:tcMar>
               <w:top w:w="120" w:type="dxa"/>
               <w:bottom w:w="120" w:type="dxa"/>
-              <w:left w:w="160" w:type="dxa"/>
-              <w:right w:w="160" w:type="dxa"/>
+              <w:left w:w="150" w:type="dxa"/>
+              <w:right w:w="150" w:type="dxa"/>
             </w:tcMar>
             <w:vAlign w:val="center"/>
           </w:tcPr>
@@ -5779,8 +5985,8 @@
             <w:tcMar>
               <w:top w:w="120" w:type="dxa"/>
               <w:bottom w:w="120" w:type="dxa"/>
-              <w:left w:w="160" w:type="dxa"/>
-              <w:right w:w="160" w:type="dxa"/>
+              <w:left w:w="150" w:type="dxa"/>
+              <w:right w:w="150" w:type="dxa"/>
             </w:tcMar>
             <w:vAlign w:val="center"/>
           </w:tcPr>
@@ -5819,8 +6025,8 @@
             <w:tcMar>
               <w:top w:w="120" w:type="dxa"/>
               <w:bottom w:w="120" w:type="dxa"/>
-              <w:left w:w="160" w:type="dxa"/>
-              <w:right w:w="160" w:type="dxa"/>
+              <w:left w:w="150" w:type="dxa"/>
+              <w:right w:w="150" w:type="dxa"/>
             </w:tcMar>
             <w:vAlign w:val="center"/>
           </w:tcPr>
@@ -5854,8 +6060,8 @@
             <w:tcMar>
               <w:top w:w="120" w:type="dxa"/>
               <w:bottom w:w="120" w:type="dxa"/>
-              <w:left w:w="160" w:type="dxa"/>
-              <w:right w:w="160" w:type="dxa"/>
+              <w:left w:w="150" w:type="dxa"/>
+              <w:right w:w="150" w:type="dxa"/>
             </w:tcMar>
             <w:vAlign w:val="center"/>
           </w:tcPr>
@@ -5889,8 +6095,8 @@
             <w:tcMar>
               <w:top w:w="120" w:type="dxa"/>
               <w:bottom w:w="120" w:type="dxa"/>
-              <w:left w:w="160" w:type="dxa"/>
-              <w:right w:w="160" w:type="dxa"/>
+              <w:left w:w="150" w:type="dxa"/>
+              <w:right w:w="150" w:type="dxa"/>
             </w:tcMar>
             <w:vAlign w:val="center"/>
           </w:tcPr>
@@ -5929,8 +6135,8 @@
             <w:tcMar>
               <w:top w:w="120" w:type="dxa"/>
               <w:bottom w:w="120" w:type="dxa"/>
-              <w:left w:w="160" w:type="dxa"/>
-              <w:right w:w="160" w:type="dxa"/>
+              <w:left w:w="150" w:type="dxa"/>
+              <w:right w:w="150" w:type="dxa"/>
             </w:tcMar>
             <w:vAlign w:val="center"/>
           </w:tcPr>
@@ -5964,8 +6170,8 @@
             <w:tcMar>
               <w:top w:w="120" w:type="dxa"/>
               <w:bottom w:w="120" w:type="dxa"/>
-              <w:left w:w="160" w:type="dxa"/>
-              <w:right w:w="160" w:type="dxa"/>
+              <w:left w:w="150" w:type="dxa"/>
+              <w:right w:w="150" w:type="dxa"/>
             </w:tcMar>
             <w:vAlign w:val="center"/>
           </w:tcPr>
@@ -5999,8 +6205,8 @@
             <w:tcMar>
               <w:top w:w="120" w:type="dxa"/>
               <w:bottom w:w="120" w:type="dxa"/>
-              <w:left w:w="160" w:type="dxa"/>
-              <w:right w:w="160" w:type="dxa"/>
+              <w:left w:w="150" w:type="dxa"/>
+              <w:right w:w="150" w:type="dxa"/>
             </w:tcMar>
             <w:vAlign w:val="center"/>
           </w:tcPr>
@@ -6031,6 +6237,7 @@
     </w:p>
     <w:p>
       <w:pPr>
+        <w:pStyle w:val="Heading2"/>
         <w:spacing w:before="240" w:after="100" w:line="324" w:lineRule="auto"/>
         <w:jc w:val="left"/>
       </w:pPr>
@@ -6040,14 +6247,14 @@
           <w:b/>
           <w:i w:val="0"/>
           <w:color w:val="000000"/>
-          <w:sz w:val="30"/>
+          <w:sz w:val="29"/>
         </w:rPr>
         <w:t>2.7   Hiệu quả mong đợi</w:t>
       </w:r>
     </w:p>
     <w:p>
       <w:pPr>
-        <w:spacing w:before="0" w:after="100" w:line="324" w:lineRule="auto"/>
+        <w:spacing w:before="0" w:after="120" w:line="324" w:lineRule="auto"/>
         <w:jc w:val="left"/>
       </w:pPr>
       <w:r>
@@ -6064,7 +6271,7 @@
     <w:p>
       <w:pPr>
         <w:pStyle w:val="ListBullet"/>
-        <w:spacing w:before="0" w:after="80" w:line="324" w:lineRule="auto"/>
+        <w:spacing w:before="0" w:after="100" w:line="324" w:lineRule="auto"/>
         <w:jc w:val="left"/>
       </w:pPr>
       <w:r>
@@ -6091,7 +6298,7 @@
     <w:p>
       <w:pPr>
         <w:pStyle w:val="ListBullet"/>
-        <w:spacing w:before="0" w:after="80" w:line="324" w:lineRule="auto"/>
+        <w:spacing w:before="0" w:after="100" w:line="324" w:lineRule="auto"/>
         <w:jc w:val="left"/>
       </w:pPr>
       <w:r>
@@ -6118,7 +6325,7 @@
     <w:p>
       <w:pPr>
         <w:pStyle w:val="ListBullet"/>
-        <w:spacing w:before="0" w:after="80" w:line="324" w:lineRule="auto"/>
+        <w:spacing w:before="0" w:after="100" w:line="324" w:lineRule="auto"/>
         <w:jc w:val="left"/>
       </w:pPr>
       <w:r>
@@ -6145,7 +6352,7 @@
     <w:p>
       <w:pPr>
         <w:pStyle w:val="ListBullet"/>
-        <w:spacing w:before="0" w:after="80" w:line="324" w:lineRule="auto"/>
+        <w:spacing w:before="0" w:after="100" w:line="324" w:lineRule="auto"/>
         <w:jc w:val="left"/>
       </w:pPr>
       <w:r>
@@ -6171,6 +6378,7 @@
     </w:p>
     <w:p>
       <w:pPr>
+        <w:pStyle w:val="Heading1"/>
         <w:spacing w:before="280" w:after="120" w:line="324" w:lineRule="auto"/>
         <w:jc w:val="left"/>
       </w:pPr>
@@ -6187,6 +6395,7 @@
     </w:p>
     <w:p>
       <w:pPr>
+        <w:pStyle w:val="Heading2"/>
         <w:spacing w:before="240" w:after="100" w:line="324" w:lineRule="auto"/>
         <w:jc w:val="left"/>
       </w:pPr>
@@ -6196,14 +6405,14 @@
           <w:b/>
           <w:i w:val="0"/>
           <w:color w:val="000000"/>
-          <w:sz w:val="30"/>
+          <w:sz w:val="29"/>
         </w:rPr>
         <w:t>3.1   Sơ đồ hoạt động nghiệp vụ tương lai</w:t>
       </w:r>
     </w:p>
     <w:p>
       <w:pPr>
-        <w:spacing w:before="0" w:after="100" w:line="324" w:lineRule="auto"/>
+        <w:spacing w:before="0" w:after="120" w:line="324" w:lineRule="auto"/>
         <w:jc w:val="left"/>
       </w:pPr>
       <w:r>
@@ -6219,13 +6428,13 @@
     </w:p>
     <w:p>
       <w:pPr>
-        <w:spacing w:before="120" w:after="80" w:line="324" w:lineRule="auto"/>
+        <w:spacing w:before="160" w:after="80" w:line="324" w:lineRule="auto"/>
         <w:jc w:val="center"/>
       </w:pPr>
       <w:r>
         <w:drawing>
           <wp:inline xmlns:a="http://schemas.openxmlformats.org/drawingml/2006/main" xmlns:pic="http://schemas.openxmlformats.org/drawingml/2006/picture">
-            <wp:extent cx="5669280" cy="4071163"/>
+            <wp:extent cx="5486400" cy="3981317"/>
             <wp:docPr id="1" name="Picture 1"/>
             <wp:cNvGraphicFramePr>
               <a:graphicFrameLocks noChangeAspect="1"/>
@@ -6246,7 +6455,7 @@
                   <pic:spPr>
                     <a:xfrm>
                       <a:off x="0" y="0"/>
-                      <a:ext cx="5669280" cy="4071163"/>
+                      <a:ext cx="5486400" cy="3981317"/>
                     </a:xfrm>
                     <a:prstGeom prst="rect"/>
                   </pic:spPr>
@@ -6275,6 +6484,106 @@
     </w:p>
     <w:p>
       <w:pPr>
+        <w:spacing w:before="80" w:after="40" w:line="324" w:lineRule="auto"/>
+        <w:jc w:val="left"/>
+      </w:pPr>
+      <w:r>
+        <w:rPr>
+          <w:rFonts w:ascii="Times New Roman" w:hAnsi="Times New Roman" w:cs="Times New Roman" w:eastAsia="Times New Roman"/>
+          <w:b/>
+          <w:i/>
+          <w:color w:val="1E3A8A"/>
+          <w:sz w:val="23"/>
+        </w:rPr>
+        <w:t>Cú pháp Mermaid Sequence Diagram chuẩn để tùy biến / chỉnh sửa:</w:t>
+      </w:r>
+    </w:p>
+    <w:tbl>
+      <w:tblPr>
+        <w:tblW w:type="auto" w:w="0"/>
+        <w:jc w:val="center"/>
+        <w:tblLook w:firstColumn="1" w:firstRow="1" w:lastColumn="0" w:lastRow="0" w:noHBand="0" w:noVBand="1" w:val="04A0"/>
+      </w:tblPr>
+      <w:tblGrid>
+        <w:gridCol w:w="9071"/>
+      </w:tblGrid>
+      <w:tr>
+        <w:tc>
+          <w:tcPr>
+            <w:tcW w:type="dxa" w:w="8640"/>
+            <w:shd w:fill="F8FAFC"/>
+            <w:tcBorders>
+              <w:top w:val="single" w:sz="4" w:space="0" w:color="94A3B8"/>
+              <w:bottom w:val="single" w:sz="4" w:space="0" w:color="94A3B8"/>
+              <w:left w:val="single" w:sz="4" w:space="0" w:color="94A3B8"/>
+              <w:right w:val="single" w:sz="4" w:space="0" w:color="94A3B8"/>
+            </w:tcBorders>
+            <w:tcMar>
+              <w:top w:w="120" w:type="dxa"/>
+              <w:bottom w:w="120" w:type="dxa"/>
+              <w:left w:w="150" w:type="dxa"/>
+              <w:right w:w="150" w:type="dxa"/>
+            </w:tcMar>
+          </w:tcPr>
+          <w:p>
+            <w:pPr>
+              <w:spacing w:before="80" w:after="80" w:line="276" w:lineRule="auto"/>
+              <w:jc w:val="left"/>
+            </w:pPr>
+            <w:r>
+              <w:rPr>
+                <w:rFonts w:ascii="Consolas" w:hAnsi="Consolas" w:cs="Consolas" w:eastAsia="Consolas"/>
+                <w:b w:val="0"/>
+                <w:i w:val="0"/>
+                <w:color w:val="0F172A"/>
+                <w:sz w:val="20"/>
+              </w:rPr>
+              <w:t>sequenceDiagram</w:t>
+              <w:br/>
+              <w:t xml:space="preserve">  autonumber</w:t>
+              <w:br/>
+              <w:t xml:space="preserve">  actor BTC as Ban tổ chức (Organizer)</w:t>
+              <w:br/>
+              <w:t xml:space="preserve">  actor KH as Khách hàng (Customer)</w:t>
+              <w:br/>
+              <w:t xml:space="preserve">  participant SVR as Máy chủ iTick Platform</w:t>
+              <w:br/>
+              <w:t xml:space="preserve">  participant PAY as Cổng Thanh toán (VNPay)</w:t>
+              <w:br/>
+              <w:t xml:space="preserve">  actor GATE as Trạm Soát vé (Check-in)</w:t>
+              <w:br/>
+              <w:br/>
+              <w:t xml:space="preserve">  BTC-&gt;&gt;SVR: 1. Tạo sự kiện &amp; Thiết lập phân hạng vé</w:t>
+              <w:br/>
+              <w:t xml:space="preserve">  KH-&gt;&gt;SVR: 2. Xem chi tiết &amp; Chọn vé (Hold 10 phút)</w:t>
+              <w:br/>
+              <w:t xml:space="preserve">  KH-&gt;&gt;PAY: 3. Nhập thẻ/quét QR thanh toán</w:t>
+              <w:br/>
+              <w:t xml:space="preserve">  PAY--&gt;&gt;SVR: 4. Callback xác nhận giao dịch thành công</w:t>
+              <w:br/>
+              <w:t xml:space="preserve">  SVR-&gt;&gt;SVR: 5. Trích 5% phí sàn &amp; Cấp mã QR vé duy nhất</w:t>
+              <w:br/>
+              <w:t xml:space="preserve">  SVR--&gt;&gt;KH: 6. Gửi vé điện tử vào hòm thư Email</w:t>
+              <w:br/>
+              <w:t xml:space="preserve">  KH-&gt;&gt;GATE: 7. Xuất trình mã QR tại cổng sự kiện</w:t>
+              <w:br/>
+              <w:t xml:space="preserve">  GATE-&gt;&gt;SVR: 8. Quét mã xác thực (&lt; 0.5s) &amp; Chuyển CHECKED_IN</w:t>
+              <w:br/>
+              <w:t xml:space="preserve">  SVR--&gt;&gt;BTC: 9. Cập nhật Dashboard doanh thu &amp; lượt vào cổng</w:t>
+            </w:r>
+          </w:p>
+        </w:tc>
+      </w:tr>
+    </w:tbl>
+    <w:p>
+      <w:pPr>
+        <w:spacing w:before="0" w:after="120" w:line="324" w:lineRule="auto"/>
+        <w:jc w:val="left"/>
+      </w:pPr>
+    </w:p>
+    <w:p>
+      <w:pPr>
+        <w:pStyle w:val="Heading2"/>
         <w:spacing w:before="240" w:after="100" w:line="324" w:lineRule="auto"/>
         <w:jc w:val="left"/>
       </w:pPr>
@@ -6284,14 +6593,14 @@
           <w:b/>
           <w:i w:val="0"/>
           <w:color w:val="000000"/>
-          <w:sz w:val="30"/>
+          <w:sz w:val="29"/>
         </w:rPr>
         <w:t>3.2   Luồng Đặt vé &amp; Thanh toán trực tuyến</w:t>
       </w:r>
     </w:p>
     <w:p>
       <w:pPr>
-        <w:spacing w:before="0" w:after="100" w:line="324" w:lineRule="auto"/>
+        <w:spacing w:before="0" w:after="120" w:line="324" w:lineRule="auto"/>
         <w:jc w:val="left"/>
       </w:pPr>
       <w:r>
@@ -6307,6 +6616,7 @@
     </w:p>
     <w:p>
       <w:pPr>
+        <w:pStyle w:val="Heading3"/>
         <w:spacing w:before="200" w:after="80" w:line="324" w:lineRule="auto"/>
         <w:jc w:val="left"/>
       </w:pPr>
@@ -6316,14 +6626,14 @@
           <w:b/>
           <w:i w:val="0"/>
           <w:color w:val="000000"/>
-          <w:sz w:val="28"/>
+          <w:sz w:val="27"/>
         </w:rPr>
         <w:t>3.2.1   Yêu cầu thông tin (các trường dữ liệu)</w:t>
       </w:r>
     </w:p>
     <w:p>
       <w:pPr>
-        <w:spacing w:before="0" w:after="100" w:line="324" w:lineRule="auto"/>
+        <w:spacing w:before="0" w:after="120" w:line="324" w:lineRule="auto"/>
         <w:jc w:val="left"/>
       </w:pPr>
       <w:r>
@@ -6344,12 +6654,12 @@
         <w:tblLook w:firstColumn="1" w:firstRow="1" w:lastColumn="0" w:lastRow="0" w:noHBand="0" w:noVBand="1" w:val="04A0"/>
       </w:tblPr>
       <w:tblGrid>
-        <w:gridCol w:w="1559"/>
-        <w:gridCol w:w="1559"/>
-        <w:gridCol w:w="1559"/>
-        <w:gridCol w:w="1559"/>
-        <w:gridCol w:w="1559"/>
-        <w:gridCol w:w="1559"/>
+        <w:gridCol w:w="1512"/>
+        <w:gridCol w:w="1512"/>
+        <w:gridCol w:w="1512"/>
+        <w:gridCol w:w="1512"/>
+        <w:gridCol w:w="1512"/>
+        <w:gridCol w:w="1512"/>
       </w:tblGrid>
       <w:tr>
         <w:trPr>
@@ -6369,8 +6679,8 @@
             <w:tcMar>
               <w:top w:w="120" w:type="dxa"/>
               <w:bottom w:w="120" w:type="dxa"/>
-              <w:left w:w="160" w:type="dxa"/>
-              <w:right w:w="160" w:type="dxa"/>
+              <w:left w:w="150" w:type="dxa"/>
+              <w:right w:w="150" w:type="dxa"/>
             </w:tcMar>
             <w:vAlign w:val="center"/>
           </w:tcPr>
@@ -6404,8 +6714,8 @@
             <w:tcMar>
               <w:top w:w="120" w:type="dxa"/>
               <w:bottom w:w="120" w:type="dxa"/>
-              <w:left w:w="160" w:type="dxa"/>
-              <w:right w:w="160" w:type="dxa"/>
+              <w:left w:w="150" w:type="dxa"/>
+              <w:right w:w="150" w:type="dxa"/>
             </w:tcMar>
             <w:vAlign w:val="center"/>
           </w:tcPr>
@@ -6439,8 +6749,8 @@
             <w:tcMar>
               <w:top w:w="120" w:type="dxa"/>
               <w:bottom w:w="120" w:type="dxa"/>
-              <w:left w:w="160" w:type="dxa"/>
-              <w:right w:w="160" w:type="dxa"/>
+              <w:left w:w="150" w:type="dxa"/>
+              <w:right w:w="150" w:type="dxa"/>
             </w:tcMar>
             <w:vAlign w:val="center"/>
           </w:tcPr>
@@ -6474,8 +6784,8 @@
             <w:tcMar>
               <w:top w:w="120" w:type="dxa"/>
               <w:bottom w:w="120" w:type="dxa"/>
-              <w:left w:w="160" w:type="dxa"/>
-              <w:right w:w="160" w:type="dxa"/>
+              <w:left w:w="150" w:type="dxa"/>
+              <w:right w:w="150" w:type="dxa"/>
             </w:tcMar>
             <w:vAlign w:val="center"/>
           </w:tcPr>
@@ -6509,8 +6819,8 @@
             <w:tcMar>
               <w:top w:w="120" w:type="dxa"/>
               <w:bottom w:w="120" w:type="dxa"/>
-              <w:left w:w="160" w:type="dxa"/>
-              <w:right w:w="160" w:type="dxa"/>
+              <w:left w:w="150" w:type="dxa"/>
+              <w:right w:w="150" w:type="dxa"/>
             </w:tcMar>
             <w:vAlign w:val="center"/>
           </w:tcPr>
@@ -6544,8 +6854,8 @@
             <w:tcMar>
               <w:top w:w="120" w:type="dxa"/>
               <w:bottom w:w="120" w:type="dxa"/>
-              <w:left w:w="160" w:type="dxa"/>
-              <w:right w:w="160" w:type="dxa"/>
+              <w:left w:w="150" w:type="dxa"/>
+              <w:right w:w="150" w:type="dxa"/>
             </w:tcMar>
             <w:vAlign w:val="center"/>
           </w:tcPr>
@@ -6584,8 +6894,8 @@
             <w:tcMar>
               <w:top w:w="120" w:type="dxa"/>
               <w:bottom w:w="120" w:type="dxa"/>
-              <w:left w:w="160" w:type="dxa"/>
-              <w:right w:w="160" w:type="dxa"/>
+              <w:left w:w="150" w:type="dxa"/>
+              <w:right w:w="150" w:type="dxa"/>
             </w:tcMar>
             <w:vAlign w:val="center"/>
           </w:tcPr>
@@ -6619,8 +6929,8 @@
             <w:tcMar>
               <w:top w:w="120" w:type="dxa"/>
               <w:bottom w:w="120" w:type="dxa"/>
-              <w:left w:w="160" w:type="dxa"/>
-              <w:right w:w="160" w:type="dxa"/>
+              <w:left w:w="150" w:type="dxa"/>
+              <w:right w:w="150" w:type="dxa"/>
             </w:tcMar>
             <w:vAlign w:val="center"/>
           </w:tcPr>
@@ -6654,8 +6964,8 @@
             <w:tcMar>
               <w:top w:w="120" w:type="dxa"/>
               <w:bottom w:w="120" w:type="dxa"/>
-              <w:left w:w="160" w:type="dxa"/>
-              <w:right w:w="160" w:type="dxa"/>
+              <w:left w:w="150" w:type="dxa"/>
+              <w:right w:w="150" w:type="dxa"/>
             </w:tcMar>
             <w:vAlign w:val="center"/>
           </w:tcPr>
@@ -6689,8 +6999,8 @@
             <w:tcMar>
               <w:top w:w="120" w:type="dxa"/>
               <w:bottom w:w="120" w:type="dxa"/>
-              <w:left w:w="160" w:type="dxa"/>
-              <w:right w:w="160" w:type="dxa"/>
+              <w:left w:w="150" w:type="dxa"/>
+              <w:right w:w="150" w:type="dxa"/>
             </w:tcMar>
             <w:vAlign w:val="center"/>
           </w:tcPr>
@@ -6724,8 +7034,8 @@
             <w:tcMar>
               <w:top w:w="120" w:type="dxa"/>
               <w:bottom w:w="120" w:type="dxa"/>
-              <w:left w:w="160" w:type="dxa"/>
-              <w:right w:w="160" w:type="dxa"/>
+              <w:left w:w="150" w:type="dxa"/>
+              <w:right w:w="150" w:type="dxa"/>
             </w:tcMar>
             <w:vAlign w:val="center"/>
           </w:tcPr>
@@ -6759,8 +7069,8 @@
             <w:tcMar>
               <w:top w:w="120" w:type="dxa"/>
               <w:bottom w:w="120" w:type="dxa"/>
-              <w:left w:w="160" w:type="dxa"/>
-              <w:right w:w="160" w:type="dxa"/>
+              <w:left w:w="150" w:type="dxa"/>
+              <w:right w:w="150" w:type="dxa"/>
             </w:tcMar>
             <w:vAlign w:val="center"/>
           </w:tcPr>
@@ -6799,8 +7109,8 @@
             <w:tcMar>
               <w:top w:w="120" w:type="dxa"/>
               <w:bottom w:w="120" w:type="dxa"/>
-              <w:left w:w="160" w:type="dxa"/>
-              <w:right w:w="160" w:type="dxa"/>
+              <w:left w:w="150" w:type="dxa"/>
+              <w:right w:w="150" w:type="dxa"/>
             </w:tcMar>
             <w:vAlign w:val="center"/>
           </w:tcPr>
@@ -6834,8 +7144,8 @@
             <w:tcMar>
               <w:top w:w="120" w:type="dxa"/>
               <w:bottom w:w="120" w:type="dxa"/>
-              <w:left w:w="160" w:type="dxa"/>
-              <w:right w:w="160" w:type="dxa"/>
+              <w:left w:w="150" w:type="dxa"/>
+              <w:right w:w="150" w:type="dxa"/>
             </w:tcMar>
             <w:vAlign w:val="center"/>
           </w:tcPr>
@@ -6869,8 +7179,8 @@
             <w:tcMar>
               <w:top w:w="120" w:type="dxa"/>
               <w:bottom w:w="120" w:type="dxa"/>
-              <w:left w:w="160" w:type="dxa"/>
-              <w:right w:w="160" w:type="dxa"/>
+              <w:left w:w="150" w:type="dxa"/>
+              <w:right w:w="150" w:type="dxa"/>
             </w:tcMar>
             <w:vAlign w:val="center"/>
           </w:tcPr>
@@ -6904,8 +7214,8 @@
             <w:tcMar>
               <w:top w:w="120" w:type="dxa"/>
               <w:bottom w:w="120" w:type="dxa"/>
-              <w:left w:w="160" w:type="dxa"/>
-              <w:right w:w="160" w:type="dxa"/>
+              <w:left w:w="150" w:type="dxa"/>
+              <w:right w:w="150" w:type="dxa"/>
             </w:tcMar>
             <w:vAlign w:val="center"/>
           </w:tcPr>
@@ -6939,8 +7249,8 @@
             <w:tcMar>
               <w:top w:w="120" w:type="dxa"/>
               <w:bottom w:w="120" w:type="dxa"/>
-              <w:left w:w="160" w:type="dxa"/>
-              <w:right w:w="160" w:type="dxa"/>
+              <w:left w:w="150" w:type="dxa"/>
+              <w:right w:w="150" w:type="dxa"/>
             </w:tcMar>
             <w:vAlign w:val="center"/>
           </w:tcPr>
@@ -6974,8 +7284,8 @@
             <w:tcMar>
               <w:top w:w="120" w:type="dxa"/>
               <w:bottom w:w="120" w:type="dxa"/>
-              <w:left w:w="160" w:type="dxa"/>
-              <w:right w:w="160" w:type="dxa"/>
+              <w:left w:w="150" w:type="dxa"/>
+              <w:right w:w="150" w:type="dxa"/>
             </w:tcMar>
             <w:vAlign w:val="center"/>
           </w:tcPr>
@@ -7014,8 +7324,8 @@
             <w:tcMar>
               <w:top w:w="120" w:type="dxa"/>
               <w:bottom w:w="120" w:type="dxa"/>
-              <w:left w:w="160" w:type="dxa"/>
-              <w:right w:w="160" w:type="dxa"/>
+              <w:left w:w="150" w:type="dxa"/>
+              <w:right w:w="150" w:type="dxa"/>
             </w:tcMar>
             <w:vAlign w:val="center"/>
           </w:tcPr>
@@ -7049,8 +7359,8 @@
             <w:tcMar>
               <w:top w:w="120" w:type="dxa"/>
               <w:bottom w:w="120" w:type="dxa"/>
-              <w:left w:w="160" w:type="dxa"/>
-              <w:right w:w="160" w:type="dxa"/>
+              <w:left w:w="150" w:type="dxa"/>
+              <w:right w:w="150" w:type="dxa"/>
             </w:tcMar>
             <w:vAlign w:val="center"/>
           </w:tcPr>
@@ -7084,8 +7394,8 @@
             <w:tcMar>
               <w:top w:w="120" w:type="dxa"/>
               <w:bottom w:w="120" w:type="dxa"/>
-              <w:left w:w="160" w:type="dxa"/>
-              <w:right w:w="160" w:type="dxa"/>
+              <w:left w:w="150" w:type="dxa"/>
+              <w:right w:w="150" w:type="dxa"/>
             </w:tcMar>
             <w:vAlign w:val="center"/>
           </w:tcPr>
@@ -7119,8 +7429,8 @@
             <w:tcMar>
               <w:top w:w="120" w:type="dxa"/>
               <w:bottom w:w="120" w:type="dxa"/>
-              <w:left w:w="160" w:type="dxa"/>
-              <w:right w:w="160" w:type="dxa"/>
+              <w:left w:w="150" w:type="dxa"/>
+              <w:right w:w="150" w:type="dxa"/>
             </w:tcMar>
             <w:vAlign w:val="center"/>
           </w:tcPr>
@@ -7154,8 +7464,8 @@
             <w:tcMar>
               <w:top w:w="120" w:type="dxa"/>
               <w:bottom w:w="120" w:type="dxa"/>
-              <w:left w:w="160" w:type="dxa"/>
-              <w:right w:w="160" w:type="dxa"/>
+              <w:left w:w="150" w:type="dxa"/>
+              <w:right w:w="150" w:type="dxa"/>
             </w:tcMar>
             <w:vAlign w:val="center"/>
           </w:tcPr>
@@ -7189,8 +7499,8 @@
             <w:tcMar>
               <w:top w:w="120" w:type="dxa"/>
               <w:bottom w:w="120" w:type="dxa"/>
-              <w:left w:w="160" w:type="dxa"/>
-              <w:right w:w="160" w:type="dxa"/>
+              <w:left w:w="150" w:type="dxa"/>
+              <w:right w:w="150" w:type="dxa"/>
             </w:tcMar>
             <w:vAlign w:val="center"/>
           </w:tcPr>
@@ -7229,8 +7539,8 @@
             <w:tcMar>
               <w:top w:w="120" w:type="dxa"/>
               <w:bottom w:w="120" w:type="dxa"/>
-              <w:left w:w="160" w:type="dxa"/>
-              <w:right w:w="160" w:type="dxa"/>
+              <w:left w:w="150" w:type="dxa"/>
+              <w:right w:w="150" w:type="dxa"/>
             </w:tcMar>
             <w:vAlign w:val="center"/>
           </w:tcPr>
@@ -7264,8 +7574,8 @@
             <w:tcMar>
               <w:top w:w="120" w:type="dxa"/>
               <w:bottom w:w="120" w:type="dxa"/>
-              <w:left w:w="160" w:type="dxa"/>
-              <w:right w:w="160" w:type="dxa"/>
+              <w:left w:w="150" w:type="dxa"/>
+              <w:right w:w="150" w:type="dxa"/>
             </w:tcMar>
             <w:vAlign w:val="center"/>
           </w:tcPr>
@@ -7299,8 +7609,8 @@
             <w:tcMar>
               <w:top w:w="120" w:type="dxa"/>
               <w:bottom w:w="120" w:type="dxa"/>
-              <w:left w:w="160" w:type="dxa"/>
-              <w:right w:w="160" w:type="dxa"/>
+              <w:left w:w="150" w:type="dxa"/>
+              <w:right w:w="150" w:type="dxa"/>
             </w:tcMar>
             <w:vAlign w:val="center"/>
           </w:tcPr>
@@ -7334,8 +7644,8 @@
             <w:tcMar>
               <w:top w:w="120" w:type="dxa"/>
               <w:bottom w:w="120" w:type="dxa"/>
-              <w:left w:w="160" w:type="dxa"/>
-              <w:right w:w="160" w:type="dxa"/>
+              <w:left w:w="150" w:type="dxa"/>
+              <w:right w:w="150" w:type="dxa"/>
             </w:tcMar>
             <w:vAlign w:val="center"/>
           </w:tcPr>
@@ -7369,8 +7679,8 @@
             <w:tcMar>
               <w:top w:w="120" w:type="dxa"/>
               <w:bottom w:w="120" w:type="dxa"/>
-              <w:left w:w="160" w:type="dxa"/>
-              <w:right w:w="160" w:type="dxa"/>
+              <w:left w:w="150" w:type="dxa"/>
+              <w:right w:w="150" w:type="dxa"/>
             </w:tcMar>
             <w:vAlign w:val="center"/>
           </w:tcPr>
@@ -7404,8 +7714,8 @@
             <w:tcMar>
               <w:top w:w="120" w:type="dxa"/>
               <w:bottom w:w="120" w:type="dxa"/>
-              <w:left w:w="160" w:type="dxa"/>
-              <w:right w:w="160" w:type="dxa"/>
+              <w:left w:w="150" w:type="dxa"/>
+              <w:right w:w="150" w:type="dxa"/>
             </w:tcMar>
             <w:vAlign w:val="center"/>
           </w:tcPr>
@@ -7444,8 +7754,8 @@
             <w:tcMar>
               <w:top w:w="120" w:type="dxa"/>
               <w:bottom w:w="120" w:type="dxa"/>
-              <w:left w:w="160" w:type="dxa"/>
-              <w:right w:w="160" w:type="dxa"/>
+              <w:left w:w="150" w:type="dxa"/>
+              <w:right w:w="150" w:type="dxa"/>
             </w:tcMar>
             <w:vAlign w:val="center"/>
           </w:tcPr>
@@ -7479,8 +7789,8 @@
             <w:tcMar>
               <w:top w:w="120" w:type="dxa"/>
               <w:bottom w:w="120" w:type="dxa"/>
-              <w:left w:w="160" w:type="dxa"/>
-              <w:right w:w="160" w:type="dxa"/>
+              <w:left w:w="150" w:type="dxa"/>
+              <w:right w:w="150" w:type="dxa"/>
             </w:tcMar>
             <w:vAlign w:val="center"/>
           </w:tcPr>
@@ -7514,8 +7824,8 @@
             <w:tcMar>
               <w:top w:w="120" w:type="dxa"/>
               <w:bottom w:w="120" w:type="dxa"/>
-              <w:left w:w="160" w:type="dxa"/>
-              <w:right w:w="160" w:type="dxa"/>
+              <w:left w:w="150" w:type="dxa"/>
+              <w:right w:w="150" w:type="dxa"/>
             </w:tcMar>
             <w:vAlign w:val="center"/>
           </w:tcPr>
@@ -7549,8 +7859,8 @@
             <w:tcMar>
               <w:top w:w="120" w:type="dxa"/>
               <w:bottom w:w="120" w:type="dxa"/>
-              <w:left w:w="160" w:type="dxa"/>
-              <w:right w:w="160" w:type="dxa"/>
+              <w:left w:w="150" w:type="dxa"/>
+              <w:right w:w="150" w:type="dxa"/>
             </w:tcMar>
             <w:vAlign w:val="center"/>
           </w:tcPr>
@@ -7584,8 +7894,8 @@
             <w:tcMar>
               <w:top w:w="120" w:type="dxa"/>
               <w:bottom w:w="120" w:type="dxa"/>
-              <w:left w:w="160" w:type="dxa"/>
-              <w:right w:w="160" w:type="dxa"/>
+              <w:left w:w="150" w:type="dxa"/>
+              <w:right w:w="150" w:type="dxa"/>
             </w:tcMar>
             <w:vAlign w:val="center"/>
           </w:tcPr>
@@ -7619,8 +7929,8 @@
             <w:tcMar>
               <w:top w:w="120" w:type="dxa"/>
               <w:bottom w:w="120" w:type="dxa"/>
-              <w:left w:w="160" w:type="dxa"/>
-              <w:right w:w="160" w:type="dxa"/>
+              <w:left w:w="150" w:type="dxa"/>
+              <w:right w:w="150" w:type="dxa"/>
             </w:tcMar>
             <w:vAlign w:val="center"/>
           </w:tcPr>
@@ -7659,8 +7969,8 @@
             <w:tcMar>
               <w:top w:w="120" w:type="dxa"/>
               <w:bottom w:w="120" w:type="dxa"/>
-              <w:left w:w="160" w:type="dxa"/>
-              <w:right w:w="160" w:type="dxa"/>
+              <w:left w:w="150" w:type="dxa"/>
+              <w:right w:w="150" w:type="dxa"/>
             </w:tcMar>
             <w:vAlign w:val="center"/>
           </w:tcPr>
@@ -7694,8 +8004,8 @@
             <w:tcMar>
               <w:top w:w="120" w:type="dxa"/>
               <w:bottom w:w="120" w:type="dxa"/>
-              <w:left w:w="160" w:type="dxa"/>
-              <w:right w:w="160" w:type="dxa"/>
+              <w:left w:w="150" w:type="dxa"/>
+              <w:right w:w="150" w:type="dxa"/>
             </w:tcMar>
             <w:vAlign w:val="center"/>
           </w:tcPr>
@@ -7729,8 +8039,8 @@
             <w:tcMar>
               <w:top w:w="120" w:type="dxa"/>
               <w:bottom w:w="120" w:type="dxa"/>
-              <w:left w:w="160" w:type="dxa"/>
-              <w:right w:w="160" w:type="dxa"/>
+              <w:left w:w="150" w:type="dxa"/>
+              <w:right w:w="150" w:type="dxa"/>
             </w:tcMar>
             <w:vAlign w:val="center"/>
           </w:tcPr>
@@ -7764,8 +8074,8 @@
             <w:tcMar>
               <w:top w:w="120" w:type="dxa"/>
               <w:bottom w:w="120" w:type="dxa"/>
-              <w:left w:w="160" w:type="dxa"/>
-              <w:right w:w="160" w:type="dxa"/>
+              <w:left w:w="150" w:type="dxa"/>
+              <w:right w:w="150" w:type="dxa"/>
             </w:tcMar>
             <w:vAlign w:val="center"/>
           </w:tcPr>
@@ -7799,8 +8109,8 @@
             <w:tcMar>
               <w:top w:w="120" w:type="dxa"/>
               <w:bottom w:w="120" w:type="dxa"/>
-              <w:left w:w="160" w:type="dxa"/>
-              <w:right w:w="160" w:type="dxa"/>
+              <w:left w:w="150" w:type="dxa"/>
+              <w:right w:w="150" w:type="dxa"/>
             </w:tcMar>
             <w:vAlign w:val="center"/>
           </w:tcPr>
@@ -7834,8 +8144,8 @@
             <w:tcMar>
               <w:top w:w="120" w:type="dxa"/>
               <w:bottom w:w="120" w:type="dxa"/>
-              <w:left w:w="160" w:type="dxa"/>
-              <w:right w:w="160" w:type="dxa"/>
+              <w:left w:w="150" w:type="dxa"/>
+              <w:right w:w="150" w:type="dxa"/>
             </w:tcMar>
             <w:vAlign w:val="center"/>
           </w:tcPr>
@@ -7874,8 +8184,8 @@
             <w:tcMar>
               <w:top w:w="120" w:type="dxa"/>
               <w:bottom w:w="120" w:type="dxa"/>
-              <w:left w:w="160" w:type="dxa"/>
-              <w:right w:w="160" w:type="dxa"/>
+              <w:left w:w="150" w:type="dxa"/>
+              <w:right w:w="150" w:type="dxa"/>
             </w:tcMar>
             <w:vAlign w:val="center"/>
           </w:tcPr>
@@ -7909,8 +8219,8 @@
             <w:tcMar>
               <w:top w:w="120" w:type="dxa"/>
               <w:bottom w:w="120" w:type="dxa"/>
-              <w:left w:w="160" w:type="dxa"/>
-              <w:right w:w="160" w:type="dxa"/>
+              <w:left w:w="150" w:type="dxa"/>
+              <w:right w:w="150" w:type="dxa"/>
             </w:tcMar>
             <w:vAlign w:val="center"/>
           </w:tcPr>
@@ -7944,8 +8254,8 @@
             <w:tcMar>
               <w:top w:w="120" w:type="dxa"/>
               <w:bottom w:w="120" w:type="dxa"/>
-              <w:left w:w="160" w:type="dxa"/>
-              <w:right w:w="160" w:type="dxa"/>
+              <w:left w:w="150" w:type="dxa"/>
+              <w:right w:w="150" w:type="dxa"/>
             </w:tcMar>
             <w:vAlign w:val="center"/>
           </w:tcPr>
@@ -7979,8 +8289,8 @@
             <w:tcMar>
               <w:top w:w="120" w:type="dxa"/>
               <w:bottom w:w="120" w:type="dxa"/>
-              <w:left w:w="160" w:type="dxa"/>
-              <w:right w:w="160" w:type="dxa"/>
+              <w:left w:w="150" w:type="dxa"/>
+              <w:right w:w="150" w:type="dxa"/>
             </w:tcMar>
             <w:vAlign w:val="center"/>
           </w:tcPr>
@@ -8014,8 +8324,8 @@
             <w:tcMar>
               <w:top w:w="120" w:type="dxa"/>
               <w:bottom w:w="120" w:type="dxa"/>
-              <w:left w:w="160" w:type="dxa"/>
-              <w:right w:w="160" w:type="dxa"/>
+              <w:left w:w="150" w:type="dxa"/>
+              <w:right w:w="150" w:type="dxa"/>
             </w:tcMar>
             <w:vAlign w:val="center"/>
           </w:tcPr>
@@ -8049,8 +8359,8 @@
             <w:tcMar>
               <w:top w:w="120" w:type="dxa"/>
               <w:bottom w:w="120" w:type="dxa"/>
-              <w:left w:w="160" w:type="dxa"/>
-              <w:right w:w="160" w:type="dxa"/>
+              <w:left w:w="150" w:type="dxa"/>
+              <w:right w:w="150" w:type="dxa"/>
             </w:tcMar>
             <w:vAlign w:val="center"/>
           </w:tcPr>
@@ -8089,8 +8399,8 @@
             <w:tcMar>
               <w:top w:w="120" w:type="dxa"/>
               <w:bottom w:w="120" w:type="dxa"/>
-              <w:left w:w="160" w:type="dxa"/>
-              <w:right w:w="160" w:type="dxa"/>
+              <w:left w:w="150" w:type="dxa"/>
+              <w:right w:w="150" w:type="dxa"/>
             </w:tcMar>
             <w:vAlign w:val="center"/>
           </w:tcPr>
@@ -8124,8 +8434,8 @@
             <w:tcMar>
               <w:top w:w="120" w:type="dxa"/>
               <w:bottom w:w="120" w:type="dxa"/>
-              <w:left w:w="160" w:type="dxa"/>
-              <w:right w:w="160" w:type="dxa"/>
+              <w:left w:w="150" w:type="dxa"/>
+              <w:right w:w="150" w:type="dxa"/>
             </w:tcMar>
             <w:vAlign w:val="center"/>
           </w:tcPr>
@@ -8159,8 +8469,8 @@
             <w:tcMar>
               <w:top w:w="120" w:type="dxa"/>
               <w:bottom w:w="120" w:type="dxa"/>
-              <w:left w:w="160" w:type="dxa"/>
-              <w:right w:w="160" w:type="dxa"/>
+              <w:left w:w="150" w:type="dxa"/>
+              <w:right w:w="150" w:type="dxa"/>
             </w:tcMar>
             <w:vAlign w:val="center"/>
           </w:tcPr>
@@ -8194,8 +8504,8 @@
             <w:tcMar>
               <w:top w:w="120" w:type="dxa"/>
               <w:bottom w:w="120" w:type="dxa"/>
-              <w:left w:w="160" w:type="dxa"/>
-              <w:right w:w="160" w:type="dxa"/>
+              <w:left w:w="150" w:type="dxa"/>
+              <w:right w:w="150" w:type="dxa"/>
             </w:tcMar>
             <w:vAlign w:val="center"/>
           </w:tcPr>
@@ -8229,8 +8539,8 @@
             <w:tcMar>
               <w:top w:w="120" w:type="dxa"/>
               <w:bottom w:w="120" w:type="dxa"/>
-              <w:left w:w="160" w:type="dxa"/>
-              <w:right w:w="160" w:type="dxa"/>
+              <w:left w:w="150" w:type="dxa"/>
+              <w:right w:w="150" w:type="dxa"/>
             </w:tcMar>
             <w:vAlign w:val="center"/>
           </w:tcPr>
@@ -8264,8 +8574,8 @@
             <w:tcMar>
               <w:top w:w="120" w:type="dxa"/>
               <w:bottom w:w="120" w:type="dxa"/>
-              <w:left w:w="160" w:type="dxa"/>
-              <w:right w:w="160" w:type="dxa"/>
+              <w:left w:w="150" w:type="dxa"/>
+              <w:right w:w="150" w:type="dxa"/>
             </w:tcMar>
             <w:vAlign w:val="center"/>
           </w:tcPr>
@@ -8296,6 +8606,7 @@
     </w:p>
     <w:p>
       <w:pPr>
+        <w:pStyle w:val="Heading3"/>
         <w:spacing w:before="200" w:after="80" w:line="324" w:lineRule="auto"/>
         <w:jc w:val="left"/>
       </w:pPr>
@@ -8305,14 +8616,14 @@
           <w:b/>
           <w:i w:val="0"/>
           <w:color w:val="000000"/>
-          <w:sz w:val="28"/>
+          <w:sz w:val="27"/>
         </w:rPr>
         <w:t>3.2.2   Trạng thái của đối tượng</w:t>
       </w:r>
     </w:p>
     <w:p>
       <w:pPr>
-        <w:spacing w:before="0" w:after="100" w:line="324" w:lineRule="auto"/>
+        <w:spacing w:before="0" w:after="120" w:line="324" w:lineRule="auto"/>
         <w:jc w:val="left"/>
       </w:pPr>
       <w:r>
@@ -8333,8 +8644,8 @@
         <w:tblLook w:firstColumn="1" w:firstRow="1" w:lastColumn="0" w:lastRow="0" w:noHBand="0" w:noVBand="1" w:val="04A0"/>
       </w:tblPr>
       <w:tblGrid>
-        <w:gridCol w:w="4677"/>
-        <w:gridCol w:w="4677"/>
+        <w:gridCol w:w="4535"/>
+        <w:gridCol w:w="4535"/>
       </w:tblGrid>
       <w:tr>
         <w:trPr>
@@ -8354,8 +8665,8 @@
             <w:tcMar>
               <w:top w:w="120" w:type="dxa"/>
               <w:bottom w:w="120" w:type="dxa"/>
-              <w:left w:w="160" w:type="dxa"/>
-              <w:right w:w="160" w:type="dxa"/>
+              <w:left w:w="150" w:type="dxa"/>
+              <w:right w:w="150" w:type="dxa"/>
             </w:tcMar>
             <w:vAlign w:val="center"/>
           </w:tcPr>
@@ -8389,8 +8700,8 @@
             <w:tcMar>
               <w:top w:w="120" w:type="dxa"/>
               <w:bottom w:w="120" w:type="dxa"/>
-              <w:left w:w="160" w:type="dxa"/>
-              <w:right w:w="160" w:type="dxa"/>
+              <w:left w:w="150" w:type="dxa"/>
+              <w:right w:w="150" w:type="dxa"/>
             </w:tcMar>
             <w:vAlign w:val="center"/>
           </w:tcPr>
@@ -8429,8 +8740,8 @@
             <w:tcMar>
               <w:top w:w="120" w:type="dxa"/>
               <w:bottom w:w="120" w:type="dxa"/>
-              <w:left w:w="160" w:type="dxa"/>
-              <w:right w:w="160" w:type="dxa"/>
+              <w:left w:w="150" w:type="dxa"/>
+              <w:right w:w="150" w:type="dxa"/>
             </w:tcMar>
             <w:vAlign w:val="center"/>
           </w:tcPr>
@@ -8464,8 +8775,8 @@
             <w:tcMar>
               <w:top w:w="120" w:type="dxa"/>
               <w:bottom w:w="120" w:type="dxa"/>
-              <w:left w:w="160" w:type="dxa"/>
-              <w:right w:w="160" w:type="dxa"/>
+              <w:left w:w="150" w:type="dxa"/>
+              <w:right w:w="150" w:type="dxa"/>
             </w:tcMar>
             <w:vAlign w:val="center"/>
           </w:tcPr>
@@ -8504,8 +8815,8 @@
             <w:tcMar>
               <w:top w:w="120" w:type="dxa"/>
               <w:bottom w:w="120" w:type="dxa"/>
-              <w:left w:w="160" w:type="dxa"/>
-              <w:right w:w="160" w:type="dxa"/>
+              <w:left w:w="150" w:type="dxa"/>
+              <w:right w:w="150" w:type="dxa"/>
             </w:tcMar>
             <w:vAlign w:val="center"/>
           </w:tcPr>
@@ -8539,8 +8850,8 @@
             <w:tcMar>
               <w:top w:w="120" w:type="dxa"/>
               <w:bottom w:w="120" w:type="dxa"/>
-              <w:left w:w="160" w:type="dxa"/>
-              <w:right w:w="160" w:type="dxa"/>
+              <w:left w:w="150" w:type="dxa"/>
+              <w:right w:w="150" w:type="dxa"/>
             </w:tcMar>
             <w:vAlign w:val="center"/>
           </w:tcPr>
@@ -8579,8 +8890,8 @@
             <w:tcMar>
               <w:top w:w="120" w:type="dxa"/>
               <w:bottom w:w="120" w:type="dxa"/>
-              <w:left w:w="160" w:type="dxa"/>
-              <w:right w:w="160" w:type="dxa"/>
+              <w:left w:w="150" w:type="dxa"/>
+              <w:right w:w="150" w:type="dxa"/>
             </w:tcMar>
             <w:vAlign w:val="center"/>
           </w:tcPr>
@@ -8614,8 +8925,8 @@
             <w:tcMar>
               <w:top w:w="120" w:type="dxa"/>
               <w:bottom w:w="120" w:type="dxa"/>
-              <w:left w:w="160" w:type="dxa"/>
-              <w:right w:w="160" w:type="dxa"/>
+              <w:left w:w="150" w:type="dxa"/>
+              <w:right w:w="150" w:type="dxa"/>
             </w:tcMar>
             <w:vAlign w:val="center"/>
           </w:tcPr>
@@ -8654,8 +8965,8 @@
             <w:tcMar>
               <w:top w:w="120" w:type="dxa"/>
               <w:bottom w:w="120" w:type="dxa"/>
-              <w:left w:w="160" w:type="dxa"/>
-              <w:right w:w="160" w:type="dxa"/>
+              <w:left w:w="150" w:type="dxa"/>
+              <w:right w:w="150" w:type="dxa"/>
             </w:tcMar>
             <w:vAlign w:val="center"/>
           </w:tcPr>
@@ -8689,8 +9000,8 @@
             <w:tcMar>
               <w:top w:w="120" w:type="dxa"/>
               <w:bottom w:w="120" w:type="dxa"/>
-              <w:left w:w="160" w:type="dxa"/>
-              <w:right w:w="160" w:type="dxa"/>
+              <w:left w:w="150" w:type="dxa"/>
+              <w:right w:w="150" w:type="dxa"/>
             </w:tcMar>
             <w:vAlign w:val="center"/>
           </w:tcPr>
@@ -8729,8 +9040,8 @@
             <w:tcMar>
               <w:top w:w="120" w:type="dxa"/>
               <w:bottom w:w="120" w:type="dxa"/>
-              <w:left w:w="160" w:type="dxa"/>
-              <w:right w:w="160" w:type="dxa"/>
+              <w:left w:w="150" w:type="dxa"/>
+              <w:right w:w="150" w:type="dxa"/>
             </w:tcMar>
             <w:vAlign w:val="center"/>
           </w:tcPr>
@@ -8764,8 +9075,8 @@
             <w:tcMar>
               <w:top w:w="120" w:type="dxa"/>
               <w:bottom w:w="120" w:type="dxa"/>
-              <w:left w:w="160" w:type="dxa"/>
-              <w:right w:w="160" w:type="dxa"/>
+              <w:left w:w="150" w:type="dxa"/>
+              <w:right w:w="150" w:type="dxa"/>
             </w:tcMar>
             <w:vAlign w:val="center"/>
           </w:tcPr>
@@ -8796,6 +9107,7 @@
     </w:p>
     <w:p>
       <w:pPr>
+        <w:pStyle w:val="Heading3"/>
         <w:spacing w:before="200" w:after="80" w:line="324" w:lineRule="auto"/>
         <w:jc w:val="left"/>
       </w:pPr>
@@ -8805,14 +9117,14 @@
           <w:b/>
           <w:i w:val="0"/>
           <w:color w:val="000000"/>
-          <w:sz w:val="28"/>
+          <w:sz w:val="27"/>
         </w:rPr>
         <w:t>3.2.3   Mô tả các chức năng</w:t>
       </w:r>
     </w:p>
     <w:p>
       <w:pPr>
-        <w:spacing w:before="0" w:after="100" w:line="324" w:lineRule="auto"/>
+        <w:spacing w:before="0" w:after="120" w:line="324" w:lineRule="auto"/>
         <w:jc w:val="left"/>
       </w:pPr>
       <w:r>
@@ -8829,7 +9141,7 @@
     <w:p>
       <w:pPr>
         <w:pStyle w:val="ListBullet"/>
-        <w:spacing w:before="0" w:after="80" w:line="324" w:lineRule="auto"/>
+        <w:spacing w:before="0" w:after="100" w:line="324" w:lineRule="auto"/>
         <w:jc w:val="left"/>
       </w:pPr>
       <w:r>
@@ -8856,7 +9168,7 @@
     <w:p>
       <w:pPr>
         <w:pStyle w:val="ListBullet"/>
-        <w:spacing w:before="0" w:after="80" w:line="324" w:lineRule="auto"/>
+        <w:spacing w:before="0" w:after="100" w:line="324" w:lineRule="auto"/>
         <w:jc w:val="left"/>
       </w:pPr>
       <w:r>
@@ -8883,7 +9195,7 @@
     <w:p>
       <w:pPr>
         <w:pStyle w:val="ListBullet"/>
-        <w:spacing w:before="0" w:after="80" w:line="324" w:lineRule="auto"/>
+        <w:spacing w:before="0" w:after="100" w:line="324" w:lineRule="auto"/>
         <w:jc w:val="left"/>
       </w:pPr>
       <w:r>
@@ -8909,7 +9221,7 @@
     </w:p>
     <w:p>
       <w:pPr>
-        <w:spacing w:before="0" w:after="100" w:line="324" w:lineRule="auto"/>
+        <w:spacing w:before="0" w:after="120" w:line="324" w:lineRule="auto"/>
         <w:jc w:val="left"/>
       </w:pPr>
       <w:r>
@@ -8926,7 +9238,7 @@
     <w:p>
       <w:pPr>
         <w:pStyle w:val="ListBullet"/>
-        <w:spacing w:before="0" w:after="80" w:line="324" w:lineRule="auto"/>
+        <w:spacing w:before="0" w:after="100" w:line="324" w:lineRule="auto"/>
         <w:jc w:val="left"/>
       </w:pPr>
       <w:r>
@@ -8953,7 +9265,7 @@
     <w:p>
       <w:pPr>
         <w:pStyle w:val="ListBullet"/>
-        <w:spacing w:before="0" w:after="80" w:line="324" w:lineRule="auto"/>
+        <w:spacing w:before="0" w:after="100" w:line="324" w:lineRule="auto"/>
         <w:jc w:val="left"/>
       </w:pPr>
       <w:r>
@@ -8980,7 +9292,7 @@
     <w:p>
       <w:pPr>
         <w:pStyle w:val="ListBullet"/>
-        <w:spacing w:before="0" w:after="80" w:line="324" w:lineRule="auto"/>
+        <w:spacing w:before="0" w:after="100" w:line="324" w:lineRule="auto"/>
         <w:jc w:val="left"/>
       </w:pPr>
       <w:r>
@@ -9006,7 +9318,7 @@
     </w:p>
     <w:p>
       <w:pPr>
-        <w:spacing w:before="100" w:after="140" w:line="324" w:lineRule="auto"/>
+        <w:spacing w:before="120" w:after="160" w:line="324" w:lineRule="auto"/>
         <w:jc w:val="center"/>
       </w:pPr>
       <m:oMath xmlns:mml="http://www.w3.org/1998/Math/MathML">
@@ -9099,7 +9411,7 @@
     </w:p>
     <w:p>
       <w:pPr>
-        <w:spacing w:before="0" w:after="100" w:line="324" w:lineRule="auto"/>
+        <w:spacing w:before="0" w:after="120" w:line="324" w:lineRule="auto"/>
         <w:jc w:val="left"/>
       </w:pPr>
       <w:r>
@@ -9116,7 +9428,7 @@
     <w:p>
       <w:pPr>
         <w:pStyle w:val="ListBullet"/>
-        <w:spacing w:before="0" w:after="80" w:line="324" w:lineRule="auto"/>
+        <w:spacing w:before="0" w:after="100" w:line="324" w:lineRule="auto"/>
         <w:jc w:val="left"/>
       </w:pPr>
       <w:r>
@@ -9143,7 +9455,7 @@
     <w:p>
       <w:pPr>
         <w:pStyle w:val="ListBullet"/>
-        <w:spacing w:before="0" w:after="80" w:line="324" w:lineRule="auto"/>
+        <w:spacing w:before="0" w:after="100" w:line="324" w:lineRule="auto"/>
         <w:jc w:val="left"/>
       </w:pPr>
       <w:r>
@@ -9170,7 +9482,7 @@
     <w:p>
       <w:pPr>
         <w:pStyle w:val="ListBullet"/>
-        <w:spacing w:before="0" w:after="80" w:line="324" w:lineRule="auto"/>
+        <w:spacing w:before="0" w:after="100" w:line="324" w:lineRule="auto"/>
         <w:jc w:val="left"/>
       </w:pPr>
       <w:r>
@@ -9196,6 +9508,7 @@
     </w:p>
     <w:p>
       <w:pPr>
+        <w:pStyle w:val="Heading3"/>
         <w:spacing w:before="200" w:after="80" w:line="324" w:lineRule="auto"/>
         <w:jc w:val="left"/>
       </w:pPr>
@@ -9205,14 +9518,14 @@
           <w:b/>
           <w:i w:val="0"/>
           <w:color w:val="000000"/>
-          <w:sz w:val="28"/>
+          <w:sz w:val="27"/>
         </w:rPr>
         <w:t>3.2.4   Bảng mã lỗi</w:t>
       </w:r>
     </w:p>
     <w:p>
       <w:pPr>
-        <w:spacing w:before="0" w:after="100" w:line="324" w:lineRule="auto"/>
+        <w:spacing w:before="0" w:after="120" w:line="324" w:lineRule="auto"/>
         <w:jc w:val="left"/>
       </w:pPr>
       <w:r>
@@ -9233,10 +9546,10 @@
         <w:tblLook w:firstColumn="1" w:firstRow="1" w:lastColumn="0" w:lastRow="0" w:noHBand="0" w:noVBand="1" w:val="04A0"/>
       </w:tblPr>
       <w:tblGrid>
-        <w:gridCol w:w="2339"/>
-        <w:gridCol w:w="2339"/>
-        <w:gridCol w:w="2339"/>
-        <w:gridCol w:w="2339"/>
+        <w:gridCol w:w="2268"/>
+        <w:gridCol w:w="2268"/>
+        <w:gridCol w:w="2268"/>
+        <w:gridCol w:w="2268"/>
       </w:tblGrid>
       <w:tr>
         <w:trPr>
@@ -9256,8 +9569,8 @@
             <w:tcMar>
               <w:top w:w="120" w:type="dxa"/>
               <w:bottom w:w="120" w:type="dxa"/>
-              <w:left w:w="160" w:type="dxa"/>
-              <w:right w:w="160" w:type="dxa"/>
+              <w:left w:w="150" w:type="dxa"/>
+              <w:right w:w="150" w:type="dxa"/>
             </w:tcMar>
             <w:vAlign w:val="center"/>
           </w:tcPr>
@@ -9291,8 +9604,8 @@
             <w:tcMar>
               <w:top w:w="120" w:type="dxa"/>
               <w:bottom w:w="120" w:type="dxa"/>
-              <w:left w:w="160" w:type="dxa"/>
-              <w:right w:w="160" w:type="dxa"/>
+              <w:left w:w="150" w:type="dxa"/>
+              <w:right w:w="150" w:type="dxa"/>
             </w:tcMar>
             <w:vAlign w:val="center"/>
           </w:tcPr>
@@ -9326,8 +9639,8 @@
             <w:tcMar>
               <w:top w:w="120" w:type="dxa"/>
               <w:bottom w:w="120" w:type="dxa"/>
-              <w:left w:w="160" w:type="dxa"/>
-              <w:right w:w="160" w:type="dxa"/>
+              <w:left w:w="150" w:type="dxa"/>
+              <w:right w:w="150" w:type="dxa"/>
             </w:tcMar>
             <w:vAlign w:val="center"/>
           </w:tcPr>
@@ -9361,8 +9674,8 @@
             <w:tcMar>
               <w:top w:w="120" w:type="dxa"/>
               <w:bottom w:w="120" w:type="dxa"/>
-              <w:left w:w="160" w:type="dxa"/>
-              <w:right w:w="160" w:type="dxa"/>
+              <w:left w:w="150" w:type="dxa"/>
+              <w:right w:w="150" w:type="dxa"/>
             </w:tcMar>
             <w:vAlign w:val="center"/>
           </w:tcPr>
@@ -9401,8 +9714,8 @@
             <w:tcMar>
               <w:top w:w="120" w:type="dxa"/>
               <w:bottom w:w="120" w:type="dxa"/>
-              <w:left w:w="160" w:type="dxa"/>
-              <w:right w:w="160" w:type="dxa"/>
+              <w:left w:w="150" w:type="dxa"/>
+              <w:right w:w="150" w:type="dxa"/>
             </w:tcMar>
             <w:vAlign w:val="center"/>
           </w:tcPr>
@@ -9436,8 +9749,8 @@
             <w:tcMar>
               <w:top w:w="120" w:type="dxa"/>
               <w:bottom w:w="120" w:type="dxa"/>
-              <w:left w:w="160" w:type="dxa"/>
-              <w:right w:w="160" w:type="dxa"/>
+              <w:left w:w="150" w:type="dxa"/>
+              <w:right w:w="150" w:type="dxa"/>
             </w:tcMar>
             <w:vAlign w:val="center"/>
           </w:tcPr>
@@ -9471,8 +9784,8 @@
             <w:tcMar>
               <w:top w:w="120" w:type="dxa"/>
               <w:bottom w:w="120" w:type="dxa"/>
-              <w:left w:w="160" w:type="dxa"/>
-              <w:right w:w="160" w:type="dxa"/>
+              <w:left w:w="150" w:type="dxa"/>
+              <w:right w:w="150" w:type="dxa"/>
             </w:tcMar>
             <w:vAlign w:val="center"/>
           </w:tcPr>
@@ -9506,8 +9819,8 @@
             <w:tcMar>
               <w:top w:w="120" w:type="dxa"/>
               <w:bottom w:w="120" w:type="dxa"/>
-              <w:left w:w="160" w:type="dxa"/>
-              <w:right w:w="160" w:type="dxa"/>
+              <w:left w:w="150" w:type="dxa"/>
+              <w:right w:w="150" w:type="dxa"/>
             </w:tcMar>
             <w:vAlign w:val="center"/>
           </w:tcPr>
@@ -9546,8 +9859,8 @@
             <w:tcMar>
               <w:top w:w="120" w:type="dxa"/>
               <w:bottom w:w="120" w:type="dxa"/>
-              <w:left w:w="160" w:type="dxa"/>
-              <w:right w:w="160" w:type="dxa"/>
+              <w:left w:w="150" w:type="dxa"/>
+              <w:right w:w="150" w:type="dxa"/>
             </w:tcMar>
             <w:vAlign w:val="center"/>
           </w:tcPr>
@@ -9581,8 +9894,8 @@
             <w:tcMar>
               <w:top w:w="120" w:type="dxa"/>
               <w:bottom w:w="120" w:type="dxa"/>
-              <w:left w:w="160" w:type="dxa"/>
-              <w:right w:w="160" w:type="dxa"/>
+              <w:left w:w="150" w:type="dxa"/>
+              <w:right w:w="150" w:type="dxa"/>
             </w:tcMar>
             <w:vAlign w:val="center"/>
           </w:tcPr>
@@ -9616,8 +9929,8 @@
             <w:tcMar>
               <w:top w:w="120" w:type="dxa"/>
               <w:bottom w:w="120" w:type="dxa"/>
-              <w:left w:w="160" w:type="dxa"/>
-              <w:right w:w="160" w:type="dxa"/>
+              <w:left w:w="150" w:type="dxa"/>
+              <w:right w:w="150" w:type="dxa"/>
             </w:tcMar>
             <w:vAlign w:val="center"/>
           </w:tcPr>
@@ -9651,8 +9964,8 @@
             <w:tcMar>
               <w:top w:w="120" w:type="dxa"/>
               <w:bottom w:w="120" w:type="dxa"/>
-              <w:left w:w="160" w:type="dxa"/>
-              <w:right w:w="160" w:type="dxa"/>
+              <w:left w:w="150" w:type="dxa"/>
+              <w:right w:w="150" w:type="dxa"/>
             </w:tcMar>
             <w:vAlign w:val="center"/>
           </w:tcPr>
@@ -9691,8 +10004,8 @@
             <w:tcMar>
               <w:top w:w="120" w:type="dxa"/>
               <w:bottom w:w="120" w:type="dxa"/>
-              <w:left w:w="160" w:type="dxa"/>
-              <w:right w:w="160" w:type="dxa"/>
+              <w:left w:w="150" w:type="dxa"/>
+              <w:right w:w="150" w:type="dxa"/>
             </w:tcMar>
             <w:vAlign w:val="center"/>
           </w:tcPr>
@@ -9726,8 +10039,8 @@
             <w:tcMar>
               <w:top w:w="120" w:type="dxa"/>
               <w:bottom w:w="120" w:type="dxa"/>
-              <w:left w:w="160" w:type="dxa"/>
-              <w:right w:w="160" w:type="dxa"/>
+              <w:left w:w="150" w:type="dxa"/>
+              <w:right w:w="150" w:type="dxa"/>
             </w:tcMar>
             <w:vAlign w:val="center"/>
           </w:tcPr>
@@ -9761,8 +10074,8 @@
             <w:tcMar>
               <w:top w:w="120" w:type="dxa"/>
               <w:bottom w:w="120" w:type="dxa"/>
-              <w:left w:w="160" w:type="dxa"/>
-              <w:right w:w="160" w:type="dxa"/>
+              <w:left w:w="150" w:type="dxa"/>
+              <w:right w:w="150" w:type="dxa"/>
             </w:tcMar>
             <w:vAlign w:val="center"/>
           </w:tcPr>
@@ -9796,8 +10109,8 @@
             <w:tcMar>
               <w:top w:w="120" w:type="dxa"/>
               <w:bottom w:w="120" w:type="dxa"/>
-              <w:left w:w="160" w:type="dxa"/>
-              <w:right w:w="160" w:type="dxa"/>
+              <w:left w:w="150" w:type="dxa"/>
+              <w:right w:w="150" w:type="dxa"/>
             </w:tcMar>
             <w:vAlign w:val="center"/>
           </w:tcPr>
@@ -9836,8 +10149,8 @@
             <w:tcMar>
               <w:top w:w="120" w:type="dxa"/>
               <w:bottom w:w="120" w:type="dxa"/>
-              <w:left w:w="160" w:type="dxa"/>
-              <w:right w:w="160" w:type="dxa"/>
+              <w:left w:w="150" w:type="dxa"/>
+              <w:right w:w="150" w:type="dxa"/>
             </w:tcMar>
             <w:vAlign w:val="center"/>
           </w:tcPr>
@@ -9871,8 +10184,8 @@
             <w:tcMar>
               <w:top w:w="120" w:type="dxa"/>
               <w:bottom w:w="120" w:type="dxa"/>
-              <w:left w:w="160" w:type="dxa"/>
-              <w:right w:w="160" w:type="dxa"/>
+              <w:left w:w="150" w:type="dxa"/>
+              <w:right w:w="150" w:type="dxa"/>
             </w:tcMar>
             <w:vAlign w:val="center"/>
           </w:tcPr>
@@ -9906,8 +10219,8 @@
             <w:tcMar>
               <w:top w:w="120" w:type="dxa"/>
               <w:bottom w:w="120" w:type="dxa"/>
-              <w:left w:w="160" w:type="dxa"/>
-              <w:right w:w="160" w:type="dxa"/>
+              <w:left w:w="150" w:type="dxa"/>
+              <w:right w:w="150" w:type="dxa"/>
             </w:tcMar>
             <w:vAlign w:val="center"/>
           </w:tcPr>
@@ -9941,8 +10254,8 @@
             <w:tcMar>
               <w:top w:w="120" w:type="dxa"/>
               <w:bottom w:w="120" w:type="dxa"/>
-              <w:left w:w="160" w:type="dxa"/>
-              <w:right w:w="160" w:type="dxa"/>
+              <w:left w:w="150" w:type="dxa"/>
+              <w:right w:w="150" w:type="dxa"/>
             </w:tcMar>
             <w:vAlign w:val="center"/>
           </w:tcPr>
@@ -9981,8 +10294,8 @@
             <w:tcMar>
               <w:top w:w="120" w:type="dxa"/>
               <w:bottom w:w="120" w:type="dxa"/>
-              <w:left w:w="160" w:type="dxa"/>
-              <w:right w:w="160" w:type="dxa"/>
+              <w:left w:w="150" w:type="dxa"/>
+              <w:right w:w="150" w:type="dxa"/>
             </w:tcMar>
             <w:vAlign w:val="center"/>
           </w:tcPr>
@@ -10016,8 +10329,8 @@
             <w:tcMar>
               <w:top w:w="120" w:type="dxa"/>
               <w:bottom w:w="120" w:type="dxa"/>
-              <w:left w:w="160" w:type="dxa"/>
-              <w:right w:w="160" w:type="dxa"/>
+              <w:left w:w="150" w:type="dxa"/>
+              <w:right w:w="150" w:type="dxa"/>
             </w:tcMar>
             <w:vAlign w:val="center"/>
           </w:tcPr>
@@ -10051,8 +10364,8 @@
             <w:tcMar>
               <w:top w:w="120" w:type="dxa"/>
               <w:bottom w:w="120" w:type="dxa"/>
-              <w:left w:w="160" w:type="dxa"/>
-              <w:right w:w="160" w:type="dxa"/>
+              <w:left w:w="150" w:type="dxa"/>
+              <w:right w:w="150" w:type="dxa"/>
             </w:tcMar>
             <w:vAlign w:val="center"/>
           </w:tcPr>
@@ -10086,8 +10399,8 @@
             <w:tcMar>
               <w:top w:w="120" w:type="dxa"/>
               <w:bottom w:w="120" w:type="dxa"/>
-              <w:left w:w="160" w:type="dxa"/>
-              <w:right w:w="160" w:type="dxa"/>
+              <w:left w:w="150" w:type="dxa"/>
+              <w:right w:w="150" w:type="dxa"/>
             </w:tcMar>
             <w:vAlign w:val="center"/>
           </w:tcPr>
@@ -10126,8 +10439,8 @@
             <w:tcMar>
               <w:top w:w="120" w:type="dxa"/>
               <w:bottom w:w="120" w:type="dxa"/>
-              <w:left w:w="160" w:type="dxa"/>
-              <w:right w:w="160" w:type="dxa"/>
+              <w:left w:w="150" w:type="dxa"/>
+              <w:right w:w="150" w:type="dxa"/>
             </w:tcMar>
             <w:vAlign w:val="center"/>
           </w:tcPr>
@@ -10161,8 +10474,8 @@
             <w:tcMar>
               <w:top w:w="120" w:type="dxa"/>
               <w:bottom w:w="120" w:type="dxa"/>
-              <w:left w:w="160" w:type="dxa"/>
-              <w:right w:w="160" w:type="dxa"/>
+              <w:left w:w="150" w:type="dxa"/>
+              <w:right w:w="150" w:type="dxa"/>
             </w:tcMar>
             <w:vAlign w:val="center"/>
           </w:tcPr>
@@ -10196,8 +10509,8 @@
             <w:tcMar>
               <w:top w:w="120" w:type="dxa"/>
               <w:bottom w:w="120" w:type="dxa"/>
-              <w:left w:w="160" w:type="dxa"/>
-              <w:right w:w="160" w:type="dxa"/>
+              <w:left w:w="150" w:type="dxa"/>
+              <w:right w:w="150" w:type="dxa"/>
             </w:tcMar>
             <w:vAlign w:val="center"/>
           </w:tcPr>
@@ -10231,8 +10544,8 @@
             <w:tcMar>
               <w:top w:w="120" w:type="dxa"/>
               <w:bottom w:w="120" w:type="dxa"/>
-              <w:left w:w="160" w:type="dxa"/>
-              <w:right w:w="160" w:type="dxa"/>
+              <w:left w:w="150" w:type="dxa"/>
+              <w:right w:w="150" w:type="dxa"/>
             </w:tcMar>
             <w:vAlign w:val="center"/>
           </w:tcPr>
@@ -10271,8 +10584,8 @@
             <w:tcMar>
               <w:top w:w="120" w:type="dxa"/>
               <w:bottom w:w="120" w:type="dxa"/>
-              <w:left w:w="160" w:type="dxa"/>
-              <w:right w:w="160" w:type="dxa"/>
+              <w:left w:w="150" w:type="dxa"/>
+              <w:right w:w="150" w:type="dxa"/>
             </w:tcMar>
             <w:vAlign w:val="center"/>
           </w:tcPr>
@@ -10306,8 +10619,8 @@
             <w:tcMar>
               <w:top w:w="120" w:type="dxa"/>
               <w:bottom w:w="120" w:type="dxa"/>
-              <w:left w:w="160" w:type="dxa"/>
-              <w:right w:w="160" w:type="dxa"/>
+              <w:left w:w="150" w:type="dxa"/>
+              <w:right w:w="150" w:type="dxa"/>
             </w:tcMar>
             <w:vAlign w:val="center"/>
           </w:tcPr>
@@ -10341,8 +10654,8 @@
             <w:tcMar>
               <w:top w:w="120" w:type="dxa"/>
               <w:bottom w:w="120" w:type="dxa"/>
-              <w:left w:w="160" w:type="dxa"/>
-              <w:right w:w="160" w:type="dxa"/>
+              <w:left w:w="150" w:type="dxa"/>
+              <w:right w:w="150" w:type="dxa"/>
             </w:tcMar>
             <w:vAlign w:val="center"/>
           </w:tcPr>
@@ -10376,8 +10689,8 @@
             <w:tcMar>
               <w:top w:w="120" w:type="dxa"/>
               <w:bottom w:w="120" w:type="dxa"/>
-              <w:left w:w="160" w:type="dxa"/>
-              <w:right w:w="160" w:type="dxa"/>
+              <w:left w:w="150" w:type="dxa"/>
+              <w:right w:w="150" w:type="dxa"/>
             </w:tcMar>
             <w:vAlign w:val="center"/>
           </w:tcPr>
@@ -10408,6 +10721,7 @@
     </w:p>
     <w:p>
       <w:pPr>
+        <w:pStyle w:val="Heading2"/>
         <w:spacing w:before="240" w:after="100" w:line="324" w:lineRule="auto"/>
         <w:jc w:val="left"/>
       </w:pPr>
@@ -10417,14 +10731,14 @@
           <w:b/>
           <w:i w:val="0"/>
           <w:color w:val="000000"/>
-          <w:sz w:val="30"/>
+          <w:sz w:val="29"/>
         </w:rPr>
         <w:t>3.3   Luồng Soát vé tại cổng (Check-in Scanner Station)</w:t>
       </w:r>
     </w:p>
     <w:p>
       <w:pPr>
-        <w:spacing w:before="0" w:after="100" w:line="324" w:lineRule="auto"/>
+        <w:spacing w:before="0" w:after="120" w:line="324" w:lineRule="auto"/>
         <w:jc w:val="left"/>
       </w:pPr>
       <w:r>
@@ -10440,6 +10754,7 @@
     </w:p>
     <w:p>
       <w:pPr>
+        <w:pStyle w:val="Heading3"/>
         <w:spacing w:before="200" w:after="80" w:line="324" w:lineRule="auto"/>
         <w:jc w:val="left"/>
       </w:pPr>
@@ -10449,14 +10764,14 @@
           <w:b/>
           <w:i w:val="0"/>
           <w:color w:val="000000"/>
-          <w:sz w:val="28"/>
+          <w:sz w:val="27"/>
         </w:rPr>
         <w:t>3.3.1   Yêu cầu thông tin</w:t>
       </w:r>
     </w:p>
     <w:p>
       <w:pPr>
-        <w:spacing w:before="0" w:after="100" w:line="324" w:lineRule="auto"/>
+        <w:spacing w:before="0" w:after="120" w:line="324" w:lineRule="auto"/>
         <w:jc w:val="left"/>
       </w:pPr>
       <w:r>
@@ -10477,12 +10792,12 @@
         <w:tblLook w:firstColumn="1" w:firstRow="1" w:lastColumn="0" w:lastRow="0" w:noHBand="0" w:noVBand="1" w:val="04A0"/>
       </w:tblPr>
       <w:tblGrid>
-        <w:gridCol w:w="1559"/>
-        <w:gridCol w:w="1559"/>
-        <w:gridCol w:w="1559"/>
-        <w:gridCol w:w="1559"/>
-        <w:gridCol w:w="1559"/>
-        <w:gridCol w:w="1559"/>
+        <w:gridCol w:w="1512"/>
+        <w:gridCol w:w="1512"/>
+        <w:gridCol w:w="1512"/>
+        <w:gridCol w:w="1512"/>
+        <w:gridCol w:w="1512"/>
+        <w:gridCol w:w="1512"/>
       </w:tblGrid>
       <w:tr>
         <w:trPr>
@@ -10502,8 +10817,8 @@
             <w:tcMar>
               <w:top w:w="120" w:type="dxa"/>
               <w:bottom w:w="120" w:type="dxa"/>
-              <w:left w:w="160" w:type="dxa"/>
-              <w:right w:w="160" w:type="dxa"/>
+              <w:left w:w="150" w:type="dxa"/>
+              <w:right w:w="150" w:type="dxa"/>
             </w:tcMar>
             <w:vAlign w:val="center"/>
           </w:tcPr>
@@ -10537,8 +10852,8 @@
             <w:tcMar>
               <w:top w:w="120" w:type="dxa"/>
               <w:bottom w:w="120" w:type="dxa"/>
-              <w:left w:w="160" w:type="dxa"/>
-              <w:right w:w="160" w:type="dxa"/>
+              <w:left w:w="150" w:type="dxa"/>
+              <w:right w:w="150" w:type="dxa"/>
             </w:tcMar>
             <w:vAlign w:val="center"/>
           </w:tcPr>
@@ -10572,8 +10887,8 @@
             <w:tcMar>
               <w:top w:w="120" w:type="dxa"/>
               <w:bottom w:w="120" w:type="dxa"/>
-              <w:left w:w="160" w:type="dxa"/>
-              <w:right w:w="160" w:type="dxa"/>
+              <w:left w:w="150" w:type="dxa"/>
+              <w:right w:w="150" w:type="dxa"/>
             </w:tcMar>
             <w:vAlign w:val="center"/>
           </w:tcPr>
@@ -10607,8 +10922,8 @@
             <w:tcMar>
               <w:top w:w="120" w:type="dxa"/>
               <w:bottom w:w="120" w:type="dxa"/>
-              <w:left w:w="160" w:type="dxa"/>
-              <w:right w:w="160" w:type="dxa"/>
+              <w:left w:w="150" w:type="dxa"/>
+              <w:right w:w="150" w:type="dxa"/>
             </w:tcMar>
             <w:vAlign w:val="center"/>
           </w:tcPr>
@@ -10642,8 +10957,8 @@
             <w:tcMar>
               <w:top w:w="120" w:type="dxa"/>
               <w:bottom w:w="120" w:type="dxa"/>
-              <w:left w:w="160" w:type="dxa"/>
-              <w:right w:w="160" w:type="dxa"/>
+              <w:left w:w="150" w:type="dxa"/>
+              <w:right w:w="150" w:type="dxa"/>
             </w:tcMar>
             <w:vAlign w:val="center"/>
           </w:tcPr>
@@ -10677,8 +10992,8 @@
             <w:tcMar>
               <w:top w:w="120" w:type="dxa"/>
               <w:bottom w:w="120" w:type="dxa"/>
-              <w:left w:w="160" w:type="dxa"/>
-              <w:right w:w="160" w:type="dxa"/>
+              <w:left w:w="150" w:type="dxa"/>
+              <w:right w:w="150" w:type="dxa"/>
             </w:tcMar>
             <w:vAlign w:val="center"/>
           </w:tcPr>
@@ -10717,8 +11032,8 @@
             <w:tcMar>
               <w:top w:w="120" w:type="dxa"/>
               <w:bottom w:w="120" w:type="dxa"/>
-              <w:left w:w="160" w:type="dxa"/>
-              <w:right w:w="160" w:type="dxa"/>
+              <w:left w:w="150" w:type="dxa"/>
+              <w:right w:w="150" w:type="dxa"/>
             </w:tcMar>
             <w:vAlign w:val="center"/>
           </w:tcPr>
@@ -10752,8 +11067,8 @@
             <w:tcMar>
               <w:top w:w="120" w:type="dxa"/>
               <w:bottom w:w="120" w:type="dxa"/>
-              <w:left w:w="160" w:type="dxa"/>
-              <w:right w:w="160" w:type="dxa"/>
+              <w:left w:w="150" w:type="dxa"/>
+              <w:right w:w="150" w:type="dxa"/>
             </w:tcMar>
             <w:vAlign w:val="center"/>
           </w:tcPr>
@@ -10787,8 +11102,8 @@
             <w:tcMar>
               <w:top w:w="120" w:type="dxa"/>
               <w:bottom w:w="120" w:type="dxa"/>
-              <w:left w:w="160" w:type="dxa"/>
-              <w:right w:w="160" w:type="dxa"/>
+              <w:left w:w="150" w:type="dxa"/>
+              <w:right w:w="150" w:type="dxa"/>
             </w:tcMar>
             <w:vAlign w:val="center"/>
           </w:tcPr>
@@ -10822,8 +11137,8 @@
             <w:tcMar>
               <w:top w:w="120" w:type="dxa"/>
               <w:bottom w:w="120" w:type="dxa"/>
-              <w:left w:w="160" w:type="dxa"/>
-              <w:right w:w="160" w:type="dxa"/>
+              <w:left w:w="150" w:type="dxa"/>
+              <w:right w:w="150" w:type="dxa"/>
             </w:tcMar>
             <w:vAlign w:val="center"/>
           </w:tcPr>
@@ -10857,8 +11172,8 @@
             <w:tcMar>
               <w:top w:w="120" w:type="dxa"/>
               <w:bottom w:w="120" w:type="dxa"/>
-              <w:left w:w="160" w:type="dxa"/>
-              <w:right w:w="160" w:type="dxa"/>
+              <w:left w:w="150" w:type="dxa"/>
+              <w:right w:w="150" w:type="dxa"/>
             </w:tcMar>
             <w:vAlign w:val="center"/>
           </w:tcPr>
@@ -10892,8 +11207,8 @@
             <w:tcMar>
               <w:top w:w="120" w:type="dxa"/>
               <w:bottom w:w="120" w:type="dxa"/>
-              <w:left w:w="160" w:type="dxa"/>
-              <w:right w:w="160" w:type="dxa"/>
+              <w:left w:w="150" w:type="dxa"/>
+              <w:right w:w="150" w:type="dxa"/>
             </w:tcMar>
             <w:vAlign w:val="center"/>
           </w:tcPr>
@@ -10932,8 +11247,8 @@
             <w:tcMar>
               <w:top w:w="120" w:type="dxa"/>
               <w:bottom w:w="120" w:type="dxa"/>
-              <w:left w:w="160" w:type="dxa"/>
-              <w:right w:w="160" w:type="dxa"/>
+              <w:left w:w="150" w:type="dxa"/>
+              <w:right w:w="150" w:type="dxa"/>
             </w:tcMar>
             <w:vAlign w:val="center"/>
           </w:tcPr>
@@ -10967,8 +11282,8 @@
             <w:tcMar>
               <w:top w:w="120" w:type="dxa"/>
               <w:bottom w:w="120" w:type="dxa"/>
-              <w:left w:w="160" w:type="dxa"/>
-              <w:right w:w="160" w:type="dxa"/>
+              <w:left w:w="150" w:type="dxa"/>
+              <w:right w:w="150" w:type="dxa"/>
             </w:tcMar>
             <w:vAlign w:val="center"/>
           </w:tcPr>
@@ -11002,8 +11317,8 @@
             <w:tcMar>
               <w:top w:w="120" w:type="dxa"/>
               <w:bottom w:w="120" w:type="dxa"/>
-              <w:left w:w="160" w:type="dxa"/>
-              <w:right w:w="160" w:type="dxa"/>
+              <w:left w:w="150" w:type="dxa"/>
+              <w:right w:w="150" w:type="dxa"/>
             </w:tcMar>
             <w:vAlign w:val="center"/>
           </w:tcPr>
@@ -11037,8 +11352,8 @@
             <w:tcMar>
               <w:top w:w="120" w:type="dxa"/>
               <w:bottom w:w="120" w:type="dxa"/>
-              <w:left w:w="160" w:type="dxa"/>
-              <w:right w:w="160" w:type="dxa"/>
+              <w:left w:w="150" w:type="dxa"/>
+              <w:right w:w="150" w:type="dxa"/>
             </w:tcMar>
             <w:vAlign w:val="center"/>
           </w:tcPr>
@@ -11072,8 +11387,8 @@
             <w:tcMar>
               <w:top w:w="120" w:type="dxa"/>
               <w:bottom w:w="120" w:type="dxa"/>
-              <w:left w:w="160" w:type="dxa"/>
-              <w:right w:w="160" w:type="dxa"/>
+              <w:left w:w="150" w:type="dxa"/>
+              <w:right w:w="150" w:type="dxa"/>
             </w:tcMar>
             <w:vAlign w:val="center"/>
           </w:tcPr>
@@ -11107,8 +11422,8 @@
             <w:tcMar>
               <w:top w:w="120" w:type="dxa"/>
               <w:bottom w:w="120" w:type="dxa"/>
-              <w:left w:w="160" w:type="dxa"/>
-              <w:right w:w="160" w:type="dxa"/>
+              <w:left w:w="150" w:type="dxa"/>
+              <w:right w:w="150" w:type="dxa"/>
             </w:tcMar>
             <w:vAlign w:val="center"/>
           </w:tcPr>
@@ -11147,8 +11462,8 @@
             <w:tcMar>
               <w:top w:w="120" w:type="dxa"/>
               <w:bottom w:w="120" w:type="dxa"/>
-              <w:left w:w="160" w:type="dxa"/>
-              <w:right w:w="160" w:type="dxa"/>
+              <w:left w:w="150" w:type="dxa"/>
+              <w:right w:w="150" w:type="dxa"/>
             </w:tcMar>
             <w:vAlign w:val="center"/>
           </w:tcPr>
@@ -11182,8 +11497,8 @@
             <w:tcMar>
               <w:top w:w="120" w:type="dxa"/>
               <w:bottom w:w="120" w:type="dxa"/>
-              <w:left w:w="160" w:type="dxa"/>
-              <w:right w:w="160" w:type="dxa"/>
+              <w:left w:w="150" w:type="dxa"/>
+              <w:right w:w="150" w:type="dxa"/>
             </w:tcMar>
             <w:vAlign w:val="center"/>
           </w:tcPr>
@@ -11217,8 +11532,8 @@
             <w:tcMar>
               <w:top w:w="120" w:type="dxa"/>
               <w:bottom w:w="120" w:type="dxa"/>
-              <w:left w:w="160" w:type="dxa"/>
-              <w:right w:w="160" w:type="dxa"/>
+              <w:left w:w="150" w:type="dxa"/>
+              <w:right w:w="150" w:type="dxa"/>
             </w:tcMar>
             <w:vAlign w:val="center"/>
           </w:tcPr>
@@ -11252,8 +11567,8 @@
             <w:tcMar>
               <w:top w:w="120" w:type="dxa"/>
               <w:bottom w:w="120" w:type="dxa"/>
-              <w:left w:w="160" w:type="dxa"/>
-              <w:right w:w="160" w:type="dxa"/>
+              <w:left w:w="150" w:type="dxa"/>
+              <w:right w:w="150" w:type="dxa"/>
             </w:tcMar>
             <w:vAlign w:val="center"/>
           </w:tcPr>
@@ -11287,8 +11602,8 @@
             <w:tcMar>
               <w:top w:w="120" w:type="dxa"/>
               <w:bottom w:w="120" w:type="dxa"/>
-              <w:left w:w="160" w:type="dxa"/>
-              <w:right w:w="160" w:type="dxa"/>
+              <w:left w:w="150" w:type="dxa"/>
+              <w:right w:w="150" w:type="dxa"/>
             </w:tcMar>
             <w:vAlign w:val="center"/>
           </w:tcPr>
@@ -11322,8 +11637,8 @@
             <w:tcMar>
               <w:top w:w="120" w:type="dxa"/>
               <w:bottom w:w="120" w:type="dxa"/>
-              <w:left w:w="160" w:type="dxa"/>
-              <w:right w:w="160" w:type="dxa"/>
+              <w:left w:w="150" w:type="dxa"/>
+              <w:right w:w="150" w:type="dxa"/>
             </w:tcMar>
             <w:vAlign w:val="center"/>
           </w:tcPr>
@@ -11362,8 +11677,8 @@
             <w:tcMar>
               <w:top w:w="120" w:type="dxa"/>
               <w:bottom w:w="120" w:type="dxa"/>
-              <w:left w:w="160" w:type="dxa"/>
-              <w:right w:w="160" w:type="dxa"/>
+              <w:left w:w="150" w:type="dxa"/>
+              <w:right w:w="150" w:type="dxa"/>
             </w:tcMar>
             <w:vAlign w:val="center"/>
           </w:tcPr>
@@ -11397,8 +11712,8 @@
             <w:tcMar>
               <w:top w:w="120" w:type="dxa"/>
               <w:bottom w:w="120" w:type="dxa"/>
-              <w:left w:w="160" w:type="dxa"/>
-              <w:right w:w="160" w:type="dxa"/>
+              <w:left w:w="150" w:type="dxa"/>
+              <w:right w:w="150" w:type="dxa"/>
             </w:tcMar>
             <w:vAlign w:val="center"/>
           </w:tcPr>
@@ -11432,8 +11747,8 @@
             <w:tcMar>
               <w:top w:w="120" w:type="dxa"/>
               <w:bottom w:w="120" w:type="dxa"/>
-              <w:left w:w="160" w:type="dxa"/>
-              <w:right w:w="160" w:type="dxa"/>
+              <w:left w:w="150" w:type="dxa"/>
+              <w:right w:w="150" w:type="dxa"/>
             </w:tcMar>
             <w:vAlign w:val="center"/>
           </w:tcPr>
@@ -11467,8 +11782,8 @@
             <w:tcMar>
               <w:top w:w="120" w:type="dxa"/>
               <w:bottom w:w="120" w:type="dxa"/>
-              <w:left w:w="160" w:type="dxa"/>
-              <w:right w:w="160" w:type="dxa"/>
+              <w:left w:w="150" w:type="dxa"/>
+              <w:right w:w="150" w:type="dxa"/>
             </w:tcMar>
             <w:vAlign w:val="center"/>
           </w:tcPr>
@@ -11502,8 +11817,8 @@
             <w:tcMar>
               <w:top w:w="120" w:type="dxa"/>
               <w:bottom w:w="120" w:type="dxa"/>
-              <w:left w:w="160" w:type="dxa"/>
-              <w:right w:w="160" w:type="dxa"/>
+              <w:left w:w="150" w:type="dxa"/>
+              <w:right w:w="150" w:type="dxa"/>
             </w:tcMar>
             <w:vAlign w:val="center"/>
           </w:tcPr>
@@ -11537,8 +11852,8 @@
             <w:tcMar>
               <w:top w:w="120" w:type="dxa"/>
               <w:bottom w:w="120" w:type="dxa"/>
-              <w:left w:w="160" w:type="dxa"/>
-              <w:right w:w="160" w:type="dxa"/>
+              <w:left w:w="150" w:type="dxa"/>
+              <w:right w:w="150" w:type="dxa"/>
             </w:tcMar>
             <w:vAlign w:val="center"/>
           </w:tcPr>
@@ -11577,8 +11892,8 @@
             <w:tcMar>
               <w:top w:w="120" w:type="dxa"/>
               <w:bottom w:w="120" w:type="dxa"/>
-              <w:left w:w="160" w:type="dxa"/>
-              <w:right w:w="160" w:type="dxa"/>
+              <w:left w:w="150" w:type="dxa"/>
+              <w:right w:w="150" w:type="dxa"/>
             </w:tcMar>
             <w:vAlign w:val="center"/>
           </w:tcPr>
@@ -11612,8 +11927,8 @@
             <w:tcMar>
               <w:top w:w="120" w:type="dxa"/>
               <w:bottom w:w="120" w:type="dxa"/>
-              <w:left w:w="160" w:type="dxa"/>
-              <w:right w:w="160" w:type="dxa"/>
+              <w:left w:w="150" w:type="dxa"/>
+              <w:right w:w="150" w:type="dxa"/>
             </w:tcMar>
             <w:vAlign w:val="center"/>
           </w:tcPr>
@@ -11647,8 +11962,8 @@
             <w:tcMar>
               <w:top w:w="120" w:type="dxa"/>
               <w:bottom w:w="120" w:type="dxa"/>
-              <w:left w:w="160" w:type="dxa"/>
-              <w:right w:w="160" w:type="dxa"/>
+              <w:left w:w="150" w:type="dxa"/>
+              <w:right w:w="150" w:type="dxa"/>
             </w:tcMar>
             <w:vAlign w:val="center"/>
           </w:tcPr>
@@ -11682,8 +11997,8 @@
             <w:tcMar>
               <w:top w:w="120" w:type="dxa"/>
               <w:bottom w:w="120" w:type="dxa"/>
-              <w:left w:w="160" w:type="dxa"/>
-              <w:right w:w="160" w:type="dxa"/>
+              <w:left w:w="150" w:type="dxa"/>
+              <w:right w:w="150" w:type="dxa"/>
             </w:tcMar>
             <w:vAlign w:val="center"/>
           </w:tcPr>
@@ -11717,8 +12032,8 @@
             <w:tcMar>
               <w:top w:w="120" w:type="dxa"/>
               <w:bottom w:w="120" w:type="dxa"/>
-              <w:left w:w="160" w:type="dxa"/>
-              <w:right w:w="160" w:type="dxa"/>
+              <w:left w:w="150" w:type="dxa"/>
+              <w:right w:w="150" w:type="dxa"/>
             </w:tcMar>
             <w:vAlign w:val="center"/>
           </w:tcPr>
@@ -11752,8 +12067,8 @@
             <w:tcMar>
               <w:top w:w="120" w:type="dxa"/>
               <w:bottom w:w="120" w:type="dxa"/>
-              <w:left w:w="160" w:type="dxa"/>
-              <w:right w:w="160" w:type="dxa"/>
+              <w:left w:w="150" w:type="dxa"/>
+              <w:right w:w="150" w:type="dxa"/>
             </w:tcMar>
             <w:vAlign w:val="center"/>
           </w:tcPr>
@@ -11784,6 +12099,7 @@
     </w:p>
     <w:p>
       <w:pPr>
+        <w:pStyle w:val="Heading3"/>
         <w:spacing w:before="200" w:after="80" w:line="324" w:lineRule="auto"/>
         <w:jc w:val="left"/>
       </w:pPr>
@@ -11793,14 +12109,14 @@
           <w:b/>
           <w:i w:val="0"/>
           <w:color w:val="000000"/>
-          <w:sz w:val="28"/>
+          <w:sz w:val="27"/>
         </w:rPr>
         <w:t>3.3.2   Trạng thái soát vé</w:t>
       </w:r>
     </w:p>
     <w:p>
       <w:pPr>
-        <w:spacing w:before="0" w:after="100" w:line="324" w:lineRule="auto"/>
+        <w:spacing w:before="0" w:after="120" w:line="324" w:lineRule="auto"/>
         <w:jc w:val="left"/>
       </w:pPr>
       <w:r>
@@ -11821,8 +12137,8 @@
         <w:tblLook w:firstColumn="1" w:firstRow="1" w:lastColumn="0" w:lastRow="0" w:noHBand="0" w:noVBand="1" w:val="04A0"/>
       </w:tblPr>
       <w:tblGrid>
-        <w:gridCol w:w="4677"/>
-        <w:gridCol w:w="4677"/>
+        <w:gridCol w:w="4535"/>
+        <w:gridCol w:w="4535"/>
       </w:tblGrid>
       <w:tr>
         <w:trPr>
@@ -11842,8 +12158,8 @@
             <w:tcMar>
               <w:top w:w="120" w:type="dxa"/>
               <w:bottom w:w="120" w:type="dxa"/>
-              <w:left w:w="160" w:type="dxa"/>
-              <w:right w:w="160" w:type="dxa"/>
+              <w:left w:w="150" w:type="dxa"/>
+              <w:right w:w="150" w:type="dxa"/>
             </w:tcMar>
             <w:vAlign w:val="center"/>
           </w:tcPr>
@@ -11877,8 +12193,8 @@
             <w:tcMar>
               <w:top w:w="120" w:type="dxa"/>
               <w:bottom w:w="120" w:type="dxa"/>
-              <w:left w:w="160" w:type="dxa"/>
-              <w:right w:w="160" w:type="dxa"/>
+              <w:left w:w="150" w:type="dxa"/>
+              <w:right w:w="150" w:type="dxa"/>
             </w:tcMar>
             <w:vAlign w:val="center"/>
           </w:tcPr>
@@ -11917,8 +12233,8 @@
             <w:tcMar>
               <w:top w:w="120" w:type="dxa"/>
               <w:bottom w:w="120" w:type="dxa"/>
-              <w:left w:w="160" w:type="dxa"/>
-              <w:right w:w="160" w:type="dxa"/>
+              <w:left w:w="150" w:type="dxa"/>
+              <w:right w:w="150" w:type="dxa"/>
             </w:tcMar>
             <w:vAlign w:val="center"/>
           </w:tcPr>
@@ -11952,8 +12268,8 @@
             <w:tcMar>
               <w:top w:w="120" w:type="dxa"/>
               <w:bottom w:w="120" w:type="dxa"/>
-              <w:left w:w="160" w:type="dxa"/>
-              <w:right w:w="160" w:type="dxa"/>
+              <w:left w:w="150" w:type="dxa"/>
+              <w:right w:w="150" w:type="dxa"/>
             </w:tcMar>
             <w:vAlign w:val="center"/>
           </w:tcPr>
@@ -11992,8 +12308,8 @@
             <w:tcMar>
               <w:top w:w="120" w:type="dxa"/>
               <w:bottom w:w="120" w:type="dxa"/>
-              <w:left w:w="160" w:type="dxa"/>
-              <w:right w:w="160" w:type="dxa"/>
+              <w:left w:w="150" w:type="dxa"/>
+              <w:right w:w="150" w:type="dxa"/>
             </w:tcMar>
             <w:vAlign w:val="center"/>
           </w:tcPr>
@@ -12027,8 +12343,8 @@
             <w:tcMar>
               <w:top w:w="120" w:type="dxa"/>
               <w:bottom w:w="120" w:type="dxa"/>
-              <w:left w:w="160" w:type="dxa"/>
-              <w:right w:w="160" w:type="dxa"/>
+              <w:left w:w="150" w:type="dxa"/>
+              <w:right w:w="150" w:type="dxa"/>
             </w:tcMar>
             <w:vAlign w:val="center"/>
           </w:tcPr>
@@ -12067,8 +12383,8 @@
             <w:tcMar>
               <w:top w:w="120" w:type="dxa"/>
               <w:bottom w:w="120" w:type="dxa"/>
-              <w:left w:w="160" w:type="dxa"/>
-              <w:right w:w="160" w:type="dxa"/>
+              <w:left w:w="150" w:type="dxa"/>
+              <w:right w:w="150" w:type="dxa"/>
             </w:tcMar>
             <w:vAlign w:val="center"/>
           </w:tcPr>
@@ -12102,8 +12418,8 @@
             <w:tcMar>
               <w:top w:w="120" w:type="dxa"/>
               <w:bottom w:w="120" w:type="dxa"/>
-              <w:left w:w="160" w:type="dxa"/>
-              <w:right w:w="160" w:type="dxa"/>
+              <w:left w:w="150" w:type="dxa"/>
+              <w:right w:w="150" w:type="dxa"/>
             </w:tcMar>
             <w:vAlign w:val="center"/>
           </w:tcPr>
@@ -12142,8 +12458,8 @@
             <w:tcMar>
               <w:top w:w="120" w:type="dxa"/>
               <w:bottom w:w="120" w:type="dxa"/>
-              <w:left w:w="160" w:type="dxa"/>
-              <w:right w:w="160" w:type="dxa"/>
+              <w:left w:w="150" w:type="dxa"/>
+              <w:right w:w="150" w:type="dxa"/>
             </w:tcMar>
             <w:vAlign w:val="center"/>
           </w:tcPr>
@@ -12177,8 +12493,8 @@
             <w:tcMar>
               <w:top w:w="120" w:type="dxa"/>
               <w:bottom w:w="120" w:type="dxa"/>
-              <w:left w:w="160" w:type="dxa"/>
-              <w:right w:w="160" w:type="dxa"/>
+              <w:left w:w="150" w:type="dxa"/>
+              <w:right w:w="150" w:type="dxa"/>
             </w:tcMar>
             <w:vAlign w:val="center"/>
           </w:tcPr>
@@ -12209,6 +12525,7 @@
     </w:p>
     <w:p>
       <w:pPr>
+        <w:pStyle w:val="Heading3"/>
         <w:spacing w:before="200" w:after="80" w:line="324" w:lineRule="auto"/>
         <w:jc w:val="left"/>
       </w:pPr>
@@ -12218,14 +12535,14 @@
           <w:b/>
           <w:i w:val="0"/>
           <w:color w:val="000000"/>
-          <w:sz w:val="28"/>
+          <w:sz w:val="27"/>
         </w:rPr>
         <w:t>3.3.3   Mô tả chức năng soát vé</w:t>
       </w:r>
     </w:p>
     <w:p>
       <w:pPr>
-        <w:spacing w:before="0" w:after="100" w:line="324" w:lineRule="auto"/>
+        <w:spacing w:before="0" w:after="120" w:line="324" w:lineRule="auto"/>
         <w:jc w:val="left"/>
       </w:pPr>
       <w:r>
@@ -12242,7 +12559,7 @@
     <w:p>
       <w:pPr>
         <w:pStyle w:val="ListBullet"/>
-        <w:spacing w:before="0" w:after="80" w:line="324" w:lineRule="auto"/>
+        <w:spacing w:before="0" w:after="100" w:line="324" w:lineRule="auto"/>
         <w:jc w:val="left"/>
       </w:pPr>
       <w:r>
@@ -12269,7 +12586,7 @@
     <w:p>
       <w:pPr>
         <w:pStyle w:val="ListBullet"/>
-        <w:spacing w:before="0" w:after="80" w:line="324" w:lineRule="auto"/>
+        <w:spacing w:before="0" w:after="100" w:line="324" w:lineRule="auto"/>
         <w:jc w:val="left"/>
       </w:pPr>
       <w:r>
@@ -12296,7 +12613,7 @@
     <w:p>
       <w:pPr>
         <w:pStyle w:val="ListBullet"/>
-        <w:spacing w:before="0" w:after="80" w:line="324" w:lineRule="auto"/>
+        <w:spacing w:before="0" w:after="100" w:line="324" w:lineRule="auto"/>
         <w:jc w:val="left"/>
       </w:pPr>
       <w:r>
@@ -12322,6 +12639,7 @@
     </w:p>
     <w:p>
       <w:pPr>
+        <w:pStyle w:val="Heading3"/>
         <w:spacing w:before="200" w:after="80" w:line="324" w:lineRule="auto"/>
         <w:jc w:val="left"/>
       </w:pPr>
@@ -12331,14 +12649,14 @@
           <w:b/>
           <w:i w:val="0"/>
           <w:color w:val="000000"/>
-          <w:sz w:val="28"/>
+          <w:sz w:val="27"/>
         </w:rPr>
         <w:t>3.3.4   Bảng mã lỗi soát vé</w:t>
       </w:r>
     </w:p>
     <w:p>
       <w:pPr>
-        <w:spacing w:before="0" w:after="100" w:line="324" w:lineRule="auto"/>
+        <w:spacing w:before="0" w:after="120" w:line="324" w:lineRule="auto"/>
         <w:jc w:val="left"/>
       </w:pPr>
       <w:r>
@@ -12359,10 +12677,10 @@
         <w:tblLook w:firstColumn="1" w:firstRow="1" w:lastColumn="0" w:lastRow="0" w:noHBand="0" w:noVBand="1" w:val="04A0"/>
       </w:tblPr>
       <w:tblGrid>
-        <w:gridCol w:w="2339"/>
-        <w:gridCol w:w="2339"/>
-        <w:gridCol w:w="2339"/>
-        <w:gridCol w:w="2339"/>
+        <w:gridCol w:w="2268"/>
+        <w:gridCol w:w="2268"/>
+        <w:gridCol w:w="2268"/>
+        <w:gridCol w:w="2268"/>
       </w:tblGrid>
       <w:tr>
         <w:trPr>
@@ -12382,8 +12700,8 @@
             <w:tcMar>
               <w:top w:w="120" w:type="dxa"/>
               <w:bottom w:w="120" w:type="dxa"/>
-              <w:left w:w="160" w:type="dxa"/>
-              <w:right w:w="160" w:type="dxa"/>
+              <w:left w:w="150" w:type="dxa"/>
+              <w:right w:w="150" w:type="dxa"/>
             </w:tcMar>
             <w:vAlign w:val="center"/>
           </w:tcPr>
@@ -12417,8 +12735,8 @@
             <w:tcMar>
               <w:top w:w="120" w:type="dxa"/>
               <w:bottom w:w="120" w:type="dxa"/>
-              <w:left w:w="160" w:type="dxa"/>
-              <w:right w:w="160" w:type="dxa"/>
+              <w:left w:w="150" w:type="dxa"/>
+              <w:right w:w="150" w:type="dxa"/>
             </w:tcMar>
             <w:vAlign w:val="center"/>
           </w:tcPr>
@@ -12452,8 +12770,8 @@
             <w:tcMar>
               <w:top w:w="120" w:type="dxa"/>
               <w:bottom w:w="120" w:type="dxa"/>
-              <w:left w:w="160" w:type="dxa"/>
-              <w:right w:w="160" w:type="dxa"/>
+              <w:left w:w="150" w:type="dxa"/>
+              <w:right w:w="150" w:type="dxa"/>
             </w:tcMar>
             <w:vAlign w:val="center"/>
           </w:tcPr>
@@ -12487,8 +12805,8 @@
             <w:tcMar>
               <w:top w:w="120" w:type="dxa"/>
               <w:bottom w:w="120" w:type="dxa"/>
-              <w:left w:w="160" w:type="dxa"/>
-              <w:right w:w="160" w:type="dxa"/>
+              <w:left w:w="150" w:type="dxa"/>
+              <w:right w:w="150" w:type="dxa"/>
             </w:tcMar>
             <w:vAlign w:val="center"/>
           </w:tcPr>
@@ -12527,8 +12845,8 @@
             <w:tcMar>
               <w:top w:w="120" w:type="dxa"/>
               <w:bottom w:w="120" w:type="dxa"/>
-              <w:left w:w="160" w:type="dxa"/>
-              <w:right w:w="160" w:type="dxa"/>
+              <w:left w:w="150" w:type="dxa"/>
+              <w:right w:w="150" w:type="dxa"/>
             </w:tcMar>
             <w:vAlign w:val="center"/>
           </w:tcPr>
@@ -12562,8 +12880,8 @@
             <w:tcMar>
               <w:top w:w="120" w:type="dxa"/>
               <w:bottom w:w="120" w:type="dxa"/>
-              <w:left w:w="160" w:type="dxa"/>
-              <w:right w:w="160" w:type="dxa"/>
+              <w:left w:w="150" w:type="dxa"/>
+              <w:right w:w="150" w:type="dxa"/>
             </w:tcMar>
             <w:vAlign w:val="center"/>
           </w:tcPr>
@@ -12597,8 +12915,8 @@
             <w:tcMar>
               <w:top w:w="120" w:type="dxa"/>
               <w:bottom w:w="120" w:type="dxa"/>
-              <w:left w:w="160" w:type="dxa"/>
-              <w:right w:w="160" w:type="dxa"/>
+              <w:left w:w="150" w:type="dxa"/>
+              <w:right w:w="150" w:type="dxa"/>
             </w:tcMar>
             <w:vAlign w:val="center"/>
           </w:tcPr>
@@ -12632,8 +12950,8 @@
             <w:tcMar>
               <w:top w:w="120" w:type="dxa"/>
               <w:bottom w:w="120" w:type="dxa"/>
-              <w:left w:w="160" w:type="dxa"/>
-              <w:right w:w="160" w:type="dxa"/>
+              <w:left w:w="150" w:type="dxa"/>
+              <w:right w:w="150" w:type="dxa"/>
             </w:tcMar>
             <w:vAlign w:val="center"/>
           </w:tcPr>
@@ -12672,8 +12990,8 @@
             <w:tcMar>
               <w:top w:w="120" w:type="dxa"/>
               <w:bottom w:w="120" w:type="dxa"/>
-              <w:left w:w="160" w:type="dxa"/>
-              <w:right w:w="160" w:type="dxa"/>
+              <w:left w:w="150" w:type="dxa"/>
+              <w:right w:w="150" w:type="dxa"/>
             </w:tcMar>
             <w:vAlign w:val="center"/>
           </w:tcPr>
@@ -12707,8 +13025,8 @@
             <w:tcMar>
               <w:top w:w="120" w:type="dxa"/>
               <w:bottom w:w="120" w:type="dxa"/>
-              <w:left w:w="160" w:type="dxa"/>
-              <w:right w:w="160" w:type="dxa"/>
+              <w:left w:w="150" w:type="dxa"/>
+              <w:right w:w="150" w:type="dxa"/>
             </w:tcMar>
             <w:vAlign w:val="center"/>
           </w:tcPr>
@@ -12742,8 +13060,8 @@
             <w:tcMar>
               <w:top w:w="120" w:type="dxa"/>
               <w:bottom w:w="120" w:type="dxa"/>
-              <w:left w:w="160" w:type="dxa"/>
-              <w:right w:w="160" w:type="dxa"/>
+              <w:left w:w="150" w:type="dxa"/>
+              <w:right w:w="150" w:type="dxa"/>
             </w:tcMar>
             <w:vAlign w:val="center"/>
           </w:tcPr>
@@ -12777,8 +13095,8 @@
             <w:tcMar>
               <w:top w:w="120" w:type="dxa"/>
               <w:bottom w:w="120" w:type="dxa"/>
-              <w:left w:w="160" w:type="dxa"/>
-              <w:right w:w="160" w:type="dxa"/>
+              <w:left w:w="150" w:type="dxa"/>
+              <w:right w:w="150" w:type="dxa"/>
             </w:tcMar>
             <w:vAlign w:val="center"/>
           </w:tcPr>
@@ -12817,8 +13135,8 @@
             <w:tcMar>
               <w:top w:w="120" w:type="dxa"/>
               <w:bottom w:w="120" w:type="dxa"/>
-              <w:left w:w="160" w:type="dxa"/>
-              <w:right w:w="160" w:type="dxa"/>
+              <w:left w:w="150" w:type="dxa"/>
+              <w:right w:w="150" w:type="dxa"/>
             </w:tcMar>
             <w:vAlign w:val="center"/>
           </w:tcPr>
@@ -12852,8 +13170,8 @@
             <w:tcMar>
               <w:top w:w="120" w:type="dxa"/>
               <w:bottom w:w="120" w:type="dxa"/>
-              <w:left w:w="160" w:type="dxa"/>
-              <w:right w:w="160" w:type="dxa"/>
+              <w:left w:w="150" w:type="dxa"/>
+              <w:right w:w="150" w:type="dxa"/>
             </w:tcMar>
             <w:vAlign w:val="center"/>
           </w:tcPr>
@@ -12887,8 +13205,8 @@
             <w:tcMar>
               <w:top w:w="120" w:type="dxa"/>
               <w:bottom w:w="120" w:type="dxa"/>
-              <w:left w:w="160" w:type="dxa"/>
-              <w:right w:w="160" w:type="dxa"/>
+              <w:left w:w="150" w:type="dxa"/>
+              <w:right w:w="150" w:type="dxa"/>
             </w:tcMar>
             <w:vAlign w:val="center"/>
           </w:tcPr>
@@ -12922,8 +13240,8 @@
             <w:tcMar>
               <w:top w:w="120" w:type="dxa"/>
               <w:bottom w:w="120" w:type="dxa"/>
-              <w:left w:w="160" w:type="dxa"/>
-              <w:right w:w="160" w:type="dxa"/>
+              <w:left w:w="150" w:type="dxa"/>
+              <w:right w:w="150" w:type="dxa"/>
             </w:tcMar>
             <w:vAlign w:val="center"/>
           </w:tcPr>
@@ -12962,8 +13280,8 @@
             <w:tcMar>
               <w:top w:w="120" w:type="dxa"/>
               <w:bottom w:w="120" w:type="dxa"/>
-              <w:left w:w="160" w:type="dxa"/>
-              <w:right w:w="160" w:type="dxa"/>
+              <w:left w:w="150" w:type="dxa"/>
+              <w:right w:w="150" w:type="dxa"/>
             </w:tcMar>
             <w:vAlign w:val="center"/>
           </w:tcPr>
@@ -12997,8 +13315,8 @@
             <w:tcMar>
               <w:top w:w="120" w:type="dxa"/>
               <w:bottom w:w="120" w:type="dxa"/>
-              <w:left w:w="160" w:type="dxa"/>
-              <w:right w:w="160" w:type="dxa"/>
+              <w:left w:w="150" w:type="dxa"/>
+              <w:right w:w="150" w:type="dxa"/>
             </w:tcMar>
             <w:vAlign w:val="center"/>
           </w:tcPr>
@@ -13032,8 +13350,8 @@
             <w:tcMar>
               <w:top w:w="120" w:type="dxa"/>
               <w:bottom w:w="120" w:type="dxa"/>
-              <w:left w:w="160" w:type="dxa"/>
-              <w:right w:w="160" w:type="dxa"/>
+              <w:left w:w="150" w:type="dxa"/>
+              <w:right w:w="150" w:type="dxa"/>
             </w:tcMar>
             <w:vAlign w:val="center"/>
           </w:tcPr>
@@ -13067,8 +13385,8 @@
             <w:tcMar>
               <w:top w:w="120" w:type="dxa"/>
               <w:bottom w:w="120" w:type="dxa"/>
-              <w:left w:w="160" w:type="dxa"/>
-              <w:right w:w="160" w:type="dxa"/>
+              <w:left w:w="150" w:type="dxa"/>
+              <w:right w:w="150" w:type="dxa"/>
             </w:tcMar>
             <w:vAlign w:val="center"/>
           </w:tcPr>
@@ -13099,6 +13417,7 @@
     </w:p>
     <w:p>
       <w:pPr>
+        <w:pStyle w:val="Heading2"/>
         <w:spacing w:before="240" w:after="100" w:line="324" w:lineRule="auto"/>
         <w:jc w:val="left"/>
       </w:pPr>
@@ -13108,14 +13427,14 @@
           <w:b/>
           <w:i w:val="0"/>
           <w:color w:val="000000"/>
-          <w:sz w:val="30"/>
+          <w:sz w:val="29"/>
         </w:rPr>
         <w:t>3.4   Luồng Quản lý Sự kiện &amp; Doanh thu (Ban tổ chức)</w:t>
       </w:r>
     </w:p>
     <w:p>
       <w:pPr>
-        <w:spacing w:before="0" w:after="100" w:line="324" w:lineRule="auto"/>
+        <w:spacing w:before="0" w:after="120" w:line="324" w:lineRule="auto"/>
         <w:jc w:val="left"/>
       </w:pPr>
       <w:r>
@@ -13131,6 +13450,7 @@
     </w:p>
     <w:p>
       <w:pPr>
+        <w:pStyle w:val="Heading3"/>
         <w:spacing w:before="200" w:after="80" w:line="324" w:lineRule="auto"/>
         <w:jc w:val="left"/>
       </w:pPr>
@@ -13140,14 +13460,14 @@
           <w:b/>
           <w:i w:val="0"/>
           <w:color w:val="000000"/>
-          <w:sz w:val="28"/>
+          <w:sz w:val="27"/>
         </w:rPr>
         <w:t>3.4.1   Yêu cầu thông tin sự kiện &amp; phân hạng vé</w:t>
       </w:r>
     </w:p>
     <w:p>
       <w:pPr>
-        <w:spacing w:before="0" w:after="100" w:line="324" w:lineRule="auto"/>
+        <w:spacing w:before="0" w:after="120" w:line="324" w:lineRule="auto"/>
         <w:jc w:val="left"/>
       </w:pPr>
       <w:r>
@@ -13168,12 +13488,12 @@
         <w:tblLook w:firstColumn="1" w:firstRow="1" w:lastColumn="0" w:lastRow="0" w:noHBand="0" w:noVBand="1" w:val="04A0"/>
       </w:tblPr>
       <w:tblGrid>
-        <w:gridCol w:w="1559"/>
-        <w:gridCol w:w="1559"/>
-        <w:gridCol w:w="1559"/>
-        <w:gridCol w:w="1559"/>
-        <w:gridCol w:w="1559"/>
-        <w:gridCol w:w="1559"/>
+        <w:gridCol w:w="1512"/>
+        <w:gridCol w:w="1512"/>
+        <w:gridCol w:w="1512"/>
+        <w:gridCol w:w="1512"/>
+        <w:gridCol w:w="1512"/>
+        <w:gridCol w:w="1512"/>
       </w:tblGrid>
       <w:tr>
         <w:trPr>
@@ -13193,8 +13513,8 @@
             <w:tcMar>
               <w:top w:w="120" w:type="dxa"/>
               <w:bottom w:w="120" w:type="dxa"/>
-              <w:left w:w="160" w:type="dxa"/>
-              <w:right w:w="160" w:type="dxa"/>
+              <w:left w:w="150" w:type="dxa"/>
+              <w:right w:w="150" w:type="dxa"/>
             </w:tcMar>
             <w:vAlign w:val="center"/>
           </w:tcPr>
@@ -13228,8 +13548,8 @@
             <w:tcMar>
               <w:top w:w="120" w:type="dxa"/>
               <w:bottom w:w="120" w:type="dxa"/>
-              <w:left w:w="160" w:type="dxa"/>
-              <w:right w:w="160" w:type="dxa"/>
+              <w:left w:w="150" w:type="dxa"/>
+              <w:right w:w="150" w:type="dxa"/>
             </w:tcMar>
             <w:vAlign w:val="center"/>
           </w:tcPr>
@@ -13263,8 +13583,8 @@
             <w:tcMar>
               <w:top w:w="120" w:type="dxa"/>
               <w:bottom w:w="120" w:type="dxa"/>
-              <w:left w:w="160" w:type="dxa"/>
-              <w:right w:w="160" w:type="dxa"/>
+              <w:left w:w="150" w:type="dxa"/>
+              <w:right w:w="150" w:type="dxa"/>
             </w:tcMar>
             <w:vAlign w:val="center"/>
           </w:tcPr>
@@ -13298,8 +13618,8 @@
             <w:tcMar>
               <w:top w:w="120" w:type="dxa"/>
               <w:bottom w:w="120" w:type="dxa"/>
-              <w:left w:w="160" w:type="dxa"/>
-              <w:right w:w="160" w:type="dxa"/>
+              <w:left w:w="150" w:type="dxa"/>
+              <w:right w:w="150" w:type="dxa"/>
             </w:tcMar>
             <w:vAlign w:val="center"/>
           </w:tcPr>
@@ -13333,8 +13653,8 @@
             <w:tcMar>
               <w:top w:w="120" w:type="dxa"/>
               <w:bottom w:w="120" w:type="dxa"/>
-              <w:left w:w="160" w:type="dxa"/>
-              <w:right w:w="160" w:type="dxa"/>
+              <w:left w:w="150" w:type="dxa"/>
+              <w:right w:w="150" w:type="dxa"/>
             </w:tcMar>
             <w:vAlign w:val="center"/>
           </w:tcPr>
@@ -13368,8 +13688,8 @@
             <w:tcMar>
               <w:top w:w="120" w:type="dxa"/>
               <w:bottom w:w="120" w:type="dxa"/>
-              <w:left w:w="160" w:type="dxa"/>
-              <w:right w:w="160" w:type="dxa"/>
+              <w:left w:w="150" w:type="dxa"/>
+              <w:right w:w="150" w:type="dxa"/>
             </w:tcMar>
             <w:vAlign w:val="center"/>
           </w:tcPr>
@@ -13408,8 +13728,8 @@
             <w:tcMar>
               <w:top w:w="120" w:type="dxa"/>
               <w:bottom w:w="120" w:type="dxa"/>
-              <w:left w:w="160" w:type="dxa"/>
-              <w:right w:w="160" w:type="dxa"/>
+              <w:left w:w="150" w:type="dxa"/>
+              <w:right w:w="150" w:type="dxa"/>
             </w:tcMar>
             <w:vAlign w:val="center"/>
           </w:tcPr>
@@ -13443,8 +13763,8 @@
             <w:tcMar>
               <w:top w:w="120" w:type="dxa"/>
               <w:bottom w:w="120" w:type="dxa"/>
-              <w:left w:w="160" w:type="dxa"/>
-              <w:right w:w="160" w:type="dxa"/>
+              <w:left w:w="150" w:type="dxa"/>
+              <w:right w:w="150" w:type="dxa"/>
             </w:tcMar>
             <w:vAlign w:val="center"/>
           </w:tcPr>
@@ -13478,8 +13798,8 @@
             <w:tcMar>
               <w:top w:w="120" w:type="dxa"/>
               <w:bottom w:w="120" w:type="dxa"/>
-              <w:left w:w="160" w:type="dxa"/>
-              <w:right w:w="160" w:type="dxa"/>
+              <w:left w:w="150" w:type="dxa"/>
+              <w:right w:w="150" w:type="dxa"/>
             </w:tcMar>
             <w:vAlign w:val="center"/>
           </w:tcPr>
@@ -13513,8 +13833,8 @@
             <w:tcMar>
               <w:top w:w="120" w:type="dxa"/>
               <w:bottom w:w="120" w:type="dxa"/>
-              <w:left w:w="160" w:type="dxa"/>
-              <w:right w:w="160" w:type="dxa"/>
+              <w:left w:w="150" w:type="dxa"/>
+              <w:right w:w="150" w:type="dxa"/>
             </w:tcMar>
             <w:vAlign w:val="center"/>
           </w:tcPr>
@@ -13548,8 +13868,8 @@
             <w:tcMar>
               <w:top w:w="120" w:type="dxa"/>
               <w:bottom w:w="120" w:type="dxa"/>
-              <w:left w:w="160" w:type="dxa"/>
-              <w:right w:w="160" w:type="dxa"/>
+              <w:left w:w="150" w:type="dxa"/>
+              <w:right w:w="150" w:type="dxa"/>
             </w:tcMar>
             <w:vAlign w:val="center"/>
           </w:tcPr>
@@ -13583,8 +13903,8 @@
             <w:tcMar>
               <w:top w:w="120" w:type="dxa"/>
               <w:bottom w:w="120" w:type="dxa"/>
-              <w:left w:w="160" w:type="dxa"/>
-              <w:right w:w="160" w:type="dxa"/>
+              <w:left w:w="150" w:type="dxa"/>
+              <w:right w:w="150" w:type="dxa"/>
             </w:tcMar>
             <w:vAlign w:val="center"/>
           </w:tcPr>
@@ -13623,8 +13943,8 @@
             <w:tcMar>
               <w:top w:w="120" w:type="dxa"/>
               <w:bottom w:w="120" w:type="dxa"/>
-              <w:left w:w="160" w:type="dxa"/>
-              <w:right w:w="160" w:type="dxa"/>
+              <w:left w:w="150" w:type="dxa"/>
+              <w:right w:w="150" w:type="dxa"/>
             </w:tcMar>
             <w:vAlign w:val="center"/>
           </w:tcPr>
@@ -13658,8 +13978,8 @@
             <w:tcMar>
               <w:top w:w="120" w:type="dxa"/>
               <w:bottom w:w="120" w:type="dxa"/>
-              <w:left w:w="160" w:type="dxa"/>
-              <w:right w:w="160" w:type="dxa"/>
+              <w:left w:w="150" w:type="dxa"/>
+              <w:right w:w="150" w:type="dxa"/>
             </w:tcMar>
             <w:vAlign w:val="center"/>
           </w:tcPr>
@@ -13693,8 +14013,8 @@
             <w:tcMar>
               <w:top w:w="120" w:type="dxa"/>
               <w:bottom w:w="120" w:type="dxa"/>
-              <w:left w:w="160" w:type="dxa"/>
-              <w:right w:w="160" w:type="dxa"/>
+              <w:left w:w="150" w:type="dxa"/>
+              <w:right w:w="150" w:type="dxa"/>
             </w:tcMar>
             <w:vAlign w:val="center"/>
           </w:tcPr>
@@ -13728,8 +14048,8 @@
             <w:tcMar>
               <w:top w:w="120" w:type="dxa"/>
               <w:bottom w:w="120" w:type="dxa"/>
-              <w:left w:w="160" w:type="dxa"/>
-              <w:right w:w="160" w:type="dxa"/>
+              <w:left w:w="150" w:type="dxa"/>
+              <w:right w:w="150" w:type="dxa"/>
             </w:tcMar>
             <w:vAlign w:val="center"/>
           </w:tcPr>
@@ -13763,8 +14083,8 @@
             <w:tcMar>
               <w:top w:w="120" w:type="dxa"/>
               <w:bottom w:w="120" w:type="dxa"/>
-              <w:left w:w="160" w:type="dxa"/>
-              <w:right w:w="160" w:type="dxa"/>
+              <w:left w:w="150" w:type="dxa"/>
+              <w:right w:w="150" w:type="dxa"/>
             </w:tcMar>
             <w:vAlign w:val="center"/>
           </w:tcPr>
@@ -13798,8 +14118,8 @@
             <w:tcMar>
               <w:top w:w="120" w:type="dxa"/>
               <w:bottom w:w="120" w:type="dxa"/>
-              <w:left w:w="160" w:type="dxa"/>
-              <w:right w:w="160" w:type="dxa"/>
+              <w:left w:w="150" w:type="dxa"/>
+              <w:right w:w="150" w:type="dxa"/>
             </w:tcMar>
             <w:vAlign w:val="center"/>
           </w:tcPr>
@@ -13838,8 +14158,8 @@
             <w:tcMar>
               <w:top w:w="120" w:type="dxa"/>
               <w:bottom w:w="120" w:type="dxa"/>
-              <w:left w:w="160" w:type="dxa"/>
-              <w:right w:w="160" w:type="dxa"/>
+              <w:left w:w="150" w:type="dxa"/>
+              <w:right w:w="150" w:type="dxa"/>
             </w:tcMar>
             <w:vAlign w:val="center"/>
           </w:tcPr>
@@ -13873,8 +14193,8 @@
             <w:tcMar>
               <w:top w:w="120" w:type="dxa"/>
               <w:bottom w:w="120" w:type="dxa"/>
-              <w:left w:w="160" w:type="dxa"/>
-              <w:right w:w="160" w:type="dxa"/>
+              <w:left w:w="150" w:type="dxa"/>
+              <w:right w:w="150" w:type="dxa"/>
             </w:tcMar>
             <w:vAlign w:val="center"/>
           </w:tcPr>
@@ -13908,8 +14228,8 @@
             <w:tcMar>
               <w:top w:w="120" w:type="dxa"/>
               <w:bottom w:w="120" w:type="dxa"/>
-              <w:left w:w="160" w:type="dxa"/>
-              <w:right w:w="160" w:type="dxa"/>
+              <w:left w:w="150" w:type="dxa"/>
+              <w:right w:w="150" w:type="dxa"/>
             </w:tcMar>
             <w:vAlign w:val="center"/>
           </w:tcPr>
@@ -13943,8 +14263,8 @@
             <w:tcMar>
               <w:top w:w="120" w:type="dxa"/>
               <w:bottom w:w="120" w:type="dxa"/>
-              <w:left w:w="160" w:type="dxa"/>
-              <w:right w:w="160" w:type="dxa"/>
+              <w:left w:w="150" w:type="dxa"/>
+              <w:right w:w="150" w:type="dxa"/>
             </w:tcMar>
             <w:vAlign w:val="center"/>
           </w:tcPr>
@@ -13978,8 +14298,8 @@
             <w:tcMar>
               <w:top w:w="120" w:type="dxa"/>
               <w:bottom w:w="120" w:type="dxa"/>
-              <w:left w:w="160" w:type="dxa"/>
-              <w:right w:w="160" w:type="dxa"/>
+              <w:left w:w="150" w:type="dxa"/>
+              <w:right w:w="150" w:type="dxa"/>
             </w:tcMar>
             <w:vAlign w:val="center"/>
           </w:tcPr>
@@ -14013,8 +14333,8 @@
             <w:tcMar>
               <w:top w:w="120" w:type="dxa"/>
               <w:bottom w:w="120" w:type="dxa"/>
-              <w:left w:w="160" w:type="dxa"/>
-              <w:right w:w="160" w:type="dxa"/>
+              <w:left w:w="150" w:type="dxa"/>
+              <w:right w:w="150" w:type="dxa"/>
             </w:tcMar>
             <w:vAlign w:val="center"/>
           </w:tcPr>
@@ -14053,8 +14373,8 @@
             <w:tcMar>
               <w:top w:w="120" w:type="dxa"/>
               <w:bottom w:w="120" w:type="dxa"/>
-              <w:left w:w="160" w:type="dxa"/>
-              <w:right w:w="160" w:type="dxa"/>
+              <w:left w:w="150" w:type="dxa"/>
+              <w:right w:w="150" w:type="dxa"/>
             </w:tcMar>
             <w:vAlign w:val="center"/>
           </w:tcPr>
@@ -14088,8 +14408,8 @@
             <w:tcMar>
               <w:top w:w="120" w:type="dxa"/>
               <w:bottom w:w="120" w:type="dxa"/>
-              <w:left w:w="160" w:type="dxa"/>
-              <w:right w:w="160" w:type="dxa"/>
+              <w:left w:w="150" w:type="dxa"/>
+              <w:right w:w="150" w:type="dxa"/>
             </w:tcMar>
             <w:vAlign w:val="center"/>
           </w:tcPr>
@@ -14123,8 +14443,8 @@
             <w:tcMar>
               <w:top w:w="120" w:type="dxa"/>
               <w:bottom w:w="120" w:type="dxa"/>
-              <w:left w:w="160" w:type="dxa"/>
-              <w:right w:w="160" w:type="dxa"/>
+              <w:left w:w="150" w:type="dxa"/>
+              <w:right w:w="150" w:type="dxa"/>
             </w:tcMar>
             <w:vAlign w:val="center"/>
           </w:tcPr>
@@ -14158,8 +14478,8 @@
             <w:tcMar>
               <w:top w:w="120" w:type="dxa"/>
               <w:bottom w:w="120" w:type="dxa"/>
-              <w:left w:w="160" w:type="dxa"/>
-              <w:right w:w="160" w:type="dxa"/>
+              <w:left w:w="150" w:type="dxa"/>
+              <w:right w:w="150" w:type="dxa"/>
             </w:tcMar>
             <w:vAlign w:val="center"/>
           </w:tcPr>
@@ -14193,8 +14513,8 @@
             <w:tcMar>
               <w:top w:w="120" w:type="dxa"/>
               <w:bottom w:w="120" w:type="dxa"/>
-              <w:left w:w="160" w:type="dxa"/>
-              <w:right w:w="160" w:type="dxa"/>
+              <w:left w:w="150" w:type="dxa"/>
+              <w:right w:w="150" w:type="dxa"/>
             </w:tcMar>
             <w:vAlign w:val="center"/>
           </w:tcPr>
@@ -14228,8 +14548,8 @@
             <w:tcMar>
               <w:top w:w="120" w:type="dxa"/>
               <w:bottom w:w="120" w:type="dxa"/>
-              <w:left w:w="160" w:type="dxa"/>
-              <w:right w:w="160" w:type="dxa"/>
+              <w:left w:w="150" w:type="dxa"/>
+              <w:right w:w="150" w:type="dxa"/>
             </w:tcMar>
             <w:vAlign w:val="center"/>
           </w:tcPr>
@@ -14268,8 +14588,8 @@
             <w:tcMar>
               <w:top w:w="120" w:type="dxa"/>
               <w:bottom w:w="120" w:type="dxa"/>
-              <w:left w:w="160" w:type="dxa"/>
-              <w:right w:w="160" w:type="dxa"/>
+              <w:left w:w="150" w:type="dxa"/>
+              <w:right w:w="150" w:type="dxa"/>
             </w:tcMar>
             <w:vAlign w:val="center"/>
           </w:tcPr>
@@ -14303,8 +14623,8 @@
             <w:tcMar>
               <w:top w:w="120" w:type="dxa"/>
               <w:bottom w:w="120" w:type="dxa"/>
-              <w:left w:w="160" w:type="dxa"/>
-              <w:right w:w="160" w:type="dxa"/>
+              <w:left w:w="150" w:type="dxa"/>
+              <w:right w:w="150" w:type="dxa"/>
             </w:tcMar>
             <w:vAlign w:val="center"/>
           </w:tcPr>
@@ -14338,8 +14658,8 @@
             <w:tcMar>
               <w:top w:w="120" w:type="dxa"/>
               <w:bottom w:w="120" w:type="dxa"/>
-              <w:left w:w="160" w:type="dxa"/>
-              <w:right w:w="160" w:type="dxa"/>
+              <w:left w:w="150" w:type="dxa"/>
+              <w:right w:w="150" w:type="dxa"/>
             </w:tcMar>
             <w:vAlign w:val="center"/>
           </w:tcPr>
@@ -14373,8 +14693,8 @@
             <w:tcMar>
               <w:top w:w="120" w:type="dxa"/>
               <w:bottom w:w="120" w:type="dxa"/>
-              <w:left w:w="160" w:type="dxa"/>
-              <w:right w:w="160" w:type="dxa"/>
+              <w:left w:w="150" w:type="dxa"/>
+              <w:right w:w="150" w:type="dxa"/>
             </w:tcMar>
             <w:vAlign w:val="center"/>
           </w:tcPr>
@@ -14408,8 +14728,8 @@
             <w:tcMar>
               <w:top w:w="120" w:type="dxa"/>
               <w:bottom w:w="120" w:type="dxa"/>
-              <w:left w:w="160" w:type="dxa"/>
-              <w:right w:w="160" w:type="dxa"/>
+              <w:left w:w="150" w:type="dxa"/>
+              <w:right w:w="150" w:type="dxa"/>
             </w:tcMar>
             <w:vAlign w:val="center"/>
           </w:tcPr>
@@ -14443,8 +14763,8 @@
             <w:tcMar>
               <w:top w:w="120" w:type="dxa"/>
               <w:bottom w:w="120" w:type="dxa"/>
-              <w:left w:w="160" w:type="dxa"/>
-              <w:right w:w="160" w:type="dxa"/>
+              <w:left w:w="150" w:type="dxa"/>
+              <w:right w:w="150" w:type="dxa"/>
             </w:tcMar>
             <w:vAlign w:val="center"/>
           </w:tcPr>
@@ -14483,8 +14803,8 @@
             <w:tcMar>
               <w:top w:w="120" w:type="dxa"/>
               <w:bottom w:w="120" w:type="dxa"/>
-              <w:left w:w="160" w:type="dxa"/>
-              <w:right w:w="160" w:type="dxa"/>
+              <w:left w:w="150" w:type="dxa"/>
+              <w:right w:w="150" w:type="dxa"/>
             </w:tcMar>
             <w:vAlign w:val="center"/>
           </w:tcPr>
@@ -14518,8 +14838,8 @@
             <w:tcMar>
               <w:top w:w="120" w:type="dxa"/>
               <w:bottom w:w="120" w:type="dxa"/>
-              <w:left w:w="160" w:type="dxa"/>
-              <w:right w:w="160" w:type="dxa"/>
+              <w:left w:w="150" w:type="dxa"/>
+              <w:right w:w="150" w:type="dxa"/>
             </w:tcMar>
             <w:vAlign w:val="center"/>
           </w:tcPr>
@@ -14553,8 +14873,8 @@
             <w:tcMar>
               <w:top w:w="120" w:type="dxa"/>
               <w:bottom w:w="120" w:type="dxa"/>
-              <w:left w:w="160" w:type="dxa"/>
-              <w:right w:w="160" w:type="dxa"/>
+              <w:left w:w="150" w:type="dxa"/>
+              <w:right w:w="150" w:type="dxa"/>
             </w:tcMar>
             <w:vAlign w:val="center"/>
           </w:tcPr>
@@ -14588,8 +14908,8 @@
             <w:tcMar>
               <w:top w:w="120" w:type="dxa"/>
               <w:bottom w:w="120" w:type="dxa"/>
-              <w:left w:w="160" w:type="dxa"/>
-              <w:right w:w="160" w:type="dxa"/>
+              <w:left w:w="150" w:type="dxa"/>
+              <w:right w:w="150" w:type="dxa"/>
             </w:tcMar>
             <w:vAlign w:val="center"/>
           </w:tcPr>
@@ -14623,8 +14943,8 @@
             <w:tcMar>
               <w:top w:w="120" w:type="dxa"/>
               <w:bottom w:w="120" w:type="dxa"/>
-              <w:left w:w="160" w:type="dxa"/>
-              <w:right w:w="160" w:type="dxa"/>
+              <w:left w:w="150" w:type="dxa"/>
+              <w:right w:w="150" w:type="dxa"/>
             </w:tcMar>
             <w:vAlign w:val="center"/>
           </w:tcPr>
@@ -14658,8 +14978,8 @@
             <w:tcMar>
               <w:top w:w="120" w:type="dxa"/>
               <w:bottom w:w="120" w:type="dxa"/>
-              <w:left w:w="160" w:type="dxa"/>
-              <w:right w:w="160" w:type="dxa"/>
+              <w:left w:w="150" w:type="dxa"/>
+              <w:right w:w="150" w:type="dxa"/>
             </w:tcMar>
             <w:vAlign w:val="center"/>
           </w:tcPr>
@@ -14698,8 +15018,8 @@
             <w:tcMar>
               <w:top w:w="120" w:type="dxa"/>
               <w:bottom w:w="120" w:type="dxa"/>
-              <w:left w:w="160" w:type="dxa"/>
-              <w:right w:w="160" w:type="dxa"/>
+              <w:left w:w="150" w:type="dxa"/>
+              <w:right w:w="150" w:type="dxa"/>
             </w:tcMar>
             <w:vAlign w:val="center"/>
           </w:tcPr>
@@ -14733,8 +15053,8 @@
             <w:tcMar>
               <w:top w:w="120" w:type="dxa"/>
               <w:bottom w:w="120" w:type="dxa"/>
-              <w:left w:w="160" w:type="dxa"/>
-              <w:right w:w="160" w:type="dxa"/>
+              <w:left w:w="150" w:type="dxa"/>
+              <w:right w:w="150" w:type="dxa"/>
             </w:tcMar>
             <w:vAlign w:val="center"/>
           </w:tcPr>
@@ -14768,8 +15088,8 @@
             <w:tcMar>
               <w:top w:w="120" w:type="dxa"/>
               <w:bottom w:w="120" w:type="dxa"/>
-              <w:left w:w="160" w:type="dxa"/>
-              <w:right w:w="160" w:type="dxa"/>
+              <w:left w:w="150" w:type="dxa"/>
+              <w:right w:w="150" w:type="dxa"/>
             </w:tcMar>
             <w:vAlign w:val="center"/>
           </w:tcPr>
@@ -14803,8 +15123,8 @@
             <w:tcMar>
               <w:top w:w="120" w:type="dxa"/>
               <w:bottom w:w="120" w:type="dxa"/>
-              <w:left w:w="160" w:type="dxa"/>
-              <w:right w:w="160" w:type="dxa"/>
+              <w:left w:w="150" w:type="dxa"/>
+              <w:right w:w="150" w:type="dxa"/>
             </w:tcMar>
             <w:vAlign w:val="center"/>
           </w:tcPr>
@@ -14838,8 +15158,8 @@
             <w:tcMar>
               <w:top w:w="120" w:type="dxa"/>
               <w:bottom w:w="120" w:type="dxa"/>
-              <w:left w:w="160" w:type="dxa"/>
-              <w:right w:w="160" w:type="dxa"/>
+              <w:left w:w="150" w:type="dxa"/>
+              <w:right w:w="150" w:type="dxa"/>
             </w:tcMar>
             <w:vAlign w:val="center"/>
           </w:tcPr>
@@ -14873,8 +15193,8 @@
             <w:tcMar>
               <w:top w:w="120" w:type="dxa"/>
               <w:bottom w:w="120" w:type="dxa"/>
-              <w:left w:w="160" w:type="dxa"/>
-              <w:right w:w="160" w:type="dxa"/>
+              <w:left w:w="150" w:type="dxa"/>
+              <w:right w:w="150" w:type="dxa"/>
             </w:tcMar>
             <w:vAlign w:val="center"/>
           </w:tcPr>
@@ -14905,6 +15225,7 @@
     </w:p>
     <w:p>
       <w:pPr>
+        <w:pStyle w:val="Heading3"/>
         <w:spacing w:before="200" w:after="80" w:line="324" w:lineRule="auto"/>
         <w:jc w:val="left"/>
       </w:pPr>
@@ -14914,14 +15235,14 @@
           <w:b/>
           <w:i w:val="0"/>
           <w:color w:val="000000"/>
-          <w:sz w:val="28"/>
+          <w:sz w:val="27"/>
         </w:rPr>
         <w:t>3.4.2   Quy tắc tài chính &amp; Cơ chế trích phí sàn 5%</w:t>
       </w:r>
     </w:p>
     <w:p>
       <w:pPr>
-        <w:spacing w:before="0" w:after="100" w:line="324" w:lineRule="auto"/>
+        <w:spacing w:before="0" w:after="120" w:line="324" w:lineRule="auto"/>
         <w:jc w:val="left"/>
       </w:pPr>
       <w:r>
@@ -14937,7 +15258,7 @@
     </w:p>
     <w:p>
       <w:pPr>
-        <w:spacing w:before="100" w:after="140" w:line="324" w:lineRule="auto"/>
+        <w:spacing w:before="120" w:after="160" w:line="324" w:lineRule="auto"/>
         <w:jc w:val="center"/>
       </w:pPr>
       <m:oMath xmlns:mml="http://www.w3.org/1998/Math/MathML">
@@ -14991,7 +15312,7 @@
     </w:p>
     <w:p>
       <w:pPr>
-        <w:spacing w:before="100" w:after="140" w:line="324" w:lineRule="auto"/>
+        <w:spacing w:before="120" w:after="160" w:line="324" w:lineRule="auto"/>
         <w:jc w:val="center"/>
       </w:pPr>
       <m:oMath xmlns:mml="http://www.w3.org/1998/Math/MathML">
@@ -15066,6 +15387,7 @@
     </w:p>
     <w:p>
       <w:pPr>
+        <w:pStyle w:val="Heading3"/>
         <w:spacing w:before="200" w:after="80" w:line="324" w:lineRule="auto"/>
         <w:jc w:val="left"/>
       </w:pPr>
@@ -15075,14 +15397,14 @@
           <w:b/>
           <w:i w:val="0"/>
           <w:color w:val="000000"/>
-          <w:sz w:val="28"/>
+          <w:sz w:val="27"/>
         </w:rPr>
         <w:t>3.4.3   Bảng mã lỗi quản lý sự kiện</w:t>
       </w:r>
     </w:p>
     <w:p>
       <w:pPr>
-        <w:spacing w:before="0" w:after="100" w:line="324" w:lineRule="auto"/>
+        <w:spacing w:before="0" w:after="120" w:line="324" w:lineRule="auto"/>
         <w:jc w:val="left"/>
       </w:pPr>
       <w:r>
@@ -15103,10 +15425,10 @@
         <w:tblLook w:firstColumn="1" w:firstRow="1" w:lastColumn="0" w:lastRow="0" w:noHBand="0" w:noVBand="1" w:val="04A0"/>
       </w:tblPr>
       <w:tblGrid>
-        <w:gridCol w:w="2339"/>
-        <w:gridCol w:w="2339"/>
-        <w:gridCol w:w="2339"/>
-        <w:gridCol w:w="2339"/>
+        <w:gridCol w:w="2268"/>
+        <w:gridCol w:w="2268"/>
+        <w:gridCol w:w="2268"/>
+        <w:gridCol w:w="2268"/>
       </w:tblGrid>
       <w:tr>
         <w:trPr>
@@ -15126,8 +15448,8 @@
             <w:tcMar>
               <w:top w:w="120" w:type="dxa"/>
               <w:bottom w:w="120" w:type="dxa"/>
-              <w:left w:w="160" w:type="dxa"/>
-              <w:right w:w="160" w:type="dxa"/>
+              <w:left w:w="150" w:type="dxa"/>
+              <w:right w:w="150" w:type="dxa"/>
             </w:tcMar>
             <w:vAlign w:val="center"/>
           </w:tcPr>
@@ -15161,8 +15483,8 @@
             <w:tcMar>
               <w:top w:w="120" w:type="dxa"/>
               <w:bottom w:w="120" w:type="dxa"/>
-              <w:left w:w="160" w:type="dxa"/>
-              <w:right w:w="160" w:type="dxa"/>
+              <w:left w:w="150" w:type="dxa"/>
+              <w:right w:w="150" w:type="dxa"/>
             </w:tcMar>
             <w:vAlign w:val="center"/>
           </w:tcPr>
@@ -15196,8 +15518,8 @@
             <w:tcMar>
               <w:top w:w="120" w:type="dxa"/>
               <w:bottom w:w="120" w:type="dxa"/>
-              <w:left w:w="160" w:type="dxa"/>
-              <w:right w:w="160" w:type="dxa"/>
+              <w:left w:w="150" w:type="dxa"/>
+              <w:right w:w="150" w:type="dxa"/>
             </w:tcMar>
             <w:vAlign w:val="center"/>
           </w:tcPr>
@@ -15231,8 +15553,8 @@
             <w:tcMar>
               <w:top w:w="120" w:type="dxa"/>
               <w:bottom w:w="120" w:type="dxa"/>
-              <w:left w:w="160" w:type="dxa"/>
-              <w:right w:w="160" w:type="dxa"/>
+              <w:left w:w="150" w:type="dxa"/>
+              <w:right w:w="150" w:type="dxa"/>
             </w:tcMar>
             <w:vAlign w:val="center"/>
           </w:tcPr>
@@ -15271,8 +15593,8 @@
             <w:tcMar>
               <w:top w:w="120" w:type="dxa"/>
               <w:bottom w:w="120" w:type="dxa"/>
-              <w:left w:w="160" w:type="dxa"/>
-              <w:right w:w="160" w:type="dxa"/>
+              <w:left w:w="150" w:type="dxa"/>
+              <w:right w:w="150" w:type="dxa"/>
             </w:tcMar>
             <w:vAlign w:val="center"/>
           </w:tcPr>
@@ -15306,8 +15628,8 @@
             <w:tcMar>
               <w:top w:w="120" w:type="dxa"/>
               <w:bottom w:w="120" w:type="dxa"/>
-              <w:left w:w="160" w:type="dxa"/>
-              <w:right w:w="160" w:type="dxa"/>
+              <w:left w:w="150" w:type="dxa"/>
+              <w:right w:w="150" w:type="dxa"/>
             </w:tcMar>
             <w:vAlign w:val="center"/>
           </w:tcPr>
@@ -15341,8 +15663,8 @@
             <w:tcMar>
               <w:top w:w="120" w:type="dxa"/>
               <w:bottom w:w="120" w:type="dxa"/>
-              <w:left w:w="160" w:type="dxa"/>
-              <w:right w:w="160" w:type="dxa"/>
+              <w:left w:w="150" w:type="dxa"/>
+              <w:right w:w="150" w:type="dxa"/>
             </w:tcMar>
             <w:vAlign w:val="center"/>
           </w:tcPr>
@@ -15376,8 +15698,8 @@
             <w:tcMar>
               <w:top w:w="120" w:type="dxa"/>
               <w:bottom w:w="120" w:type="dxa"/>
-              <w:left w:w="160" w:type="dxa"/>
-              <w:right w:w="160" w:type="dxa"/>
+              <w:left w:w="150" w:type="dxa"/>
+              <w:right w:w="150" w:type="dxa"/>
             </w:tcMar>
             <w:vAlign w:val="center"/>
           </w:tcPr>
@@ -15416,8 +15738,8 @@
             <w:tcMar>
               <w:top w:w="120" w:type="dxa"/>
               <w:bottom w:w="120" w:type="dxa"/>
-              <w:left w:w="160" w:type="dxa"/>
-              <w:right w:w="160" w:type="dxa"/>
+              <w:left w:w="150" w:type="dxa"/>
+              <w:right w:w="150" w:type="dxa"/>
             </w:tcMar>
             <w:vAlign w:val="center"/>
           </w:tcPr>
@@ -15451,8 +15773,8 @@
             <w:tcMar>
               <w:top w:w="120" w:type="dxa"/>
               <w:bottom w:w="120" w:type="dxa"/>
-              <w:left w:w="160" w:type="dxa"/>
-              <w:right w:w="160" w:type="dxa"/>
+              <w:left w:w="150" w:type="dxa"/>
+              <w:right w:w="150" w:type="dxa"/>
             </w:tcMar>
             <w:vAlign w:val="center"/>
           </w:tcPr>
@@ -15486,8 +15808,8 @@
             <w:tcMar>
               <w:top w:w="120" w:type="dxa"/>
               <w:bottom w:w="120" w:type="dxa"/>
-              <w:left w:w="160" w:type="dxa"/>
-              <w:right w:w="160" w:type="dxa"/>
+              <w:left w:w="150" w:type="dxa"/>
+              <w:right w:w="150" w:type="dxa"/>
             </w:tcMar>
             <w:vAlign w:val="center"/>
           </w:tcPr>
@@ -15521,8 +15843,8 @@
             <w:tcMar>
               <w:top w:w="120" w:type="dxa"/>
               <w:bottom w:w="120" w:type="dxa"/>
-              <w:left w:w="160" w:type="dxa"/>
-              <w:right w:w="160" w:type="dxa"/>
+              <w:left w:w="150" w:type="dxa"/>
+              <w:right w:w="150" w:type="dxa"/>
             </w:tcMar>
             <w:vAlign w:val="center"/>
           </w:tcPr>
@@ -15561,8 +15883,8 @@
             <w:tcMar>
               <w:top w:w="120" w:type="dxa"/>
               <w:bottom w:w="120" w:type="dxa"/>
-              <w:left w:w="160" w:type="dxa"/>
-              <w:right w:w="160" w:type="dxa"/>
+              <w:left w:w="150" w:type="dxa"/>
+              <w:right w:w="150" w:type="dxa"/>
             </w:tcMar>
             <w:vAlign w:val="center"/>
           </w:tcPr>
@@ -15596,8 +15918,8 @@
             <w:tcMar>
               <w:top w:w="120" w:type="dxa"/>
               <w:bottom w:w="120" w:type="dxa"/>
-              <w:left w:w="160" w:type="dxa"/>
-              <w:right w:w="160" w:type="dxa"/>
+              <w:left w:w="150" w:type="dxa"/>
+              <w:right w:w="150" w:type="dxa"/>
             </w:tcMar>
             <w:vAlign w:val="center"/>
           </w:tcPr>
@@ -15631,8 +15953,8 @@
             <w:tcMar>
               <w:top w:w="120" w:type="dxa"/>
               <w:bottom w:w="120" w:type="dxa"/>
-              <w:left w:w="160" w:type="dxa"/>
-              <w:right w:w="160" w:type="dxa"/>
+              <w:left w:w="150" w:type="dxa"/>
+              <w:right w:w="150" w:type="dxa"/>
             </w:tcMar>
             <w:vAlign w:val="center"/>
           </w:tcPr>
@@ -15666,8 +15988,8 @@
             <w:tcMar>
               <w:top w:w="120" w:type="dxa"/>
               <w:bottom w:w="120" w:type="dxa"/>
-              <w:left w:w="160" w:type="dxa"/>
-              <w:right w:w="160" w:type="dxa"/>
+              <w:left w:w="150" w:type="dxa"/>
+              <w:right w:w="150" w:type="dxa"/>
             </w:tcMar>
             <w:vAlign w:val="center"/>
           </w:tcPr>
@@ -15706,8 +16028,8 @@
             <w:tcMar>
               <w:top w:w="120" w:type="dxa"/>
               <w:bottom w:w="120" w:type="dxa"/>
-              <w:left w:w="160" w:type="dxa"/>
-              <w:right w:w="160" w:type="dxa"/>
+              <w:left w:w="150" w:type="dxa"/>
+              <w:right w:w="150" w:type="dxa"/>
             </w:tcMar>
             <w:vAlign w:val="center"/>
           </w:tcPr>
@@ -15741,8 +16063,8 @@
             <w:tcMar>
               <w:top w:w="120" w:type="dxa"/>
               <w:bottom w:w="120" w:type="dxa"/>
-              <w:left w:w="160" w:type="dxa"/>
-              <w:right w:w="160" w:type="dxa"/>
+              <w:left w:w="150" w:type="dxa"/>
+              <w:right w:w="150" w:type="dxa"/>
             </w:tcMar>
             <w:vAlign w:val="center"/>
           </w:tcPr>
@@ -15776,8 +16098,8 @@
             <w:tcMar>
               <w:top w:w="120" w:type="dxa"/>
               <w:bottom w:w="120" w:type="dxa"/>
-              <w:left w:w="160" w:type="dxa"/>
-              <w:right w:w="160" w:type="dxa"/>
+              <w:left w:w="150" w:type="dxa"/>
+              <w:right w:w="150" w:type="dxa"/>
             </w:tcMar>
             <w:vAlign w:val="center"/>
           </w:tcPr>
@@ -15811,8 +16133,8 @@
             <w:tcMar>
               <w:top w:w="120" w:type="dxa"/>
               <w:bottom w:w="120" w:type="dxa"/>
-              <w:left w:w="160" w:type="dxa"/>
-              <w:right w:w="160" w:type="dxa"/>
+              <w:left w:w="150" w:type="dxa"/>
+              <w:right w:w="150" w:type="dxa"/>
             </w:tcMar>
             <w:vAlign w:val="center"/>
           </w:tcPr>
@@ -15843,6 +16165,7 @@
     </w:p>
     <w:p>
       <w:pPr>
+        <w:pStyle w:val="Heading1"/>
         <w:spacing w:before="280" w:after="120" w:line="324" w:lineRule="auto"/>
         <w:jc w:val="left"/>
       </w:pPr>
@@ -15859,7 +16182,7 @@
     </w:p>
     <w:p>
       <w:pPr>
-        <w:spacing w:before="0" w:after="100" w:line="324" w:lineRule="auto"/>
+        <w:spacing w:before="0" w:after="120" w:line="324" w:lineRule="auto"/>
         <w:jc w:val="left"/>
       </w:pPr>
       <w:r>
@@ -15876,7 +16199,7 @@
     <w:p>
       <w:pPr>
         <w:pStyle w:val="ListBullet"/>
-        <w:spacing w:before="0" w:after="80" w:line="324" w:lineRule="auto"/>
+        <w:spacing w:before="0" w:after="100" w:line="324" w:lineRule="auto"/>
         <w:jc w:val="left"/>
       </w:pPr>
       <w:r>
@@ -15903,7 +16226,7 @@
     <w:p>
       <w:pPr>
         <w:pStyle w:val="ListBullet"/>
-        <w:spacing w:before="0" w:after="80" w:line="324" w:lineRule="auto"/>
+        <w:spacing w:before="0" w:after="100" w:line="324" w:lineRule="auto"/>
         <w:jc w:val="left"/>
       </w:pPr>
       <w:r>
@@ -15930,7 +16253,7 @@
     <w:p>
       <w:pPr>
         <w:pStyle w:val="ListBullet"/>
-        <w:spacing w:before="0" w:after="80" w:line="324" w:lineRule="auto"/>
+        <w:spacing w:before="0" w:after="100" w:line="324" w:lineRule="auto"/>
         <w:jc w:val="left"/>
       </w:pPr>
       <w:r>
@@ -15956,7 +16279,7 @@
     </w:p>
     <w:p>
       <w:pPr>
-        <w:spacing w:before="0" w:after="100" w:line="324" w:lineRule="auto"/>
+        <w:spacing w:before="0" w:after="120" w:line="324" w:lineRule="auto"/>
         <w:jc w:val="left"/>
       </w:pPr>
       <w:r>
@@ -15973,7 +16296,7 @@
     <w:p>
       <w:pPr>
         <w:pStyle w:val="ListBullet"/>
-        <w:spacing w:before="0" w:after="80" w:line="324" w:lineRule="auto"/>
+        <w:spacing w:before="0" w:after="100" w:line="324" w:lineRule="auto"/>
         <w:jc w:val="left"/>
       </w:pPr>
       <w:r>
@@ -16000,7 +16323,7 @@
     <w:p>
       <w:pPr>
         <w:pStyle w:val="ListBullet"/>
-        <w:spacing w:before="0" w:after="80" w:line="324" w:lineRule="auto"/>
+        <w:spacing w:before="0" w:after="100" w:line="324" w:lineRule="auto"/>
         <w:jc w:val="left"/>
       </w:pPr>
       <w:r>
@@ -16026,6 +16349,7 @@
     </w:p>
     <w:p>
       <w:pPr>
+        <w:pStyle w:val="Heading1"/>
         <w:spacing w:before="280" w:after="120" w:line="324" w:lineRule="auto"/>
         <w:jc w:val="left"/>
       </w:pPr>
@@ -16042,7 +16366,7 @@
     </w:p>
     <w:p>
       <w:pPr>
-        <w:spacing w:before="0" w:after="100" w:line="324" w:lineRule="auto"/>
+        <w:spacing w:before="0" w:after="120" w:line="324" w:lineRule="auto"/>
         <w:jc w:val="left"/>
       </w:pPr>
       <w:r>
@@ -16063,8 +16387,8 @@
         <w:tblLook w:firstColumn="1" w:firstRow="1" w:lastColumn="0" w:lastRow="0" w:noHBand="0" w:noVBand="1" w:val="04A0"/>
       </w:tblPr>
       <w:tblGrid>
-        <w:gridCol w:w="4677"/>
-        <w:gridCol w:w="4677"/>
+        <w:gridCol w:w="4535"/>
+        <w:gridCol w:w="4535"/>
       </w:tblGrid>
       <w:tr>
         <w:trPr>
@@ -16084,8 +16408,8 @@
             <w:tcMar>
               <w:top w:w="120" w:type="dxa"/>
               <w:bottom w:w="120" w:type="dxa"/>
-              <w:left w:w="160" w:type="dxa"/>
-              <w:right w:w="160" w:type="dxa"/>
+              <w:left w:w="150" w:type="dxa"/>
+              <w:right w:w="150" w:type="dxa"/>
             </w:tcMar>
             <w:vAlign w:val="center"/>
           </w:tcPr>
@@ -16119,8 +16443,8 @@
             <w:tcMar>
               <w:top w:w="120" w:type="dxa"/>
               <w:bottom w:w="120" w:type="dxa"/>
-              <w:left w:w="160" w:type="dxa"/>
-              <w:right w:w="160" w:type="dxa"/>
+              <w:left w:w="150" w:type="dxa"/>
+              <w:right w:w="150" w:type="dxa"/>
             </w:tcMar>
             <w:vAlign w:val="center"/>
           </w:tcPr>
@@ -16159,8 +16483,8 @@
             <w:tcMar>
               <w:top w:w="120" w:type="dxa"/>
               <w:bottom w:w="120" w:type="dxa"/>
-              <w:left w:w="160" w:type="dxa"/>
-              <w:right w:w="160" w:type="dxa"/>
+              <w:left w:w="150" w:type="dxa"/>
+              <w:right w:w="150" w:type="dxa"/>
             </w:tcMar>
             <w:vAlign w:val="center"/>
           </w:tcPr>
@@ -16194,8 +16518,8 @@
             <w:tcMar>
               <w:top w:w="120" w:type="dxa"/>
               <w:bottom w:w="120" w:type="dxa"/>
-              <w:left w:w="160" w:type="dxa"/>
-              <w:right w:w="160" w:type="dxa"/>
+              <w:left w:w="150" w:type="dxa"/>
+              <w:right w:w="150" w:type="dxa"/>
             </w:tcMar>
             <w:vAlign w:val="center"/>
           </w:tcPr>
@@ -16234,8 +16558,8 @@
             <w:tcMar>
               <w:top w:w="120" w:type="dxa"/>
               <w:bottom w:w="120" w:type="dxa"/>
-              <w:left w:w="160" w:type="dxa"/>
-              <w:right w:w="160" w:type="dxa"/>
+              <w:left w:w="150" w:type="dxa"/>
+              <w:right w:w="150" w:type="dxa"/>
             </w:tcMar>
             <w:vAlign w:val="center"/>
           </w:tcPr>
@@ -16269,8 +16593,8 @@
             <w:tcMar>
               <w:top w:w="120" w:type="dxa"/>
               <w:bottom w:w="120" w:type="dxa"/>
-              <w:left w:w="160" w:type="dxa"/>
-              <w:right w:w="160" w:type="dxa"/>
+              <w:left w:w="150" w:type="dxa"/>
+              <w:right w:w="150" w:type="dxa"/>
             </w:tcMar>
             <w:vAlign w:val="center"/>
           </w:tcPr>
@@ -16309,8 +16633,8 @@
             <w:tcMar>
               <w:top w:w="120" w:type="dxa"/>
               <w:bottom w:w="120" w:type="dxa"/>
-              <w:left w:w="160" w:type="dxa"/>
-              <w:right w:w="160" w:type="dxa"/>
+              <w:left w:w="150" w:type="dxa"/>
+              <w:right w:w="150" w:type="dxa"/>
             </w:tcMar>
             <w:vAlign w:val="center"/>
           </w:tcPr>
@@ -16344,8 +16668,8 @@
             <w:tcMar>
               <w:top w:w="120" w:type="dxa"/>
               <w:bottom w:w="120" w:type="dxa"/>
-              <w:left w:w="160" w:type="dxa"/>
-              <w:right w:w="160" w:type="dxa"/>
+              <w:left w:w="150" w:type="dxa"/>
+              <w:right w:w="150" w:type="dxa"/>
             </w:tcMar>
             <w:vAlign w:val="center"/>
           </w:tcPr>
@@ -16384,8 +16708,8 @@
             <w:tcMar>
               <w:top w:w="120" w:type="dxa"/>
               <w:bottom w:w="120" w:type="dxa"/>
-              <w:left w:w="160" w:type="dxa"/>
-              <w:right w:w="160" w:type="dxa"/>
+              <w:left w:w="150" w:type="dxa"/>
+              <w:right w:w="150" w:type="dxa"/>
             </w:tcMar>
             <w:vAlign w:val="center"/>
           </w:tcPr>
@@ -16419,8 +16743,8 @@
             <w:tcMar>
               <w:top w:w="120" w:type="dxa"/>
               <w:bottom w:w="120" w:type="dxa"/>
-              <w:left w:w="160" w:type="dxa"/>
-              <w:right w:w="160" w:type="dxa"/>
+              <w:left w:w="150" w:type="dxa"/>
+              <w:right w:w="150" w:type="dxa"/>
             </w:tcMar>
             <w:vAlign w:val="center"/>
           </w:tcPr>
@@ -16459,8 +16783,8 @@
             <w:tcMar>
               <w:top w:w="120" w:type="dxa"/>
               <w:bottom w:w="120" w:type="dxa"/>
-              <w:left w:w="160" w:type="dxa"/>
-              <w:right w:w="160" w:type="dxa"/>
+              <w:left w:w="150" w:type="dxa"/>
+              <w:right w:w="150" w:type="dxa"/>
             </w:tcMar>
             <w:vAlign w:val="center"/>
           </w:tcPr>
@@ -16494,8 +16818,8 @@
             <w:tcMar>
               <w:top w:w="120" w:type="dxa"/>
               <w:bottom w:w="120" w:type="dxa"/>
-              <w:left w:w="160" w:type="dxa"/>
-              <w:right w:w="160" w:type="dxa"/>
+              <w:left w:w="150" w:type="dxa"/>
+              <w:right w:w="150" w:type="dxa"/>
             </w:tcMar>
             <w:vAlign w:val="center"/>
           </w:tcPr>
@@ -16526,6 +16850,7 @@
     </w:p>
     <w:p>
       <w:pPr>
+        <w:pStyle w:val="Heading1"/>
         <w:spacing w:before="280" w:after="120" w:line="324" w:lineRule="auto"/>
         <w:jc w:val="left"/>
       </w:pPr>
@@ -16542,7 +16867,7 @@
     </w:p>
     <w:p>
       <w:pPr>
-        <w:spacing w:before="0" w:after="100" w:line="324" w:lineRule="auto"/>
+        <w:spacing w:before="0" w:after="120" w:line="324" w:lineRule="auto"/>
         <w:jc w:val="left"/>
       </w:pPr>
       <w:r>
@@ -16563,10 +16888,10 @@
         <w:tblLook w:firstColumn="1" w:firstRow="1" w:lastColumn="0" w:lastRow="0" w:noHBand="0" w:noVBand="1" w:val="04A0"/>
       </w:tblPr>
       <w:tblGrid>
-        <w:gridCol w:w="2339"/>
-        <w:gridCol w:w="2339"/>
-        <w:gridCol w:w="2339"/>
-        <w:gridCol w:w="2339"/>
+        <w:gridCol w:w="2268"/>
+        <w:gridCol w:w="2268"/>
+        <w:gridCol w:w="2268"/>
+        <w:gridCol w:w="2268"/>
       </w:tblGrid>
       <w:tr>
         <w:trPr>
@@ -16586,8 +16911,8 @@
             <w:tcMar>
               <w:top w:w="120" w:type="dxa"/>
               <w:bottom w:w="120" w:type="dxa"/>
-              <w:left w:w="160" w:type="dxa"/>
-              <w:right w:w="160" w:type="dxa"/>
+              <w:left w:w="150" w:type="dxa"/>
+              <w:right w:w="150" w:type="dxa"/>
             </w:tcMar>
             <w:vAlign w:val="center"/>
           </w:tcPr>
@@ -16621,8 +16946,8 @@
             <w:tcMar>
               <w:top w:w="120" w:type="dxa"/>
               <w:bottom w:w="120" w:type="dxa"/>
-              <w:left w:w="160" w:type="dxa"/>
-              <w:right w:w="160" w:type="dxa"/>
+              <w:left w:w="150" w:type="dxa"/>
+              <w:right w:w="150" w:type="dxa"/>
             </w:tcMar>
             <w:vAlign w:val="center"/>
           </w:tcPr>
@@ -16656,8 +16981,8 @@
             <w:tcMar>
               <w:top w:w="120" w:type="dxa"/>
               <w:bottom w:w="120" w:type="dxa"/>
-              <w:left w:w="160" w:type="dxa"/>
-              <w:right w:w="160" w:type="dxa"/>
+              <w:left w:w="150" w:type="dxa"/>
+              <w:right w:w="150" w:type="dxa"/>
             </w:tcMar>
             <w:vAlign w:val="center"/>
           </w:tcPr>
@@ -16691,8 +17016,8 @@
             <w:tcMar>
               <w:top w:w="120" w:type="dxa"/>
               <w:bottom w:w="120" w:type="dxa"/>
-              <w:left w:w="160" w:type="dxa"/>
-              <w:right w:w="160" w:type="dxa"/>
+              <w:left w:w="150" w:type="dxa"/>
+              <w:right w:w="150" w:type="dxa"/>
             </w:tcMar>
             <w:vAlign w:val="center"/>
           </w:tcPr>
@@ -16731,8 +17056,8 @@
             <w:tcMar>
               <w:top w:w="120" w:type="dxa"/>
               <w:bottom w:w="120" w:type="dxa"/>
-              <w:left w:w="160" w:type="dxa"/>
-              <w:right w:w="160" w:type="dxa"/>
+              <w:left w:w="150" w:type="dxa"/>
+              <w:right w:w="150" w:type="dxa"/>
             </w:tcMar>
             <w:vAlign w:val="center"/>
           </w:tcPr>
@@ -16766,8 +17091,8 @@
             <w:tcMar>
               <w:top w:w="120" w:type="dxa"/>
               <w:bottom w:w="120" w:type="dxa"/>
-              <w:left w:w="160" w:type="dxa"/>
-              <w:right w:w="160" w:type="dxa"/>
+              <w:left w:w="150" w:type="dxa"/>
+              <w:right w:w="150" w:type="dxa"/>
             </w:tcMar>
             <w:vAlign w:val="center"/>
           </w:tcPr>
@@ -16801,8 +17126,8 @@
             <w:tcMar>
               <w:top w:w="120" w:type="dxa"/>
               <w:bottom w:w="120" w:type="dxa"/>
-              <w:left w:w="160" w:type="dxa"/>
-              <w:right w:w="160" w:type="dxa"/>
+              <w:left w:w="150" w:type="dxa"/>
+              <w:right w:w="150" w:type="dxa"/>
             </w:tcMar>
             <w:vAlign w:val="center"/>
           </w:tcPr>
@@ -16836,8 +17161,8 @@
             <w:tcMar>
               <w:top w:w="120" w:type="dxa"/>
               <w:bottom w:w="120" w:type="dxa"/>
-              <w:left w:w="160" w:type="dxa"/>
-              <w:right w:w="160" w:type="dxa"/>
+              <w:left w:w="150" w:type="dxa"/>
+              <w:right w:w="150" w:type="dxa"/>
             </w:tcMar>
             <w:vAlign w:val="center"/>
           </w:tcPr>
@@ -16876,8 +17201,8 @@
             <w:tcMar>
               <w:top w:w="120" w:type="dxa"/>
               <w:bottom w:w="120" w:type="dxa"/>
-              <w:left w:w="160" w:type="dxa"/>
-              <w:right w:w="160" w:type="dxa"/>
+              <w:left w:w="150" w:type="dxa"/>
+              <w:right w:w="150" w:type="dxa"/>
             </w:tcMar>
             <w:vAlign w:val="center"/>
           </w:tcPr>
@@ -16911,8 +17236,8 @@
             <w:tcMar>
               <w:top w:w="120" w:type="dxa"/>
               <w:bottom w:w="120" w:type="dxa"/>
-              <w:left w:w="160" w:type="dxa"/>
-              <w:right w:w="160" w:type="dxa"/>
+              <w:left w:w="150" w:type="dxa"/>
+              <w:right w:w="150" w:type="dxa"/>
             </w:tcMar>
             <w:vAlign w:val="center"/>
           </w:tcPr>
@@ -16946,8 +17271,8 @@
             <w:tcMar>
               <w:top w:w="120" w:type="dxa"/>
               <w:bottom w:w="120" w:type="dxa"/>
-              <w:left w:w="160" w:type="dxa"/>
-              <w:right w:w="160" w:type="dxa"/>
+              <w:left w:w="150" w:type="dxa"/>
+              <w:right w:w="150" w:type="dxa"/>
             </w:tcMar>
             <w:vAlign w:val="center"/>
           </w:tcPr>
@@ -16981,8 +17306,8 @@
             <w:tcMar>
               <w:top w:w="120" w:type="dxa"/>
               <w:bottom w:w="120" w:type="dxa"/>
-              <w:left w:w="160" w:type="dxa"/>
-              <w:right w:w="160" w:type="dxa"/>
+              <w:left w:w="150" w:type="dxa"/>
+              <w:right w:w="150" w:type="dxa"/>
             </w:tcMar>
             <w:vAlign w:val="center"/>
           </w:tcPr>
@@ -17021,8 +17346,8 @@
             <w:tcMar>
               <w:top w:w="120" w:type="dxa"/>
               <w:bottom w:w="120" w:type="dxa"/>
-              <w:left w:w="160" w:type="dxa"/>
-              <w:right w:w="160" w:type="dxa"/>
+              <w:left w:w="150" w:type="dxa"/>
+              <w:right w:w="150" w:type="dxa"/>
             </w:tcMar>
             <w:vAlign w:val="center"/>
           </w:tcPr>
@@ -17056,8 +17381,8 @@
             <w:tcMar>
               <w:top w:w="120" w:type="dxa"/>
               <w:bottom w:w="120" w:type="dxa"/>
-              <w:left w:w="160" w:type="dxa"/>
-              <w:right w:w="160" w:type="dxa"/>
+              <w:left w:w="150" w:type="dxa"/>
+              <w:right w:w="150" w:type="dxa"/>
             </w:tcMar>
             <w:vAlign w:val="center"/>
           </w:tcPr>
@@ -17091,8 +17416,8 @@
             <w:tcMar>
               <w:top w:w="120" w:type="dxa"/>
               <w:bottom w:w="120" w:type="dxa"/>
-              <w:left w:w="160" w:type="dxa"/>
-              <w:right w:w="160" w:type="dxa"/>
+              <w:left w:w="150" w:type="dxa"/>
+              <w:right w:w="150" w:type="dxa"/>
             </w:tcMar>
             <w:vAlign w:val="center"/>
           </w:tcPr>
@@ -17126,8 +17451,8 @@
             <w:tcMar>
               <w:top w:w="120" w:type="dxa"/>
               <w:bottom w:w="120" w:type="dxa"/>
-              <w:left w:w="160" w:type="dxa"/>
-              <w:right w:w="160" w:type="dxa"/>
+              <w:left w:w="150" w:type="dxa"/>
+              <w:right w:w="150" w:type="dxa"/>
             </w:tcMar>
             <w:vAlign w:val="center"/>
           </w:tcPr>
@@ -17166,8 +17491,8 @@
             <w:tcMar>
               <w:top w:w="120" w:type="dxa"/>
               <w:bottom w:w="120" w:type="dxa"/>
-              <w:left w:w="160" w:type="dxa"/>
-              <w:right w:w="160" w:type="dxa"/>
+              <w:left w:w="150" w:type="dxa"/>
+              <w:right w:w="150" w:type="dxa"/>
             </w:tcMar>
             <w:vAlign w:val="center"/>
           </w:tcPr>
@@ -17201,8 +17526,8 @@
             <w:tcMar>
               <w:top w:w="120" w:type="dxa"/>
               <w:bottom w:w="120" w:type="dxa"/>
-              <w:left w:w="160" w:type="dxa"/>
-              <w:right w:w="160" w:type="dxa"/>
+              <w:left w:w="150" w:type="dxa"/>
+              <w:right w:w="150" w:type="dxa"/>
             </w:tcMar>
             <w:vAlign w:val="center"/>
           </w:tcPr>
@@ -17236,8 +17561,8 @@
             <w:tcMar>
               <w:top w:w="120" w:type="dxa"/>
               <w:bottom w:w="120" w:type="dxa"/>
-              <w:left w:w="160" w:type="dxa"/>
-              <w:right w:w="160" w:type="dxa"/>
+              <w:left w:w="150" w:type="dxa"/>
+              <w:right w:w="150" w:type="dxa"/>
             </w:tcMar>
             <w:vAlign w:val="center"/>
           </w:tcPr>
@@ -17271,8 +17596,8 @@
             <w:tcMar>
               <w:top w:w="120" w:type="dxa"/>
               <w:bottom w:w="120" w:type="dxa"/>
-              <w:left w:w="160" w:type="dxa"/>
-              <w:right w:w="160" w:type="dxa"/>
+              <w:left w:w="150" w:type="dxa"/>
+              <w:right w:w="150" w:type="dxa"/>
             </w:tcMar>
             <w:vAlign w:val="center"/>
           </w:tcPr>
@@ -17311,8 +17636,8 @@
             <w:tcMar>
               <w:top w:w="120" w:type="dxa"/>
               <w:bottom w:w="120" w:type="dxa"/>
-              <w:left w:w="160" w:type="dxa"/>
-              <w:right w:w="160" w:type="dxa"/>
+              <w:left w:w="150" w:type="dxa"/>
+              <w:right w:w="150" w:type="dxa"/>
             </w:tcMar>
             <w:vAlign w:val="center"/>
           </w:tcPr>
@@ -17346,8 +17671,8 @@
             <w:tcMar>
               <w:top w:w="120" w:type="dxa"/>
               <w:bottom w:w="120" w:type="dxa"/>
-              <w:left w:w="160" w:type="dxa"/>
-              <w:right w:w="160" w:type="dxa"/>
+              <w:left w:w="150" w:type="dxa"/>
+              <w:right w:w="150" w:type="dxa"/>
             </w:tcMar>
             <w:vAlign w:val="center"/>
           </w:tcPr>
@@ -17381,8 +17706,8 @@
             <w:tcMar>
               <w:top w:w="120" w:type="dxa"/>
               <w:bottom w:w="120" w:type="dxa"/>
-              <w:left w:w="160" w:type="dxa"/>
-              <w:right w:w="160" w:type="dxa"/>
+              <w:left w:w="150" w:type="dxa"/>
+              <w:right w:w="150" w:type="dxa"/>
             </w:tcMar>
             <w:vAlign w:val="center"/>
           </w:tcPr>
@@ -17416,8 +17741,8 @@
             <w:tcMar>
               <w:top w:w="120" w:type="dxa"/>
               <w:bottom w:w="120" w:type="dxa"/>
-              <w:left w:w="160" w:type="dxa"/>
-              <w:right w:w="160" w:type="dxa"/>
+              <w:left w:w="150" w:type="dxa"/>
+              <w:right w:w="150" w:type="dxa"/>
             </w:tcMar>
             <w:vAlign w:val="center"/>
           </w:tcPr>
@@ -17456,8 +17781,8 @@
             <w:tcMar>
               <w:top w:w="120" w:type="dxa"/>
               <w:bottom w:w="120" w:type="dxa"/>
-              <w:left w:w="160" w:type="dxa"/>
-              <w:right w:w="160" w:type="dxa"/>
+              <w:left w:w="150" w:type="dxa"/>
+              <w:right w:w="150" w:type="dxa"/>
             </w:tcMar>
             <w:vAlign w:val="center"/>
           </w:tcPr>
@@ -17491,8 +17816,8 @@
             <w:tcMar>
               <w:top w:w="120" w:type="dxa"/>
               <w:bottom w:w="120" w:type="dxa"/>
-              <w:left w:w="160" w:type="dxa"/>
-              <w:right w:w="160" w:type="dxa"/>
+              <w:left w:w="150" w:type="dxa"/>
+              <w:right w:w="150" w:type="dxa"/>
             </w:tcMar>
             <w:vAlign w:val="center"/>
           </w:tcPr>
@@ -17526,8 +17851,8 @@
             <w:tcMar>
               <w:top w:w="120" w:type="dxa"/>
               <w:bottom w:w="120" w:type="dxa"/>
-              <w:left w:w="160" w:type="dxa"/>
-              <w:right w:w="160" w:type="dxa"/>
+              <w:left w:w="150" w:type="dxa"/>
+              <w:right w:w="150" w:type="dxa"/>
             </w:tcMar>
             <w:vAlign w:val="center"/>
           </w:tcPr>
@@ -17561,8 +17886,8 @@
             <w:tcMar>
               <w:top w:w="120" w:type="dxa"/>
               <w:bottom w:w="120" w:type="dxa"/>
-              <w:left w:w="160" w:type="dxa"/>
-              <w:right w:w="160" w:type="dxa"/>
+              <w:left w:w="150" w:type="dxa"/>
+              <w:right w:w="150" w:type="dxa"/>
             </w:tcMar>
             <w:vAlign w:val="center"/>
           </w:tcPr>
@@ -17601,8 +17926,8 @@
             <w:tcMar>
               <w:top w:w="120" w:type="dxa"/>
               <w:bottom w:w="120" w:type="dxa"/>
-              <w:left w:w="160" w:type="dxa"/>
-              <w:right w:w="160" w:type="dxa"/>
+              <w:left w:w="150" w:type="dxa"/>
+              <w:right w:w="150" w:type="dxa"/>
             </w:tcMar>
             <w:vAlign w:val="center"/>
           </w:tcPr>
@@ -17636,8 +17961,8 @@
             <w:tcMar>
               <w:top w:w="120" w:type="dxa"/>
               <w:bottom w:w="120" w:type="dxa"/>
-              <w:left w:w="160" w:type="dxa"/>
-              <w:right w:w="160" w:type="dxa"/>
+              <w:left w:w="150" w:type="dxa"/>
+              <w:right w:w="150" w:type="dxa"/>
             </w:tcMar>
             <w:vAlign w:val="center"/>
           </w:tcPr>
@@ -17671,8 +17996,8 @@
             <w:tcMar>
               <w:top w:w="120" w:type="dxa"/>
               <w:bottom w:w="120" w:type="dxa"/>
-              <w:left w:w="160" w:type="dxa"/>
-              <w:right w:w="160" w:type="dxa"/>
+              <w:left w:w="150" w:type="dxa"/>
+              <w:right w:w="150" w:type="dxa"/>
             </w:tcMar>
             <w:vAlign w:val="center"/>
           </w:tcPr>
@@ -17706,8 +18031,8 @@
             <w:tcMar>
               <w:top w:w="120" w:type="dxa"/>
               <w:bottom w:w="120" w:type="dxa"/>
-              <w:left w:w="160" w:type="dxa"/>
-              <w:right w:w="160" w:type="dxa"/>
+              <w:left w:w="150" w:type="dxa"/>
+              <w:right w:w="150" w:type="dxa"/>
             </w:tcMar>
             <w:vAlign w:val="center"/>
           </w:tcPr>
@@ -17746,8 +18071,8 @@
             <w:tcMar>
               <w:top w:w="120" w:type="dxa"/>
               <w:bottom w:w="120" w:type="dxa"/>
-              <w:left w:w="160" w:type="dxa"/>
-              <w:right w:w="160" w:type="dxa"/>
+              <w:left w:w="150" w:type="dxa"/>
+              <w:right w:w="150" w:type="dxa"/>
             </w:tcMar>
             <w:vAlign w:val="center"/>
           </w:tcPr>
@@ -17781,8 +18106,8 @@
             <w:tcMar>
               <w:top w:w="120" w:type="dxa"/>
               <w:bottom w:w="120" w:type="dxa"/>
-              <w:left w:w="160" w:type="dxa"/>
-              <w:right w:w="160" w:type="dxa"/>
+              <w:left w:w="150" w:type="dxa"/>
+              <w:right w:w="150" w:type="dxa"/>
             </w:tcMar>
             <w:vAlign w:val="center"/>
           </w:tcPr>
@@ -17816,8 +18141,8 @@
             <w:tcMar>
               <w:top w:w="120" w:type="dxa"/>
               <w:bottom w:w="120" w:type="dxa"/>
-              <w:left w:w="160" w:type="dxa"/>
-              <w:right w:w="160" w:type="dxa"/>
+              <w:left w:w="150" w:type="dxa"/>
+              <w:right w:w="150" w:type="dxa"/>
             </w:tcMar>
             <w:vAlign w:val="center"/>
           </w:tcPr>
@@ -17851,8 +18176,8 @@
             <w:tcMar>
               <w:top w:w="120" w:type="dxa"/>
               <w:bottom w:w="120" w:type="dxa"/>
-              <w:left w:w="160" w:type="dxa"/>
-              <w:right w:w="160" w:type="dxa"/>
+              <w:left w:w="150" w:type="dxa"/>
+              <w:right w:w="150" w:type="dxa"/>
             </w:tcMar>
             <w:vAlign w:val="center"/>
           </w:tcPr>
@@ -17891,8 +18216,8 @@
             <w:tcMar>
               <w:top w:w="120" w:type="dxa"/>
               <w:bottom w:w="120" w:type="dxa"/>
-              <w:left w:w="160" w:type="dxa"/>
-              <w:right w:w="160" w:type="dxa"/>
+              <w:left w:w="150" w:type="dxa"/>
+              <w:right w:w="150" w:type="dxa"/>
             </w:tcMar>
             <w:vAlign w:val="center"/>
           </w:tcPr>
@@ -17926,8 +18251,8 @@
             <w:tcMar>
               <w:top w:w="120" w:type="dxa"/>
               <w:bottom w:w="120" w:type="dxa"/>
-              <w:left w:w="160" w:type="dxa"/>
-              <w:right w:w="160" w:type="dxa"/>
+              <w:left w:w="150" w:type="dxa"/>
+              <w:right w:w="150" w:type="dxa"/>
             </w:tcMar>
             <w:vAlign w:val="center"/>
           </w:tcPr>
@@ -17961,8 +18286,8 @@
             <w:tcMar>
               <w:top w:w="120" w:type="dxa"/>
               <w:bottom w:w="120" w:type="dxa"/>
-              <w:left w:w="160" w:type="dxa"/>
-              <w:right w:w="160" w:type="dxa"/>
+              <w:left w:w="150" w:type="dxa"/>
+              <w:right w:w="150" w:type="dxa"/>
             </w:tcMar>
             <w:vAlign w:val="center"/>
           </w:tcPr>
@@ -17996,8 +18321,8 @@
             <w:tcMar>
               <w:top w:w="120" w:type="dxa"/>
               <w:bottom w:w="120" w:type="dxa"/>
-              <w:left w:w="160" w:type="dxa"/>
-              <w:right w:w="160" w:type="dxa"/>
+              <w:left w:w="150" w:type="dxa"/>
+              <w:right w:w="150" w:type="dxa"/>
             </w:tcMar>
             <w:vAlign w:val="center"/>
           </w:tcPr>
@@ -18028,7 +18353,7 @@
     </w:p>
     <w:sectPr>
       <w:pgSz w:w="11906" w:h="16838"/>
-      <w:pgMar w:top="1134" w:right="850" w:bottom="1134" w:left="1701" w:header="720" w:footer="720" w:gutter="0"/>
+      <w:pgMar w:top="1134" w:right="1134" w:bottom="1134" w:left="1701" w:header="720" w:footer="720" w:gutter="0"/>
       <w:cols w:space="720"/>
       <w:docGrid w:linePitch="360"/>
     </w:sectPr>
@@ -18464,11 +18789,11 @@
       <w:outlineLvl w:val="0"/>
     </w:pPr>
     <w:rPr>
-      <w:rFonts w:asciiTheme="majorHAnsi" w:eastAsiaTheme="majorEastAsia" w:hAnsiTheme="majorHAnsi" w:cstheme="majorBidi"/>
+      <w:rFonts w:asciiTheme="majorHAnsi" w:eastAsiaTheme="majorEastAsia" w:hAnsiTheme="majorHAnsi" w:cstheme="majorBidi" w:ascii="Times New Roman" w:hAnsi="Times New Roman" w:cs="Times New Roman" w:eastAsia="Times New Roman"/>
       <w:b/>
       <w:bCs/>
-      <w:color w:val="365F91" w:themeColor="accent1" w:themeShade="BF"/>
-      <w:sz w:val="28"/>
+      <w:color w:val="000000"/>
+      <w:sz w:val="32"/>
       <w:szCs w:val="28"/>
     </w:rPr>
   </w:style>
@@ -18488,11 +18813,11 @@
       <w:outlineLvl w:val="1"/>
     </w:pPr>
     <w:rPr>
-      <w:rFonts w:asciiTheme="majorHAnsi" w:eastAsiaTheme="majorEastAsia" w:hAnsiTheme="majorHAnsi" w:cstheme="majorBidi"/>
+      <w:rFonts w:asciiTheme="majorHAnsi" w:eastAsiaTheme="majorEastAsia" w:hAnsiTheme="majorHAnsi" w:cstheme="majorBidi" w:ascii="Times New Roman" w:hAnsi="Times New Roman" w:cs="Times New Roman" w:eastAsia="Times New Roman"/>
       <w:b/>
       <w:bCs/>
-      <w:color w:val="4F81BD" w:themeColor="accent1"/>
-      <w:sz w:val="26"/>
+      <w:color w:val="000000"/>
+      <w:sz w:val="29"/>
       <w:szCs w:val="26"/>
     </w:rPr>
   </w:style>
@@ -18512,10 +18837,11 @@
       <w:outlineLvl w:val="2"/>
     </w:pPr>
     <w:rPr>
-      <w:rFonts w:asciiTheme="majorHAnsi" w:eastAsiaTheme="majorEastAsia" w:hAnsiTheme="majorHAnsi" w:cstheme="majorBidi"/>
+      <w:rFonts w:asciiTheme="majorHAnsi" w:eastAsiaTheme="majorEastAsia" w:hAnsiTheme="majorHAnsi" w:cstheme="majorBidi" w:ascii="Times New Roman" w:hAnsi="Times New Roman" w:cs="Times New Roman" w:eastAsia="Times New Roman"/>
       <w:b/>
       <w:bCs/>
-      <w:color w:val="4F81BD" w:themeColor="accent1"/>
+      <w:color w:val="000000"/>
+      <w:sz w:val="27"/>
     </w:rPr>
   </w:style>
   <w:style w:type="paragraph" w:styleId="Heading4">
